--- a/0.산출물/6. 모의해킹보고서/[웹보안] 취약점 진단 용역_모의해킹_상세_보고서_v0.09.docx
+++ b/0.산출물/6. 모의해킹보고서/[웹보안] 취약점 진단 용역_모의해킹_상세_보고서_v0.09.docx
@@ -693,9 +693,11 @@
             <w:pPr>
               <w:pStyle w:val="aa"/>
             </w:pPr>
+            <w:proofErr w:type="spellStart"/>
             <w:r>
               <w:t>최초작성</w:t>
             </w:r>
+            <w:proofErr w:type="spellEnd"/>
           </w:p>
         </w:tc>
         <w:tc>
@@ -714,12 +716,14 @@
             <w:pPr>
               <w:pStyle w:val="aa"/>
             </w:pPr>
+            <w:proofErr w:type="spellStart"/>
             <w:r>
               <w:rPr>
                 <w:rFonts w:hint="eastAsia"/>
               </w:rPr>
               <w:t>서서울</w:t>
             </w:r>
+            <w:proofErr w:type="spellEnd"/>
           </w:p>
         </w:tc>
         <w:tc>
@@ -827,12 +831,14 @@
             <w:r>
               <w:t xml:space="preserve"> </w:t>
             </w:r>
+            <w:proofErr w:type="spellStart"/>
             <w:r>
               <w:rPr>
                 <w:rFonts w:hint="eastAsia"/>
               </w:rPr>
               <w:t>상세보고</w:t>
             </w:r>
+            <w:proofErr w:type="spellEnd"/>
           </w:p>
         </w:tc>
         <w:tc>
@@ -851,12 +857,14 @@
             <w:pPr>
               <w:pStyle w:val="aa"/>
             </w:pPr>
+            <w:proofErr w:type="spellStart"/>
             <w:r>
               <w:rPr>
                 <w:rFonts w:hint="eastAsia"/>
               </w:rPr>
               <w:t>서서울</w:t>
             </w:r>
+            <w:proofErr w:type="spellEnd"/>
           </w:p>
         </w:tc>
         <w:tc>
@@ -2959,7 +2967,7 @@
     </w:p>
     <w:tbl>
       <w:tblPr>
-        <w:tblW w:w="7797" w:type="dxa"/>
+        <w:tblW w:w="8647" w:type="dxa"/>
         <w:jc w:val="center"/>
         <w:tblBorders>
           <w:top w:val="single" w:sz="4" w:space="0" w:color="auto"/>
@@ -2973,8 +2981,8 @@
       </w:tblPr>
       <w:tblGrid>
         <w:gridCol w:w="817"/>
-        <w:gridCol w:w="2297"/>
-        <w:gridCol w:w="4683"/>
+        <w:gridCol w:w="2018"/>
+        <w:gridCol w:w="5812"/>
       </w:tblGrid>
       <w:tr>
         <w:trPr>
@@ -3016,7 +3024,7 @@
         </w:tc>
         <w:tc>
           <w:tcPr>
-            <w:tcW w:w="2297" w:type="dxa"/>
+            <w:tcW w:w="2018" w:type="dxa"/>
             <w:shd w:val="clear" w:color="auto" w:fill="BFBFBF"/>
             <w:tcMar>
               <w:top w:w="0" w:type="dxa"/>
@@ -3048,7 +3056,7 @@
         </w:tc>
         <w:tc>
           <w:tcPr>
-            <w:tcW w:w="4683" w:type="dxa"/>
+            <w:tcW w:w="5812" w:type="dxa"/>
             <w:shd w:val="clear" w:color="auto" w:fill="BFBFBF"/>
             <w:tcMar>
               <w:top w:w="0" w:type="dxa"/>
@@ -3129,7 +3137,7 @@
         </w:tc>
         <w:tc>
           <w:tcPr>
-            <w:tcW w:w="2297" w:type="dxa"/>
+            <w:tcW w:w="2018" w:type="dxa"/>
             <w:tcMar>
               <w:top w:w="0" w:type="dxa"/>
               <w:left w:w="99" w:type="dxa"/>
@@ -3159,7 +3167,7 @@
         </w:tc>
         <w:tc>
           <w:tcPr>
-            <w:tcW w:w="4683" w:type="dxa"/>
+            <w:tcW w:w="5812" w:type="dxa"/>
             <w:tcMar>
               <w:top w:w="0" w:type="dxa"/>
               <w:left w:w="99" w:type="dxa"/>
@@ -3252,7 +3260,7 @@
         </w:tc>
         <w:tc>
           <w:tcPr>
-            <w:tcW w:w="2297" w:type="dxa"/>
+            <w:tcW w:w="2018" w:type="dxa"/>
             <w:tcMar>
               <w:top w:w="0" w:type="dxa"/>
               <w:left w:w="99" w:type="dxa"/>
@@ -3283,7 +3291,7 @@
         </w:tc>
         <w:tc>
           <w:tcPr>
-            <w:tcW w:w="4683" w:type="dxa"/>
+            <w:tcW w:w="5812" w:type="dxa"/>
             <w:tcMar>
               <w:top w:w="0" w:type="dxa"/>
               <w:left w:w="99" w:type="dxa"/>
@@ -3361,7 +3369,7 @@
         </w:tc>
         <w:tc>
           <w:tcPr>
-            <w:tcW w:w="2297" w:type="dxa"/>
+            <w:tcW w:w="2018" w:type="dxa"/>
             <w:tcMar>
               <w:top w:w="0" w:type="dxa"/>
               <w:left w:w="99" w:type="dxa"/>
@@ -3397,7 +3405,7 @@
         </w:tc>
         <w:tc>
           <w:tcPr>
-            <w:tcW w:w="4683" w:type="dxa"/>
+            <w:tcW w:w="5812" w:type="dxa"/>
             <w:tcMar>
               <w:top w:w="0" w:type="dxa"/>
               <w:left w:w="99" w:type="dxa"/>
@@ -3475,7 +3483,7 @@
         </w:tc>
         <w:tc>
           <w:tcPr>
-            <w:tcW w:w="2297" w:type="dxa"/>
+            <w:tcW w:w="2018" w:type="dxa"/>
             <w:tcMar>
               <w:top w:w="0" w:type="dxa"/>
               <w:left w:w="99" w:type="dxa"/>
@@ -3504,7 +3512,7 @@
         </w:tc>
         <w:tc>
           <w:tcPr>
-            <w:tcW w:w="4683" w:type="dxa"/>
+            <w:tcW w:w="5812" w:type="dxa"/>
             <w:tcMar>
               <w:top w:w="0" w:type="dxa"/>
               <w:left w:w="99" w:type="dxa"/>
@@ -3589,7 +3597,7 @@
         </w:tc>
         <w:tc>
           <w:tcPr>
-            <w:tcW w:w="2297" w:type="dxa"/>
+            <w:tcW w:w="2018" w:type="dxa"/>
             <w:tcMar>
               <w:top w:w="0" w:type="dxa"/>
               <w:left w:w="99" w:type="dxa"/>
@@ -3618,7 +3626,7 @@
         </w:tc>
         <w:tc>
           <w:tcPr>
-            <w:tcW w:w="4683" w:type="dxa"/>
+            <w:tcW w:w="5812" w:type="dxa"/>
             <w:tcMar>
               <w:top w:w="0" w:type="dxa"/>
               <w:left w:w="99" w:type="dxa"/>
@@ -3703,7 +3711,7 @@
         </w:tc>
         <w:tc>
           <w:tcPr>
-            <w:tcW w:w="2297" w:type="dxa"/>
+            <w:tcW w:w="2018" w:type="dxa"/>
             <w:tcMar>
               <w:top w:w="0" w:type="dxa"/>
               <w:left w:w="99" w:type="dxa"/>
@@ -3732,7 +3740,7 @@
         </w:tc>
         <w:tc>
           <w:tcPr>
-            <w:tcW w:w="4683" w:type="dxa"/>
+            <w:tcW w:w="5812" w:type="dxa"/>
             <w:tcMar>
               <w:top w:w="0" w:type="dxa"/>
               <w:left w:w="99" w:type="dxa"/>
@@ -3820,11 +3828,19 @@
                 <w:sz w:val="20"/>
               </w:rPr>
             </w:pPr>
-          </w:p>
-        </w:tc>
-        <w:tc>
-          <w:tcPr>
-            <w:tcW w:w="2297" w:type="dxa"/>
+            <w:r>
+              <w:rPr>
+                <w:rFonts w:asciiTheme="majorHAnsi" w:eastAsiaTheme="majorHAnsi" w:hAnsiTheme="majorHAnsi" w:cs="굴림" w:hint="eastAsia"/>
+                <w:sz w:val="20"/>
+              </w:rPr>
+              <w:lastRenderedPageBreak/>
+              <w:t>7</w:t>
+            </w:r>
+          </w:p>
+        </w:tc>
+        <w:tc>
+          <w:tcPr>
+            <w:tcW w:w="2018" w:type="dxa"/>
             <w:tcMar>
               <w:top w:w="0" w:type="dxa"/>
               <w:left w:w="99" w:type="dxa"/>
@@ -3842,11 +3858,34 @@
                 <w:sz w:val="20"/>
               </w:rPr>
             </w:pPr>
-          </w:p>
-        </w:tc>
-        <w:tc>
-          <w:tcPr>
-            <w:tcW w:w="4683" w:type="dxa"/>
+            <w:r>
+              <w:rPr>
+                <w:rFonts w:asciiTheme="majorHAnsi" w:eastAsiaTheme="majorHAnsi" w:hAnsiTheme="majorHAnsi" w:cs="굴림" w:hint="eastAsia"/>
+                <w:sz w:val="20"/>
+              </w:rPr>
+              <w:t xml:space="preserve">상품 </w:t>
+            </w:r>
+            <w:proofErr w:type="spellStart"/>
+            <w:r>
+              <w:rPr>
+                <w:rFonts w:asciiTheme="majorHAnsi" w:eastAsiaTheme="majorHAnsi" w:hAnsiTheme="majorHAnsi" w:cs="굴림" w:hint="eastAsia"/>
+                <w:sz w:val="20"/>
+              </w:rPr>
+              <w:t>등록페이지</w:t>
+            </w:r>
+            <w:proofErr w:type="spellEnd"/>
+            <w:r>
+              <w:rPr>
+                <w:rFonts w:asciiTheme="majorHAnsi" w:eastAsiaTheme="majorHAnsi" w:hAnsiTheme="majorHAnsi" w:cs="굴림" w:hint="eastAsia"/>
+                <w:sz w:val="20"/>
+              </w:rPr>
+              <w:t xml:space="preserve"> </w:t>
+            </w:r>
+          </w:p>
+        </w:tc>
+        <w:tc>
+          <w:tcPr>
+            <w:tcW w:w="5812" w:type="dxa"/>
             <w:tcMar>
               <w:top w:w="0" w:type="dxa"/>
               <w:left w:w="99" w:type="dxa"/>
@@ -3864,6 +3903,41 @@
                 <w:sz w:val="20"/>
               </w:rPr>
             </w:pPr>
+            <w:r>
+              <w:rPr>
+                <w:rFonts w:asciiTheme="majorHAnsi" w:eastAsiaTheme="majorHAnsi" w:hAnsiTheme="majorHAnsi" w:cs="굴림"/>
+                <w:sz w:val="20"/>
+              </w:rPr>
+              <w:t>http://</w:t>
+            </w:r>
+            <w:r>
+              <w:rPr>
+                <w:rFonts w:asciiTheme="majorHAnsi" w:eastAsiaTheme="majorHAnsi" w:hAnsiTheme="majorHAnsi" w:cs="굴림" w:hint="eastAsia"/>
+                <w:sz w:val="20"/>
+              </w:rPr>
+              <w:t>www.dddm.com</w:t>
+            </w:r>
+            <w:r>
+              <w:rPr>
+                <w:rFonts w:asciiTheme="majorHAnsi" w:eastAsiaTheme="majorHAnsi" w:hAnsiTheme="majorHAnsi" w:cs="굴림"/>
+                <w:sz w:val="20"/>
+              </w:rPr>
+              <w:t>/</w:t>
+            </w:r>
+            <w:r>
+              <w:rPr>
+                <w:rFonts w:asciiTheme="majorHAnsi" w:eastAsiaTheme="majorHAnsi" w:hAnsiTheme="majorHAnsi" w:cs="굴림" w:hint="eastAsia"/>
+                <w:sz w:val="20"/>
+              </w:rPr>
+              <w:t>ddm_php</w:t>
+            </w:r>
+            <w:r>
+              <w:rPr>
+                <w:rFonts w:asciiTheme="majorHAnsi" w:eastAsiaTheme="majorHAnsi" w:hAnsiTheme="majorHAnsi" w:cs="굴림"/>
+                <w:sz w:val="20"/>
+              </w:rPr>
+              <w:t>/product_add.php</w:t>
+            </w:r>
           </w:p>
         </w:tc>
       </w:tr>
@@ -4372,8 +4446,8 @@
       <w:tblGrid>
         <w:gridCol w:w="586"/>
         <w:gridCol w:w="1416"/>
-        <w:gridCol w:w="2116"/>
-        <w:gridCol w:w="5511"/>
+        <w:gridCol w:w="2114"/>
+        <w:gridCol w:w="5513"/>
       </w:tblGrid>
       <w:tr>
         <w:trPr>
@@ -4403,7 +4477,7 @@
         </w:tc>
         <w:tc>
           <w:tcPr>
-            <w:tcW w:w="778" w:type="pct"/>
+            <w:tcW w:w="735" w:type="pct"/>
             <w:tcBorders>
               <w:top w:val="single" w:sz="4" w:space="0" w:color="000000"/>
               <w:left w:val="single" w:sz="4" w:space="0" w:color="000000"/>
@@ -4427,7 +4501,7 @@
         </w:tc>
         <w:tc>
           <w:tcPr>
-            <w:tcW w:w="1167" w:type="pct"/>
+            <w:tcW w:w="1098" w:type="pct"/>
             <w:tcBorders>
               <w:top w:val="single" w:sz="4" w:space="0" w:color="000000"/>
               <w:left w:val="single" w:sz="4" w:space="0" w:color="000000"/>
@@ -4451,7 +4525,7 @@
         </w:tc>
         <w:tc>
           <w:tcPr>
-            <w:tcW w:w="2750" w:type="pct"/>
+            <w:tcW w:w="2863" w:type="pct"/>
             <w:tcBorders>
               <w:top w:val="single" w:sz="4" w:space="0" w:color="000000"/>
               <w:left w:val="single" w:sz="4" w:space="0" w:color="000000"/>
@@ -4504,7 +4578,7 @@
         </w:tc>
         <w:tc>
           <w:tcPr>
-            <w:tcW w:w="778" w:type="pct"/>
+            <w:tcW w:w="735" w:type="pct"/>
             <w:tcBorders>
               <w:top w:val="single" w:sz="4" w:space="0" w:color="000000"/>
               <w:left w:val="single" w:sz="4" w:space="0" w:color="000000"/>
@@ -4528,7 +4602,7 @@
         </w:tc>
         <w:tc>
           <w:tcPr>
-            <w:tcW w:w="1167" w:type="pct"/>
+            <w:tcW w:w="1098" w:type="pct"/>
             <w:tcBorders>
               <w:top w:val="single" w:sz="4" w:space="0" w:color="000000"/>
               <w:left w:val="single" w:sz="4" w:space="0" w:color="000000"/>
@@ -4542,12 +4616,14 @@
             <w:pPr>
               <w:pStyle w:val="aa"/>
             </w:pPr>
+            <w:proofErr w:type="spellStart"/>
             <w:r>
               <w:rPr>
                 <w:rFonts w:hint="eastAsia"/>
               </w:rPr>
               <w:t>세션고정</w:t>
             </w:r>
+            <w:proofErr w:type="spellEnd"/>
             <w:r>
               <w:rPr>
                 <w:rFonts w:hint="eastAsia"/>
@@ -4567,7 +4643,7 @@
         </w:tc>
         <w:tc>
           <w:tcPr>
-            <w:tcW w:w="2750" w:type="pct"/>
+            <w:tcW w:w="2863" w:type="pct"/>
             <w:tcBorders>
               <w:top w:val="single" w:sz="4" w:space="0" w:color="000000"/>
               <w:left w:val="single" w:sz="4" w:space="0" w:color="000000"/>
@@ -4644,7 +4720,7 @@
         </w:tc>
         <w:tc>
           <w:tcPr>
-            <w:tcW w:w="778" w:type="pct"/>
+            <w:tcW w:w="735" w:type="pct"/>
             <w:tcBorders>
               <w:top w:val="single" w:sz="4" w:space="0" w:color="000000"/>
               <w:left w:val="single" w:sz="4" w:space="0" w:color="000000"/>
@@ -4658,17 +4734,19 @@
             <w:pPr>
               <w:pStyle w:val="aa"/>
             </w:pPr>
+            <w:proofErr w:type="spellStart"/>
             <w:r>
               <w:rPr>
                 <w:rFonts w:hint="eastAsia"/>
               </w:rPr>
               <w:t>주문정보</w:t>
             </w:r>
-          </w:p>
-        </w:tc>
-        <w:tc>
-          <w:tcPr>
-            <w:tcW w:w="1167" w:type="pct"/>
+            <w:proofErr w:type="spellEnd"/>
+          </w:p>
+        </w:tc>
+        <w:tc>
+          <w:tcPr>
+            <w:tcW w:w="1098" w:type="pct"/>
             <w:tcBorders>
               <w:top w:val="single" w:sz="4" w:space="0" w:color="000000"/>
               <w:left w:val="single" w:sz="4" w:space="0" w:color="000000"/>
@@ -4692,7 +4770,7 @@
         </w:tc>
         <w:tc>
           <w:tcPr>
-            <w:tcW w:w="2750" w:type="pct"/>
+            <w:tcW w:w="2863" w:type="pct"/>
             <w:tcBorders>
               <w:top w:val="single" w:sz="4" w:space="0" w:color="000000"/>
               <w:left w:val="single" w:sz="4" w:space="0" w:color="000000"/>
@@ -4766,7 +4844,7 @@
         </w:tc>
         <w:tc>
           <w:tcPr>
-            <w:tcW w:w="778" w:type="pct"/>
+            <w:tcW w:w="735" w:type="pct"/>
             <w:tcBorders>
               <w:top w:val="single" w:sz="4" w:space="0" w:color="000000"/>
               <w:left w:val="single" w:sz="4" w:space="0" w:color="000000"/>
@@ -4790,7 +4868,7 @@
         </w:tc>
         <w:tc>
           <w:tcPr>
-            <w:tcW w:w="1167" w:type="pct"/>
+            <w:tcW w:w="1098" w:type="pct"/>
             <w:tcBorders>
               <w:top w:val="single" w:sz="4" w:space="0" w:color="000000"/>
               <w:left w:val="single" w:sz="4" w:space="0" w:color="000000"/>
@@ -4814,7 +4892,7 @@
         </w:tc>
         <w:tc>
           <w:tcPr>
-            <w:tcW w:w="2750" w:type="pct"/>
+            <w:tcW w:w="2863" w:type="pct"/>
             <w:tcBorders>
               <w:top w:val="single" w:sz="4" w:space="0" w:color="000000"/>
               <w:left w:val="single" w:sz="4" w:space="0" w:color="000000"/>
@@ -4888,7 +4966,7 @@
         </w:tc>
         <w:tc>
           <w:tcPr>
-            <w:tcW w:w="778" w:type="pct"/>
+            <w:tcW w:w="735" w:type="pct"/>
             <w:tcBorders>
               <w:top w:val="single" w:sz="4" w:space="0" w:color="000000"/>
               <w:left w:val="single" w:sz="4" w:space="0" w:color="000000"/>
@@ -4912,7 +4990,7 @@
         </w:tc>
         <w:tc>
           <w:tcPr>
-            <w:tcW w:w="1167" w:type="pct"/>
+            <w:tcW w:w="1098" w:type="pct"/>
             <w:tcBorders>
               <w:top w:val="single" w:sz="4" w:space="0" w:color="000000"/>
               <w:left w:val="single" w:sz="4" w:space="0" w:color="000000"/>
@@ -4936,7 +5014,7 @@
         </w:tc>
         <w:tc>
           <w:tcPr>
-            <w:tcW w:w="2750" w:type="pct"/>
+            <w:tcW w:w="2863" w:type="pct"/>
             <w:tcBorders>
               <w:top w:val="single" w:sz="4" w:space="0" w:color="000000"/>
               <w:left w:val="single" w:sz="4" w:space="0" w:color="000000"/>
@@ -5010,7 +5088,7 @@
         </w:tc>
         <w:tc>
           <w:tcPr>
-            <w:tcW w:w="778" w:type="pct"/>
+            <w:tcW w:w="735" w:type="pct"/>
             <w:tcBorders>
               <w:top w:val="single" w:sz="4" w:space="0" w:color="000000"/>
               <w:left w:val="single" w:sz="4" w:space="0" w:color="000000"/>
@@ -5034,7 +5112,7 @@
         </w:tc>
         <w:tc>
           <w:tcPr>
-            <w:tcW w:w="1167" w:type="pct"/>
+            <w:tcW w:w="1098" w:type="pct"/>
             <w:tcBorders>
               <w:top w:val="single" w:sz="4" w:space="0" w:color="000000"/>
               <w:left w:val="single" w:sz="4" w:space="0" w:color="000000"/>
@@ -5058,7 +5136,7 @@
         </w:tc>
         <w:tc>
           <w:tcPr>
-            <w:tcW w:w="2750" w:type="pct"/>
+            <w:tcW w:w="2863" w:type="pct"/>
             <w:tcBorders>
               <w:top w:val="single" w:sz="4" w:space="0" w:color="000000"/>
               <w:left w:val="single" w:sz="4" w:space="0" w:color="000000"/>
@@ -5099,280 +5177,7 @@
           </w:p>
         </w:tc>
       </w:tr>
-      <w:tr>
-        <w:trPr>
-          <w:cantSplit/>
-          <w:trHeight w:val="397"/>
-        </w:trPr>
-        <w:tc>
-          <w:tcPr>
-            <w:tcW w:w="304" w:type="pct"/>
-            <w:tcBorders>
-              <w:top w:val="single" w:sz="4" w:space="0" w:color="000000"/>
-              <w:left w:val="single" w:sz="4" w:space="0" w:color="000000"/>
-              <w:bottom w:val="single" w:sz="4" w:space="0" w:color="000000"/>
-              <w:right w:val="single" w:sz="4" w:space="0" w:color="000000"/>
-            </w:tcBorders>
-            <w:shd w:val="clear" w:color="auto" w:fill="FFFFFF" w:themeFill="background1"/>
-          </w:tcPr>
-          <w:p>
-            <w:pPr>
-              <w:pStyle w:val="aa"/>
-            </w:pPr>
-            <w:r>
-              <w:rPr>
-                <w:rFonts w:hint="eastAsia"/>
-              </w:rPr>
-              <w:t>6</w:t>
-            </w:r>
-          </w:p>
-        </w:tc>
-        <w:tc>
-          <w:tcPr>
-            <w:tcW w:w="778" w:type="pct"/>
-            <w:tcBorders>
-              <w:top w:val="single" w:sz="4" w:space="0" w:color="000000"/>
-              <w:left w:val="single" w:sz="4" w:space="0" w:color="000000"/>
-              <w:bottom w:val="single" w:sz="4" w:space="0" w:color="000000"/>
-              <w:right w:val="single" w:sz="4" w:space="0" w:color="000000"/>
-            </w:tcBorders>
-            <w:shd w:val="clear" w:color="auto" w:fill="FFFFFF" w:themeFill="background1"/>
-            <w:vAlign w:val="center"/>
-          </w:tcPr>
-          <w:p>
-            <w:pPr>
-              <w:pStyle w:val="aa"/>
-            </w:pPr>
-            <w:r>
-              <w:rPr>
-                <w:rFonts w:hint="eastAsia"/>
-              </w:rPr>
-              <w:t>원</w:t>
-            </w:r>
-            <w:r>
-              <w:rPr>
-                <w:rFonts w:hint="eastAsia"/>
-              </w:rPr>
-              <w:t xml:space="preserve"> </w:t>
-            </w:r>
-            <w:r>
-              <w:rPr>
-                <w:rFonts w:hint="eastAsia"/>
-              </w:rPr>
-              <w:t>클릭 구매</w:t>
-            </w:r>
-          </w:p>
-        </w:tc>
-        <w:tc>
-          <w:tcPr>
-            <w:tcW w:w="1167" w:type="pct"/>
-            <w:tcBorders>
-              <w:top w:val="single" w:sz="4" w:space="0" w:color="000000"/>
-              <w:left w:val="single" w:sz="4" w:space="0" w:color="000000"/>
-              <w:bottom w:val="single" w:sz="4" w:space="0" w:color="000000"/>
-              <w:right w:val="single" w:sz="4" w:space="0" w:color="000000"/>
-            </w:tcBorders>
-            <w:shd w:val="clear" w:color="auto" w:fill="FFFFFF" w:themeFill="background1"/>
-            <w:vAlign w:val="center"/>
-          </w:tcPr>
-          <w:p>
-            <w:pPr>
-              <w:pStyle w:val="aa"/>
-            </w:pPr>
-            <w:r>
-              <w:rPr>
-                <w:rFonts w:hint="eastAsia"/>
-              </w:rPr>
-              <w:t>CSRF</w:t>
-            </w:r>
-          </w:p>
-        </w:tc>
-        <w:tc>
-          <w:tcPr>
-            <w:tcW w:w="2750" w:type="pct"/>
-            <w:tcBorders>
-              <w:top w:val="single" w:sz="4" w:space="0" w:color="000000"/>
-              <w:left w:val="single" w:sz="4" w:space="0" w:color="000000"/>
-              <w:bottom w:val="single" w:sz="4" w:space="0" w:color="000000"/>
-              <w:right w:val="single" w:sz="4" w:space="0" w:color="000000"/>
-            </w:tcBorders>
-            <w:shd w:val="clear" w:color="auto" w:fill="FFFFFF" w:themeFill="background1"/>
-            <w:vAlign w:val="center"/>
-          </w:tcPr>
-          <w:p>
-            <w:pPr>
-              <w:pStyle w:val="aa"/>
-            </w:pPr>
-            <w:r>
-              <w:t>http://</w:t>
-            </w:r>
-            <w:r>
-              <w:rPr>
-                <w:rFonts w:hint="eastAsia"/>
-              </w:rPr>
-              <w:t>www.dddm.com</w:t>
-            </w:r>
-            <w:r>
-              <w:t>/</w:t>
-            </w:r>
-            <w:r>
-              <w:rPr>
-                <w:rFonts w:hint="eastAsia"/>
-              </w:rPr>
-              <w:t>ddm_php/</w:t>
-            </w:r>
-            <w:r>
-              <w:rPr>
-                <w:rFonts w:hint="eastAsia"/>
-              </w:rPr>
-              <w:t>order_direct_proc.php</w:t>
-            </w:r>
-          </w:p>
-        </w:tc>
-      </w:tr>
-      <w:tr>
-        <w:trPr>
-          <w:cantSplit/>
-          <w:trHeight w:val="397"/>
-        </w:trPr>
-        <w:tc>
-          <w:tcPr>
-            <w:tcW w:w="304" w:type="pct"/>
-            <w:tcBorders>
-              <w:top w:val="single" w:sz="4" w:space="0" w:color="000000"/>
-              <w:left w:val="single" w:sz="4" w:space="0" w:color="000000"/>
-              <w:bottom w:val="single" w:sz="4" w:space="0" w:color="000000"/>
-              <w:right w:val="single" w:sz="4" w:space="0" w:color="000000"/>
-            </w:tcBorders>
-            <w:shd w:val="clear" w:color="auto" w:fill="FFFFFF" w:themeFill="background1"/>
-          </w:tcPr>
-          <w:p>
-            <w:pPr>
-              <w:pStyle w:val="aa"/>
-            </w:pPr>
-            <w:r>
-              <w:rPr>
-                <w:rFonts w:hint="eastAsia"/>
-              </w:rPr>
-              <w:t>7</w:t>
-            </w:r>
-          </w:p>
-        </w:tc>
-        <w:tc>
-          <w:tcPr>
-            <w:tcW w:w="778" w:type="pct"/>
-            <w:tcBorders>
-              <w:top w:val="single" w:sz="4" w:space="0" w:color="000000"/>
-              <w:left w:val="single" w:sz="4" w:space="0" w:color="000000"/>
-              <w:bottom w:val="single" w:sz="4" w:space="0" w:color="000000"/>
-              <w:right w:val="single" w:sz="4" w:space="0" w:color="000000"/>
-            </w:tcBorders>
-            <w:shd w:val="clear" w:color="auto" w:fill="FFFFFF" w:themeFill="background1"/>
-            <w:vAlign w:val="center"/>
-          </w:tcPr>
-          <w:p>
-            <w:pPr>
-              <w:pStyle w:val="aa"/>
-            </w:pPr>
-            <w:r>
-              <w:rPr>
-                <w:rFonts w:hint="eastAsia"/>
-              </w:rPr>
-              <w:t>상품 삭제</w:t>
-            </w:r>
-          </w:p>
-        </w:tc>
-        <w:tc>
-          <w:tcPr>
-            <w:tcW w:w="1167" w:type="pct"/>
-            <w:tcBorders>
-              <w:top w:val="single" w:sz="4" w:space="0" w:color="000000"/>
-              <w:left w:val="single" w:sz="4" w:space="0" w:color="000000"/>
-              <w:bottom w:val="single" w:sz="4" w:space="0" w:color="000000"/>
-              <w:right w:val="single" w:sz="4" w:space="0" w:color="000000"/>
-            </w:tcBorders>
-            <w:shd w:val="clear" w:color="auto" w:fill="FFFFFF" w:themeFill="background1"/>
-            <w:vAlign w:val="center"/>
-          </w:tcPr>
-          <w:p>
-            <w:pPr>
-              <w:pStyle w:val="aa"/>
-            </w:pPr>
-            <w:r>
-              <w:rPr>
-                <w:rFonts w:hint="eastAsia"/>
-              </w:rPr>
-              <w:t>Privilege Escalation</w:t>
-            </w:r>
-          </w:p>
-        </w:tc>
-        <w:tc>
-          <w:tcPr>
-            <w:tcW w:w="2750" w:type="pct"/>
-            <w:tcBorders>
-              <w:top w:val="single" w:sz="4" w:space="0" w:color="000000"/>
-              <w:left w:val="single" w:sz="4" w:space="0" w:color="000000"/>
-              <w:bottom w:val="single" w:sz="4" w:space="0" w:color="000000"/>
-              <w:right w:val="single" w:sz="4" w:space="0" w:color="000000"/>
-            </w:tcBorders>
-            <w:shd w:val="clear" w:color="auto" w:fill="FFFFFF" w:themeFill="background1"/>
-            <w:vAlign w:val="center"/>
-          </w:tcPr>
-          <w:p>
-            <w:pPr>
-              <w:pStyle w:val="aa"/>
-            </w:pPr>
-            <w:r>
-              <w:t>http://</w:t>
-            </w:r>
-            <w:r>
-              <w:rPr>
-                <w:rFonts w:hint="eastAsia"/>
-              </w:rPr>
-              <w:t>www.dddm.com</w:t>
-            </w:r>
-            <w:r>
-              <w:t>/</w:t>
-            </w:r>
-            <w:r>
-              <w:rPr>
-                <w:rFonts w:hint="eastAsia"/>
-              </w:rPr>
-              <w:t>ddm_php/</w:t>
-            </w:r>
-            <w:r>
-              <w:rPr>
-                <w:rFonts w:hint="eastAsia"/>
-              </w:rPr>
-              <w:t>product_delete_proc.php</w:t>
-            </w:r>
-          </w:p>
-        </w:tc>
-      </w:tr>
     </w:tbl>
-    <w:p>
-      <w:pPr>
-        <w:pStyle w:val="-0"/>
-        <w:ind w:left="0"/>
-      </w:pPr>
-    </w:p>
-    <w:p>
-      <w:pPr>
-        <w:pStyle w:val="1"/>
-        <w:numPr>
-          <w:ilvl w:val="0"/>
-          <w:numId w:val="3"/>
-        </w:numPr>
-      </w:pPr>
-      <w:bookmarkStart w:id="3" w:name="_Toc233757817"/>
-      <w:r>
-        <w:rPr>
-          <w:rFonts w:hint="eastAsia"/>
-        </w:rPr>
-        <w:t>취약점 상세 내용</w:t>
-      </w:r>
-      <w:bookmarkEnd w:id="3"/>
-    </w:p>
     <w:p>
       <w:pPr>
         <w:pStyle w:val="a3"/>
@@ -5443,6 +5248,7 @@
               <w:rPr>
                 <w:rFonts w:hint="eastAsia"/>
               </w:rPr>
+              <w:lastRenderedPageBreak/>
               <w:t>구분</w:t>
             </w:r>
           </w:p>
@@ -5547,12 +5353,14 @@
               <w:pStyle w:val="aa"/>
               <w:cnfStyle w:val="000000100000" w:firstRow="0" w:lastRow="0" w:firstColumn="0" w:lastColumn="0" w:oddVBand="0" w:evenVBand="0" w:oddHBand="1" w:evenHBand="0" w:firstRowFirstColumn="0" w:firstRowLastColumn="0" w:lastRowFirstColumn="0" w:lastRowLastColumn="0"/>
             </w:pPr>
+            <w:proofErr w:type="spellStart"/>
             <w:r>
               <w:rPr>
                 <w:rFonts w:hint="eastAsia"/>
               </w:rPr>
               <w:t>파라미터</w:t>
             </w:r>
+            <w:proofErr w:type="spellEnd"/>
           </w:p>
         </w:tc>
         <w:tc>
@@ -5661,8 +5469,30 @@
               <w:rPr>
                 <w:rFonts w:hint="eastAsia"/>
               </w:rPr>
-              <w:t>(proc/login_proc.php</w:t>
-            </w:r>
+              <w:t>(</w:t>
+            </w:r>
+            <w:proofErr w:type="spellStart"/>
+            <w:r>
+              <w:rPr>
+                <w:rFonts w:hint="eastAsia"/>
+              </w:rPr>
+              <w:t>proc</w:t>
+            </w:r>
+            <w:proofErr w:type="spellEnd"/>
+            <w:r>
+              <w:rPr>
+                <w:rFonts w:hint="eastAsia"/>
+              </w:rPr>
+              <w:t>/</w:t>
+            </w:r>
+            <w:proofErr w:type="spellStart"/>
+            <w:r>
+              <w:rPr>
+                <w:rFonts w:hint="eastAsia"/>
+              </w:rPr>
+              <w:t>login_proc.php</w:t>
+            </w:r>
+            <w:proofErr w:type="spellEnd"/>
             <w:r>
               <w:t>)</w:t>
             </w:r>
@@ -5688,6 +5518,7 @@
                 <w:rFonts w:cs="Times New Roman"/>
               </w:rPr>
             </w:pPr>
+            <w:proofErr w:type="spellStart"/>
             <w:r>
               <w:t>user</w:t>
             </w:r>
@@ -5701,8 +5532,16 @@
               <w:rPr>
                 <w:rFonts w:hint="eastAsia"/>
               </w:rPr>
-              <w:t xml:space="preserve">d, </w:t>
-            </w:r>
+              <w:t>d</w:t>
+            </w:r>
+            <w:proofErr w:type="spellEnd"/>
+            <w:r>
+              <w:rPr>
+                <w:rFonts w:hint="eastAsia"/>
+              </w:rPr>
+              <w:t xml:space="preserve">, </w:t>
+            </w:r>
+            <w:proofErr w:type="spellStart"/>
             <w:r>
               <w:rPr>
                 <w:rFonts w:hint="eastAsia"/>
@@ -5715,6 +5554,7 @@
               </w:rPr>
               <w:t>pw</w:t>
             </w:r>
+            <w:proofErr w:type="spellEnd"/>
             <w:r>
               <w:br/>
             </w:r>
@@ -5866,7 +5706,15 @@
               <w:t>서버가</w:t>
             </w:r>
             <w:r>
-              <w:t xml:space="preserve"> 로그인 성공 시 session_regenerate_id()와 같은 세션 재발급 처리를 수행하지 않아 세션 고정 공격이 가능한 상태이다.</w:t>
+              <w:t xml:space="preserve"> 로그인 성공 시 </w:t>
+            </w:r>
+            <w:proofErr w:type="spellStart"/>
+            <w:r>
+              <w:t>session_regenerate_id</w:t>
+            </w:r>
+            <w:proofErr w:type="spellEnd"/>
+            <w:r>
+              <w:t>()와 같은 세션 재발급 처리를 수행하지 않아 세션 고정 공격이 가능한 상태이다.</w:t>
             </w:r>
           </w:p>
           <w:p>
@@ -5953,9 +5801,6 @@
               <w:keepNext/>
               <w:jc w:val="center"/>
               <w:cnfStyle w:val="000000000000" w:firstRow="0" w:lastRow="0" w:firstColumn="0" w:lastColumn="0" w:oddVBand="0" w:evenVBand="0" w:oddHBand="0" w:evenHBand="0" w:firstRowFirstColumn="0" w:firstRowLastColumn="0" w:lastRowFirstColumn="0" w:lastRowLastColumn="0"/>
-              <w:rPr>
-                <w:rFonts w:hint="eastAsia"/>
-              </w:rPr>
             </w:pPr>
             <w:r>
               <w:rPr>
@@ -6136,7 +5981,6 @@
                 <w:rFonts w:hint="eastAsia"/>
                 <w:noProof/>
               </w:rPr>
-              <w:lastRenderedPageBreak/>
               <w:drawing>
                 <wp:inline distT="0" distB="0" distL="0" distR="0" wp14:anchorId="4C387CC3" wp14:editId="3E057B70">
                   <wp:extent cx="4319270" cy="276171"/>
@@ -6193,9 +6037,6 @@
               <w:keepNext/>
               <w:jc w:val="center"/>
               <w:cnfStyle w:val="000000000000" w:firstRow="0" w:lastRow="0" w:firstColumn="0" w:lastColumn="0" w:oddVBand="0" w:evenVBand="0" w:oddHBand="0" w:evenHBand="0" w:firstRowFirstColumn="0" w:firstRowLastColumn="0" w:lastRowFirstColumn="0" w:lastRowLastColumn="0"/>
-              <w:rPr>
-                <w:rFonts w:hint="eastAsia"/>
-              </w:rPr>
             </w:pPr>
             <w:r>
               <w:rPr>
@@ -6319,6 +6160,7 @@
               <w:cnfStyle w:val="000000000000" w:firstRow="0" w:lastRow="0" w:firstColumn="0" w:lastColumn="0" w:oddVBand="0" w:evenVBand="0" w:oddHBand="0" w:evenHBand="0" w:firstRowFirstColumn="0" w:firstRowLastColumn="0" w:lastRowFirstColumn="0" w:lastRowLastColumn="0"/>
             </w:pPr>
             <w:r>
+              <w:lastRenderedPageBreak/>
               <w:t>3. 공격자가 지정한 세션 ID 사용</w:t>
             </w:r>
           </w:p>
@@ -6422,9 +6264,6 @@
               <w:keepNext/>
               <w:jc w:val="center"/>
               <w:cnfStyle w:val="000000000000" w:firstRow="0" w:lastRow="0" w:firstColumn="0" w:lastColumn="0" w:oddVBand="0" w:evenVBand="0" w:oddHBand="0" w:evenHBand="0" w:firstRowFirstColumn="0" w:firstRowLastColumn="0" w:lastRowFirstColumn="0" w:lastRowLastColumn="0"/>
-              <w:rPr>
-                <w:rFonts w:hint="eastAsia"/>
-              </w:rPr>
             </w:pPr>
             <w:r>
               <w:rPr>
@@ -6693,7 +6532,15 @@
               <w:t>따라서</w:t>
             </w:r>
             <w:r>
-              <w:t xml:space="preserve"> 세션 고정 취약점을 통해 비인가자가 피해자 계정에 접근할 수 있음을 확인하였다.</w:t>
+              <w:t xml:space="preserve"> 세션 고정 취약점을 통해 </w:t>
+            </w:r>
+            <w:proofErr w:type="spellStart"/>
+            <w:r>
+              <w:t>비인가자가</w:t>
+            </w:r>
+            <w:proofErr w:type="spellEnd"/>
+            <w:r>
+              <w:t xml:space="preserve"> 피해자 계정에 접근할 수 있음을 확인하였다.</w:t>
             </w:r>
           </w:p>
           <w:p>
@@ -6716,9 +6563,6 @@
               <w:keepNext/>
               <w:jc w:val="center"/>
               <w:cnfStyle w:val="000000000000" w:firstRow="0" w:lastRow="0" w:firstColumn="0" w:lastColumn="0" w:oddVBand="0" w:evenVBand="0" w:oddHBand="0" w:evenHBand="0" w:firstRowFirstColumn="0" w:firstRowLastColumn="0" w:lastRowFirstColumn="0" w:lastRowLastColumn="0"/>
-              <w:rPr>
-                <w:rFonts w:hint="eastAsia"/>
-              </w:rPr>
             </w:pPr>
           </w:p>
           <w:p>
@@ -6784,9 +6628,6 @@
               <w:pStyle w:val="af1"/>
               <w:jc w:val="center"/>
               <w:cnfStyle w:val="000000000000" w:firstRow="0" w:lastRow="0" w:firstColumn="0" w:lastColumn="0" w:oddVBand="0" w:evenVBand="0" w:oddHBand="0" w:evenHBand="0" w:firstRowFirstColumn="0" w:firstRowLastColumn="0" w:lastRowFirstColumn="0" w:lastRowLastColumn="0"/>
-              <w:rPr>
-                <w:rFonts w:hint="eastAsia"/>
-              </w:rPr>
             </w:pPr>
             <w:r>
               <w:rPr>
@@ -7073,8 +6914,21 @@
               <w:pStyle w:val="aa"/>
               <w:cnfStyle w:val="000000100000" w:firstRow="0" w:lastRow="0" w:firstColumn="0" w:lastColumn="0" w:oddVBand="0" w:evenVBand="0" w:oddHBand="1" w:evenHBand="0" w:firstRowFirstColumn="0" w:firstRowLastColumn="0" w:lastRowFirstColumn="0" w:lastRowLastColumn="0"/>
             </w:pPr>
-            <w:r>
-              <w:t>마이페이지, 주문정보 등 사용자 정보 열람 가능</w:t>
+            <w:proofErr w:type="spellStart"/>
+            <w:r>
+              <w:t>마이페이지</w:t>
+            </w:r>
+            <w:proofErr w:type="spellEnd"/>
+            <w:r>
+              <w:t xml:space="preserve">, </w:t>
+            </w:r>
+            <w:proofErr w:type="spellStart"/>
+            <w:r>
+              <w:t>주문정보</w:t>
+            </w:r>
+            <w:proofErr w:type="spellEnd"/>
+            <w:r>
+              <w:t xml:space="preserve"> 등 사용자 정보 열람 가능</w:t>
             </w:r>
           </w:p>
         </w:tc>
@@ -7510,8 +7364,21 @@
               <w:pStyle w:val="aa"/>
               <w:cnfStyle w:val="000000100000" w:firstRow="0" w:lastRow="0" w:firstColumn="0" w:lastColumn="0" w:oddVBand="0" w:evenVBand="0" w:oddHBand="1" w:evenHBand="0" w:firstRowFirstColumn="0" w:firstRowLastColumn="0" w:lastRowFirstColumn="0" w:lastRowLastColumn="0"/>
             </w:pPr>
-            <w:r>
-              <w:t>HttpOnly, Secure, SameSite 설정 미흡 가능</w:t>
+            <w:proofErr w:type="spellStart"/>
+            <w:r>
+              <w:t>HttpOnly</w:t>
+            </w:r>
+            <w:proofErr w:type="spellEnd"/>
+            <w:r>
+              <w:t xml:space="preserve">, Secure, </w:t>
+            </w:r>
+            <w:proofErr w:type="spellStart"/>
+            <w:r>
+              <w:t>SameSite</w:t>
+            </w:r>
+            <w:proofErr w:type="spellEnd"/>
+            <w:r>
+              <w:t xml:space="preserve"> 설정 미흡 가능</w:t>
             </w:r>
           </w:p>
         </w:tc>
@@ -7702,12 +7569,14 @@
               <w:pStyle w:val="aa"/>
               <w:cnfStyle w:val="000000100000" w:firstRow="0" w:lastRow="0" w:firstColumn="0" w:lastColumn="0" w:oddVBand="0" w:evenVBand="0" w:oddHBand="1" w:evenHBand="0" w:firstRowFirstColumn="0" w:firstRowLastColumn="0" w:lastRowFirstColumn="0" w:lastRowLastColumn="0"/>
             </w:pPr>
+            <w:proofErr w:type="spellStart"/>
             <w:r>
               <w:rPr>
                 <w:rFonts w:hint="eastAsia"/>
               </w:rPr>
               <w:t>파라미터</w:t>
             </w:r>
+            <w:proofErr w:type="spellEnd"/>
           </w:p>
         </w:tc>
         <w:tc>
@@ -7816,8 +7685,31 @@
               <w:rPr>
                 <w:rFonts w:hint="eastAsia"/>
               </w:rPr>
-              <w:t>(proc/login_proc.php</w:t>
-            </w:r>
+              <w:lastRenderedPageBreak/>
+              <w:t>(</w:t>
+            </w:r>
+            <w:proofErr w:type="spellStart"/>
+            <w:r>
+              <w:rPr>
+                <w:rFonts w:hint="eastAsia"/>
+              </w:rPr>
+              <w:t>proc</w:t>
+            </w:r>
+            <w:proofErr w:type="spellEnd"/>
+            <w:r>
+              <w:rPr>
+                <w:rFonts w:hint="eastAsia"/>
+              </w:rPr>
+              <w:t>/</w:t>
+            </w:r>
+            <w:proofErr w:type="spellStart"/>
+            <w:r>
+              <w:rPr>
+                <w:rFonts w:hint="eastAsia"/>
+              </w:rPr>
+              <w:t>login_proc.php</w:t>
+            </w:r>
+            <w:proofErr w:type="spellEnd"/>
             <w:r>
               <w:t>)</w:t>
             </w:r>
@@ -7843,18 +7735,28 @@
                 <w:rFonts w:cs="Times New Roman"/>
               </w:rPr>
             </w:pPr>
-            <w:r>
-              <w:rPr>
-                <w:rFonts w:hint="eastAsia"/>
-              </w:rPr>
+            <w:proofErr w:type="spellStart"/>
+            <w:r>
+              <w:rPr>
+                <w:rFonts w:hint="eastAsia"/>
+              </w:rPr>
+              <w:lastRenderedPageBreak/>
               <w:t>user_i</w:t>
             </w:r>
             <w:r>
               <w:rPr>
                 <w:rFonts w:hint="eastAsia"/>
               </w:rPr>
-              <w:t xml:space="preserve">d, </w:t>
-            </w:r>
+              <w:t>d</w:t>
+            </w:r>
+            <w:proofErr w:type="spellEnd"/>
+            <w:r>
+              <w:rPr>
+                <w:rFonts w:hint="eastAsia"/>
+              </w:rPr>
+              <w:t xml:space="preserve">, </w:t>
+            </w:r>
+            <w:proofErr w:type="spellStart"/>
             <w:r>
               <w:rPr>
                 <w:rFonts w:hint="eastAsia"/>
@@ -7867,6 +7769,7 @@
               </w:rPr>
               <w:t>pw</w:t>
             </w:r>
+            <w:proofErr w:type="spellEnd"/>
           </w:p>
         </w:tc>
         <w:tc>
@@ -7976,15 +7879,41 @@
               <w:ind w:left="0" w:firstLineChars="0" w:firstLine="0"/>
               <w:cnfStyle w:val="000000100000" w:firstRow="0" w:lastRow="0" w:firstColumn="0" w:lastColumn="0" w:oddVBand="0" w:evenVBand="0" w:oddHBand="1" w:evenHBand="0" w:firstRowFirstColumn="0" w:firstRowLastColumn="0" w:lastRowFirstColumn="0" w:lastRowLastColumn="0"/>
             </w:pPr>
-            <w:r>
-              <w:t>login_proc.php에서 사용자가 입력한 user_id와 user_pw 값을 별도의 검증이나 정제 없이 동적 쿼리로 처리하고 있어, 악의적인 SQL 구문을 삽입할 경우 인증을 우회하여 정상적인 로그인 처리가 가능합니다.</w:t>
-            </w:r>
-            <w:r>
-              <w:rPr>
-                <w:rFonts w:hint="eastAsia"/>
-              </w:rPr>
+            <w:proofErr w:type="spellStart"/>
+            <w:r>
+              <w:t>login_proc.php</w:t>
+            </w:r>
+            <w:proofErr w:type="spellEnd"/>
+            <w:r>
+              <w:t xml:space="preserve">에서 사용자가 입력한 </w:t>
+            </w:r>
+            <w:proofErr w:type="spellStart"/>
+            <w:r>
+              <w:t>user_id</w:t>
+            </w:r>
+            <w:proofErr w:type="spellEnd"/>
+            <w:r>
+              <w:t xml:space="preserve">와 </w:t>
+            </w:r>
+            <w:proofErr w:type="spellStart"/>
+            <w:r>
+              <w:t>user_pw</w:t>
+            </w:r>
+            <w:proofErr w:type="spellEnd"/>
+            <w:r>
+              <w:t xml:space="preserve"> 값을 별도의 검증이나 정제 없이 동적 쿼리로 처리하고 있어, 악의적인 SQL 구문을 삽입할 경우 인증을 우회하여 정상적인 로그인 처리가 가능합니다</w:t>
+            </w:r>
+            <w:proofErr w:type="gramStart"/>
+            <w:r>
               <w:t>.</w:t>
             </w:r>
+            <w:r>
+              <w:rPr>
+                <w:rFonts w:hint="eastAsia"/>
+              </w:rPr>
+              <w:t>.</w:t>
+            </w:r>
+            <w:proofErr w:type="gramEnd"/>
           </w:p>
           <w:p>
             <w:pPr>
@@ -8051,7 +7980,15 @@
               <w:cnfStyle w:val="000000000000" w:firstRow="0" w:lastRow="0" w:firstColumn="0" w:lastColumn="0" w:oddVBand="0" w:evenVBand="0" w:oddHBand="0" w:evenHBand="0" w:firstRowFirstColumn="0" w:firstRowLastColumn="0" w:lastRowFirstColumn="0" w:lastRowLastColumn="0"/>
             </w:pPr>
             <w:r>
-              <w:t>Burp Suite 프록시 도구를 사용하여 로그인 처리 페이지(login_proc.php)로 전송되는 HTTP 요청 패킷을 캡처한 후 Repeater 기능으로 전달하였다.</w:t>
+              <w:t>Burp Suite 프록시 도구를 사용하여 로그인 처리 페이지(</w:t>
+            </w:r>
+            <w:proofErr w:type="spellStart"/>
+            <w:r>
+              <w:t>login_proc.php</w:t>
+            </w:r>
+            <w:proofErr w:type="spellEnd"/>
+            <w:r>
+              <w:t>)로 전송되는 HTTP 요청 패킷을 캡처한 후 Repeater 기능으로 전달하였다.</w:t>
             </w:r>
           </w:p>
           <w:p>
@@ -8332,8 +8269,13 @@
               </w:rPr>
               <w:t xml:space="preserve">2. </w:t>
             </w:r>
-            <w:r>
-              <w:t>파라미터 취약점 확인</w:t>
+            <w:proofErr w:type="spellStart"/>
+            <w:r>
+              <w:t>파라미터</w:t>
+            </w:r>
+            <w:proofErr w:type="spellEnd"/>
+            <w:r>
+              <w:t xml:space="preserve"> 취약점 확인</w:t>
             </w:r>
           </w:p>
           <w:p>
@@ -8342,8 +8284,33 @@
               <w:ind w:left="0" w:firstLineChars="0" w:firstLine="0"/>
               <w:cnfStyle w:val="000000000000" w:firstRow="0" w:lastRow="0" w:firstColumn="0" w:lastColumn="0" w:oddVBand="0" w:evenVBand="0" w:oddHBand="0" w:evenHBand="0" w:firstRowFirstColumn="0" w:firstRowLastColumn="0" w:lastRowFirstColumn="0" w:lastRowLastColumn="0"/>
             </w:pPr>
-            <w:r>
-              <w:t xml:space="preserve">user_id 변수에 싱글 쿼터(')를 주입하여 전송했을 때, MariaDB 서버의 SQL 구문 에러 메시지(You have an error in your SQL syntax...)가 노출되는 것을 보고 SQL Injection이 가능함을 </w:t>
+            <w:proofErr w:type="spellStart"/>
+            <w:r>
+              <w:t>user_id</w:t>
+            </w:r>
+            <w:proofErr w:type="spellEnd"/>
+            <w:r>
+              <w:t xml:space="preserve"> 변수에 싱글 쿼터(')를 주입하여 전송했을 때, </w:t>
+            </w:r>
+            <w:proofErr w:type="spellStart"/>
+            <w:r>
+              <w:t>MariaDB</w:t>
+            </w:r>
+            <w:proofErr w:type="spellEnd"/>
+            <w:r>
+              <w:t xml:space="preserve"> 서버의 SQL 구문 에러 메시지(You have an error in your SQL syntax</w:t>
+            </w:r>
+            <w:proofErr w:type="gramStart"/>
+            <w:r>
+              <w:t>...</w:t>
+            </w:r>
+            <w:proofErr w:type="gramEnd"/>
+            <w:r>
+              <w:t xml:space="preserve">)가 노출되는 것을 보고 SQL Injection이 </w:t>
+            </w:r>
+            <w:r>
+              <w:lastRenderedPageBreak/>
+              <w:t xml:space="preserve">가능함을 </w:t>
             </w:r>
             <w:r>
               <w:rPr>
@@ -8364,7 +8331,6 @@
                 <w:rFonts w:hint="eastAsia"/>
                 <w:noProof/>
               </w:rPr>
-              <w:lastRenderedPageBreak/>
               <w:drawing>
                 <wp:inline distT="0" distB="0" distL="0" distR="0" wp14:anchorId="026CE693" wp14:editId="6B8C9584">
                   <wp:extent cx="4319536" cy="2286000"/>
@@ -8481,8 +8447,13 @@
               <w:ind w:left="0" w:firstLineChars="0" w:firstLine="0"/>
               <w:cnfStyle w:val="000000000000" w:firstRow="0" w:lastRow="0" w:firstColumn="0" w:lastColumn="0" w:oddVBand="0" w:evenVBand="0" w:oddHBand="0" w:evenHBand="0" w:firstRowFirstColumn="0" w:firstRowLastColumn="0" w:lastRowFirstColumn="0" w:lastRowLastColumn="0"/>
             </w:pPr>
-            <w:r>
-              <w:t xml:space="preserve">user_id에 ' OR '1'='1' </w:t>
+            <w:proofErr w:type="spellStart"/>
+            <w:r>
+              <w:t>user_id</w:t>
+            </w:r>
+            <w:proofErr w:type="spellEnd"/>
+            <w:r>
+              <w:t xml:space="preserve">에 ' OR '1'='1' </w:t>
             </w:r>
             <w:r>
               <w:t>--</w:t>
@@ -8494,7 +8465,31 @@
               <w:t xml:space="preserve"> 을 </w:t>
             </w:r>
             <w:r>
-              <w:t>입력하고 패킷을 전송하자, 비밀번호 검증을 우회하고 정상 로그인에 성공하여 메인 페이지(main.php)로 리다이렉트(HTTP/1.1 200 OK, alert('환영합니다!'))되는 것을 확인하였다.</w:t>
+              <w:t xml:space="preserve">입력하고 패킷을 전송하자, 비밀번호 검증을 우회하고 정상 </w:t>
+            </w:r>
+            <w:proofErr w:type="spellStart"/>
+            <w:r>
+              <w:t>로그인에</w:t>
+            </w:r>
+            <w:proofErr w:type="spellEnd"/>
+            <w:r>
+              <w:t xml:space="preserve"> 성공하여 메인 페이지(</w:t>
+            </w:r>
+            <w:proofErr w:type="spellStart"/>
+            <w:r>
+              <w:t>main.php</w:t>
+            </w:r>
+            <w:proofErr w:type="spellEnd"/>
+            <w:r>
+              <w:t xml:space="preserve">)로 </w:t>
+            </w:r>
+            <w:proofErr w:type="spellStart"/>
+            <w:r>
+              <w:t>리다이렉트</w:t>
+            </w:r>
+            <w:proofErr w:type="spellEnd"/>
+            <w:r>
+              <w:t>(HTTP/1.1 200 OK, alert('환영합니다!'))되는 것을 확인하였다.</w:t>
             </w:r>
           </w:p>
           <w:p>
@@ -8634,7 +8629,6 @@
                 <w:rFonts w:hint="eastAsia"/>
                 <w:noProof/>
               </w:rPr>
-              <w:lastRenderedPageBreak/>
               <w:drawing>
                 <wp:inline distT="0" distB="0" distL="0" distR="0" wp14:anchorId="2206AFA1" wp14:editId="70CAAA53">
                   <wp:extent cx="4319732" cy="3819525"/>
@@ -8753,7 +8747,15 @@
               <w:cnfStyle w:val="000000000000" w:firstRow="0" w:lastRow="0" w:firstColumn="0" w:lastColumn="0" w:oddVBand="0" w:evenVBand="0" w:oddHBand="0" w:evenHBand="0" w:firstRowFirstColumn="0" w:firstRowLastColumn="0" w:lastRowFirstColumn="0" w:lastRowLastColumn="0"/>
             </w:pPr>
             <w:r>
-              <w:t>참/거짓 반응을 이용하는 Boolean-Based Blind 방식을 수행하였습니다. ' OR '1'='1' AND SUBSTRING(database(), 1, 1)='a'-- 입력 시에는 로그인 실패 메시지가 발생했으나, 마지막 글자를 'd'로 입력했을 때는 참이 되어 로그인에 성공하였습니다. 이를 통해 데이터베이스 이름의 첫 글자가 'd'임을 알아내고 전체 DB 내용을 추출할 수 있음을 증명하였</w:t>
+              <w:t xml:space="preserve">참/거짓 반응을 이용하는 Boolean-Based Blind 방식을 수행하였습니다. ' OR '1'='1' AND SUBSTRING(database(), 1, 1)='a'-- 입력 시에는 로그인 실패 메시지가 발생했으나, 마지막 글자를 'd'로 입력했을 때는 참이 되어 </w:t>
+            </w:r>
+            <w:proofErr w:type="spellStart"/>
+            <w:r>
+              <w:t>로그인에</w:t>
+            </w:r>
+            <w:proofErr w:type="spellEnd"/>
+            <w:r>
+              <w:t xml:space="preserve"> 성공하였습니다. 이를 통해 데이터베이스 이름의 첫 글자가 'd'임을 알아내고 전체 DB 내용을 추출할 수 있음을 증명하였</w:t>
             </w:r>
             <w:r>
               <w:rPr>
@@ -10511,7 +10513,15 @@
             </w:r>
             <w:proofErr w:type="spellStart"/>
             <w:r>
-              <w:t>order_view.php?order_id</w:t>
+              <w:t>order_view.php</w:t>
+            </w:r>
+            <w:proofErr w:type="gramStart"/>
+            <w:r>
+              <w:t>?order</w:t>
+            </w:r>
+            <w:proofErr w:type="gramEnd"/>
+            <w:r>
+              <w:t>_id</w:t>
             </w:r>
             <w:proofErr w:type="spellEnd"/>
             <w:r>
@@ -12364,9 +12374,6 @@
               <w:pStyle w:val="aa"/>
               <w:ind w:left="0" w:firstLineChars="0" w:firstLine="0"/>
               <w:cnfStyle w:val="000000000000" w:firstRow="0" w:lastRow="0" w:firstColumn="0" w:lastColumn="0" w:oddVBand="0" w:evenVBand="0" w:oddHBand="0" w:evenHBand="0" w:firstRowFirstColumn="0" w:firstRowLastColumn="0" w:lastRowFirstColumn="0" w:lastRowLastColumn="0"/>
-              <w:rPr>
-                <w:rFonts w:hint="eastAsia"/>
-              </w:rPr>
             </w:pPr>
           </w:p>
           <w:p>
@@ -12375,9 +12382,6 @@
               <w:keepNext/>
               <w:jc w:val="center"/>
               <w:cnfStyle w:val="000000000000" w:firstRow="0" w:lastRow="0" w:firstColumn="0" w:lastColumn="0" w:oddVBand="0" w:evenVBand="0" w:oddHBand="0" w:evenHBand="0" w:firstRowFirstColumn="0" w:firstRowLastColumn="0" w:lastRowFirstColumn="0" w:lastRowLastColumn="0"/>
-              <w:rPr>
-                <w:rFonts w:hint="eastAsia"/>
-              </w:rPr>
             </w:pPr>
             <w:r>
               <w:rPr>
@@ -12707,8 +12711,6 @@
             </w:r>
           </w:p>
         </w:tc>
-        <w:bookmarkStart w:id="4" w:name="_GoBack"/>
-        <w:bookmarkEnd w:id="4"/>
       </w:tr>
       <w:tr>
         <w:trPr>
@@ -13284,13 +13286,7 @@
         <w:t xml:space="preserve">. </w:t>
       </w:r>
       <w:r>
-        <w:rPr>
-          <w:rFonts w:hint="eastAsia"/>
-        </w:rPr>
-        <w:t>IDOR</w:t>
-      </w:r>
-      <w:r>
-        <w:t>(회원정보수정)</w:t>
+        <w:t>파일 업로드 취약점 (Unrestricted File Upload)</w:t>
       </w:r>
     </w:p>
     <w:tbl>
@@ -13548,10 +13544,7 @@
               <w:rPr>
                 <w:rFonts w:hint="eastAsia"/>
               </w:rPr>
-              <w:t>mypage_update</w:t>
-            </w:r>
-            <w:r>
-              <w:t>.php</w:t>
+              <w:t xml:space="preserve">product_add.php </w:t>
             </w:r>
             <w:r>
               <w:br/>
@@ -13564,30 +13557,7 @@
             </w:r>
             <w:proofErr w:type="spellStart"/>
             <w:r>
-              <w:rPr>
-                <w:rFonts w:hint="eastAsia"/>
-              </w:rPr>
-              <w:t>proc</w:t>
-            </w:r>
-            <w:proofErr w:type="spellEnd"/>
-            <w:r>
-              <w:rPr>
-                <w:rFonts w:hint="eastAsia"/>
-              </w:rPr>
-              <w:t>/</w:t>
-            </w:r>
-            <w:proofErr w:type="spellStart"/>
-            <w:r>
-              <w:rPr>
-                <w:rFonts w:hint="eastAsia"/>
-              </w:rPr>
-              <w:t>mypage_update</w:t>
-            </w:r>
-            <w:r>
-              <w:rPr>
-                <w:rFonts w:hint="eastAsia"/>
-              </w:rPr>
-              <w:t>.php</w:t>
+              <w:t>product_add_proc.php</w:t>
             </w:r>
             <w:proofErr w:type="spellEnd"/>
             <w:r>
@@ -13618,9 +13588,9 @@
             <w:proofErr w:type="spellStart"/>
             <w:r>
               <w:rPr>
-                <w:rFonts w:hint="eastAsia"/>
-              </w:rPr>
-              <w:t>user_number</w:t>
+                <w:rFonts w:cs="Times New Roman" w:hint="eastAsia"/>
+              </w:rPr>
+              <w:t>cmd</w:t>
             </w:r>
             <w:proofErr w:type="spellEnd"/>
           </w:p>
@@ -13649,14 +13619,14 @@
               <w:rPr>
                 <w:rFonts w:hint="eastAsia"/>
               </w:rPr>
-              <w:t>마이페이지</w:t>
+              <w:t>메인페이지</w:t>
             </w:r>
             <w:proofErr w:type="spellEnd"/>
             <w:r>
               <w:rPr>
                 <w:rFonts w:hint="eastAsia"/>
               </w:rPr>
-              <w:t xml:space="preserve"> &gt; 정보수정</w:t>
+              <w:t>(관리자 로그인 상태) &gt; 상품 등록</w:t>
             </w:r>
           </w:p>
         </w:tc>
@@ -13732,44 +13702,80 @@
               <w:ind w:left="0" w:firstLineChars="0" w:firstLine="0"/>
               <w:cnfStyle w:val="000000100000" w:firstRow="0" w:lastRow="0" w:firstColumn="0" w:lastColumn="0" w:oddVBand="0" w:evenVBand="0" w:oddHBand="1" w:evenHBand="0" w:firstRowFirstColumn="0" w:firstRowLastColumn="0" w:lastRowFirstColumn="0" w:lastRowLastColumn="0"/>
             </w:pPr>
+            <w:r>
+              <w:rPr>
+                <w:rFonts w:hint="eastAsia"/>
+              </w:rPr>
+              <w:t xml:space="preserve">파일 업로드 기능에서 서버측 </w:t>
+            </w:r>
             <w:proofErr w:type="spellStart"/>
             <w:r>
-              <w:t>마이페이지에서</w:t>
+              <w:rPr>
+                <w:rFonts w:hint="eastAsia"/>
+              </w:rPr>
+              <w:t>확장자</w:t>
             </w:r>
             <w:proofErr w:type="spellEnd"/>
             <w:r>
-              <w:t xml:space="preserve"> 개인정보를 수정하여 전송할 때, 세션 정보에 기반하지 않고 클라이언트가 변조할 수 있는 </w:t>
+              <w:rPr>
+                <w:rFonts w:hint="eastAsia"/>
+              </w:rPr>
+              <w:t xml:space="preserve"> 검증 </w:t>
             </w:r>
             <w:proofErr w:type="spellStart"/>
             <w:r>
-              <w:t>파라미터</w:t>
+              <w:rPr>
+                <w:rFonts w:hint="eastAsia"/>
+              </w:rPr>
+              <w:t>로직</w:t>
             </w:r>
             <w:proofErr w:type="spellEnd"/>
             <w:r>
-              <w:t>(</w:t>
+              <w:rPr>
+                <w:rFonts w:hint="eastAsia"/>
+              </w:rPr>
+              <w:t xml:space="preserve"> 미흡을 통한 악의적인 </w:t>
             </w:r>
             <w:proofErr w:type="spellStart"/>
             <w:r>
-              <w:t>user_number</w:t>
+              <w:rPr>
+                <w:rFonts w:hint="eastAsia"/>
+              </w:rPr>
+              <w:t>웹쉘</w:t>
             </w:r>
             <w:proofErr w:type="spellEnd"/>
             <w:r>
-              <w:t>)</w:t>
+              <w:rPr>
+                <w:rFonts w:hint="eastAsia"/>
+              </w:rPr>
+              <w:t xml:space="preserve"> 파일을 업로드 하여 공격자는 업로드</w:t>
+            </w:r>
+            <w:r>
+              <w:rPr>
+                <w:rFonts w:hint="eastAsia"/>
+              </w:rPr>
+              <w:t xml:space="preserve"> </w:t>
+            </w:r>
+            <w:r>
+              <w:rPr>
+                <w:rFonts w:hint="eastAsia"/>
+              </w:rPr>
+              <w:t xml:space="preserve">된 </w:t>
             </w:r>
             <w:proofErr w:type="spellStart"/>
             <w:r>
-              <w:t>를</w:t>
+              <w:rPr>
+                <w:rFonts w:hint="eastAsia"/>
+              </w:rPr>
+              <w:t>웹쉘</w:t>
             </w:r>
             <w:proofErr w:type="spellEnd"/>
             <w:r>
-              <w:t xml:space="preserve"> 기반으로 대상을 식별합니다. 이 때문에 개발자 도구나 프록시 툴로 회원 식별 번호를 타인의 값으로 조작하여 전송하면 시스템이 타인의 개인정보를 강제로 변조시킵니다.</w:t>
-            </w:r>
-          </w:p>
-          <w:p>
-            <w:pPr>
-              <w:pStyle w:val="aa"/>
-              <w:cnfStyle w:val="000000100000" w:firstRow="0" w:lastRow="0" w:firstColumn="0" w:lastColumn="0" w:oddVBand="0" w:evenVBand="0" w:oddHBand="1" w:evenHBand="0" w:firstRowFirstColumn="0" w:firstRowLastColumn="0" w:lastRowFirstColumn="0" w:lastRowLastColumn="0"/>
-            </w:pPr>
+              <w:rPr>
+                <w:rFonts w:hint="eastAsia"/>
+              </w:rPr>
+              <w:t xml:space="preserve"> 경로에 직접 접근하여 시스템 명령을 실행합니다</w:t>
+            </w:r>
           </w:p>
         </w:tc>
       </w:tr>
@@ -13817,52 +13823,36 @@
           <w:p>
             <w:pPr>
               <w:pStyle w:val="aa"/>
-              <w:cnfStyle w:val="000000000000" w:firstRow="0" w:lastRow="0" w:firstColumn="0" w:lastColumn="0" w:oddVBand="0" w:evenVBand="0" w:oddHBand="0" w:evenHBand="0" w:firstRowFirstColumn="0" w:firstRowLastColumn="0" w:lastRowFirstColumn="0" w:lastRowLastColumn="0"/>
-            </w:pPr>
-            <w:r>
-              <w:rPr>
-                <w:rFonts w:hint="eastAsia"/>
-              </w:rPr>
-              <w:t xml:space="preserve">1. </w:t>
-            </w:r>
-            <w:r>
-              <w:t>회원정보</w:t>
-            </w:r>
-            <w:r>
-              <w:rPr>
-                <w:rFonts w:hint="eastAsia"/>
-              </w:rPr>
-              <w:t xml:space="preserve"> </w:t>
-            </w:r>
-            <w:r>
-              <w:t>수정</w:t>
-            </w:r>
-            <w:r>
-              <w:rPr>
-                <w:rFonts w:hint="eastAsia"/>
-              </w:rPr>
-              <w:t xml:space="preserve"> </w:t>
-            </w:r>
-            <w:r>
-              <w:t>시 POST 패킷 확인</w:t>
-            </w:r>
-          </w:p>
-          <w:p>
-            <w:pPr>
-              <w:pStyle w:val="aa"/>
               <w:ind w:left="0" w:firstLineChars="0" w:firstLine="0"/>
               <w:cnfStyle w:val="000000000000" w:firstRow="0" w:lastRow="0" w:firstColumn="0" w:lastColumn="0" w:oddVBand="0" w:evenVBand="0" w:oddHBand="0" w:evenHBand="0" w:firstRowFirstColumn="0" w:firstRowLastColumn="0" w:lastRowFirstColumn="0" w:lastRowLastColumn="0"/>
             </w:pPr>
             <w:r>
-              <w:t xml:space="preserve">회원정보 수정 폼을 제출할 때 발생하는 POST 패킷 데이터를 확인한 결과, 닉네임, 이메일, 주소 등이 </w:t>
+              <w:rPr>
+                <w:rFonts w:hint="eastAsia"/>
+              </w:rPr>
+              <w:t xml:space="preserve">1. </w:t>
             </w:r>
             <w:proofErr w:type="spellStart"/>
             <w:r>
-              <w:t>파라미터로</w:t>
+              <w:t>product_add.php</w:t>
             </w:r>
             <w:proofErr w:type="spellEnd"/>
             <w:r>
-              <w:t xml:space="preserve"> 전송되는 구조를 파악하였다.</w:t>
+              <w:t xml:space="preserve"> 페이지에서 파일 업로드 기능을 통해 </w:t>
+            </w:r>
+            <w:proofErr w:type="spellStart"/>
+            <w:r>
+              <w:t>shell.php</w:t>
+            </w:r>
+            <w:proofErr w:type="spellEnd"/>
+            <w:r>
+              <w:t xml:space="preserve"> 업로드</w:t>
+            </w:r>
+            <w:r>
+              <w:rPr>
+                <w:rFonts w:hint="eastAsia"/>
+              </w:rPr>
+              <w:t xml:space="preserve"> </w:t>
             </w:r>
           </w:p>
           <w:p>
@@ -13885,9 +13875,9 @@
                 <w:noProof/>
               </w:rPr>
               <w:drawing>
-                <wp:inline distT="0" distB="0" distL="0" distR="0" wp14:anchorId="768C0E57" wp14:editId="1AD06FE2">
-                  <wp:extent cx="4320000" cy="2198138"/>
-                  <wp:effectExtent l="0" t="0" r="4445" b="0"/>
+                <wp:inline distT="0" distB="0" distL="0" distR="0" wp14:anchorId="768C0E57" wp14:editId="60D029C1">
+                  <wp:extent cx="4320000" cy="2721425"/>
+                  <wp:effectExtent l="0" t="0" r="4445" b="3175"/>
                   <wp:docPr id="637062588" name="그림 21"/>
                   <wp:cNvGraphicFramePr>
                     <a:graphicFrameLocks xmlns:a="http://schemas.openxmlformats.org/drawingml/2006/main" noChangeAspect="1"/>
@@ -13900,7 +13890,7 @@
                           <pic:cNvPicPr/>
                         </pic:nvPicPr>
                         <pic:blipFill>
-                          <a:blip r:embed="rId31">
+                          <a:blip r:embed="rId31" cstate="print">
                             <a:extLst>
                               <a:ext uri="{28A0092B-C50C-407E-A947-70E740481C1C}">
                                 <a14:useLocalDpi xmlns:a14="http://schemas.microsoft.com/office/drawing/2010/main" val="0"/>
@@ -13914,7 +13904,7 @@
                         <pic:spPr>
                           <a:xfrm>
                             <a:off x="0" y="0"/>
-                            <a:ext cx="4320000" cy="2198138"/>
+                            <a:ext cx="4320000" cy="2721425"/>
                           </a:xfrm>
                           <a:prstGeom prst="rect">
                             <a:avLst/>
@@ -13951,17 +13941,28 @@
             <w:r>
               <w:t xml:space="preserve">. </w:t>
             </w:r>
-            <w:r>
-              <w:t>회원정보</w:t>
-            </w:r>
-            <w:r>
-              <w:rPr>
-                <w:rFonts w:hint="eastAsia"/>
-              </w:rPr>
+            <w:proofErr w:type="spellStart"/>
+            <w:r>
+              <w:t>S</w:t>
+            </w:r>
+            <w:r>
+              <w:rPr>
+                <w:rFonts w:hint="eastAsia"/>
+              </w:rPr>
+              <w:t>hell.</w:t>
+            </w:r>
+            <w:r>
+              <w:t>php</w:t>
+            </w:r>
+            <w:proofErr w:type="spellEnd"/>
+            <w:r>
               <w:t xml:space="preserve"> </w:t>
             </w:r>
             <w:r>
-              <w:t>수정</w:t>
+              <w:rPr>
+                <w:rFonts w:hint="eastAsia"/>
+              </w:rPr>
+              <w:t>파일</w:t>
             </w:r>
             <w:r>
               <w:rPr>
@@ -13970,13 +13971,10 @@
               <w:t xml:space="preserve"> </w:t>
             </w:r>
             <w:r>
-              <w:t>시</w:t>
-            </w:r>
-            <w:r>
-              <w:t xml:space="preserve"> POST </w:t>
-            </w:r>
-            <w:r>
-              <w:t>패킷</w:t>
+              <w:rPr>
+                <w:rFonts w:hint="eastAsia"/>
+              </w:rPr>
+              <w:t>업로드</w:t>
             </w:r>
           </w:p>
           <w:p>
@@ -13990,69 +13988,44 @@
               </w:rPr>
               <w:t xml:space="preserve">2. </w:t>
             </w:r>
-            <w:proofErr w:type="spellStart"/>
-            <w:r>
-              <w:t>파라미터</w:t>
-            </w:r>
-            <w:proofErr w:type="spellEnd"/>
-            <w:r>
-              <w:t xml:space="preserve"> 주입 및 변조</w:t>
-            </w:r>
-          </w:p>
-          <w:p>
-            <w:pPr>
-              <w:pStyle w:val="aa"/>
-              <w:ind w:left="0" w:firstLineChars="0" w:firstLine="0"/>
+            <w:r>
+              <w:rPr>
+                <w:rFonts w:hint="eastAsia"/>
+              </w:rPr>
+              <w:t xml:space="preserve">파일 업로드 요청 및 응답 패킷 확인 </w:t>
+            </w:r>
+          </w:p>
+          <w:p>
+            <w:pPr>
+              <w:pStyle w:val="aa"/>
               <w:cnfStyle w:val="000000000000" w:firstRow="0" w:lastRow="0" w:firstColumn="0" w:lastColumn="0" w:oddVBand="0" w:evenVBand="0" w:oddHBand="0" w:evenHBand="0" w:firstRowFirstColumn="0" w:firstRowLastColumn="0" w:lastRowFirstColumn="0" w:lastRowLastColumn="0"/>
-            </w:pPr>
-            <w:r>
-              <w:t>Request 패킷의 body 하단에 원하는 수정 데이터 값(</w:t>
-            </w:r>
-            <w:proofErr w:type="spellStart"/>
-            <w:r>
-              <w:t>user_nickname</w:t>
-            </w:r>
-            <w:proofErr w:type="spellEnd"/>
-            <w:r>
-              <w:t xml:space="preserve">=hacking, </w:t>
-            </w:r>
-            <w:proofErr w:type="spellStart"/>
-            <w:r>
-              <w:t>user_email</w:t>
-            </w:r>
-            <w:proofErr w:type="spellEnd"/>
-            <w:r>
-              <w:t xml:space="preserve">=hacking@ddd.com, </w:t>
-            </w:r>
-            <w:proofErr w:type="spellStart"/>
-            <w:r>
-              <w:t>user_address</w:t>
-            </w:r>
-            <w:proofErr w:type="spellEnd"/>
-            <w:r>
-              <w:t>=</w:t>
-            </w:r>
-            <w:proofErr w:type="spellStart"/>
-            <w:r>
-              <w:t>hacking_success</w:t>
-            </w:r>
-            <w:proofErr w:type="spellEnd"/>
-            <w:r>
-              <w:t xml:space="preserve">)들을 세팅하고, 맨 마지막에 타인의 고유 번호인 </w:t>
-            </w:r>
-            <w:proofErr w:type="spellStart"/>
-            <w:r>
-              <w:t>user_number</w:t>
-            </w:r>
-            <w:proofErr w:type="spellEnd"/>
-            <w:r>
-              <w:t>=3을 수동으로 삽입하여 서버로 전송하였다.</w:t>
-            </w:r>
-          </w:p>
-          <w:p>
-            <w:pPr>
-              <w:pStyle w:val="aa"/>
-              <w:ind w:left="0" w:firstLineChars="0" w:firstLine="0"/>
+              <w:rPr>
+                <w:b/>
+              </w:rPr>
+            </w:pPr>
+            <w:r>
+              <w:t xml:space="preserve">해당 요청에 대하여 웹 서버가 차단 없이 정상적으로 파일을 수락하고, 서버로부터 </w:t>
+            </w:r>
+            <w:r>
+              <w:rPr>
+                <w:b/>
+                <w:bCs/>
+              </w:rPr>
+              <w:t>'200 OK'</w:t>
+            </w:r>
+            <w:r>
+              <w:t xml:space="preserve"> 응답 코드를 수신함으로써 파일 업로드 및 코드 실행이 성공적으로 처리되었음을 입증</w:t>
+            </w:r>
+            <w:r>
+              <w:rPr>
+                <w:rFonts w:hint="eastAsia"/>
+              </w:rPr>
+              <w:t xml:space="preserve">하였다. </w:t>
+            </w:r>
+          </w:p>
+          <w:p>
+            <w:pPr>
+              <w:pStyle w:val="aa"/>
               <w:cnfStyle w:val="000000000000" w:firstRow="0" w:lastRow="0" w:firstColumn="0" w:lastColumn="0" w:oddVBand="0" w:evenVBand="0" w:oddHBand="0" w:evenHBand="0" w:firstRowFirstColumn="0" w:firstRowLastColumn="0" w:lastRowFirstColumn="0" w:lastRowLastColumn="0"/>
             </w:pPr>
           </w:p>
@@ -14065,14 +14038,14 @@
             </w:pPr>
             <w:r>
               <w:rPr>
-                <w:rFonts w:hint="eastAsia"/>
                 <w:noProof/>
               </w:rPr>
+              <w:lastRenderedPageBreak/>
               <w:drawing>
-                <wp:inline distT="0" distB="0" distL="0" distR="0" wp14:anchorId="3A0DFEEF" wp14:editId="62A7416C">
-                  <wp:extent cx="4320000" cy="1344537"/>
-                  <wp:effectExtent l="0" t="0" r="4445" b="8255"/>
-                  <wp:docPr id="2070806294" name="그림 22"/>
+                <wp:inline distT="0" distB="0" distL="0" distR="0" wp14:anchorId="2FE939FC" wp14:editId="6E019C02">
+                  <wp:extent cx="5080635" cy="3344091"/>
+                  <wp:effectExtent l="0" t="0" r="5715" b="8890"/>
+                  <wp:docPr id="1" name="그림 1"/>
                   <wp:cNvGraphicFramePr>
                     <a:graphicFrameLocks xmlns:a="http://schemas.openxmlformats.org/drawingml/2006/main" noChangeAspect="1"/>
                   </wp:cNvGraphicFramePr>
@@ -14080,17 +14053,11 @@
                     <a:graphicData uri="http://schemas.openxmlformats.org/drawingml/2006/picture">
                       <pic:pic xmlns:pic="http://schemas.openxmlformats.org/drawingml/2006/picture">
                         <pic:nvPicPr>
-                          <pic:cNvPr id="450863765" name="그림 450863765"/>
+                          <pic:cNvPr id="1" name=""/>
                           <pic:cNvPicPr/>
                         </pic:nvPicPr>
                         <pic:blipFill>
-                          <a:blip r:embed="rId32" cstate="print">
-                            <a:extLst>
-                              <a:ext uri="{28A0092B-C50C-407E-A947-70E740481C1C}">
-                                <a14:useLocalDpi xmlns:a14="http://schemas.microsoft.com/office/drawing/2010/main" val="0"/>
-                              </a:ext>
-                            </a:extLst>
-                          </a:blip>
+                          <a:blip r:embed="rId32"/>
                           <a:stretch>
                             <a:fillRect/>
                           </a:stretch>
@@ -14098,7 +14065,7 @@
                         <pic:spPr>
                           <a:xfrm>
                             <a:off x="0" y="0"/>
-                            <a:ext cx="4320000" cy="1344537"/>
+                            <a:ext cx="5095180" cy="3353664"/>
                           </a:xfrm>
                           <a:prstGeom prst="rect">
                             <a:avLst/>
@@ -14137,26 +14104,107 @@
             </w:r>
             <w:proofErr w:type="spellStart"/>
             <w:r>
-              <w:t>파라미터</w:t>
+              <w:rPr>
+                <w:rFonts w:hint="eastAsia"/>
+              </w:rPr>
+              <w:t>웹쉘</w:t>
             </w:r>
             <w:proofErr w:type="spellEnd"/>
             <w:r>
+              <w:rPr>
+                <w:rFonts w:hint="eastAsia"/>
+              </w:rPr>
               <w:t xml:space="preserve"> </w:t>
             </w:r>
             <w:r>
-              <w:t>주입</w:t>
-            </w:r>
-            <w:r>
+              <w:rPr>
+                <w:rFonts w:hint="eastAsia"/>
+              </w:rPr>
+              <w:t>업로드</w:t>
+            </w:r>
+            <w:r>
+              <w:rPr>
+                <w:rFonts w:hint="eastAsia"/>
+              </w:rPr>
               <w:t xml:space="preserve"> </w:t>
             </w:r>
             <w:r>
+              <w:rPr>
+                <w:rFonts w:hint="eastAsia"/>
+              </w:rPr>
+              <w:t>요청</w:t>
+            </w:r>
+            <w:r>
+              <w:rPr>
+                <w:rFonts w:hint="eastAsia"/>
+              </w:rPr>
+              <w:t xml:space="preserve"> </w:t>
+            </w:r>
+            <w:r>
+              <w:rPr>
+                <w:rFonts w:hint="eastAsia"/>
+              </w:rPr>
               <w:t>및</w:t>
             </w:r>
             <w:r>
+              <w:rPr>
+                <w:rFonts w:hint="eastAsia"/>
+              </w:rPr>
               <w:t xml:space="preserve"> </w:t>
             </w:r>
             <w:r>
-              <w:t>변조</w:t>
+              <w:rPr>
+                <w:rFonts w:hint="eastAsia"/>
+              </w:rPr>
+              <w:t>응답</w:t>
+            </w:r>
+            <w:r>
+              <w:rPr>
+                <w:rFonts w:hint="eastAsia"/>
+              </w:rPr>
+              <w:t xml:space="preserve"> </w:t>
+            </w:r>
+            <w:r>
+              <w:rPr>
+                <w:rFonts w:hint="eastAsia"/>
+              </w:rPr>
+              <w:t>패킷</w:t>
+            </w:r>
+            <w:r>
+              <w:rPr>
+                <w:rFonts w:hint="eastAsia"/>
+              </w:rPr>
+              <w:t xml:space="preserve"> </w:t>
+            </w:r>
+          </w:p>
+          <w:p>
+            <w:pPr>
+              <w:pStyle w:val="aa"/>
+              <w:cnfStyle w:val="000000000000" w:firstRow="0" w:lastRow="0" w:firstColumn="0" w:lastColumn="0" w:oddVBand="0" w:evenVBand="0" w:oddHBand="0" w:evenHBand="0" w:firstRowFirstColumn="0" w:firstRowLastColumn="0" w:lastRowFirstColumn="0" w:lastRowLastColumn="0"/>
+              <w:rPr>
+                <w:rFonts w:ascii="맑은 고딕" w:hAnsi="맑은 고딕"/>
+                <w:kern w:val="32"/>
+              </w:rPr>
+            </w:pPr>
+            <w:proofErr w:type="gramStart"/>
+            <w:r>
+              <w:rPr>
+                <w:rFonts w:hint="eastAsia"/>
+              </w:rPr>
+              <w:t>3.</w:t>
+            </w:r>
+            <w:r>
+              <w:rPr>
+                <w:rFonts w:hint="eastAsia"/>
+              </w:rPr>
+              <w:t>파일</w:t>
+            </w:r>
+            <w:proofErr w:type="gramEnd"/>
+            <w:r>
+              <w:rPr>
+                <w:rFonts w:hint="eastAsia"/>
+              </w:rPr>
+              <w:t xml:space="preserve"> 업로드 성공 확인</w:t>
             </w:r>
           </w:p>
           <w:p>
@@ -14165,21 +14213,17 @@
               <w:keepNext/>
               <w:jc w:val="center"/>
               <w:cnfStyle w:val="000000000000" w:firstRow="0" w:lastRow="0" w:firstColumn="0" w:lastColumn="0" w:oddVBand="0" w:evenVBand="0" w:oddHBand="0" w:evenHBand="0" w:firstRowFirstColumn="0" w:firstRowLastColumn="0" w:lastRowFirstColumn="0" w:lastRowLastColumn="0"/>
-              <w:rPr>
-                <w:rFonts w:hint="eastAsia"/>
-              </w:rPr>
-            </w:pPr>
-            <w:r>
-              <w:rPr>
-                <w:rFonts w:hint="eastAsia"/>
+            </w:pPr>
+            <w:r>
+              <w:rPr>
                 <w:noProof/>
               </w:rPr>
               <w:lastRenderedPageBreak/>
               <w:drawing>
-                <wp:inline distT="0" distB="0" distL="0" distR="0" wp14:anchorId="1FF7426A" wp14:editId="29A8E712">
-                  <wp:extent cx="4319270" cy="1028700"/>
-                  <wp:effectExtent l="0" t="0" r="5080" b="0"/>
-                  <wp:docPr id="221557420" name="그림 23"/>
+                <wp:inline distT="0" distB="0" distL="0" distR="0" wp14:anchorId="4FB61DEE" wp14:editId="2187B7FB">
+                  <wp:extent cx="4901348" cy="5191125"/>
+                  <wp:effectExtent l="0" t="0" r="0" b="0"/>
+                  <wp:docPr id="23" name="그림 23"/>
                   <wp:cNvGraphicFramePr>
                     <a:graphicFrameLocks xmlns:a="http://schemas.openxmlformats.org/drawingml/2006/main" noChangeAspect="1"/>
                   </wp:cNvGraphicFramePr>
@@ -14187,272 +14231,11 @@
                     <a:graphicData uri="http://schemas.openxmlformats.org/drawingml/2006/picture">
                       <pic:pic xmlns:pic="http://schemas.openxmlformats.org/drawingml/2006/picture">
                         <pic:nvPicPr>
-                          <pic:cNvPr id="929607653" name="그림 929607653"/>
-                          <pic:cNvPicPr/>
-                        </pic:nvPicPr>
-                        <pic:blipFill rotWithShape="1">
-                          <a:blip r:embed="rId33">
-                            <a:extLst>
-                              <a:ext uri="{28A0092B-C50C-407E-A947-70E740481C1C}">
-                                <a14:useLocalDpi xmlns:a14="http://schemas.microsoft.com/office/drawing/2010/main" val="0"/>
-                              </a:ext>
-                            </a:extLst>
-                          </a:blip>
-                          <a:srcRect t="11589" b="10178"/>
-                          <a:stretch/>
-                        </pic:blipFill>
-                        <pic:spPr bwMode="auto">
-                          <a:xfrm>
-                            <a:off x="0" y="0"/>
-                            <a:ext cx="4320000" cy="1028874"/>
-                          </a:xfrm>
-                          <a:prstGeom prst="rect">
-                            <a:avLst/>
-                          </a:prstGeom>
-                          <a:ln>
-                            <a:noFill/>
-                          </a:ln>
-                          <a:extLst>
-                            <a:ext uri="{53640926-AAD7-44D8-BBD7-CCE9431645EC}">
-                              <a14:shadowObscured xmlns:a14="http://schemas.microsoft.com/office/drawing/2010/main"/>
-                            </a:ext>
-                          </a:extLst>
-                        </pic:spPr>
-                      </pic:pic>
-                    </a:graphicData>
-                  </a:graphic>
-                </wp:inline>
-              </w:drawing>
-            </w:r>
-          </w:p>
-          <w:p>
-            <w:pPr>
-              <w:pStyle w:val="aa"/>
-              <w:keepNext/>
-              <w:jc w:val="center"/>
-              <w:cnfStyle w:val="000000000000" w:firstRow="0" w:lastRow="0" w:firstColumn="0" w:lastColumn="0" w:oddVBand="0" w:evenVBand="0" w:oddHBand="0" w:evenHBand="0" w:firstRowFirstColumn="0" w:firstRowLastColumn="0" w:lastRowFirstColumn="0" w:lastRowLastColumn="0"/>
-            </w:pPr>
-            <w:r>
-              <w:rPr>
-                <w:rFonts w:hint="eastAsia"/>
-                <w:noProof/>
-              </w:rPr>
-              <w:drawing>
-                <wp:inline distT="0" distB="0" distL="0" distR="0" wp14:anchorId="1A18D3F9" wp14:editId="73FFC6B9">
-                  <wp:extent cx="4319831" cy="1599565"/>
-                  <wp:effectExtent l="0" t="0" r="5080" b="635"/>
-                  <wp:docPr id="62511183" name="그림 24"/>
-                  <wp:cNvGraphicFramePr>
-                    <a:graphicFrameLocks xmlns:a="http://schemas.openxmlformats.org/drawingml/2006/main" noChangeAspect="1"/>
-                  </wp:cNvGraphicFramePr>
-                  <a:graphic xmlns:a="http://schemas.openxmlformats.org/drawingml/2006/main">
-                    <a:graphicData uri="http://schemas.openxmlformats.org/drawingml/2006/picture">
-                      <pic:pic xmlns:pic="http://schemas.openxmlformats.org/drawingml/2006/picture">
-                        <pic:nvPicPr>
-                          <pic:cNvPr id="1307726810" name="그림 1307726810"/>
-                          <pic:cNvPicPr/>
-                        </pic:nvPicPr>
-                        <pic:blipFill rotWithShape="1">
-                          <a:blip r:embed="rId34" cstate="print">
-                            <a:extLst>
-                              <a:ext uri="{28A0092B-C50C-407E-A947-70E740481C1C}">
-                                <a14:useLocalDpi xmlns:a14="http://schemas.microsoft.com/office/drawing/2010/main" val="0"/>
-                              </a:ext>
-                            </a:extLst>
-                          </a:blip>
-                          <a:srcRect t="12046"/>
-                          <a:stretch/>
-                        </pic:blipFill>
-                        <pic:spPr bwMode="auto">
-                          <a:xfrm>
-                            <a:off x="0" y="0"/>
-                            <a:ext cx="4320000" cy="1599627"/>
-                          </a:xfrm>
-                          <a:prstGeom prst="rect">
-                            <a:avLst/>
-                          </a:prstGeom>
-                          <a:ln>
-                            <a:noFill/>
-                          </a:ln>
-                          <a:extLst>
-                            <a:ext uri="{53640926-AAD7-44D8-BBD7-CCE9431645EC}">
-                              <a14:shadowObscured xmlns:a14="http://schemas.microsoft.com/office/drawing/2010/main"/>
-                            </a:ext>
-                          </a:extLst>
-                        </pic:spPr>
-                      </pic:pic>
-                    </a:graphicData>
-                  </a:graphic>
-                </wp:inline>
-              </w:drawing>
-            </w:r>
-          </w:p>
-          <w:p>
-            <w:pPr>
-              <w:pStyle w:val="af1"/>
-              <w:jc w:val="center"/>
-              <w:cnfStyle w:val="000000000000" w:firstRow="0" w:lastRow="0" w:firstColumn="0" w:lastColumn="0" w:oddVBand="0" w:evenVBand="0" w:oddHBand="0" w:evenHBand="0" w:firstRowFirstColumn="0" w:firstRowLastColumn="0" w:lastRowFirstColumn="0" w:lastRowLastColumn="0"/>
-              <w:rPr>
-                <w:rFonts w:hint="eastAsia"/>
-              </w:rPr>
-            </w:pPr>
-            <w:r>
-              <w:rPr>
-                <w:rFonts w:hint="eastAsia"/>
-              </w:rPr>
-              <w:t>그림</w:t>
-            </w:r>
-            <w:r>
-              <w:rPr>
-                <w:rFonts w:hint="eastAsia"/>
-              </w:rPr>
-              <w:t xml:space="preserve"> </w:t>
-            </w:r>
-            <w:r>
-              <w:t xml:space="preserve">3.5-3. </w:t>
-            </w:r>
-            <w:r>
-              <w:rPr>
-                <w:rFonts w:hint="eastAsia"/>
-              </w:rPr>
-              <w:t>공격받은</w:t>
-            </w:r>
-            <w:r>
-              <w:rPr>
-                <w:rFonts w:hint="eastAsia"/>
-              </w:rPr>
-              <w:t xml:space="preserve"> </w:t>
-            </w:r>
-            <w:r>
-              <w:rPr>
-                <w:rFonts w:hint="eastAsia"/>
-              </w:rPr>
-              <w:t>피해자</w:t>
-            </w:r>
-            <w:r>
-              <w:rPr>
-                <w:rFonts w:hint="eastAsia"/>
-              </w:rPr>
-              <w:t xml:space="preserve"> </w:t>
-            </w:r>
-            <w:r>
-              <w:rPr>
-                <w:rFonts w:hint="eastAsia"/>
-              </w:rPr>
-              <w:t>정보</w:t>
-            </w:r>
-          </w:p>
-          <w:p>
-            <w:pPr>
-              <w:pStyle w:val="aa"/>
-              <w:cnfStyle w:val="000000000000" w:firstRow="0" w:lastRow="0" w:firstColumn="0" w:lastColumn="0" w:oddVBand="0" w:evenVBand="0" w:oddHBand="0" w:evenHBand="0" w:firstRowFirstColumn="0" w:firstRowLastColumn="0" w:lastRowFirstColumn="0" w:lastRowLastColumn="0"/>
-            </w:pPr>
-            <w:r>
-              <w:rPr>
-                <w:rFonts w:hint="eastAsia"/>
-              </w:rPr>
-              <w:t xml:space="preserve">3. </w:t>
-            </w:r>
-            <w:r>
-              <w:t>공격 결과 및 DB 검증</w:t>
-            </w:r>
-          </w:p>
-          <w:p>
-            <w:pPr>
-              <w:pStyle w:val="aa"/>
-              <w:ind w:left="0" w:firstLineChars="0" w:firstLine="0"/>
-              <w:cnfStyle w:val="000000000000" w:firstRow="0" w:lastRow="0" w:firstColumn="0" w:lastColumn="0" w:oddVBand="0" w:evenVBand="0" w:oddHBand="0" w:evenHBand="0" w:firstRowFirstColumn="0" w:firstRowLastColumn="0" w:lastRowFirstColumn="0" w:lastRowLastColumn="0"/>
-            </w:pPr>
-            <w:proofErr w:type="spellStart"/>
-            <w:r>
-              <w:t>ddm_db</w:t>
-            </w:r>
-            <w:proofErr w:type="spellEnd"/>
-            <w:r>
-              <w:t xml:space="preserve"> 테이블에서 </w:t>
-            </w:r>
-            <w:proofErr w:type="spellStart"/>
-            <w:r>
-              <w:t>user_number</w:t>
-            </w:r>
-            <w:proofErr w:type="spellEnd"/>
-            <w:r>
-              <w:t xml:space="preserve">=3 번 계정은 아이디 </w:t>
-            </w:r>
-            <w:proofErr w:type="spellStart"/>
-            <w:r>
-              <w:t>with_dogs</w:t>
-            </w:r>
-            <w:proofErr w:type="spellEnd"/>
-            <w:r>
-              <w:t xml:space="preserve">, 닉네임 </w:t>
-            </w:r>
-            <w:proofErr w:type="spellStart"/>
-            <w:r>
-              <w:t>함께걷기</w:t>
-            </w:r>
-            <w:proofErr w:type="spellEnd"/>
-            <w:r>
-              <w:rPr>
-                <w:rFonts w:hint="eastAsia"/>
-              </w:rPr>
-              <w:t xml:space="preserve"> </w:t>
-            </w:r>
-            <w:r>
-              <w:t xml:space="preserve">였으나, 공격 패킷 전송 후 데이터베이스를 다시 조회한 결과 닉네임이 hacking, 주소가 </w:t>
-            </w:r>
-            <w:proofErr w:type="spellStart"/>
-            <w:r>
-              <w:t>hacking_success</w:t>
-            </w:r>
-            <w:proofErr w:type="spellEnd"/>
-            <w:r>
-              <w:t xml:space="preserve"> 등으로 완전하게 강제 변조된 것을 확인하였다.</w:t>
-            </w:r>
-          </w:p>
-          <w:p>
-            <w:pPr>
-              <w:pStyle w:val="aa"/>
-              <w:ind w:left="0" w:firstLineChars="0" w:firstLine="0"/>
-              <w:cnfStyle w:val="000000000000" w:firstRow="0" w:lastRow="0" w:firstColumn="0" w:lastColumn="0" w:oddVBand="0" w:evenVBand="0" w:oddHBand="0" w:evenHBand="0" w:firstRowFirstColumn="0" w:firstRowLastColumn="0" w:lastRowFirstColumn="0" w:lastRowLastColumn="0"/>
-            </w:pPr>
-          </w:p>
-          <w:p>
-            <w:pPr>
-              <w:pStyle w:val="aa"/>
-              <w:keepNext/>
-              <w:ind w:left="0" w:firstLineChars="0" w:firstLine="0"/>
-              <w:jc w:val="center"/>
-              <w:cnfStyle w:val="000000000000" w:firstRow="0" w:lastRow="0" w:firstColumn="0" w:lastColumn="0" w:oddVBand="0" w:evenVBand="0" w:oddHBand="0" w:evenHBand="0" w:firstRowFirstColumn="0" w:firstRowLastColumn="0" w:lastRowFirstColumn="0" w:lastRowLastColumn="0"/>
-            </w:pPr>
-            <w:r>
-              <w:rPr>
-                <w:rFonts w:hint="eastAsia"/>
-                <w:noProof/>
-              </w:rPr>
-              <w:drawing>
-                <wp:inline distT="0" distB="0" distL="0" distR="0" wp14:anchorId="2A7C3D2F" wp14:editId="2F24AF58">
-                  <wp:extent cx="4320000" cy="1127171"/>
-                  <wp:effectExtent l="0" t="0" r="4445" b="0"/>
-                  <wp:docPr id="1113644925" name="그림 25"/>
-                  <wp:cNvGraphicFramePr>
-                    <a:graphicFrameLocks xmlns:a="http://schemas.openxmlformats.org/drawingml/2006/main" noChangeAspect="1"/>
-                  </wp:cNvGraphicFramePr>
-                  <a:graphic xmlns:a="http://schemas.openxmlformats.org/drawingml/2006/main">
-                    <a:graphicData uri="http://schemas.openxmlformats.org/drawingml/2006/picture">
-                      <pic:pic xmlns:pic="http://schemas.openxmlformats.org/drawingml/2006/picture">
-                        <pic:nvPicPr>
-                          <pic:cNvPr id="623407426" name="그림 623407426"/>
+                          <pic:cNvPr id="1" name=""/>
                           <pic:cNvPicPr/>
                         </pic:nvPicPr>
                         <pic:blipFill>
-                          <a:blip r:embed="rId35" cstate="print">
-                            <a:extLst>
-                              <a:ext uri="{28A0092B-C50C-407E-A947-70E740481C1C}">
-                                <a14:useLocalDpi xmlns:a14="http://schemas.microsoft.com/office/drawing/2010/main" val="0"/>
-                              </a:ext>
-                            </a:extLst>
-                          </a:blip>
+                          <a:blip r:embed="rId33"/>
                           <a:stretch>
                             <a:fillRect/>
                           </a:stretch>
@@ -14460,7 +14243,7 @@
                         <pic:spPr>
                           <a:xfrm>
                             <a:off x="0" y="0"/>
-                            <a:ext cx="4320000" cy="1127171"/>
+                            <a:ext cx="5002181" cy="5297919"/>
                           </a:xfrm>
                           <a:prstGeom prst="rect">
                             <a:avLst/>
@@ -14478,6 +14261,344 @@
               <w:pStyle w:val="af1"/>
               <w:jc w:val="center"/>
               <w:cnfStyle w:val="000000000000" w:firstRow="0" w:lastRow="0" w:firstColumn="0" w:lastColumn="0" w:oddVBand="0" w:evenVBand="0" w:oddHBand="0" w:evenHBand="0" w:firstRowFirstColumn="0" w:firstRowLastColumn="0" w:lastRowFirstColumn="0" w:lastRowLastColumn="0"/>
+            </w:pPr>
+            <w:r>
+              <w:rPr>
+                <w:rFonts w:hint="eastAsia"/>
+              </w:rPr>
+              <w:t>그림</w:t>
+            </w:r>
+            <w:r>
+              <w:rPr>
+                <w:rFonts w:hint="eastAsia"/>
+              </w:rPr>
+              <w:t xml:space="preserve"> </w:t>
+            </w:r>
+            <w:r>
+              <w:t xml:space="preserve">3.5-3. </w:t>
+            </w:r>
+            <w:r>
+              <w:rPr>
+                <w:rFonts w:hint="eastAsia"/>
+              </w:rPr>
+              <w:t>파일</w:t>
+            </w:r>
+            <w:r>
+              <w:rPr>
+                <w:rFonts w:hint="eastAsia"/>
+              </w:rPr>
+              <w:t xml:space="preserve"> </w:t>
+            </w:r>
+            <w:r>
+              <w:rPr>
+                <w:rFonts w:hint="eastAsia"/>
+              </w:rPr>
+              <w:t>업로드</w:t>
+            </w:r>
+            <w:r>
+              <w:rPr>
+                <w:rFonts w:hint="eastAsia"/>
+              </w:rPr>
+              <w:t xml:space="preserve"> </w:t>
+            </w:r>
+            <w:r>
+              <w:rPr>
+                <w:rFonts w:hint="eastAsia"/>
+              </w:rPr>
+              <w:t>성공</w:t>
+            </w:r>
+          </w:p>
+          <w:p>
+            <w:pPr>
+              <w:pStyle w:val="aa"/>
+              <w:cnfStyle w:val="000000000000" w:firstRow="0" w:lastRow="0" w:firstColumn="0" w:lastColumn="0" w:oddVBand="0" w:evenVBand="0" w:oddHBand="0" w:evenHBand="0" w:firstRowFirstColumn="0" w:firstRowLastColumn="0" w:lastRowFirstColumn="0" w:lastRowLastColumn="0"/>
+            </w:pPr>
+            <w:r>
+              <w:rPr>
+                <w:rFonts w:hint="eastAsia"/>
+              </w:rPr>
+              <w:t>4</w:t>
+            </w:r>
+            <w:r>
+              <w:rPr>
+                <w:rFonts w:hint="eastAsia"/>
+              </w:rPr>
+              <w:t>.</w:t>
+            </w:r>
+            <w:r>
+              <w:t xml:space="preserve"> </w:t>
+            </w:r>
+            <w:r>
+              <w:rPr>
+                <w:rFonts w:hint="eastAsia"/>
+              </w:rPr>
+              <w:t>파일 업로드 저장 위치 확인</w:t>
+            </w:r>
+          </w:p>
+          <w:p>
+            <w:pPr>
+              <w:pStyle w:val="aa"/>
+              <w:cnfStyle w:val="000000000000" w:firstRow="0" w:lastRow="0" w:firstColumn="0" w:lastColumn="0" w:oddVBand="0" w:evenVBand="0" w:oddHBand="0" w:evenHBand="0" w:firstRowFirstColumn="0" w:firstRowLastColumn="0" w:lastRowFirstColumn="0" w:lastRowLastColumn="0"/>
+            </w:pPr>
+            <w:r>
+              <w:rPr>
+                <w:rFonts w:hint="eastAsia"/>
+              </w:rPr>
+              <w:t xml:space="preserve"> 공격자가 개발자 도구를 통해 파일 업로드 경로 파악 </w:t>
+            </w:r>
+          </w:p>
+          <w:p>
+            <w:pPr>
+              <w:pStyle w:val="aa"/>
+              <w:keepNext/>
+              <w:jc w:val="center"/>
+              <w:cnfStyle w:val="000000000000" w:firstRow="0" w:lastRow="0" w:firstColumn="0" w:lastColumn="0" w:oddVBand="0" w:evenVBand="0" w:oddHBand="0" w:evenHBand="0" w:firstRowFirstColumn="0" w:firstRowLastColumn="0" w:lastRowFirstColumn="0" w:lastRowLastColumn="0"/>
+            </w:pPr>
+            <w:r>
+              <w:rPr>
+                <w:noProof/>
+              </w:rPr>
+              <w:lastRenderedPageBreak/>
+              <w:drawing>
+                <wp:inline distT="0" distB="0" distL="0" distR="0" wp14:anchorId="6069B9F9" wp14:editId="04DDE8B3">
+                  <wp:extent cx="3710694" cy="4552950"/>
+                  <wp:effectExtent l="0" t="0" r="4445" b="0"/>
+                  <wp:docPr id="24" name="그림 24"/>
+                  <wp:cNvGraphicFramePr>
+                    <a:graphicFrameLocks xmlns:a="http://schemas.openxmlformats.org/drawingml/2006/main" noChangeAspect="1"/>
+                  </wp:cNvGraphicFramePr>
+                  <a:graphic xmlns:a="http://schemas.openxmlformats.org/drawingml/2006/main">
+                    <a:graphicData uri="http://schemas.openxmlformats.org/drawingml/2006/picture">
+                      <pic:pic xmlns:pic="http://schemas.openxmlformats.org/drawingml/2006/picture">
+                        <pic:nvPicPr>
+                          <pic:cNvPr id="1" name=""/>
+                          <pic:cNvPicPr/>
+                        </pic:nvPicPr>
+                        <pic:blipFill>
+                          <a:blip r:embed="rId34"/>
+                          <a:stretch>
+                            <a:fillRect/>
+                          </a:stretch>
+                        </pic:blipFill>
+                        <pic:spPr>
+                          <a:xfrm>
+                            <a:off x="0" y="0"/>
+                            <a:ext cx="3725411" cy="4571007"/>
+                          </a:xfrm>
+                          <a:prstGeom prst="rect">
+                            <a:avLst/>
+                          </a:prstGeom>
+                        </pic:spPr>
+                      </pic:pic>
+                    </a:graphicData>
+                  </a:graphic>
+                </wp:inline>
+              </w:drawing>
+            </w:r>
+          </w:p>
+          <w:p>
+            <w:pPr>
+              <w:pStyle w:val="af1"/>
+              <w:jc w:val="center"/>
+              <w:cnfStyle w:val="000000000000" w:firstRow="0" w:lastRow="0" w:firstColumn="0" w:lastColumn="0" w:oddVBand="0" w:evenVBand="0" w:oddHBand="0" w:evenHBand="0" w:firstRowFirstColumn="0" w:firstRowLastColumn="0" w:lastRowFirstColumn="0" w:lastRowLastColumn="0"/>
+            </w:pPr>
+            <w:r>
+              <w:rPr>
+                <w:rFonts w:hint="eastAsia"/>
+              </w:rPr>
+              <w:t>그림</w:t>
+            </w:r>
+            <w:r>
+              <w:rPr>
+                <w:rFonts w:hint="eastAsia"/>
+              </w:rPr>
+              <w:t xml:space="preserve"> </w:t>
+            </w:r>
+            <w:r>
+              <w:t>3.5-4</w:t>
+            </w:r>
+            <w:r>
+              <w:t xml:space="preserve">. </w:t>
+            </w:r>
+            <w:r>
+              <w:rPr>
+                <w:rFonts w:hint="eastAsia"/>
+              </w:rPr>
+              <w:t>파일</w:t>
+            </w:r>
+            <w:r>
+              <w:rPr>
+                <w:rFonts w:hint="eastAsia"/>
+              </w:rPr>
+              <w:t xml:space="preserve"> </w:t>
+            </w:r>
+            <w:r>
+              <w:rPr>
+                <w:rFonts w:hint="eastAsia"/>
+              </w:rPr>
+              <w:t>업로드</w:t>
+            </w:r>
+            <w:r>
+              <w:rPr>
+                <w:rFonts w:hint="eastAsia"/>
+              </w:rPr>
+              <w:t xml:space="preserve"> </w:t>
+            </w:r>
+            <w:r>
+              <w:rPr>
+                <w:rFonts w:hint="eastAsia"/>
+              </w:rPr>
+              <w:t>경로</w:t>
+            </w:r>
+          </w:p>
+          <w:p>
+            <w:pPr>
+              <w:pStyle w:val="aa"/>
+              <w:numPr>
+                <w:ilvl w:val="0"/>
+                <w:numId w:val="3"/>
+              </w:numPr>
+              <w:ind w:firstLineChars="0"/>
+              <w:cnfStyle w:val="000000000000" w:firstRow="0" w:lastRow="0" w:firstColumn="0" w:lastColumn="0" w:oddVBand="0" w:evenVBand="0" w:oddHBand="0" w:evenHBand="0" w:firstRowFirstColumn="0" w:firstRowLastColumn="0" w:lastRowFirstColumn="0" w:lastRowLastColumn="0"/>
+            </w:pPr>
+            <w:r>
+              <w:rPr>
+                <w:rFonts w:hint="eastAsia"/>
+              </w:rPr>
+              <w:t xml:space="preserve">서버의 정보 탈취 </w:t>
+            </w:r>
+          </w:p>
+          <w:p>
+            <w:pPr>
+              <w:pStyle w:val="aa"/>
+              <w:ind w:left="0" w:firstLineChars="0" w:firstLine="0"/>
+              <w:cnfStyle w:val="000000000000" w:firstRow="0" w:lastRow="0" w:firstColumn="0" w:lastColumn="0" w:oddVBand="0" w:evenVBand="0" w:oddHBand="0" w:evenHBand="0" w:firstRowFirstColumn="0" w:firstRowLastColumn="0" w:lastRowFirstColumn="0" w:lastRowLastColumn="0"/>
+            </w:pPr>
+            <w:r>
+              <w:t xml:space="preserve">공격자가 </w:t>
+            </w:r>
+            <w:proofErr w:type="spellStart"/>
+            <w:r>
+              <w:t>업로드된</w:t>
+            </w:r>
+            <w:proofErr w:type="spellEnd"/>
+            <w:r>
+              <w:t xml:space="preserve"> 파일이 저장된 경로에 직접 접속한 뒤, URL의 </w:t>
+            </w:r>
+            <w:proofErr w:type="spellStart"/>
+            <w:r>
+              <w:rPr>
+                <w:rStyle w:val="HTML"/>
+              </w:rPr>
+              <w:t>cmd</w:t>
+            </w:r>
+            <w:proofErr w:type="spellEnd"/>
+            <w:r>
+              <w:t xml:space="preserve"> </w:t>
+            </w:r>
+            <w:proofErr w:type="spellStart"/>
+            <w:r>
+              <w:t>파라미터를</w:t>
+            </w:r>
+            <w:proofErr w:type="spellEnd"/>
+            <w:r>
+              <w:t xml:space="preserve"> 사용하여 시스템 명령어를 전달</w:t>
+            </w:r>
+            <w:r>
+              <w:rPr>
+                <w:rFonts w:hint="eastAsia"/>
+              </w:rPr>
+              <w:t xml:space="preserve">하여 서버의 중요 파일 </w:t>
+            </w:r>
+            <w:r>
+              <w:t>/</w:t>
+            </w:r>
+            <w:proofErr w:type="spellStart"/>
+            <w:r>
+              <w:t>etc</w:t>
+            </w:r>
+            <w:proofErr w:type="spellEnd"/>
+            <w:r>
+              <w:t>/</w:t>
+            </w:r>
+            <w:proofErr w:type="spellStart"/>
+            <w:proofErr w:type="gramStart"/>
+            <w:r>
+              <w:t>passwd</w:t>
+            </w:r>
+            <w:proofErr w:type="spellEnd"/>
+            <w:r>
+              <w:t xml:space="preserve"> </w:t>
+            </w:r>
+            <w:r>
+              <w:rPr>
+                <w:rFonts w:hint="eastAsia"/>
+              </w:rPr>
+              <w:t xml:space="preserve"> 계정</w:t>
+            </w:r>
+            <w:proofErr w:type="gramEnd"/>
+            <w:r>
+              <w:rPr>
+                <w:rFonts w:hint="eastAsia"/>
+              </w:rPr>
+              <w:t xml:space="preserve"> 정보 확인 </w:t>
+            </w:r>
+          </w:p>
+          <w:p>
+            <w:pPr>
+              <w:pStyle w:val="aa"/>
+              <w:keepNext/>
+              <w:ind w:left="0" w:firstLineChars="0" w:firstLine="0"/>
+              <w:jc w:val="center"/>
+              <w:cnfStyle w:val="000000000000" w:firstRow="0" w:lastRow="0" w:firstColumn="0" w:lastColumn="0" w:oddVBand="0" w:evenVBand="0" w:oddHBand="0" w:evenHBand="0" w:firstRowFirstColumn="0" w:firstRowLastColumn="0" w:lastRowFirstColumn="0" w:lastRowLastColumn="0"/>
+            </w:pPr>
+            <w:r>
+              <w:rPr>
+                <w:noProof/>
+              </w:rPr>
+              <w:lastRenderedPageBreak/>
+              <w:drawing>
+                <wp:inline distT="0" distB="0" distL="0" distR="0" wp14:anchorId="2B4363F1" wp14:editId="34BB0F1D">
+                  <wp:extent cx="4566319" cy="3543300"/>
+                  <wp:effectExtent l="0" t="0" r="5715" b="0"/>
+                  <wp:docPr id="25" name="그림 25"/>
+                  <wp:cNvGraphicFramePr>
+                    <a:graphicFrameLocks xmlns:a="http://schemas.openxmlformats.org/drawingml/2006/main" noChangeAspect="1"/>
+                  </wp:cNvGraphicFramePr>
+                  <a:graphic xmlns:a="http://schemas.openxmlformats.org/drawingml/2006/main">
+                    <a:graphicData uri="http://schemas.openxmlformats.org/drawingml/2006/picture">
+                      <pic:pic xmlns:pic="http://schemas.openxmlformats.org/drawingml/2006/picture">
+                        <pic:nvPicPr>
+                          <pic:cNvPr id="1" name=""/>
+                          <pic:cNvPicPr/>
+                        </pic:nvPicPr>
+                        <pic:blipFill>
+                          <a:blip r:embed="rId35"/>
+                          <a:stretch>
+                            <a:fillRect/>
+                          </a:stretch>
+                        </pic:blipFill>
+                        <pic:spPr>
+                          <a:xfrm>
+                            <a:off x="0" y="0"/>
+                            <a:ext cx="4584749" cy="3557601"/>
+                          </a:xfrm>
+                          <a:prstGeom prst="rect">
+                            <a:avLst/>
+                          </a:prstGeom>
+                        </pic:spPr>
+                      </pic:pic>
+                    </a:graphicData>
+                  </a:graphic>
+                </wp:inline>
+              </w:drawing>
+            </w:r>
+          </w:p>
+          <w:p>
+            <w:pPr>
+              <w:pStyle w:val="af1"/>
+              <w:jc w:val="center"/>
+              <w:cnfStyle w:val="000000000000" w:firstRow="0" w:lastRow="0" w:firstColumn="0" w:lastColumn="0" w:oddVBand="0" w:evenVBand="0" w:oddHBand="0" w:evenHBand="0" w:firstRowFirstColumn="0" w:firstRowLastColumn="0" w:lastRowFirstColumn="0" w:lastRowLastColumn="0"/>
               <w:rPr>
                 <w:b w:val="0"/>
               </w:rPr>
@@ -14495,7 +14616,10 @@
               <w:t xml:space="preserve"> </w:t>
             </w:r>
             <w:r>
-              <w:t xml:space="preserve">3.5-4. </w:t>
+              <w:t>3.5-5</w:t>
+            </w:r>
+            <w:r>
+              <w:t xml:space="preserve">. </w:t>
             </w:r>
             <w:r>
               <w:t>공격</w:t>
@@ -14508,15 +14632,6 @@
             </w:r>
             <w:r>
               <w:t xml:space="preserve"> </w:t>
-            </w:r>
-            <w:r>
-              <w:t>및</w:t>
-            </w:r>
-            <w:r>
-              <w:t xml:space="preserve"> DB </w:t>
-            </w:r>
-            <w:r>
-              <w:t>검증</w:t>
             </w:r>
           </w:p>
         </w:tc>
@@ -14669,13 +14784,16 @@
               </w:rPr>
             </w:pPr>
             <w:r>
-              <w:t xml:space="preserve">대규모 계정 정보 </w:t>
+              <w:t xml:space="preserve">시스템 </w:t>
             </w:r>
             <w:proofErr w:type="spellStart"/>
             <w:r>
-              <w:t>위변조</w:t>
+              <w:t>제어권</w:t>
             </w:r>
             <w:proofErr w:type="spellEnd"/>
+            <w:r>
+              <w:t xml:space="preserve"> 탈취</w:t>
+            </w:r>
           </w:p>
         </w:tc>
         <w:tc>
@@ -14701,21 +14819,18 @@
               </w:rPr>
             </w:pPr>
             <w:r>
-              <w:t xml:space="preserve">무작위 대입 공격(Id/Number Brute-Forcing)을 수행할 경우 시스템 내 전체 회원의 개인정보(이메일, </w:t>
+              <w:t xml:space="preserve">공격자가 서버의 운영체제에서 임의의 시스템 명령어를 실행할 수 있어, 서버에 대한 완전한 </w:t>
             </w:r>
             <w:proofErr w:type="spellStart"/>
             <w:r>
-              <w:t>배송지</w:t>
+              <w:t>제어권</w:t>
             </w:r>
             <w:proofErr w:type="spellEnd"/>
             <w:r>
-              <w:t xml:space="preserve"> 등)를 일괄적으로 훼손하거나 변조</w:t>
-            </w:r>
-            <w:r>
-              <w:rPr>
-                <w:rFonts w:hint="eastAsia"/>
-              </w:rPr>
-              <w:t xml:space="preserve"> 가능</w:t>
+              <w:rPr>
+                <w:rFonts w:hint="eastAsia"/>
+              </w:rPr>
+              <w:t xml:space="preserve"> 획득</w:t>
             </w:r>
           </w:p>
         </w:tc>
@@ -14760,7 +14875,7 @@
               <w:cnfStyle w:val="000000100000" w:firstRow="0" w:lastRow="0" w:firstColumn="0" w:lastColumn="0" w:oddVBand="0" w:evenVBand="0" w:oddHBand="1" w:evenHBand="0" w:firstRowFirstColumn="0" w:firstRowLastColumn="0" w:lastRowFirstColumn="0" w:lastRowLastColumn="0"/>
             </w:pPr>
             <w:r>
-              <w:t>2차 피해 연계</w:t>
+              <w:t>데이터 유출 및 파괴</w:t>
             </w:r>
           </w:p>
         </w:tc>
@@ -14783,13 +14898,10 @@
               <w:cnfStyle w:val="000000100000" w:firstRow="0" w:lastRow="0" w:firstColumn="0" w:lastColumn="0" w:oddVBand="0" w:evenVBand="0" w:oddHBand="1" w:evenHBand="0" w:firstRowFirstColumn="0" w:firstRowLastColumn="0" w:lastRowFirstColumn="0" w:lastRowLastColumn="0"/>
             </w:pPr>
             <w:r>
-              <w:t>타인의 이메일이나 주소를 공격자의 정보로 변조해 가로챈 후 비밀번호 찾기 기능 등을 통해 계정을 완전히 탈취하는 연계 공격이 발생</w:t>
-            </w:r>
-            <w:r>
-              <w:rPr>
-                <w:rFonts w:hint="eastAsia"/>
-              </w:rPr>
-              <w:t xml:space="preserve"> 가능</w:t>
+              <w:rPr>
+                <w:rFonts w:hint="eastAsia"/>
+              </w:rPr>
+              <w:t xml:space="preserve">서버 내 저장된 파일을 고의적으로 삭제 혹은 변조 가능 </w:t>
             </w:r>
           </w:p>
         </w:tc>
@@ -14820,7 +14932,6 @@
               <w:rPr>
                 <w:rFonts w:hint="eastAsia"/>
               </w:rPr>
-              <w:lastRenderedPageBreak/>
               <w:t>발생 원인</w:t>
             </w:r>
           </w:p>
@@ -14932,9 +15043,19 @@
                 <w:bCs/>
               </w:rPr>
             </w:pPr>
-            <w:r>
-              <w:t>클라이언트 입력 값에 의존한 유저 식별</w:t>
-            </w:r>
+            <w:proofErr w:type="spellStart"/>
+            <w:r>
+              <w:t>확장자</w:t>
+            </w:r>
+            <w:proofErr w:type="spellEnd"/>
+            <w:r>
+              <w:t xml:space="preserve"> </w:t>
+            </w:r>
+            <w:proofErr w:type="spellStart"/>
+            <w:r>
+              <w:t>미검증</w:t>
+            </w:r>
+            <w:proofErr w:type="spellEnd"/>
           </w:p>
         </w:tc>
         <w:tc>
@@ -14954,53 +15075,43 @@
               <w:pStyle w:val="aa"/>
               <w:ind w:left="0" w:firstLineChars="0" w:firstLine="0"/>
               <w:cnfStyle w:val="000000100000" w:firstRow="0" w:lastRow="0" w:firstColumn="0" w:lastColumn="0" w:oddVBand="0" w:evenVBand="0" w:oddHBand="1" w:evenHBand="0" w:firstRowFirstColumn="0" w:firstRowLastColumn="0" w:lastRowFirstColumn="0" w:lastRowLastColumn="0"/>
+            </w:pPr>
+            <w:r>
+              <w:rPr>
+                <w:rFonts w:hint="eastAsia"/>
+              </w:rPr>
+              <w:t xml:space="preserve">파일 업로드 시 확장자의 </w:t>
+            </w:r>
+            <w:proofErr w:type="spellStart"/>
+            <w:r>
+              <w:rPr>
+                <w:rFonts w:hint="eastAsia"/>
+              </w:rPr>
+              <w:t>필터링</w:t>
+            </w:r>
+            <w:proofErr w:type="spellEnd"/>
+            <w:r>
+              <w:rPr>
+                <w:rFonts w:hint="eastAsia"/>
+              </w:rPr>
+              <w:t xml:space="preserve"> 없이 </w:t>
+            </w:r>
+          </w:p>
+          <w:p>
+            <w:pPr>
+              <w:pStyle w:val="aa"/>
+              <w:ind w:left="0" w:firstLineChars="0" w:firstLine="0"/>
+              <w:cnfStyle w:val="000000100000" w:firstRow="0" w:lastRow="0" w:firstColumn="0" w:lastColumn="0" w:oddVBand="0" w:evenVBand="0" w:oddHBand="1" w:evenHBand="0" w:firstRowFirstColumn="0" w:firstRowLastColumn="0" w:lastRowFirstColumn="0" w:lastRowLastColumn="0"/>
               <w:rPr>
                 <w:b/>
                 <w:bCs/>
               </w:rPr>
             </w:pPr>
             <w:r>
-              <w:t>안전한 서버 세션 정보($_SESSION['</w:t>
-            </w:r>
-            <w:proofErr w:type="spellStart"/>
-            <w:r>
-              <w:t>user_id</w:t>
-            </w:r>
-            <w:proofErr w:type="spellEnd"/>
-            <w:r>
-              <w:t xml:space="preserve">'] 등)를 기준으로 수정 대상 쿼리를 실행하지 않고, 클라이언트가 조작 가능한 </w:t>
-            </w:r>
-            <w:proofErr w:type="spellStart"/>
-            <w:r>
-              <w:t>파라미터</w:t>
-            </w:r>
-            <w:proofErr w:type="spellEnd"/>
-            <w:r>
-              <w:t>(</w:t>
-            </w:r>
-            <w:proofErr w:type="spellStart"/>
-            <w:r>
-              <w:t>user_number</w:t>
-            </w:r>
-            <w:proofErr w:type="spellEnd"/>
-            <w:r>
-              <w:t>)</w:t>
-            </w:r>
-            <w:proofErr w:type="spellStart"/>
-            <w:r>
-              <w:t>를</w:t>
-            </w:r>
-            <w:proofErr w:type="spellEnd"/>
-            <w:r>
-              <w:t xml:space="preserve"> 그대로 WHERE 절 </w:t>
-            </w:r>
-            <w:proofErr w:type="spellStart"/>
-            <w:r>
-              <w:t>조건문</w:t>
-            </w:r>
-            <w:proofErr w:type="spellEnd"/>
-            <w:r>
-              <w:t xml:space="preserve"> 등에 신뢰하여 사용</w:t>
+              <w:rPr>
+                <w:rFonts w:hint="eastAsia"/>
+              </w:rPr>
+              <w:t xml:space="preserve">업로드를 허용하고 있음 </w:t>
             </w:r>
           </w:p>
         </w:tc>
@@ -15044,7 +15155,24 @@
               <w:cnfStyle w:val="000000000000" w:firstRow="0" w:lastRow="0" w:firstColumn="0" w:lastColumn="0" w:oddVBand="0" w:evenVBand="0" w:oddHBand="0" w:evenHBand="0" w:firstRowFirstColumn="0" w:firstRowLastColumn="0" w:lastRowFirstColumn="0" w:lastRowLastColumn="0"/>
             </w:pPr>
             <w:r>
-              <w:t>서버 측 검증 부재</w:t>
+              <w:rPr>
+                <w:rStyle w:val="HTML"/>
+                <w:rFonts w:hint="eastAsia"/>
+              </w:rPr>
+              <w:t>C</w:t>
+            </w:r>
+            <w:r>
+              <w:rPr>
+                <w:rStyle w:val="HTML"/>
+              </w:rPr>
+              <w:t xml:space="preserve">ontent-type </w:t>
+            </w:r>
+            <w:r>
+              <w:rPr>
+                <w:rStyle w:val="HTML"/>
+                <w:rFonts w:hint="eastAsia"/>
+              </w:rPr>
+              <w:t>헤더 신뢰</w:t>
             </w:r>
           </w:p>
         </w:tc>
@@ -15067,21 +15195,10 @@
               <w:cnfStyle w:val="000000000000" w:firstRow="0" w:lastRow="0" w:firstColumn="0" w:lastColumn="0" w:oddVBand="0" w:evenVBand="0" w:oddHBand="0" w:evenHBand="0" w:firstRowFirstColumn="0" w:firstRowLastColumn="0" w:lastRowFirstColumn="0" w:lastRowLastColumn="0"/>
             </w:pPr>
             <w:r>
-              <w:t xml:space="preserve">전달받은 </w:t>
-            </w:r>
-            <w:proofErr w:type="spellStart"/>
-            <w:r>
-              <w:t>user_number</w:t>
-            </w:r>
-            <w:proofErr w:type="spellEnd"/>
-            <w:r>
-              <w:t xml:space="preserve"> 객체에 대해 수정 권한이 있는지 소유권 검증 절차가</w:t>
-            </w:r>
-            <w:r>
-              <w:rPr>
-                <w:rFonts w:hint="eastAsia"/>
-              </w:rPr>
-              <w:t xml:space="preserve"> 없음</w:t>
+              <w:rPr>
+                <w:rFonts w:hint="eastAsia"/>
+              </w:rPr>
+              <w:t>실제 파일의 내용과 관계 없이 업로드 받아들임</w:t>
             </w:r>
           </w:p>
         </w:tc>
@@ -15119,6 +15236,12 @@
       <w:r>
         <w:t xml:space="preserve">. </w:t>
       </w:r>
+      <w:r>
+        <w:rPr>
+          <w:rFonts w:hint="eastAsia"/>
+        </w:rPr>
+        <w:t>CSRF</w:t>
+      </w:r>
     </w:p>
     <w:tbl>
       <w:tblPr>
@@ -15138,9 +15261,10 @@
       </w:tblPr>
       <w:tblGrid>
         <w:gridCol w:w="1255"/>
-        <w:gridCol w:w="3843"/>
-        <w:gridCol w:w="1560"/>
-        <w:gridCol w:w="3084"/>
+        <w:gridCol w:w="2851"/>
+        <w:gridCol w:w="783"/>
+        <w:gridCol w:w="1060"/>
+        <w:gridCol w:w="3793"/>
       </w:tblGrid>
       <w:tr>
         <w:trPr>
@@ -15176,7 +15300,7 @@
         <w:tc>
           <w:tcPr>
             <w:tcW w:w="8487" w:type="dxa"/>
-            <w:gridSpan w:val="3"/>
+            <w:gridSpan w:val="4"/>
             <w:tcBorders>
               <w:top w:val="single" w:sz="4" w:space="0" w:color="auto"/>
               <w:left w:val="single" w:sz="4" w:space="0" w:color="auto"/>
@@ -15234,7 +15358,7 @@
         </w:tc>
         <w:tc>
           <w:tcPr>
-            <w:tcW w:w="3843" w:type="dxa"/>
+            <w:tcW w:w="2851" w:type="dxa"/>
             <w:tcBorders>
               <w:top w:val="single" w:sz="4" w:space="0" w:color="auto"/>
               <w:left w:val="single" w:sz="4" w:space="0" w:color="auto"/>
@@ -15258,7 +15382,8 @@
         </w:tc>
         <w:tc>
           <w:tcPr>
-            <w:tcW w:w="1560" w:type="dxa"/>
+            <w:tcW w:w="1843" w:type="dxa"/>
+            <w:gridSpan w:val="2"/>
             <w:tcBorders>
               <w:top w:val="single" w:sz="4" w:space="0" w:color="auto"/>
               <w:left w:val="single" w:sz="4" w:space="0" w:color="auto"/>
@@ -15284,7 +15409,7 @@
         </w:tc>
         <w:tc>
           <w:tcPr>
-            <w:tcW w:w="3084" w:type="dxa"/>
+            <w:tcW w:w="3793" w:type="dxa"/>
             <w:tcBorders>
               <w:top w:val="single" w:sz="4" w:space="0" w:color="auto"/>
               <w:left w:val="single" w:sz="4" w:space="0" w:color="auto"/>
@@ -15334,7 +15459,7 @@
         </w:tc>
         <w:tc>
           <w:tcPr>
-            <w:tcW w:w="3843" w:type="dxa"/>
+            <w:tcW w:w="2851" w:type="dxa"/>
             <w:tcBorders>
               <w:top w:val="single" w:sz="4" w:space="0" w:color="auto"/>
               <w:left w:val="single" w:sz="4" w:space="0" w:color="auto"/>
@@ -15352,13 +15477,13 @@
               </w:rPr>
             </w:pPr>
             <w:r>
-              <w:t>http</w:t>
-            </w:r>
-            <w:r>
-              <w:rPr>
-                <w:rFonts w:hint="eastAsia"/>
-              </w:rPr>
-              <w:t>:/</w:t>
+              <w:t>http://</w:t>
+            </w:r>
+            <w:r>
+              <w:rPr>
+                <w:rFonts w:hint="eastAsia"/>
+              </w:rPr>
+              <w:t>www.dddm.com</w:t>
             </w:r>
             <w:r>
               <w:t>/</w:t>
@@ -15367,127 +15492,153 @@
               <w:rPr>
                 <w:rFonts w:hint="eastAsia"/>
               </w:rPr>
-              <w:t>도메인주소</w:t>
-            </w:r>
-            <w:r>
-              <w:t>:</w:t>
-            </w:r>
-            <w:r>
-              <w:rPr>
-                <w:rFonts w:hint="eastAsia"/>
-              </w:rPr>
-              <w:t>포트/</w:t>
+              <w:t>ddm_</w:t>
+            </w:r>
+            <w:r>
+              <w:rPr>
+                <w:rFonts w:hint="eastAsia"/>
+              </w:rPr>
+              <w:lastRenderedPageBreak/>
+              <w:t>php</w:t>
+            </w:r>
+            <w:r>
+              <w:t>/mypage.php</w:t>
+            </w:r>
+            <w:r>
+              <w:t xml:space="preserve"> </w:t>
+            </w:r>
+            <w:r>
+              <w:br/>
+            </w:r>
+            <w:r>
+              <w:rPr>
+                <w:rFonts w:hint="eastAsia"/>
+              </w:rPr>
+              <w:t>(</w:t>
             </w:r>
             <w:proofErr w:type="spellStart"/>
             <w:r>
               <w:rPr>
                 <w:rFonts w:hint="eastAsia"/>
               </w:rPr>
-              <w:t>상세주소</w:t>
+              <w:t>proc</w:t>
             </w:r>
             <w:proofErr w:type="spellEnd"/>
             <w:r>
+              <w:rPr>
+                <w:rFonts w:hint="eastAsia"/>
+              </w:rPr>
+              <w:t>/</w:t>
+            </w:r>
+            <w:proofErr w:type="spellStart"/>
+            <w:r>
+              <w:rPr>
+                <w:rFonts w:hint="eastAsia"/>
+              </w:rPr>
+              <w:t>mypage_update</w:t>
+            </w:r>
+            <w:r>
+              <w:rPr>
+                <w:rFonts w:hint="eastAsia"/>
+              </w:rPr>
+              <w:t>.php</w:t>
+            </w:r>
+            <w:proofErr w:type="spellEnd"/>
+            <w:r>
+              <w:t>)</w:t>
+            </w:r>
+          </w:p>
+        </w:tc>
+        <w:tc>
+          <w:tcPr>
+            <w:tcW w:w="1843" w:type="dxa"/>
+            <w:gridSpan w:val="2"/>
+            <w:tcBorders>
+              <w:top w:val="single" w:sz="4" w:space="0" w:color="auto"/>
+              <w:left w:val="single" w:sz="4" w:space="0" w:color="auto"/>
+              <w:bottom w:val="single" w:sz="4" w:space="0" w:color="auto"/>
+              <w:right w:val="single" w:sz="4" w:space="0" w:color="auto"/>
+            </w:tcBorders>
+            <w:vAlign w:val="center"/>
+          </w:tcPr>
+          <w:p>
+            <w:pPr>
+              <w:pStyle w:val="aa"/>
+              <w:cnfStyle w:val="000000000000" w:firstRow="0" w:lastRow="0" w:firstColumn="0" w:lastColumn="0" w:oddVBand="0" w:evenVBand="0" w:oddHBand="0" w:evenHBand="0" w:firstRowFirstColumn="0" w:firstRowLastColumn="0" w:lastRowFirstColumn="0" w:lastRowLastColumn="0"/>
+              <w:rPr>
+                <w:rFonts w:cs="Times New Roman"/>
+              </w:rPr>
+            </w:pPr>
+            <w:proofErr w:type="spellStart"/>
+            <w:r>
+              <w:lastRenderedPageBreak/>
+              <w:t>user_nickname</w:t>
+            </w:r>
+            <w:proofErr w:type="spellEnd"/>
+            <w:r>
               <w:br/>
             </w:r>
-            <w:r>
-              <w:rPr>
-                <w:rFonts w:hint="eastAsia"/>
-              </w:rPr>
-              <w:t>(</w:t>
-            </w:r>
             <w:proofErr w:type="spellStart"/>
             <w:r>
-              <w:rPr>
-                <w:rFonts w:hint="eastAsia"/>
-              </w:rPr>
-              <w:t>proc</w:t>
+              <w:lastRenderedPageBreak/>
+              <w:t>user_email</w:t>
             </w:r>
             <w:proofErr w:type="spellEnd"/>
-            <w:r>
-              <w:rPr>
-                <w:rFonts w:hint="eastAsia"/>
-              </w:rPr>
-              <w:t>/</w:t>
-            </w:r>
+          </w:p>
+        </w:tc>
+        <w:tc>
+          <w:tcPr>
+            <w:tcW w:w="3793" w:type="dxa"/>
+            <w:tcBorders>
+              <w:top w:val="single" w:sz="4" w:space="0" w:color="auto"/>
+              <w:left w:val="single" w:sz="4" w:space="0" w:color="auto"/>
+              <w:bottom w:val="single" w:sz="4" w:space="0" w:color="auto"/>
+              <w:right w:val="single" w:sz="4" w:space="0" w:color="auto"/>
+            </w:tcBorders>
+            <w:vAlign w:val="center"/>
+          </w:tcPr>
+          <w:p>
+            <w:pPr>
+              <w:pStyle w:val="aa"/>
+              <w:cnfStyle w:val="000000000000" w:firstRow="0" w:lastRow="0" w:firstColumn="0" w:lastColumn="0" w:oddVBand="0" w:evenVBand="0" w:oddHBand="0" w:evenHBand="0" w:firstRowFirstColumn="0" w:firstRowLastColumn="0" w:lastRowFirstColumn="0" w:lastRowLastColumn="0"/>
+              <w:rPr>
+                <w:rFonts w:cs="Times New Roman"/>
+              </w:rPr>
+            </w:pPr>
             <w:proofErr w:type="spellStart"/>
             <w:r>
               <w:rPr>
-                <w:rFonts w:hint="eastAsia"/>
-              </w:rPr>
-              <w:t>login_proc.php</w:t>
+                <w:rFonts w:cs="Times New Roman" w:hint="eastAsia"/>
+              </w:rPr>
+              <w:lastRenderedPageBreak/>
+              <w:t>메인페이지</w:t>
             </w:r>
             <w:proofErr w:type="spellEnd"/>
             <w:r>
-              <w:t>)</w:t>
-            </w:r>
-          </w:p>
-        </w:tc>
-        <w:tc>
-          <w:tcPr>
-            <w:tcW w:w="1560" w:type="dxa"/>
-            <w:tcBorders>
-              <w:top w:val="single" w:sz="4" w:space="0" w:color="auto"/>
-              <w:left w:val="single" w:sz="4" w:space="0" w:color="auto"/>
-              <w:bottom w:val="single" w:sz="4" w:space="0" w:color="auto"/>
-              <w:right w:val="single" w:sz="4" w:space="0" w:color="auto"/>
-            </w:tcBorders>
-            <w:vAlign w:val="center"/>
-          </w:tcPr>
-          <w:p>
-            <w:pPr>
-              <w:pStyle w:val="aa"/>
-              <w:cnfStyle w:val="000000000000" w:firstRow="0" w:lastRow="0" w:firstColumn="0" w:lastColumn="0" w:oddVBand="0" w:evenVBand="0" w:oddHBand="0" w:evenHBand="0" w:firstRowFirstColumn="0" w:firstRowLastColumn="0" w:lastRowFirstColumn="0" w:lastRowLastColumn="0"/>
+              <w:rPr>
+                <w:rFonts w:cs="Times New Roman" w:hint="eastAsia"/>
+              </w:rPr>
+              <w:t xml:space="preserve"> </w:t>
+            </w:r>
+            <w:r>
               <w:rPr>
                 <w:rFonts w:cs="Times New Roman"/>
               </w:rPr>
-            </w:pPr>
-            <w:r>
-              <w:t>I</w:t>
-            </w:r>
-            <w:r>
-              <w:rPr>
-                <w:rFonts w:hint="eastAsia"/>
-              </w:rPr>
-              <w:t>d, pw</w:t>
-            </w:r>
-          </w:p>
-        </w:tc>
-        <w:tc>
-          <w:tcPr>
-            <w:tcW w:w="3084" w:type="dxa"/>
-            <w:tcBorders>
-              <w:top w:val="single" w:sz="4" w:space="0" w:color="auto"/>
-              <w:left w:val="single" w:sz="4" w:space="0" w:color="auto"/>
-              <w:bottom w:val="single" w:sz="4" w:space="0" w:color="auto"/>
-              <w:right w:val="single" w:sz="4" w:space="0" w:color="auto"/>
-            </w:tcBorders>
-            <w:vAlign w:val="center"/>
-          </w:tcPr>
-          <w:p>
-            <w:pPr>
-              <w:pStyle w:val="aa"/>
-              <w:cnfStyle w:val="000000000000" w:firstRow="0" w:lastRow="0" w:firstColumn="0" w:lastColumn="0" w:oddVBand="0" w:evenVBand="0" w:oddHBand="0" w:evenHBand="0" w:firstRowFirstColumn="0" w:firstRowLastColumn="0" w:lastRowFirstColumn="0" w:lastRowLastColumn="0"/>
-              <w:rPr>
-                <w:rFonts w:cs="Times New Roman"/>
-              </w:rPr>
-            </w:pPr>
-            <w:r>
-              <w:rPr>
-                <w:rFonts w:hint="eastAsia"/>
-              </w:rPr>
-              <w:t>메인</w:t>
-            </w:r>
-            <w:r>
-              <w:rPr>
-                <w:rFonts w:hint="eastAsia"/>
+              <w:t xml:space="preserve">-&gt; </w:t>
+            </w:r>
+            <w:proofErr w:type="spellStart"/>
+            <w:r>
+              <w:rPr>
+                <w:rFonts w:cs="Times New Roman" w:hint="eastAsia"/>
+              </w:rPr>
+              <w:t>마이페이지</w:t>
+            </w:r>
+            <w:proofErr w:type="spellEnd"/>
+            <w:r>
+              <w:rPr>
+                <w:rFonts w:cs="Times New Roman" w:hint="eastAsia"/>
               </w:rPr>
               <w:t xml:space="preserve"> </w:t>
-            </w:r>
-            <w:r>
-              <w:rPr>
-                <w:rFonts w:hint="eastAsia"/>
-              </w:rPr>
-              <w:t>페이지 &gt; 로그인</w:t>
             </w:r>
           </w:p>
         </w:tc>
@@ -15495,7 +15646,7 @@
       <w:tr>
         <w:trPr>
           <w:cnfStyle w:val="000000100000" w:firstRow="0" w:lastRow="0" w:firstColumn="0" w:lastColumn="0" w:oddVBand="0" w:evenVBand="0" w:oddHBand="1" w:evenHBand="0" w:firstRowFirstColumn="0" w:firstRowLastColumn="0" w:lastRowFirstColumn="0" w:lastRowLastColumn="0"/>
-          <w:trHeight w:val="283"/>
+          <w:trHeight w:val="2160"/>
           <w:jc w:val="center"/>
         </w:trPr>
         <w:tc>
@@ -15519,10 +15670,8 @@
               <w:rPr>
                 <w:rFonts w:hint="eastAsia"/>
               </w:rPr>
-              <w:t>취약점</w:t>
-            </w:r>
-            <w:r>
-              <w:br/>
+              <w:lastRenderedPageBreak/>
+              <w:t xml:space="preserve">취약점 </w:t>
             </w:r>
             <w:proofErr w:type="spellStart"/>
             <w:r>
@@ -15537,7 +15686,7 @@
         <w:tc>
           <w:tcPr>
             <w:tcW w:w="8487" w:type="dxa"/>
-            <w:gridSpan w:val="3"/>
+            <w:gridSpan w:val="4"/>
             <w:tcBorders>
               <w:top w:val="single" w:sz="4" w:space="0" w:color="auto"/>
               <w:left w:val="single" w:sz="4" w:space="0" w:color="auto"/>
@@ -15549,19 +15698,1434 @@
           <w:p>
             <w:pPr>
               <w:pStyle w:val="aa"/>
+              <w:ind w:left="0" w:firstLineChars="0" w:firstLine="0"/>
               <w:cnfStyle w:val="000000100000" w:firstRow="0" w:lastRow="0" w:firstColumn="0" w:lastColumn="0" w:oddVBand="0" w:evenVBand="0" w:oddHBand="1" w:evenHBand="0" w:firstRowFirstColumn="0" w:firstRowLastColumn="0" w:lastRowFirstColumn="0" w:lastRowLastColumn="0"/>
             </w:pPr>
-            <w:r>
-              <w:rPr>
-                <w:rFonts w:hint="eastAsia"/>
-              </w:rPr>
-              <w:t>사용자가 디렉토리 리스트에 접근이 가능하여 해당 디렉토리를 통해 다른 디렉토리에 접근하거나 해당 디렉토리의 파일을 열람하는 등의 행위가 가능합니다</w:t>
-            </w:r>
-            <w:r>
-              <w:rPr>
-                <w:rFonts w:hint="eastAsia"/>
-              </w:rPr>
+          </w:p>
+        </w:tc>
+      </w:tr>
+      <w:tr>
+        <w:trPr>
+          <w:jc w:val="center"/>
+        </w:trPr>
+        <w:tc>
+          <w:tcPr>
+            <w:cnfStyle w:val="001000000000" w:firstRow="0" w:lastRow="0" w:firstColumn="1" w:lastColumn="0" w:oddVBand="0" w:evenVBand="0" w:oddHBand="0" w:evenHBand="0" w:firstRowFirstColumn="0" w:firstRowLastColumn="0" w:lastRowFirstColumn="0" w:lastRowLastColumn="0"/>
+            <w:tcW w:w="1255" w:type="dxa"/>
+            <w:tcBorders>
+              <w:top w:val="single" w:sz="4" w:space="0" w:color="auto"/>
+              <w:left w:val="single" w:sz="4" w:space="0" w:color="auto"/>
+              <w:bottom w:val="single" w:sz="4" w:space="0" w:color="auto"/>
+              <w:right w:val="single" w:sz="4" w:space="0" w:color="auto"/>
+            </w:tcBorders>
+            <w:shd w:val="clear" w:color="auto" w:fill="7F7F7F" w:themeFill="text1" w:themeFillTint="80"/>
+            <w:vAlign w:val="center"/>
+          </w:tcPr>
+          <w:p>
+            <w:pPr>
+              <w:pStyle w:val="ab"/>
+            </w:pPr>
+            <w:r>
+              <w:rPr>
+                <w:rFonts w:hint="eastAsia"/>
+              </w:rPr>
+              <w:t>재현 절차</w:t>
+            </w:r>
+          </w:p>
+        </w:tc>
+        <w:tc>
+          <w:tcPr>
+            <w:tcW w:w="8487" w:type="dxa"/>
+            <w:gridSpan w:val="4"/>
+            <w:tcBorders>
+              <w:top w:val="single" w:sz="4" w:space="0" w:color="auto"/>
+              <w:left w:val="single" w:sz="4" w:space="0" w:color="auto"/>
+              <w:bottom w:val="single" w:sz="4" w:space="0" w:color="auto"/>
+              <w:right w:val="single" w:sz="4" w:space="0" w:color="auto"/>
+            </w:tcBorders>
+            <w:vAlign w:val="center"/>
+          </w:tcPr>
+          <w:p>
+            <w:pPr>
+              <w:pStyle w:val="aa"/>
+              <w:numPr>
+                <w:ilvl w:val="0"/>
+                <w:numId w:val="13"/>
+              </w:numPr>
+              <w:ind w:firstLineChars="0"/>
+              <w:cnfStyle w:val="000000000000" w:firstRow="0" w:lastRow="0" w:firstColumn="0" w:lastColumn="0" w:oddVBand="0" w:evenVBand="0" w:oddHBand="0" w:evenHBand="0" w:firstRowFirstColumn="0" w:firstRowLastColumn="0" w:lastRowFirstColumn="0" w:lastRowLastColumn="0"/>
+            </w:pPr>
+            <w:r>
+              <w:rPr>
+                <w:rFonts w:hint="eastAsia"/>
+              </w:rPr>
+              <w:t xml:space="preserve">기존 </w:t>
+            </w:r>
+            <w:proofErr w:type="spellStart"/>
+            <w:r>
+              <w:rPr>
+                <w:rFonts w:hint="eastAsia"/>
+              </w:rPr>
+              <w:t>마이페이지</w:t>
+            </w:r>
+            <w:proofErr w:type="spellEnd"/>
+            <w:r>
+              <w:rPr>
+                <w:rFonts w:hint="eastAsia"/>
+              </w:rPr>
+              <w:t xml:space="preserve"> </w:t>
+            </w:r>
+          </w:p>
+          <w:p>
+            <w:pPr>
+              <w:pStyle w:val="aa"/>
+              <w:keepNext/>
+              <w:jc w:val="center"/>
+              <w:cnfStyle w:val="000000000000" w:firstRow="0" w:lastRow="0" w:firstColumn="0" w:lastColumn="0" w:oddVBand="0" w:evenVBand="0" w:oddHBand="0" w:evenHBand="0" w:firstRowFirstColumn="0" w:firstRowLastColumn="0" w:lastRowFirstColumn="0" w:lastRowLastColumn="0"/>
+            </w:pPr>
+            <w:r>
+              <w:rPr>
+                <w:noProof/>
+              </w:rPr>
+              <w:drawing>
+                <wp:inline distT="0" distB="0" distL="0" distR="0" wp14:anchorId="2959588F" wp14:editId="63A73299">
+                  <wp:extent cx="5252085" cy="3800475"/>
+                  <wp:effectExtent l="0" t="0" r="5715" b="9525"/>
+                  <wp:docPr id="27" name="그림 27"/>
+                  <wp:cNvGraphicFramePr>
+                    <a:graphicFrameLocks xmlns:a="http://schemas.openxmlformats.org/drawingml/2006/main" noChangeAspect="1"/>
+                  </wp:cNvGraphicFramePr>
+                  <a:graphic xmlns:a="http://schemas.openxmlformats.org/drawingml/2006/main">
+                    <a:graphicData uri="http://schemas.openxmlformats.org/drawingml/2006/picture">
+                      <pic:pic xmlns:pic="http://schemas.openxmlformats.org/drawingml/2006/picture">
+                        <pic:nvPicPr>
+                          <pic:cNvPr id="1" name=""/>
+                          <pic:cNvPicPr/>
+                        </pic:nvPicPr>
+                        <pic:blipFill>
+                          <a:blip r:embed="rId36"/>
+                          <a:stretch>
+                            <a:fillRect/>
+                          </a:stretch>
+                        </pic:blipFill>
+                        <pic:spPr>
+                          <a:xfrm>
+                            <a:off x="0" y="0"/>
+                            <a:ext cx="5252085" cy="3800475"/>
+                          </a:xfrm>
+                          <a:prstGeom prst="rect">
+                            <a:avLst/>
+                          </a:prstGeom>
+                        </pic:spPr>
+                      </pic:pic>
+                    </a:graphicData>
+                  </a:graphic>
+                </wp:inline>
+              </w:drawing>
+            </w:r>
+          </w:p>
+          <w:p>
+            <w:pPr>
+              <w:pStyle w:val="af1"/>
+              <w:jc w:val="center"/>
+              <w:cnfStyle w:val="000000000000" w:firstRow="0" w:lastRow="0" w:firstColumn="0" w:lastColumn="0" w:oddVBand="0" w:evenVBand="0" w:oddHBand="0" w:evenHBand="0" w:firstRowFirstColumn="0" w:firstRowLastColumn="0" w:lastRowFirstColumn="0" w:lastRowLastColumn="0"/>
+            </w:pPr>
+            <w:r>
+              <w:t>그림</w:t>
+            </w:r>
+            <w:r>
+              <w:t xml:space="preserve"> </w:t>
+            </w:r>
+            <w:r>
+              <w:rPr>
+                <w:rFonts w:hint="eastAsia"/>
+              </w:rPr>
+              <w:t>3.6</w:t>
+            </w:r>
+            <w:r>
+              <w:rPr>
+                <w:rFonts w:hint="eastAsia"/>
+              </w:rPr>
+              <w:t>-1</w:t>
+            </w:r>
+            <w:r>
+              <w:t xml:space="preserve">. </w:t>
+            </w:r>
+            <w:r>
+              <w:rPr>
+                <w:rFonts w:hint="eastAsia"/>
+              </w:rPr>
+              <w:t>기존</w:t>
+            </w:r>
+            <w:r>
+              <w:rPr>
+                <w:rFonts w:hint="eastAsia"/>
+              </w:rPr>
+              <w:t xml:space="preserve"> </w:t>
+            </w:r>
+            <w:proofErr w:type="spellStart"/>
+            <w:r>
+              <w:rPr>
+                <w:rFonts w:hint="eastAsia"/>
+              </w:rPr>
+              <w:t>마이페이지</w:t>
+            </w:r>
+            <w:proofErr w:type="spellEnd"/>
+          </w:p>
+          <w:p>
+            <w:pPr>
+              <w:pStyle w:val="aa"/>
+              <w:numPr>
+                <w:ilvl w:val="0"/>
+                <w:numId w:val="13"/>
+              </w:numPr>
+              <w:ind w:firstLineChars="0"/>
+              <w:cnfStyle w:val="000000000000" w:firstRow="0" w:lastRow="0" w:firstColumn="0" w:lastColumn="0" w:oddVBand="0" w:evenVBand="0" w:oddHBand="0" w:evenHBand="0" w:firstRowFirstColumn="0" w:firstRowLastColumn="0" w:lastRowFirstColumn="0" w:lastRowLastColumn="0"/>
+            </w:pPr>
+            <w:proofErr w:type="spellStart"/>
+            <w:r>
+              <w:t>mypage.php</w:t>
+            </w:r>
+            <w:proofErr w:type="spellEnd"/>
+            <w:r>
+              <w:t xml:space="preserve"> </w:t>
+            </w:r>
+            <w:r>
+              <w:rPr>
+                <w:rFonts w:hint="eastAsia"/>
+              </w:rPr>
+              <w:t xml:space="preserve">요청 시 세션 쿠키 확인 </w:t>
+            </w:r>
+          </w:p>
+          <w:p>
+            <w:pPr>
+              <w:pStyle w:val="aa"/>
+              <w:ind w:left="400" w:firstLineChars="0" w:firstLine="0"/>
+              <w:cnfStyle w:val="000000000000" w:firstRow="0" w:lastRow="0" w:firstColumn="0" w:lastColumn="0" w:oddVBand="0" w:evenVBand="0" w:oddHBand="0" w:evenHBand="0" w:firstRowFirstColumn="0" w:firstRowLastColumn="0" w:lastRowFirstColumn="0" w:lastRowLastColumn="0"/>
+            </w:pPr>
+          </w:p>
+          <w:p>
+            <w:pPr>
+              <w:pStyle w:val="aa"/>
+              <w:ind w:left="400" w:firstLineChars="0" w:firstLine="0"/>
+              <w:cnfStyle w:val="000000000000" w:firstRow="0" w:lastRow="0" w:firstColumn="0" w:lastColumn="0" w:oddVBand="0" w:evenVBand="0" w:oddHBand="0" w:evenHBand="0" w:firstRowFirstColumn="0" w:firstRowLastColumn="0" w:lastRowFirstColumn="0" w:lastRowLastColumn="0"/>
+            </w:pPr>
+            <w:r>
+              <w:rPr>
+                <w:rFonts w:hint="eastAsia"/>
+              </w:rPr>
+              <w:t xml:space="preserve">  </w:t>
+            </w:r>
+          </w:p>
+          <w:p>
+            <w:pPr>
+              <w:pStyle w:val="aa"/>
+              <w:cnfStyle w:val="000000000000" w:firstRow="0" w:lastRow="0" w:firstColumn="0" w:lastColumn="0" w:oddVBand="0" w:evenVBand="0" w:oddHBand="0" w:evenHBand="0" w:firstRowFirstColumn="0" w:firstRowLastColumn="0" w:lastRowFirstColumn="0" w:lastRowLastColumn="0"/>
+            </w:pPr>
+          </w:p>
+          <w:p>
+            <w:pPr>
+              <w:pStyle w:val="aa"/>
+              <w:keepNext/>
+              <w:jc w:val="center"/>
+              <w:cnfStyle w:val="000000000000" w:firstRow="0" w:lastRow="0" w:firstColumn="0" w:lastColumn="0" w:oddVBand="0" w:evenVBand="0" w:oddHBand="0" w:evenHBand="0" w:firstRowFirstColumn="0" w:firstRowLastColumn="0" w:lastRowFirstColumn="0" w:lastRowLastColumn="0"/>
+            </w:pPr>
+          </w:p>
+          <w:p>
+            <w:pPr>
+              <w:pStyle w:val="aa"/>
+              <w:keepNext/>
+              <w:jc w:val="center"/>
+              <w:cnfStyle w:val="000000000000" w:firstRow="0" w:lastRow="0" w:firstColumn="0" w:lastColumn="0" w:oddVBand="0" w:evenVBand="0" w:oddHBand="0" w:evenHBand="0" w:firstRowFirstColumn="0" w:firstRowLastColumn="0" w:lastRowFirstColumn="0" w:lastRowLastColumn="0"/>
+            </w:pPr>
+            <w:r>
+              <w:rPr>
+                <w:noProof/>
+              </w:rPr>
+              <w:drawing>
+                <wp:inline distT="0" distB="0" distL="0" distR="0" wp14:anchorId="793ABA4B" wp14:editId="5D09CC60">
+                  <wp:extent cx="5252085" cy="2964180"/>
+                  <wp:effectExtent l="0" t="0" r="5715" b="7620"/>
+                  <wp:docPr id="30" name="그림 30"/>
+                  <wp:cNvGraphicFramePr>
+                    <a:graphicFrameLocks xmlns:a="http://schemas.openxmlformats.org/drawingml/2006/main" noChangeAspect="1"/>
+                  </wp:cNvGraphicFramePr>
+                  <a:graphic xmlns:a="http://schemas.openxmlformats.org/drawingml/2006/main">
+                    <a:graphicData uri="http://schemas.openxmlformats.org/drawingml/2006/picture">
+                      <pic:pic xmlns:pic="http://schemas.openxmlformats.org/drawingml/2006/picture">
+                        <pic:nvPicPr>
+                          <pic:cNvPr id="1" name=""/>
+                          <pic:cNvPicPr/>
+                        </pic:nvPicPr>
+                        <pic:blipFill>
+                          <a:blip r:embed="rId37"/>
+                          <a:stretch>
+                            <a:fillRect/>
+                          </a:stretch>
+                        </pic:blipFill>
+                        <pic:spPr>
+                          <a:xfrm>
+                            <a:off x="0" y="0"/>
+                            <a:ext cx="5252085" cy="2964180"/>
+                          </a:xfrm>
+                          <a:prstGeom prst="rect">
+                            <a:avLst/>
+                          </a:prstGeom>
+                        </pic:spPr>
+                      </pic:pic>
+                    </a:graphicData>
+                  </a:graphic>
+                </wp:inline>
+              </w:drawing>
+            </w:r>
+          </w:p>
+          <w:p>
+            <w:pPr>
+              <w:pStyle w:val="af1"/>
+              <w:jc w:val="center"/>
+              <w:cnfStyle w:val="000000000000" w:firstRow="0" w:lastRow="0" w:firstColumn="0" w:lastColumn="0" w:oddVBand="0" w:evenVBand="0" w:oddHBand="0" w:evenHBand="0" w:firstRowFirstColumn="0" w:firstRowLastColumn="0" w:lastRowFirstColumn="0" w:lastRowLastColumn="0"/>
+            </w:pPr>
+            <w:r>
+              <w:t>그림</w:t>
+            </w:r>
+            <w:r>
+              <w:t xml:space="preserve"> </w:t>
+            </w:r>
+            <w:r>
+              <w:rPr>
+                <w:rFonts w:hint="eastAsia"/>
+              </w:rPr>
+              <w:t>3</w:t>
+            </w:r>
+            <w:r>
+              <w:t xml:space="preserve">.6-2 </w:t>
+            </w:r>
+            <w:r>
+              <w:rPr>
+                <w:rFonts w:hint="eastAsia"/>
+              </w:rPr>
+              <w:t>사용자의</w:t>
+            </w:r>
+            <w:r>
+              <w:rPr>
+                <w:rFonts w:hint="eastAsia"/>
+              </w:rPr>
+              <w:t xml:space="preserve"> </w:t>
+            </w:r>
+            <w:r>
+              <w:rPr>
+                <w:rFonts w:hint="eastAsia"/>
+              </w:rPr>
+              <w:t>쿠키</w:t>
+            </w:r>
+            <w:r>
+              <w:rPr>
+                <w:rFonts w:hint="eastAsia"/>
+              </w:rPr>
+              <w:t xml:space="preserve"> </w:t>
+            </w:r>
+            <w:r>
+              <w:rPr>
+                <w:rFonts w:hint="eastAsia"/>
+              </w:rPr>
+              <w:t>확인</w:t>
+            </w:r>
+          </w:p>
+          <w:p>
+            <w:pPr>
+              <w:pStyle w:val="aa"/>
+              <w:numPr>
+                <w:ilvl w:val="0"/>
+                <w:numId w:val="13"/>
+              </w:numPr>
+              <w:ind w:firstLineChars="0"/>
+              <w:cnfStyle w:val="000000000000" w:firstRow="0" w:lastRow="0" w:firstColumn="0" w:lastColumn="0" w:oddVBand="0" w:evenVBand="0" w:oddHBand="0" w:evenHBand="0" w:firstRowFirstColumn="0" w:firstRowLastColumn="0" w:lastRowFirstColumn="0" w:lastRowLastColumn="0"/>
+            </w:pPr>
+            <w:r>
+              <w:t>자신의 컴퓨터에 임시 웹 서버를 구축하여 공격용 파일</w:t>
+            </w:r>
+            <w:r>
+              <w:rPr>
+                <w:rFonts w:hint="eastAsia"/>
+              </w:rPr>
+              <w:t xml:space="preserve">(attack.html)을 서비스 </w:t>
+            </w:r>
+          </w:p>
+          <w:p>
+            <w:pPr>
+              <w:pStyle w:val="aa"/>
+              <w:keepNext/>
+              <w:cnfStyle w:val="000000000000" w:firstRow="0" w:lastRow="0" w:firstColumn="0" w:lastColumn="0" w:oddVBand="0" w:evenVBand="0" w:oddHBand="0" w:evenHBand="0" w:firstRowFirstColumn="0" w:firstRowLastColumn="0" w:lastRowFirstColumn="0" w:lastRowLastColumn="0"/>
+            </w:pPr>
+            <w:r>
               <w:t>.</w:t>
+            </w:r>
+          </w:p>
+          <w:p>
+            <w:pPr>
+              <w:pStyle w:val="aa"/>
+              <w:keepNext/>
+              <w:jc w:val="center"/>
+              <w:cnfStyle w:val="000000000000" w:firstRow="0" w:lastRow="0" w:firstColumn="0" w:lastColumn="0" w:oddVBand="0" w:evenVBand="0" w:oddHBand="0" w:evenHBand="0" w:firstRowFirstColumn="0" w:firstRowLastColumn="0" w:lastRowFirstColumn="0" w:lastRowLastColumn="0"/>
+            </w:pPr>
+          </w:p>
+          <w:p>
+            <w:pPr>
+              <w:pStyle w:val="aa"/>
+              <w:keepNext/>
+              <w:jc w:val="center"/>
+              <w:cnfStyle w:val="000000000000" w:firstRow="0" w:lastRow="0" w:firstColumn="0" w:lastColumn="0" w:oddVBand="0" w:evenVBand="0" w:oddHBand="0" w:evenHBand="0" w:firstRowFirstColumn="0" w:firstRowLastColumn="0" w:lastRowFirstColumn="0" w:lastRowLastColumn="0"/>
+            </w:pPr>
+            <w:r>
+              <w:rPr>
+                <w:noProof/>
+              </w:rPr>
+              <w:drawing>
+                <wp:inline distT="0" distB="0" distL="0" distR="0" wp14:anchorId="2AC8489C" wp14:editId="60966103">
+                  <wp:extent cx="5252085" cy="857885"/>
+                  <wp:effectExtent l="0" t="0" r="5715" b="0"/>
+                  <wp:docPr id="31" name="그림 31"/>
+                  <wp:cNvGraphicFramePr>
+                    <a:graphicFrameLocks xmlns:a="http://schemas.openxmlformats.org/drawingml/2006/main" noChangeAspect="1"/>
+                  </wp:cNvGraphicFramePr>
+                  <a:graphic xmlns:a="http://schemas.openxmlformats.org/drawingml/2006/main">
+                    <a:graphicData uri="http://schemas.openxmlformats.org/drawingml/2006/picture">
+                      <pic:pic xmlns:pic="http://schemas.openxmlformats.org/drawingml/2006/picture">
+                        <pic:nvPicPr>
+                          <pic:cNvPr id="1" name=""/>
+                          <pic:cNvPicPr/>
+                        </pic:nvPicPr>
+                        <pic:blipFill>
+                          <a:blip r:embed="rId38"/>
+                          <a:stretch>
+                            <a:fillRect/>
+                          </a:stretch>
+                        </pic:blipFill>
+                        <pic:spPr>
+                          <a:xfrm>
+                            <a:off x="0" y="0"/>
+                            <a:ext cx="5252085" cy="857885"/>
+                          </a:xfrm>
+                          <a:prstGeom prst="rect">
+                            <a:avLst/>
+                          </a:prstGeom>
+                        </pic:spPr>
+                      </pic:pic>
+                    </a:graphicData>
+                  </a:graphic>
+                </wp:inline>
+              </w:drawing>
+            </w:r>
+          </w:p>
+          <w:p>
+            <w:pPr>
+              <w:pStyle w:val="af1"/>
+              <w:jc w:val="center"/>
+              <w:cnfStyle w:val="000000000000" w:firstRow="0" w:lastRow="0" w:firstColumn="0" w:lastColumn="0" w:oddVBand="0" w:evenVBand="0" w:oddHBand="0" w:evenHBand="0" w:firstRowFirstColumn="0" w:firstRowLastColumn="0" w:lastRowFirstColumn="0" w:lastRowLastColumn="0"/>
+            </w:pPr>
+            <w:r>
+              <w:rPr>
+                <w:rFonts w:hint="eastAsia"/>
+              </w:rPr>
+              <w:t>그림</w:t>
+            </w:r>
+            <w:r>
+              <w:rPr>
+                <w:rFonts w:hint="eastAsia"/>
+              </w:rPr>
+              <w:t xml:space="preserve"> </w:t>
+            </w:r>
+            <w:r>
+              <w:t xml:space="preserve">3.6-3 </w:t>
+            </w:r>
+            <w:r>
+              <w:rPr>
+                <w:rFonts w:hint="eastAsia"/>
+              </w:rPr>
+              <w:t>임시</w:t>
+            </w:r>
+            <w:r>
+              <w:rPr>
+                <w:rFonts w:hint="eastAsia"/>
+              </w:rPr>
+              <w:t xml:space="preserve"> </w:t>
+            </w:r>
+            <w:r>
+              <w:rPr>
+                <w:rFonts w:hint="eastAsia"/>
+              </w:rPr>
+              <w:t>웹</w:t>
+            </w:r>
+            <w:r>
+              <w:rPr>
+                <w:rFonts w:hint="eastAsia"/>
+              </w:rPr>
+              <w:t xml:space="preserve"> </w:t>
+            </w:r>
+            <w:r>
+              <w:rPr>
+                <w:rFonts w:hint="eastAsia"/>
+              </w:rPr>
+              <w:t>서버</w:t>
+            </w:r>
+            <w:r>
+              <w:rPr>
+                <w:rFonts w:hint="eastAsia"/>
+              </w:rPr>
+              <w:t xml:space="preserve"> </w:t>
+            </w:r>
+            <w:r>
+              <w:rPr>
+                <w:rFonts w:hint="eastAsia"/>
+              </w:rPr>
+              <w:t>구축</w:t>
+            </w:r>
+            <w:r>
+              <w:rPr>
+                <w:rFonts w:hint="eastAsia"/>
+              </w:rPr>
+              <w:t xml:space="preserve"> </w:t>
+            </w:r>
+          </w:p>
+          <w:p>
+            <w:pPr>
+              <w:pStyle w:val="af2"/>
+              <w:numPr>
+                <w:ilvl w:val="0"/>
+                <w:numId w:val="13"/>
+              </w:numPr>
+              <w:ind w:leftChars="0"/>
+              <w:cnfStyle w:val="000000000000" w:firstRow="0" w:lastRow="0" w:firstColumn="0" w:lastColumn="0" w:oddVBand="0" w:evenVBand="0" w:oddHBand="0" w:evenHBand="0" w:firstRowFirstColumn="0" w:firstRowLastColumn="0" w:lastRowFirstColumn="0" w:lastRowLastColumn="0"/>
+            </w:pPr>
+            <w:r>
+              <w:rPr>
+                <w:rFonts w:hint="eastAsia"/>
+              </w:rPr>
+              <w:t>사용자가</w:t>
+            </w:r>
+            <w:r>
+              <w:rPr>
+                <w:rFonts w:hint="eastAsia"/>
+              </w:rPr>
+              <w:t xml:space="preserve"> </w:t>
+            </w:r>
+            <w:r>
+              <w:rPr>
+                <w:rFonts w:hint="eastAsia"/>
+              </w:rPr>
+              <w:t>공격자의</w:t>
+            </w:r>
+            <w:r>
+              <w:rPr>
+                <w:rFonts w:hint="eastAsia"/>
+              </w:rPr>
+              <w:t xml:space="preserve"> </w:t>
+            </w:r>
+            <w:r>
+              <w:rPr>
+                <w:rFonts w:hint="eastAsia"/>
+              </w:rPr>
+              <w:t>서버의</w:t>
+            </w:r>
+            <w:r>
+              <w:rPr>
+                <w:rFonts w:hint="eastAsia"/>
+              </w:rPr>
+              <w:t xml:space="preserve"> </w:t>
+            </w:r>
+            <w:r>
+              <w:t xml:space="preserve">attack.html </w:t>
+            </w:r>
+            <w:r>
+              <w:rPr>
+                <w:rFonts w:hint="eastAsia"/>
+              </w:rPr>
+              <w:t>실행</w:t>
+            </w:r>
+            <w:r>
+              <w:rPr>
+                <w:rFonts w:hint="eastAsia"/>
+              </w:rPr>
+              <w:t xml:space="preserve"> </w:t>
+            </w:r>
+          </w:p>
+          <w:p>
+            <w:pPr>
+              <w:pStyle w:val="aa"/>
+              <w:cnfStyle w:val="000000000000" w:firstRow="0" w:lastRow="0" w:firstColumn="0" w:lastColumn="0" w:oddVBand="0" w:evenVBand="0" w:oddHBand="0" w:evenHBand="0" w:firstRowFirstColumn="0" w:firstRowLastColumn="0" w:lastRowFirstColumn="0" w:lastRowLastColumn="0"/>
+              <w:rPr>
+                <w:rFonts w:eastAsia="굴림"/>
+                <w:sz w:val="24"/>
+              </w:rPr>
+            </w:pPr>
+            <w:r>
+              <w:t xml:space="preserve"> Origin </w:t>
+            </w:r>
+            <w:r>
+              <w:rPr>
+                <w:rFonts w:hint="eastAsia"/>
+              </w:rPr>
+              <w:t xml:space="preserve">과 </w:t>
+            </w:r>
+            <w:proofErr w:type="spellStart"/>
+            <w:r>
+              <w:t>Referer</w:t>
+            </w:r>
+            <w:proofErr w:type="spellEnd"/>
+            <w:r>
+              <w:t xml:space="preserve"> 해당 헤더 값이 10.200.40.66 으로 기록되어, 공격의 근원지가 대상 서버 내부가 </w:t>
+            </w:r>
+            <w:r>
+              <w:rPr>
+                <w:rFonts w:hint="eastAsia"/>
+              </w:rPr>
+              <w:t xml:space="preserve">아닌 공격자가 구축한 웹 서버를 </w:t>
+            </w:r>
+            <w:proofErr w:type="spellStart"/>
+            <w:r>
+              <w:rPr>
+                <w:rFonts w:hint="eastAsia"/>
+              </w:rPr>
+              <w:t>가르키고</w:t>
+            </w:r>
+            <w:proofErr w:type="spellEnd"/>
+            <w:r>
+              <w:rPr>
+                <w:rFonts w:hint="eastAsia"/>
+              </w:rPr>
+              <w:t xml:space="preserve"> 있습니다</w:t>
+            </w:r>
+          </w:p>
+          <w:p>
+            <w:pPr>
+              <w:pStyle w:val="aa"/>
+              <w:cnfStyle w:val="000000000000" w:firstRow="0" w:lastRow="0" w:firstColumn="0" w:lastColumn="0" w:oddVBand="0" w:evenVBand="0" w:oddHBand="0" w:evenHBand="0" w:firstRowFirstColumn="0" w:firstRowLastColumn="0" w:lastRowFirstColumn="0" w:lastRowLastColumn="0"/>
+            </w:pPr>
+            <w:r>
+              <w:t xml:space="preserve"> </w:t>
+            </w:r>
+            <w:r>
+              <w:rPr>
+                <w:b/>
+                <w:bCs/>
+              </w:rPr>
+              <w:t xml:space="preserve"> </w:t>
+            </w:r>
+            <w:r>
+              <w:rPr>
+                <w:rFonts w:hint="eastAsia"/>
+              </w:rPr>
+              <w:t xml:space="preserve">쿠키 값 </w:t>
+            </w:r>
+            <w:r>
+              <w:t>브라우저의 자동 쿠키 전송 특성을 악용하여, 공격자가 사용자의 인증 상태를 그대로 도용하고 있음을 보여줍니다.</w:t>
+            </w:r>
+          </w:p>
+          <w:p>
+            <w:pPr>
+              <w:cnfStyle w:val="000000000000" w:firstRow="0" w:lastRow="0" w:firstColumn="0" w:lastColumn="0" w:oddVBand="0" w:evenVBand="0" w:oddHBand="0" w:evenHBand="0" w:firstRowFirstColumn="0" w:firstRowLastColumn="0" w:lastRowFirstColumn="0" w:lastRowLastColumn="0"/>
+            </w:pPr>
+          </w:p>
+          <w:p>
+            <w:pPr>
+              <w:cnfStyle w:val="000000000000" w:firstRow="0" w:lastRow="0" w:firstColumn="0" w:lastColumn="0" w:oddVBand="0" w:evenVBand="0" w:oddHBand="0" w:evenHBand="0" w:firstRowFirstColumn="0" w:firstRowLastColumn="0" w:lastRowFirstColumn="0" w:lastRowLastColumn="0"/>
+              <w:rPr>
+                <w:rStyle w:val="HTML"/>
+                <w:rFonts w:ascii="맑은 고딕" w:eastAsia="휴먼명조" w:hAnsi="맑은 고딕" w:cstheme="minorBidi"/>
+                <w:sz w:val="22"/>
+                <w:szCs w:val="20"/>
+              </w:rPr>
+            </w:pPr>
+            <w:r>
+              <w:rPr>
+                <w:noProof/>
+              </w:rPr>
+              <w:drawing>
+                <wp:inline distT="0" distB="0" distL="0" distR="0" wp14:anchorId="73575E3A" wp14:editId="79C6D83E">
+                  <wp:extent cx="5252085" cy="2482850"/>
+                  <wp:effectExtent l="0" t="0" r="5715" b="0"/>
+                  <wp:docPr id="33" name="그림 33"/>
+                  <wp:cNvGraphicFramePr>
+                    <a:graphicFrameLocks xmlns:a="http://schemas.openxmlformats.org/drawingml/2006/main" noChangeAspect="1"/>
+                  </wp:cNvGraphicFramePr>
+                  <a:graphic xmlns:a="http://schemas.openxmlformats.org/drawingml/2006/main">
+                    <a:graphicData uri="http://schemas.openxmlformats.org/drawingml/2006/picture">
+                      <pic:pic xmlns:pic="http://schemas.openxmlformats.org/drawingml/2006/picture">
+                        <pic:nvPicPr>
+                          <pic:cNvPr id="1" name=""/>
+                          <pic:cNvPicPr/>
+                        </pic:nvPicPr>
+                        <pic:blipFill>
+                          <a:blip r:embed="rId39"/>
+                          <a:stretch>
+                            <a:fillRect/>
+                          </a:stretch>
+                        </pic:blipFill>
+                        <pic:spPr>
+                          <a:xfrm>
+                            <a:off x="0" y="0"/>
+                            <a:ext cx="5252085" cy="2482850"/>
+                          </a:xfrm>
+                          <a:prstGeom prst="rect">
+                            <a:avLst/>
+                          </a:prstGeom>
+                        </pic:spPr>
+                      </pic:pic>
+                    </a:graphicData>
+                  </a:graphic>
+                </wp:inline>
+              </w:drawing>
+            </w:r>
+          </w:p>
+          <w:p>
+            <w:pPr>
+              <w:pStyle w:val="aa"/>
+              <w:keepNext/>
+              <w:jc w:val="center"/>
+              <w:cnfStyle w:val="000000000000" w:firstRow="0" w:lastRow="0" w:firstColumn="0" w:lastColumn="0" w:oddVBand="0" w:evenVBand="0" w:oddHBand="0" w:evenHBand="0" w:firstRowFirstColumn="0" w:firstRowLastColumn="0" w:lastRowFirstColumn="0" w:lastRowLastColumn="0"/>
+            </w:pPr>
+          </w:p>
+          <w:p>
+            <w:pPr>
+              <w:pStyle w:val="af1"/>
+              <w:jc w:val="center"/>
+              <w:cnfStyle w:val="000000000000" w:firstRow="0" w:lastRow="0" w:firstColumn="0" w:lastColumn="0" w:oddVBand="0" w:evenVBand="0" w:oddHBand="0" w:evenHBand="0" w:firstRowFirstColumn="0" w:firstRowLastColumn="0" w:lastRowFirstColumn="0" w:lastRowLastColumn="0"/>
+            </w:pPr>
+            <w:r>
+              <w:rPr>
+                <w:rFonts w:hint="eastAsia"/>
+              </w:rPr>
+              <w:t>그림</w:t>
+            </w:r>
+            <w:r>
+              <w:rPr>
+                <w:rFonts w:hint="eastAsia"/>
+              </w:rPr>
+              <w:t xml:space="preserve"> </w:t>
+            </w:r>
+            <w:r>
+              <w:t>3.6-4</w:t>
+            </w:r>
+            <w:r>
+              <w:t xml:space="preserve"> </w:t>
+            </w:r>
+            <w:r>
+              <w:rPr>
+                <w:rFonts w:hint="eastAsia"/>
+              </w:rPr>
+              <w:t>사용자의</w:t>
+            </w:r>
+            <w:r>
+              <w:rPr>
+                <w:rFonts w:hint="eastAsia"/>
+              </w:rPr>
+              <w:t xml:space="preserve"> </w:t>
+            </w:r>
+            <w:r>
+              <w:rPr>
+                <w:rFonts w:hint="eastAsia"/>
+              </w:rPr>
+              <w:t>쿠키를</w:t>
+            </w:r>
+            <w:r>
+              <w:rPr>
+                <w:rFonts w:hint="eastAsia"/>
+              </w:rPr>
+              <w:t xml:space="preserve"> </w:t>
+            </w:r>
+            <w:r>
+              <w:rPr>
+                <w:rFonts w:hint="eastAsia"/>
+              </w:rPr>
+              <w:t>통한</w:t>
+            </w:r>
+            <w:r>
+              <w:rPr>
+                <w:rFonts w:hint="eastAsia"/>
+              </w:rPr>
+              <w:t xml:space="preserve"> </w:t>
+            </w:r>
+            <w:r>
+              <w:rPr>
+                <w:rFonts w:hint="eastAsia"/>
+              </w:rPr>
+              <w:t>요청</w:t>
+            </w:r>
+            <w:r>
+              <w:rPr>
+                <w:rFonts w:hint="eastAsia"/>
+              </w:rPr>
+              <w:t xml:space="preserve"> </w:t>
+            </w:r>
+          </w:p>
+          <w:p>
+            <w:pPr>
+              <w:pStyle w:val="aa"/>
+              <w:cnfStyle w:val="000000000000" w:firstRow="0" w:lastRow="0" w:firstColumn="0" w:lastColumn="0" w:oddVBand="0" w:evenVBand="0" w:oddHBand="0" w:evenHBand="0" w:firstRowFirstColumn="0" w:firstRowLastColumn="0" w:lastRowFirstColumn="0" w:lastRowLastColumn="0"/>
+            </w:pPr>
+            <w:r>
+              <w:t xml:space="preserve">4. </w:t>
+            </w:r>
+            <w:r>
+              <w:rPr>
+                <w:rFonts w:hint="eastAsia"/>
+              </w:rPr>
+              <w:t>사용자의 이메일 주소,</w:t>
+            </w:r>
+            <w:r>
+              <w:t xml:space="preserve"> </w:t>
+            </w:r>
+            <w:r>
+              <w:rPr>
+                <w:rFonts w:hint="eastAsia"/>
+              </w:rPr>
+              <w:t xml:space="preserve">닉네임 주소가 사용자도 모르게 변동 된 결과 </w:t>
+            </w:r>
+          </w:p>
+          <w:p>
+            <w:pPr>
+              <w:pStyle w:val="aa"/>
+              <w:cnfStyle w:val="000000000000" w:firstRow="0" w:lastRow="0" w:firstColumn="0" w:lastColumn="0" w:oddVBand="0" w:evenVBand="0" w:oddHBand="0" w:evenHBand="0" w:firstRowFirstColumn="0" w:firstRowLastColumn="0" w:lastRowFirstColumn="0" w:lastRowLastColumn="0"/>
+            </w:pPr>
+          </w:p>
+          <w:p>
+            <w:pPr>
+              <w:pStyle w:val="aa"/>
+              <w:keepNext/>
+              <w:jc w:val="center"/>
+              <w:cnfStyle w:val="000000000000" w:firstRow="0" w:lastRow="0" w:firstColumn="0" w:lastColumn="0" w:oddVBand="0" w:evenVBand="0" w:oddHBand="0" w:evenHBand="0" w:firstRowFirstColumn="0" w:firstRowLastColumn="0" w:lastRowFirstColumn="0" w:lastRowLastColumn="0"/>
+            </w:pPr>
+          </w:p>
+          <w:p>
+            <w:pPr>
+              <w:pStyle w:val="aa"/>
+              <w:keepNext/>
+              <w:jc w:val="center"/>
+              <w:cnfStyle w:val="000000000000" w:firstRow="0" w:lastRow="0" w:firstColumn="0" w:lastColumn="0" w:oddVBand="0" w:evenVBand="0" w:oddHBand="0" w:evenHBand="0" w:firstRowFirstColumn="0" w:firstRowLastColumn="0" w:lastRowFirstColumn="0" w:lastRowLastColumn="0"/>
+            </w:pPr>
+          </w:p>
+          <w:p>
+            <w:pPr>
+              <w:pStyle w:val="aa"/>
+              <w:keepNext/>
+              <w:jc w:val="center"/>
+              <w:cnfStyle w:val="000000000000" w:firstRow="0" w:lastRow="0" w:firstColumn="0" w:lastColumn="0" w:oddVBand="0" w:evenVBand="0" w:oddHBand="0" w:evenHBand="0" w:firstRowFirstColumn="0" w:firstRowLastColumn="0" w:lastRowFirstColumn="0" w:lastRowLastColumn="0"/>
+            </w:pPr>
+            <w:r>
+              <w:rPr>
+                <w:noProof/>
+              </w:rPr>
+              <w:drawing>
+                <wp:inline distT="0" distB="0" distL="0" distR="0" wp14:anchorId="25491888" wp14:editId="003ED3A1">
+                  <wp:extent cx="5252085" cy="3859530"/>
+                  <wp:effectExtent l="0" t="0" r="5715" b="7620"/>
+                  <wp:docPr id="35" name="그림 35"/>
+                  <wp:cNvGraphicFramePr>
+                    <a:graphicFrameLocks xmlns:a="http://schemas.openxmlformats.org/drawingml/2006/main" noChangeAspect="1"/>
+                  </wp:cNvGraphicFramePr>
+                  <a:graphic xmlns:a="http://schemas.openxmlformats.org/drawingml/2006/main">
+                    <a:graphicData uri="http://schemas.openxmlformats.org/drawingml/2006/picture">
+                      <pic:pic xmlns:pic="http://schemas.openxmlformats.org/drawingml/2006/picture">
+                        <pic:nvPicPr>
+                          <pic:cNvPr id="1" name=""/>
+                          <pic:cNvPicPr/>
+                        </pic:nvPicPr>
+                        <pic:blipFill>
+                          <a:blip r:embed="rId40"/>
+                          <a:stretch>
+                            <a:fillRect/>
+                          </a:stretch>
+                        </pic:blipFill>
+                        <pic:spPr>
+                          <a:xfrm>
+                            <a:off x="0" y="0"/>
+                            <a:ext cx="5252085" cy="3859530"/>
+                          </a:xfrm>
+                          <a:prstGeom prst="rect">
+                            <a:avLst/>
+                          </a:prstGeom>
+                        </pic:spPr>
+                      </pic:pic>
+                    </a:graphicData>
+                  </a:graphic>
+                </wp:inline>
+              </w:drawing>
+            </w:r>
+            <w:r>
+              <w:t xml:space="preserve"> </w:t>
+            </w:r>
+          </w:p>
+          <w:p>
+            <w:pPr>
+              <w:pStyle w:val="af1"/>
+              <w:jc w:val="center"/>
+              <w:cnfStyle w:val="000000000000" w:firstRow="0" w:lastRow="0" w:firstColumn="0" w:lastColumn="0" w:oddVBand="0" w:evenVBand="0" w:oddHBand="0" w:evenHBand="0" w:firstRowFirstColumn="0" w:firstRowLastColumn="0" w:lastRowFirstColumn="0" w:lastRowLastColumn="0"/>
+            </w:pPr>
+            <w:r>
+              <w:rPr>
+                <w:rFonts w:hint="eastAsia"/>
+              </w:rPr>
+              <w:t>그림</w:t>
+            </w:r>
+            <w:r>
+              <w:rPr>
+                <w:rFonts w:hint="eastAsia"/>
+              </w:rPr>
+              <w:t xml:space="preserve"> </w:t>
+            </w:r>
+            <w:r>
+              <w:t xml:space="preserve">3.6-5 </w:t>
+            </w:r>
+            <w:r>
+              <w:rPr>
+                <w:rFonts w:hint="eastAsia"/>
+              </w:rPr>
+              <w:t>변동된</w:t>
+            </w:r>
+            <w:r>
+              <w:rPr>
+                <w:rFonts w:hint="eastAsia"/>
+              </w:rPr>
+              <w:t xml:space="preserve"> </w:t>
+            </w:r>
+            <w:r>
+              <w:rPr>
+                <w:rFonts w:hint="eastAsia"/>
+              </w:rPr>
+              <w:t>사용자의</w:t>
+            </w:r>
+            <w:r>
+              <w:rPr>
+                <w:rFonts w:hint="eastAsia"/>
+              </w:rPr>
+              <w:t xml:space="preserve"> </w:t>
+            </w:r>
+            <w:proofErr w:type="spellStart"/>
+            <w:r>
+              <w:rPr>
+                <w:rFonts w:hint="eastAsia"/>
+              </w:rPr>
+              <w:t>마이페이지</w:t>
+            </w:r>
+            <w:proofErr w:type="spellEnd"/>
+          </w:p>
+        </w:tc>
+      </w:tr>
+      <w:tr>
+        <w:trPr>
+          <w:cnfStyle w:val="000000100000" w:firstRow="0" w:lastRow="0" w:firstColumn="0" w:lastColumn="0" w:oddVBand="0" w:evenVBand="0" w:oddHBand="1" w:evenHBand="0" w:firstRowFirstColumn="0" w:firstRowLastColumn="0" w:lastRowFirstColumn="0" w:lastRowLastColumn="0"/>
+          <w:trHeight w:val="354"/>
+          <w:jc w:val="center"/>
+        </w:trPr>
+        <w:tc>
+          <w:tcPr>
+            <w:cnfStyle w:val="001000000000" w:firstRow="0" w:lastRow="0" w:firstColumn="1" w:lastColumn="0" w:oddVBand="0" w:evenVBand="0" w:oddHBand="0" w:evenHBand="0" w:firstRowFirstColumn="0" w:firstRowLastColumn="0" w:lastRowFirstColumn="0" w:lastRowLastColumn="0"/>
+            <w:tcW w:w="1255" w:type="dxa"/>
+            <w:vMerge w:val="restart"/>
+            <w:tcBorders>
+              <w:top w:val="single" w:sz="4" w:space="0" w:color="auto"/>
+              <w:left w:val="single" w:sz="4" w:space="0" w:color="auto"/>
+              <w:right w:val="single" w:sz="4" w:space="0" w:color="auto"/>
+            </w:tcBorders>
+            <w:shd w:val="clear" w:color="auto" w:fill="7F7F7F" w:themeFill="text1" w:themeFillTint="80"/>
+            <w:vAlign w:val="center"/>
+          </w:tcPr>
+          <w:p>
+            <w:pPr>
+              <w:pStyle w:val="ab"/>
+            </w:pPr>
+            <w:r>
+              <w:rPr>
+                <w:rFonts w:hint="eastAsia"/>
+              </w:rPr>
+              <w:lastRenderedPageBreak/>
+              <w:t>영향도</w:t>
+            </w:r>
+          </w:p>
+        </w:tc>
+        <w:tc>
+          <w:tcPr>
+            <w:tcW w:w="3634" w:type="dxa"/>
+            <w:gridSpan w:val="2"/>
+            <w:tcBorders>
+              <w:top w:val="single" w:sz="4" w:space="0" w:color="auto"/>
+              <w:left w:val="single" w:sz="4" w:space="0" w:color="auto"/>
+              <w:bottom w:val="single" w:sz="4" w:space="0" w:color="auto"/>
+              <w:right w:val="single" w:sz="4" w:space="0" w:color="auto"/>
+            </w:tcBorders>
+            <w:shd w:val="clear" w:color="auto" w:fill="D9D9D9" w:themeFill="background1" w:themeFillShade="D9"/>
+            <w:vAlign w:val="center"/>
+          </w:tcPr>
+          <w:p>
+            <w:pPr>
+              <w:pStyle w:val="ab"/>
+              <w:cnfStyle w:val="000000100000" w:firstRow="0" w:lastRow="0" w:firstColumn="0" w:lastColumn="0" w:oddVBand="0" w:evenVBand="0" w:oddHBand="1" w:evenHBand="0" w:firstRowFirstColumn="0" w:firstRowLastColumn="0" w:lastRowFirstColumn="0" w:lastRowLastColumn="0"/>
+              <w:rPr>
+                <w:b/>
+                <w:bCs w:val="0"/>
+              </w:rPr>
+            </w:pPr>
+            <w:r>
+              <w:rPr>
+                <w:rFonts w:hint="eastAsia"/>
+                <w:b/>
+                <w:bCs w:val="0"/>
+              </w:rPr>
+              <w:t>영향</w:t>
+            </w:r>
+          </w:p>
+        </w:tc>
+        <w:tc>
+          <w:tcPr>
+            <w:tcW w:w="4853" w:type="dxa"/>
+            <w:gridSpan w:val="2"/>
+            <w:tcBorders>
+              <w:top w:val="single" w:sz="4" w:space="0" w:color="auto"/>
+              <w:left w:val="single" w:sz="4" w:space="0" w:color="auto"/>
+              <w:bottom w:val="single" w:sz="4" w:space="0" w:color="auto"/>
+              <w:right w:val="single" w:sz="4" w:space="0" w:color="auto"/>
+            </w:tcBorders>
+            <w:shd w:val="clear" w:color="auto" w:fill="D9D9D9" w:themeFill="background1" w:themeFillShade="D9"/>
+            <w:vAlign w:val="center"/>
+          </w:tcPr>
+          <w:p>
+            <w:pPr>
+              <w:pStyle w:val="ab"/>
+              <w:cnfStyle w:val="000000100000" w:firstRow="0" w:lastRow="0" w:firstColumn="0" w:lastColumn="0" w:oddVBand="0" w:evenVBand="0" w:oddHBand="1" w:evenHBand="0" w:firstRowFirstColumn="0" w:firstRowLastColumn="0" w:lastRowFirstColumn="0" w:lastRowLastColumn="0"/>
+              <w:rPr>
+                <w:b/>
+                <w:bCs w:val="0"/>
+              </w:rPr>
+            </w:pPr>
+            <w:r>
+              <w:rPr>
+                <w:rFonts w:hint="eastAsia"/>
+                <w:b/>
+                <w:bCs w:val="0"/>
+              </w:rPr>
+              <w:t>설명</w:t>
+            </w:r>
+          </w:p>
+        </w:tc>
+      </w:tr>
+      <w:tr>
+        <w:trPr>
+          <w:trHeight w:val="1128"/>
+          <w:jc w:val="center"/>
+        </w:trPr>
+        <w:tc>
+          <w:tcPr>
+            <w:cnfStyle w:val="001000000000" w:firstRow="0" w:lastRow="0" w:firstColumn="1" w:lastColumn="0" w:oddVBand="0" w:evenVBand="0" w:oddHBand="0" w:evenHBand="0" w:firstRowFirstColumn="0" w:firstRowLastColumn="0" w:lastRowFirstColumn="0" w:lastRowLastColumn="0"/>
+            <w:tcW w:w="1255" w:type="dxa"/>
+            <w:vMerge/>
+            <w:tcBorders>
+              <w:left w:val="single" w:sz="4" w:space="0" w:color="auto"/>
+              <w:right w:val="single" w:sz="4" w:space="0" w:color="auto"/>
+            </w:tcBorders>
+            <w:shd w:val="clear" w:color="auto" w:fill="7F7F7F" w:themeFill="text1" w:themeFillTint="80"/>
+            <w:vAlign w:val="center"/>
+          </w:tcPr>
+          <w:p>
+            <w:pPr>
+              <w:pStyle w:val="ab"/>
+            </w:pPr>
+          </w:p>
+        </w:tc>
+        <w:tc>
+          <w:tcPr>
+            <w:tcW w:w="3634" w:type="dxa"/>
+            <w:gridSpan w:val="2"/>
+            <w:tcBorders>
+              <w:top w:val="single" w:sz="4" w:space="0" w:color="auto"/>
+              <w:left w:val="single" w:sz="4" w:space="0" w:color="auto"/>
+              <w:right w:val="single" w:sz="4" w:space="0" w:color="auto"/>
+            </w:tcBorders>
+            <w:vAlign w:val="center"/>
+          </w:tcPr>
+          <w:p>
+            <w:pPr>
+              <w:pStyle w:val="aa"/>
+              <w:cnfStyle w:val="000000000000" w:firstRow="0" w:lastRow="0" w:firstColumn="0" w:lastColumn="0" w:oddVBand="0" w:evenVBand="0" w:oddHBand="0" w:evenHBand="0" w:firstRowFirstColumn="0" w:firstRowLastColumn="0" w:lastRowFirstColumn="0" w:lastRowLastColumn="0"/>
+            </w:pPr>
+            <w:r>
+              <w:t>사용자 권한 도용</w:t>
+            </w:r>
+          </w:p>
+        </w:tc>
+        <w:tc>
+          <w:tcPr>
+            <w:tcW w:w="4853" w:type="dxa"/>
+            <w:gridSpan w:val="2"/>
+            <w:tcBorders>
+              <w:top w:val="single" w:sz="4" w:space="0" w:color="auto"/>
+              <w:left w:val="single" w:sz="4" w:space="0" w:color="auto"/>
+              <w:right w:val="single" w:sz="4" w:space="0" w:color="auto"/>
+            </w:tcBorders>
+            <w:vAlign w:val="center"/>
+          </w:tcPr>
+          <w:p>
+            <w:pPr>
+              <w:pStyle w:val="aa"/>
+              <w:cnfStyle w:val="000000000000" w:firstRow="0" w:lastRow="0" w:firstColumn="0" w:lastColumn="0" w:oddVBand="0" w:evenVBand="0" w:oddHBand="0" w:evenHBand="0" w:firstRowFirstColumn="0" w:firstRowLastColumn="0" w:lastRowFirstColumn="0" w:lastRowLastColumn="0"/>
+            </w:pPr>
+            <w:r>
+              <w:t>인증된 사용자의 브라우저 세션을 악용하여 사용자 몰래 원치 않는 요청을 수행함</w:t>
+            </w:r>
+          </w:p>
+        </w:tc>
+      </w:tr>
+      <w:tr>
+        <w:trPr>
+          <w:cnfStyle w:val="000000100000" w:firstRow="0" w:lastRow="0" w:firstColumn="0" w:lastColumn="0" w:oddVBand="0" w:evenVBand="0" w:oddHBand="1" w:evenHBand="0" w:firstRowFirstColumn="0" w:firstRowLastColumn="0" w:lastRowFirstColumn="0" w:lastRowLastColumn="0"/>
+          <w:trHeight w:val="1138"/>
+          <w:jc w:val="center"/>
+        </w:trPr>
+        <w:tc>
+          <w:tcPr>
+            <w:cnfStyle w:val="001000000000" w:firstRow="0" w:lastRow="0" w:firstColumn="1" w:lastColumn="0" w:oddVBand="0" w:evenVBand="0" w:oddHBand="0" w:evenHBand="0" w:firstRowFirstColumn="0" w:firstRowLastColumn="0" w:lastRowFirstColumn="0" w:lastRowLastColumn="0"/>
+            <w:tcW w:w="1255" w:type="dxa"/>
+            <w:vMerge/>
+            <w:tcBorders>
+              <w:left w:val="single" w:sz="4" w:space="0" w:color="auto"/>
+              <w:right w:val="single" w:sz="4" w:space="0" w:color="auto"/>
+            </w:tcBorders>
+            <w:shd w:val="clear" w:color="auto" w:fill="7F7F7F" w:themeFill="text1" w:themeFillTint="80"/>
+            <w:vAlign w:val="center"/>
+          </w:tcPr>
+          <w:p>
+            <w:pPr>
+              <w:pStyle w:val="ab"/>
+            </w:pPr>
+          </w:p>
+        </w:tc>
+        <w:tc>
+          <w:tcPr>
+            <w:tcW w:w="3634" w:type="dxa"/>
+            <w:gridSpan w:val="2"/>
+            <w:tcBorders>
+              <w:top w:val="single" w:sz="4" w:space="0" w:color="auto"/>
+              <w:left w:val="single" w:sz="4" w:space="0" w:color="auto"/>
+              <w:right w:val="single" w:sz="4" w:space="0" w:color="auto"/>
+            </w:tcBorders>
+            <w:vAlign w:val="center"/>
+          </w:tcPr>
+          <w:p>
+            <w:pPr>
+              <w:pStyle w:val="aa"/>
+              <w:cnfStyle w:val="000000100000" w:firstRow="0" w:lastRow="0" w:firstColumn="0" w:lastColumn="0" w:oddVBand="0" w:evenVBand="0" w:oddHBand="1" w:evenHBand="0" w:firstRowFirstColumn="0" w:firstRowLastColumn="0" w:lastRowFirstColumn="0" w:lastRowLastColumn="0"/>
+            </w:pPr>
+            <w:r>
+              <w:rPr>
+                <w:rFonts w:hint="eastAsia"/>
+              </w:rPr>
+              <w:t xml:space="preserve">데이터 변조 및 탈취 </w:t>
+            </w:r>
+          </w:p>
+        </w:tc>
+        <w:tc>
+          <w:tcPr>
+            <w:tcW w:w="4853" w:type="dxa"/>
+            <w:gridSpan w:val="2"/>
+            <w:tcBorders>
+              <w:top w:val="single" w:sz="4" w:space="0" w:color="auto"/>
+              <w:left w:val="single" w:sz="4" w:space="0" w:color="auto"/>
+              <w:right w:val="single" w:sz="4" w:space="0" w:color="auto"/>
+            </w:tcBorders>
+            <w:vAlign w:val="center"/>
+          </w:tcPr>
+          <w:p>
+            <w:pPr>
+              <w:pStyle w:val="aa"/>
+              <w:cnfStyle w:val="000000100000" w:firstRow="0" w:lastRow="0" w:firstColumn="0" w:lastColumn="0" w:oddVBand="0" w:evenVBand="0" w:oddHBand="1" w:evenHBand="0" w:firstRowFirstColumn="0" w:firstRowLastColumn="0" w:lastRowFirstColumn="0" w:lastRowLastColumn="0"/>
+            </w:pPr>
+            <w:r>
+              <w:rPr>
+                <w:rFonts w:hint="eastAsia"/>
+              </w:rPr>
+              <w:t>타겟 서버의 개인정보 수정,</w:t>
+            </w:r>
+            <w:r>
+              <w:t xml:space="preserve"> </w:t>
+            </w:r>
+            <w:r>
+              <w:rPr>
+                <w:rFonts w:hint="eastAsia"/>
+              </w:rPr>
+              <w:t xml:space="preserve">비밀번호 </w:t>
+            </w:r>
+            <w:proofErr w:type="spellStart"/>
+            <w:r>
+              <w:rPr>
+                <w:rFonts w:hint="eastAsia"/>
+              </w:rPr>
+              <w:t>변경등</w:t>
+            </w:r>
+            <w:proofErr w:type="spellEnd"/>
+            <w:r>
+              <w:rPr>
+                <w:rFonts w:hint="eastAsia"/>
+              </w:rPr>
+              <w:t xml:space="preserve"> 민감한 데이터의 조작 및 탈취 가능 </w:t>
+            </w:r>
+          </w:p>
+        </w:tc>
+      </w:tr>
+      <w:tr>
+        <w:trPr>
+          <w:trHeight w:val="354"/>
+          <w:jc w:val="center"/>
+        </w:trPr>
+        <w:tc>
+          <w:tcPr>
+            <w:cnfStyle w:val="001000000000" w:firstRow="0" w:lastRow="0" w:firstColumn="1" w:lastColumn="0" w:oddVBand="0" w:evenVBand="0" w:oddHBand="0" w:evenHBand="0" w:firstRowFirstColumn="0" w:firstRowLastColumn="0" w:lastRowFirstColumn="0" w:lastRowLastColumn="0"/>
+            <w:tcW w:w="1255" w:type="dxa"/>
+            <w:vMerge w:val="restart"/>
+            <w:tcBorders>
+              <w:left w:val="single" w:sz="4" w:space="0" w:color="auto"/>
+              <w:right w:val="single" w:sz="4" w:space="0" w:color="auto"/>
+            </w:tcBorders>
+            <w:shd w:val="clear" w:color="auto" w:fill="7F7F7F" w:themeFill="text1" w:themeFillTint="80"/>
+            <w:vAlign w:val="center"/>
+          </w:tcPr>
+          <w:p>
+            <w:pPr>
+              <w:pStyle w:val="ab"/>
+            </w:pPr>
+            <w:r>
+              <w:rPr>
+                <w:rFonts w:hint="eastAsia"/>
+              </w:rPr>
+              <w:t>발생 원인</w:t>
+            </w:r>
+          </w:p>
+        </w:tc>
+        <w:tc>
+          <w:tcPr>
+            <w:tcW w:w="3634" w:type="dxa"/>
+            <w:gridSpan w:val="2"/>
+            <w:tcBorders>
+              <w:top w:val="single" w:sz="4" w:space="0" w:color="auto"/>
+              <w:left w:val="single" w:sz="4" w:space="0" w:color="auto"/>
+              <w:bottom w:val="single" w:sz="4" w:space="0" w:color="auto"/>
+              <w:right w:val="single" w:sz="4" w:space="0" w:color="auto"/>
+            </w:tcBorders>
+            <w:shd w:val="clear" w:color="auto" w:fill="D9D9D9" w:themeFill="background1" w:themeFillShade="D9"/>
+            <w:vAlign w:val="center"/>
+          </w:tcPr>
+          <w:p>
+            <w:pPr>
+              <w:pStyle w:val="ab"/>
+              <w:cnfStyle w:val="000000000000" w:firstRow="0" w:lastRow="0" w:firstColumn="0" w:lastColumn="0" w:oddVBand="0" w:evenVBand="0" w:oddHBand="0" w:evenHBand="0" w:firstRowFirstColumn="0" w:firstRowLastColumn="0" w:lastRowFirstColumn="0" w:lastRowLastColumn="0"/>
+              <w:rPr>
+                <w:b/>
+                <w:bCs w:val="0"/>
+              </w:rPr>
+            </w:pPr>
+            <w:r>
+              <w:rPr>
+                <w:rFonts w:hint="eastAsia"/>
+                <w:b/>
+                <w:bCs w:val="0"/>
+              </w:rPr>
+              <w:t>원인</w:t>
+            </w:r>
+          </w:p>
+        </w:tc>
+        <w:tc>
+          <w:tcPr>
+            <w:tcW w:w="4853" w:type="dxa"/>
+            <w:gridSpan w:val="2"/>
+            <w:tcBorders>
+              <w:top w:val="single" w:sz="4" w:space="0" w:color="auto"/>
+              <w:left w:val="single" w:sz="4" w:space="0" w:color="auto"/>
+              <w:bottom w:val="single" w:sz="4" w:space="0" w:color="auto"/>
+              <w:right w:val="single" w:sz="4" w:space="0" w:color="auto"/>
+            </w:tcBorders>
+            <w:shd w:val="clear" w:color="auto" w:fill="D9D9D9" w:themeFill="background1" w:themeFillShade="D9"/>
+            <w:vAlign w:val="center"/>
+          </w:tcPr>
+          <w:p>
+            <w:pPr>
+              <w:pStyle w:val="ab"/>
+              <w:cnfStyle w:val="000000000000" w:firstRow="0" w:lastRow="0" w:firstColumn="0" w:lastColumn="0" w:oddVBand="0" w:evenVBand="0" w:oddHBand="0" w:evenHBand="0" w:firstRowFirstColumn="0" w:firstRowLastColumn="0" w:lastRowFirstColumn="0" w:lastRowLastColumn="0"/>
+              <w:rPr>
+                <w:b/>
+                <w:bCs w:val="0"/>
+              </w:rPr>
+            </w:pPr>
+            <w:r>
+              <w:rPr>
+                <w:rFonts w:hint="eastAsia"/>
+                <w:b/>
+                <w:bCs w:val="0"/>
+              </w:rPr>
+              <w:t>설명</w:t>
+            </w:r>
+          </w:p>
+        </w:tc>
+      </w:tr>
+      <w:tr>
+        <w:trPr>
+          <w:cnfStyle w:val="000000100000" w:firstRow="0" w:lastRow="0" w:firstColumn="0" w:lastColumn="0" w:oddVBand="0" w:evenVBand="0" w:oddHBand="1" w:evenHBand="0" w:firstRowFirstColumn="0" w:firstRowLastColumn="0" w:lastRowFirstColumn="0" w:lastRowLastColumn="0"/>
+          <w:trHeight w:val="354"/>
+          <w:jc w:val="center"/>
+        </w:trPr>
+        <w:tc>
+          <w:tcPr>
+            <w:cnfStyle w:val="001000000000" w:firstRow="0" w:lastRow="0" w:firstColumn="1" w:lastColumn="0" w:oddVBand="0" w:evenVBand="0" w:oddHBand="0" w:evenHBand="0" w:firstRowFirstColumn="0" w:firstRowLastColumn="0" w:lastRowFirstColumn="0" w:lastRowLastColumn="0"/>
+            <w:tcW w:w="1255" w:type="dxa"/>
+            <w:vMerge/>
+            <w:tcBorders>
+              <w:left w:val="single" w:sz="4" w:space="0" w:color="auto"/>
+              <w:right w:val="single" w:sz="4" w:space="0" w:color="auto"/>
+            </w:tcBorders>
+            <w:shd w:val="clear" w:color="auto" w:fill="7F7F7F" w:themeFill="text1" w:themeFillTint="80"/>
+            <w:vAlign w:val="center"/>
+          </w:tcPr>
+          <w:p>
+            <w:pPr>
+              <w:pStyle w:val="ab"/>
+            </w:pPr>
+          </w:p>
+        </w:tc>
+        <w:tc>
+          <w:tcPr>
+            <w:tcW w:w="3634" w:type="dxa"/>
+            <w:gridSpan w:val="2"/>
+            <w:tcBorders>
+              <w:top w:val="single" w:sz="4" w:space="0" w:color="auto"/>
+              <w:left w:val="single" w:sz="4" w:space="0" w:color="auto"/>
+              <w:bottom w:val="single" w:sz="4" w:space="0" w:color="auto"/>
+              <w:right w:val="single" w:sz="4" w:space="0" w:color="auto"/>
+            </w:tcBorders>
+            <w:vAlign w:val="center"/>
+          </w:tcPr>
+          <w:p>
+            <w:pPr>
+              <w:pStyle w:val="aa"/>
+              <w:cnfStyle w:val="000000100000" w:firstRow="0" w:lastRow="0" w:firstColumn="0" w:lastColumn="0" w:oddVBand="0" w:evenVBand="0" w:oddHBand="1" w:evenHBand="0" w:firstRowFirstColumn="0" w:firstRowLastColumn="0" w:lastRowFirstColumn="0" w:lastRowLastColumn="0"/>
+            </w:pPr>
+            <w:r>
+              <w:t>인증 상태 자동 전송</w:t>
+            </w:r>
+          </w:p>
+        </w:tc>
+        <w:tc>
+          <w:tcPr>
+            <w:tcW w:w="4853" w:type="dxa"/>
+            <w:gridSpan w:val="2"/>
+            <w:tcBorders>
+              <w:top w:val="single" w:sz="4" w:space="0" w:color="auto"/>
+              <w:left w:val="single" w:sz="4" w:space="0" w:color="auto"/>
+              <w:bottom w:val="single" w:sz="4" w:space="0" w:color="auto"/>
+              <w:right w:val="single" w:sz="4" w:space="0" w:color="auto"/>
+            </w:tcBorders>
+            <w:vAlign w:val="center"/>
+          </w:tcPr>
+          <w:p>
+            <w:pPr>
+              <w:pStyle w:val="aa"/>
+              <w:cnfStyle w:val="000000100000" w:firstRow="0" w:lastRow="0" w:firstColumn="0" w:lastColumn="0" w:oddVBand="0" w:evenVBand="0" w:oddHBand="1" w:evenHBand="0" w:firstRowFirstColumn="0" w:firstRowLastColumn="0" w:lastRowFirstColumn="0" w:lastRowLastColumn="0"/>
+            </w:pPr>
+            <w:r>
+              <w:t>웹 브라우저의 기본 특성으로 인해, 타겟 서버에 대한 요청 시 인증 쿠키가 자동으로 포함되어 전송됨.</w:t>
+            </w:r>
+          </w:p>
+        </w:tc>
+      </w:tr>
+      <w:tr>
+        <w:trPr>
+          <w:trHeight w:val="1474"/>
+          <w:jc w:val="center"/>
+        </w:trPr>
+        <w:tc>
+          <w:tcPr>
+            <w:cnfStyle w:val="001000000000" w:firstRow="0" w:lastRow="0" w:firstColumn="1" w:lastColumn="0" w:oddVBand="0" w:evenVBand="0" w:oddHBand="0" w:evenHBand="0" w:firstRowFirstColumn="0" w:firstRowLastColumn="0" w:lastRowFirstColumn="0" w:lastRowLastColumn="0"/>
+            <w:tcW w:w="1255" w:type="dxa"/>
+            <w:vMerge/>
+            <w:tcBorders>
+              <w:left w:val="single" w:sz="4" w:space="0" w:color="auto"/>
+              <w:right w:val="single" w:sz="4" w:space="0" w:color="auto"/>
+            </w:tcBorders>
+            <w:shd w:val="clear" w:color="auto" w:fill="7F7F7F" w:themeFill="text1" w:themeFillTint="80"/>
+            <w:vAlign w:val="center"/>
+          </w:tcPr>
+          <w:p>
+            <w:pPr>
+              <w:pStyle w:val="ab"/>
+            </w:pPr>
+          </w:p>
+        </w:tc>
+        <w:tc>
+          <w:tcPr>
+            <w:tcW w:w="3634" w:type="dxa"/>
+            <w:gridSpan w:val="2"/>
+            <w:tcBorders>
+              <w:top w:val="single" w:sz="4" w:space="0" w:color="auto"/>
+              <w:left w:val="single" w:sz="4" w:space="0" w:color="auto"/>
+              <w:right w:val="single" w:sz="4" w:space="0" w:color="auto"/>
+            </w:tcBorders>
+            <w:vAlign w:val="center"/>
+          </w:tcPr>
+          <w:p>
+            <w:pPr>
+              <w:pStyle w:val="aa"/>
+              <w:cnfStyle w:val="000000000000" w:firstRow="0" w:lastRow="0" w:firstColumn="0" w:lastColumn="0" w:oddVBand="0" w:evenVBand="0" w:oddHBand="0" w:evenHBand="0" w:firstRowFirstColumn="0" w:firstRowLastColumn="0" w:lastRowFirstColumn="0" w:lastRowLastColumn="0"/>
+            </w:pPr>
+            <w:r>
+              <w:t>요청 출처 검증 부재</w:t>
+            </w:r>
+          </w:p>
+        </w:tc>
+        <w:tc>
+          <w:tcPr>
+            <w:tcW w:w="4853" w:type="dxa"/>
+            <w:gridSpan w:val="2"/>
+            <w:tcBorders>
+              <w:top w:val="single" w:sz="4" w:space="0" w:color="auto"/>
+              <w:left w:val="single" w:sz="4" w:space="0" w:color="auto"/>
+              <w:right w:val="single" w:sz="4" w:space="0" w:color="auto"/>
+            </w:tcBorders>
+            <w:vAlign w:val="center"/>
+          </w:tcPr>
+          <w:p>
+            <w:pPr>
+              <w:pStyle w:val="aa"/>
+              <w:cnfStyle w:val="000000000000" w:firstRow="0" w:lastRow="0" w:firstColumn="0" w:lastColumn="0" w:oddVBand="0" w:evenVBand="0" w:oddHBand="0" w:evenHBand="0" w:firstRowFirstColumn="0" w:firstRowLastColumn="0" w:lastRowFirstColumn="0" w:lastRowLastColumn="0"/>
+            </w:pPr>
+            <w:r>
+              <w:t xml:space="preserve">서버가 </w:t>
+            </w:r>
+            <w:r>
+              <w:rPr>
+                <w:rFonts w:hint="eastAsia"/>
+              </w:rPr>
+              <w:t xml:space="preserve">origin 이나 </w:t>
+            </w:r>
+            <w:proofErr w:type="spellStart"/>
+            <w:r>
+              <w:t>Referer</w:t>
+            </w:r>
+            <w:proofErr w:type="spellEnd"/>
+            <w:r>
+              <w:t xml:space="preserve"> </w:t>
+            </w:r>
+            <w:r>
+              <w:rPr>
+                <w:rFonts w:hint="eastAsia"/>
+              </w:rPr>
+              <w:t>헤더</w:t>
+            </w:r>
+            <w:r>
+              <w:t xml:space="preserve">를 검증하지 않고, </w:t>
+            </w:r>
+            <w:proofErr w:type="spellStart"/>
+            <w:r>
+              <w:t>쿠키만을</w:t>
+            </w:r>
+            <w:proofErr w:type="spellEnd"/>
+            <w:r>
+              <w:t xml:space="preserve"> 근거로 요청을 정상적인 사용자의 의도로 간주함</w:t>
             </w:r>
           </w:p>
         </w:tc>
@@ -15581,7 +17145,7 @@
         </w:numPr>
         <w:ind w:left="403" w:hanging="403"/>
       </w:pPr>
-      <w:bookmarkStart w:id="5" w:name="_Toc233757818"/>
+      <w:bookmarkStart w:id="3" w:name="_Toc233757818"/>
       <w:r>
         <w:t xml:space="preserve">4. </w:t>
       </w:r>
@@ -15591,7 +17155,7 @@
         </w:rPr>
         <w:t>보안 권고안</w:t>
       </w:r>
-      <w:bookmarkEnd w:id="5"/>
+      <w:bookmarkEnd w:id="3"/>
     </w:p>
     <w:p>
       <w:pPr>
@@ -16070,7 +17634,6 @@
                 <w:rFonts w:hint="eastAsia"/>
                 <w:i w:val="0"/>
               </w:rPr>
-              <w:lastRenderedPageBreak/>
               <w:t>취약점 개요</w:t>
             </w:r>
           </w:p>
@@ -16611,6 +18174,7 @@
                 <w:color w:val="404040" w:themeColor="text1" w:themeTint="BF"/>
                 <w:sz w:val="20"/>
               </w:rPr>
+              <w:lastRenderedPageBreak/>
               <w:t xml:space="preserve">1. 소유권 검증 </w:t>
             </w:r>
             <w:proofErr w:type="spellStart"/>
@@ -16822,10 +18386,7 @@
         <w:t xml:space="preserve">. </w:t>
       </w:r>
       <w:r>
-        <w:rPr>
-          <w:rFonts w:hint="eastAsia"/>
-        </w:rPr>
-        <w:t>SQL Injection</w:t>
+        <w:t xml:space="preserve">파일 업로드 취약점 </w:t>
       </w:r>
     </w:p>
     <w:tbl>
@@ -16908,7 +18469,7 @@
                 <w:rFonts w:hint="eastAsia"/>
                 <w:i w:val="0"/>
               </w:rPr>
-              <w:t>세션 고정</w:t>
+              <w:t>파일 업로드 취약점</w:t>
             </w:r>
           </w:p>
         </w:tc>
@@ -16972,30 +18533,31 @@
               </w:rPr>
             </w:pPr>
             <w:r>
-              <w:rPr>
-                <w:rStyle w:val="ae"/>
-                <w:rFonts w:hint="eastAsia"/>
-                <w:i w:val="0"/>
-              </w:rPr>
-              <w:t xml:space="preserve">로그인할 때마다 예측 불가능한 새로운 세션ID를 발행하여 세션ID의 고정 사용을 방지하기 위함. 사용자 로그인 시 항상 일정하게 고정된 세션ID가 발행되는 경우 세션ID를 도용한 </w:t>
+              <w:t xml:space="preserve">서버가 파일 업로드 과정에서 </w:t>
             </w:r>
             <w:proofErr w:type="spellStart"/>
             <w:r>
-              <w:rPr>
-                <w:rStyle w:val="ae"/>
-                <w:rFonts w:hint="eastAsia"/>
-                <w:i w:val="0"/>
-              </w:rPr>
-              <w:t>비인가자의</w:t>
+              <w:t>확장자</w:t>
             </w:r>
             <w:proofErr w:type="spellEnd"/>
             <w:r>
-              <w:rPr>
-                <w:rStyle w:val="ae"/>
-                <w:rFonts w:hint="eastAsia"/>
-                <w:i w:val="0"/>
-              </w:rPr>
-              <w:t xml:space="preserve"> 접근 및 우회가 가능</w:t>
+              <w:t xml:space="preserve"> 및 파일 형식에 대한 검증을 수행하지 않거나, </w:t>
+            </w:r>
+            <w:proofErr w:type="spellStart"/>
+            <w:r>
+              <w:t>업로드된</w:t>
+            </w:r>
+            <w:proofErr w:type="spellEnd"/>
+            <w:r>
+              <w:t xml:space="preserve"> 파일에 실행 권한을 부여하여 공격자가 악성 </w:t>
+            </w:r>
+            <w:proofErr w:type="spellStart"/>
+            <w:r>
+              <w:t>웹쉘</w:t>
+            </w:r>
+            <w:proofErr w:type="spellEnd"/>
+            <w:r>
+              <w:t>(Web Shell)을 서버에 저장하고 실행할 수 있는 취약점</w:t>
             </w:r>
           </w:p>
         </w:tc>
@@ -17060,81 +18622,632 @@
             <w:pPr>
               <w:pStyle w:val="ad"/>
               <w:rPr>
+                <w:b w:val="0"/>
+              </w:rPr>
+            </w:pPr>
+            <w:r>
+              <w:rPr>
+                <w:b w:val="0"/>
+              </w:rPr>
+              <w:t>화이트리스트</w:t>
+            </w:r>
+            <w:r>
+              <w:rPr>
+                <w:b w:val="0"/>
+              </w:rPr>
+              <w:t xml:space="preserve"> </w:t>
+            </w:r>
+            <w:r>
+              <w:rPr>
+                <w:b w:val="0"/>
+              </w:rPr>
+              <w:t>방식을</w:t>
+            </w:r>
+            <w:r>
+              <w:rPr>
+                <w:b w:val="0"/>
+              </w:rPr>
+              <w:t xml:space="preserve"> </w:t>
+            </w:r>
+            <w:r>
+              <w:rPr>
+                <w:b w:val="0"/>
+              </w:rPr>
+              <w:t>사용하여</w:t>
+            </w:r>
+            <w:r>
+              <w:rPr>
+                <w:b w:val="0"/>
+              </w:rPr>
+              <w:t xml:space="preserve"> </w:t>
+            </w:r>
+            <w:r>
+              <w:rPr>
+                <w:b w:val="0"/>
+              </w:rPr>
+              <w:t>허용된</w:t>
+            </w:r>
+            <w:r>
+              <w:rPr>
+                <w:b w:val="0"/>
+              </w:rPr>
+              <w:t xml:space="preserve"> </w:t>
+            </w:r>
+            <w:r>
+              <w:rPr>
+                <w:b w:val="0"/>
+              </w:rPr>
+              <w:t>확장자만</w:t>
+            </w:r>
+            <w:r>
+              <w:rPr>
+                <w:b w:val="0"/>
+              </w:rPr>
+              <w:t xml:space="preserve"> </w:t>
+            </w:r>
+            <w:r>
+              <w:rPr>
+                <w:b w:val="0"/>
+              </w:rPr>
+              <w:t>업로드되도록</w:t>
+            </w:r>
+            <w:r>
+              <w:rPr>
+                <w:b w:val="0"/>
+              </w:rPr>
+              <w:t xml:space="preserve"> </w:t>
+            </w:r>
+            <w:r>
+              <w:rPr>
+                <w:b w:val="0"/>
+              </w:rPr>
+              <w:t>제한</w:t>
+            </w:r>
+          </w:p>
+          <w:p>
+            <w:pPr>
+              <w:pStyle w:val="ad"/>
+              <w:rPr>
+                <w:b w:val="0"/>
+              </w:rPr>
+            </w:pPr>
+            <w:proofErr w:type="spellStart"/>
+            <w:r>
+              <w:rPr>
+                <w:b w:val="0"/>
+              </w:rPr>
+              <w:t>업로드된</w:t>
+            </w:r>
+            <w:proofErr w:type="spellEnd"/>
+            <w:r>
+              <w:rPr>
+                <w:b w:val="0"/>
+              </w:rPr>
+              <w:t xml:space="preserve"> </w:t>
+            </w:r>
+            <w:r>
+              <w:rPr>
+                <w:b w:val="0"/>
+              </w:rPr>
+              <w:t>파일의</w:t>
+            </w:r>
+            <w:r>
+              <w:rPr>
+                <w:b w:val="0"/>
+              </w:rPr>
+              <w:t xml:space="preserve"> MIME </w:t>
+            </w:r>
+            <w:r>
+              <w:rPr>
+                <w:b w:val="0"/>
+              </w:rPr>
+              <w:t>타입</w:t>
+            </w:r>
+            <w:r>
+              <w:rPr>
+                <w:b w:val="0"/>
+              </w:rPr>
+              <w:t xml:space="preserve"> </w:t>
+            </w:r>
+            <w:r>
+              <w:rPr>
+                <w:b w:val="0"/>
+              </w:rPr>
+              <w:t>및</w:t>
+            </w:r>
+            <w:r>
+              <w:rPr>
+                <w:b w:val="0"/>
+              </w:rPr>
+              <w:t xml:space="preserve"> </w:t>
+            </w:r>
+            <w:r>
+              <w:rPr>
+                <w:b w:val="0"/>
+              </w:rPr>
+              <w:t>실제</w:t>
+            </w:r>
+            <w:r>
+              <w:rPr>
+                <w:b w:val="0"/>
+              </w:rPr>
+              <w:t xml:space="preserve"> </w:t>
+            </w:r>
+            <w:r>
+              <w:rPr>
+                <w:b w:val="0"/>
+              </w:rPr>
+              <w:t>내용</w:t>
+            </w:r>
+            <w:r>
+              <w:rPr>
+                <w:b w:val="0"/>
+              </w:rPr>
+              <w:t>(Magic Number)</w:t>
+            </w:r>
+            <w:r>
+              <w:rPr>
+                <w:b w:val="0"/>
+              </w:rPr>
+              <w:t>을</w:t>
+            </w:r>
+            <w:r>
+              <w:rPr>
+                <w:b w:val="0"/>
+              </w:rPr>
+              <w:t xml:space="preserve"> </w:t>
+            </w:r>
+            <w:r>
+              <w:rPr>
+                <w:b w:val="0"/>
+              </w:rPr>
+              <w:t>검사</w:t>
+            </w:r>
+          </w:p>
+          <w:p>
+            <w:pPr>
+              <w:pStyle w:val="ad"/>
+              <w:rPr>
+                <w:b w:val="0"/>
+                <w:bCs w:val="0"/>
+              </w:rPr>
+            </w:pPr>
+            <w:r>
+              <w:rPr>
+                <w:b w:val="0"/>
+              </w:rPr>
+              <w:t>업로드</w:t>
+            </w:r>
+            <w:r>
+              <w:rPr>
+                <w:b w:val="0"/>
+              </w:rPr>
+              <w:t xml:space="preserve"> </w:t>
+            </w:r>
+            <w:r>
+              <w:rPr>
+                <w:b w:val="0"/>
+              </w:rPr>
+              <w:t>디렉토리에</w:t>
+            </w:r>
+            <w:r>
+              <w:rPr>
+                <w:b w:val="0"/>
+              </w:rPr>
+              <w:t xml:space="preserve"> </w:t>
+            </w:r>
+            <w:r>
+              <w:rPr>
+                <w:b w:val="0"/>
+              </w:rPr>
+              <w:t>실행</w:t>
+            </w:r>
+            <w:r>
+              <w:rPr>
+                <w:b w:val="0"/>
+              </w:rPr>
+              <w:t xml:space="preserve"> </w:t>
+            </w:r>
+            <w:r>
+              <w:rPr>
+                <w:b w:val="0"/>
+              </w:rPr>
+              <w:t>권한을</w:t>
+            </w:r>
+            <w:r>
+              <w:rPr>
+                <w:b w:val="0"/>
+              </w:rPr>
+              <w:t xml:space="preserve"> </w:t>
+            </w:r>
+            <w:r>
+              <w:rPr>
+                <w:b w:val="0"/>
+              </w:rPr>
+              <w:t>제거하고</w:t>
+            </w:r>
+            <w:r>
+              <w:rPr>
+                <w:b w:val="0"/>
+              </w:rPr>
+              <w:t xml:space="preserve"> </w:t>
+            </w:r>
+            <w:r>
+              <w:rPr>
+                <w:b w:val="0"/>
+              </w:rPr>
+              <w:t>파일명을</w:t>
+            </w:r>
+            <w:r>
+              <w:rPr>
+                <w:b w:val="0"/>
+              </w:rPr>
+              <w:t xml:space="preserve"> </w:t>
+            </w:r>
+            <w:r>
+              <w:rPr>
+                <w:b w:val="0"/>
+              </w:rPr>
+              <w:t>무작위로</w:t>
+            </w:r>
+            <w:r>
+              <w:rPr>
+                <w:b w:val="0"/>
+              </w:rPr>
+              <w:t xml:space="preserve"> </w:t>
+            </w:r>
+            <w:r>
+              <w:rPr>
+                <w:b w:val="0"/>
+              </w:rPr>
+              <w:t>변경하여</w:t>
+            </w:r>
+            <w:r>
+              <w:rPr>
+                <w:b w:val="0"/>
+              </w:rPr>
+              <w:t xml:space="preserve"> </w:t>
+            </w:r>
+            <w:r>
+              <w:rPr>
+                <w:b w:val="0"/>
+              </w:rPr>
+              <w:t>실행</w:t>
+            </w:r>
+            <w:r>
+              <w:rPr>
+                <w:b w:val="0"/>
+              </w:rPr>
+              <w:t xml:space="preserve"> </w:t>
+            </w:r>
+            <w:r>
+              <w:rPr>
+                <w:b w:val="0"/>
+              </w:rPr>
+              <w:t>및</w:t>
+            </w:r>
+            <w:r>
+              <w:rPr>
+                <w:b w:val="0"/>
+              </w:rPr>
+              <w:t xml:space="preserve"> </w:t>
+            </w:r>
+            <w:r>
+              <w:rPr>
+                <w:b w:val="0"/>
+              </w:rPr>
+              <w:t>접근을</w:t>
+            </w:r>
+            <w:r>
+              <w:rPr>
+                <w:b w:val="0"/>
+              </w:rPr>
+              <w:t xml:space="preserve"> </w:t>
+            </w:r>
+            <w:r>
+              <w:rPr>
+                <w:b w:val="0"/>
+              </w:rPr>
+              <w:t>방지</w:t>
+            </w:r>
+            <w:r>
+              <w:rPr>
+                <w:b w:val="0"/>
+              </w:rPr>
+              <w:tab/>
+            </w:r>
+          </w:p>
+        </w:tc>
+      </w:tr>
+    </w:tbl>
+    <w:p>
+      <w:pPr>
+        <w:pStyle w:val="a3"/>
+      </w:pPr>
+      <w:r>
+        <w:rPr>
+          <w:rFonts w:hint="eastAsia"/>
+        </w:rPr>
+        <w:t>4</w:t>
+      </w:r>
+      <w:r>
+        <w:t>.</w:t>
+      </w:r>
+      <w:r>
+        <w:rPr>
+          <w:rFonts w:hint="eastAsia"/>
+        </w:rPr>
+        <w:t>5 CSRF</w:t>
+      </w:r>
+    </w:p>
+    <w:tbl>
+      <w:tblPr>
+        <w:tblStyle w:val="-1"/>
+        <w:tblW w:w="9742" w:type="dxa"/>
+        <w:jc w:val="center"/>
+        <w:tblBorders>
+          <w:insideH w:val="single" w:sz="8" w:space="0" w:color="9CC2E5" w:themeColor="accent1" w:themeTint="99"/>
+          <w:insideV w:val="single" w:sz="8" w:space="0" w:color="9CC2E5" w:themeColor="accent1" w:themeTint="99"/>
+        </w:tblBorders>
+        <w:tblLook w:val="04A0" w:firstRow="1" w:lastRow="0" w:firstColumn="1" w:lastColumn="0" w:noHBand="0" w:noVBand="1"/>
+      </w:tblPr>
+      <w:tblGrid>
+        <w:gridCol w:w="1450"/>
+        <w:gridCol w:w="8292"/>
+      </w:tblGrid>
+      <w:tr>
+        <w:trPr>
+          <w:cnfStyle w:val="100000000000" w:firstRow="1" w:lastRow="0" w:firstColumn="0" w:lastColumn="0" w:oddVBand="0" w:evenVBand="0" w:oddHBand="0" w:evenHBand="0" w:firstRowFirstColumn="0" w:firstRowLastColumn="0" w:lastRowFirstColumn="0" w:lastRowLastColumn="0"/>
+          <w:trHeight w:val="47"/>
+          <w:jc w:val="center"/>
+        </w:trPr>
+        <w:tc>
+          <w:tcPr>
+            <w:cnfStyle w:val="001000000000" w:firstRow="0" w:lastRow="0" w:firstColumn="1" w:lastColumn="0" w:oddVBand="0" w:evenVBand="0" w:oddHBand="0" w:evenHBand="0" w:firstRowFirstColumn="0" w:firstRowLastColumn="0" w:lastRowFirstColumn="0" w:lastRowLastColumn="0"/>
+            <w:tcW w:w="744" w:type="pct"/>
+            <w:tcBorders>
+              <w:top w:val="single" w:sz="4" w:space="0" w:color="auto"/>
+              <w:left w:val="single" w:sz="4" w:space="0" w:color="auto"/>
+              <w:bottom w:val="single" w:sz="4" w:space="0" w:color="auto"/>
+              <w:right w:val="single" w:sz="4" w:space="0" w:color="auto"/>
+            </w:tcBorders>
+            <w:shd w:val="clear" w:color="auto" w:fill="7F7F7F" w:themeFill="text1" w:themeFillTint="80"/>
+            <w:vAlign w:val="center"/>
+            <w:hideMark/>
+          </w:tcPr>
+          <w:p>
+            <w:pPr>
+              <w:pStyle w:val="aa"/>
+              <w:rPr>
                 <w:rStyle w:val="ae"/>
-                <w:rFonts w:asciiTheme="majorHAnsi" w:eastAsiaTheme="majorHAnsi" w:hAnsiTheme="majorHAnsi"/>
-                <w:b w:val="0"/>
                 <w:i w:val="0"/>
-                <w:sz w:val="20"/>
               </w:rPr>
             </w:pPr>
             <w:r>
               <w:rPr>
                 <w:rStyle w:val="ae"/>
-                <w:rFonts w:asciiTheme="majorHAnsi" w:eastAsiaTheme="majorHAnsi" w:hAnsiTheme="majorHAnsi" w:hint="eastAsia"/>
-                <w:b w:val="0"/>
+                <w:rFonts w:hint="eastAsia"/>
                 <w:i w:val="0"/>
-                <w:sz w:val="20"/>
-              </w:rPr>
-              <w:t>로그인할 때마다 예측 불가능한 새로운 세션ID를 발급받도록 해야 하고 기존 세션ID는 파기해야 함</w:t>
+              </w:rPr>
+              <w:t>취약점 항목</w:t>
+            </w:r>
+          </w:p>
+        </w:tc>
+        <w:tc>
+          <w:tcPr>
+            <w:tcW w:w="4256" w:type="pct"/>
+            <w:tcBorders>
+              <w:top w:val="single" w:sz="4" w:space="0" w:color="auto"/>
+              <w:left w:val="single" w:sz="4" w:space="0" w:color="auto"/>
+              <w:bottom w:val="single" w:sz="4" w:space="0" w:color="auto"/>
+              <w:right w:val="single" w:sz="4" w:space="0" w:color="auto"/>
+            </w:tcBorders>
+            <w:shd w:val="clear" w:color="auto" w:fill="auto"/>
+            <w:hideMark/>
+          </w:tcPr>
+          <w:p>
+            <w:pPr>
+              <w:pStyle w:val="aa"/>
+              <w:cnfStyle w:val="100000000000" w:firstRow="1" w:lastRow="0" w:firstColumn="0" w:lastColumn="0" w:oddVBand="0" w:evenVBand="0" w:oddHBand="0" w:evenHBand="0" w:firstRowFirstColumn="0" w:firstRowLastColumn="0" w:lastRowFirstColumn="0" w:lastRowLastColumn="0"/>
+              <w:rPr>
+                <w:rStyle w:val="ae"/>
+                <w:i w:val="0"/>
+              </w:rPr>
+            </w:pPr>
+            <w:r>
+              <w:t>CSRF (사이트 간 요청 위조)</w:t>
+            </w:r>
+          </w:p>
+        </w:tc>
+      </w:tr>
+      <w:tr>
+        <w:trPr>
+          <w:cnfStyle w:val="000000100000" w:firstRow="0" w:lastRow="0" w:firstColumn="0" w:lastColumn="0" w:oddVBand="0" w:evenVBand="0" w:oddHBand="1" w:evenHBand="0" w:firstRowFirstColumn="0" w:firstRowLastColumn="0" w:lastRowFirstColumn="0" w:lastRowLastColumn="0"/>
+          <w:trHeight w:val="1077"/>
+          <w:jc w:val="center"/>
+        </w:trPr>
+        <w:tc>
+          <w:tcPr>
+            <w:cnfStyle w:val="001000000000" w:firstRow="0" w:lastRow="0" w:firstColumn="1" w:lastColumn="0" w:oddVBand="0" w:evenVBand="0" w:oddHBand="0" w:evenHBand="0" w:firstRowFirstColumn="0" w:firstRowLastColumn="0" w:lastRowFirstColumn="0" w:lastRowLastColumn="0"/>
+            <w:tcW w:w="744" w:type="pct"/>
+            <w:tcBorders>
+              <w:top w:val="single" w:sz="4" w:space="0" w:color="auto"/>
+              <w:left w:val="single" w:sz="4" w:space="0" w:color="auto"/>
+              <w:bottom w:val="single" w:sz="4" w:space="0" w:color="auto"/>
+              <w:right w:val="single" w:sz="4" w:space="0" w:color="auto"/>
+            </w:tcBorders>
+            <w:shd w:val="clear" w:color="auto" w:fill="7F7F7F" w:themeFill="text1" w:themeFillTint="80"/>
+            <w:vAlign w:val="center"/>
+            <w:hideMark/>
+          </w:tcPr>
+          <w:p>
+            <w:pPr>
+              <w:pStyle w:val="aa"/>
+              <w:rPr>
+                <w:rStyle w:val="ae"/>
+                <w:i w:val="0"/>
+              </w:rPr>
+            </w:pPr>
+            <w:r>
+              <w:rPr>
+                <w:rStyle w:val="ae"/>
+                <w:rFonts w:hint="eastAsia"/>
+                <w:i w:val="0"/>
+              </w:rPr>
+              <w:t>취약점 개요</w:t>
+            </w:r>
+          </w:p>
+        </w:tc>
+        <w:tc>
+          <w:tcPr>
+            <w:tcW w:w="4256" w:type="pct"/>
+            <w:tcBorders>
+              <w:top w:val="single" w:sz="4" w:space="0" w:color="auto"/>
+              <w:left w:val="single" w:sz="4" w:space="0" w:color="auto"/>
+              <w:bottom w:val="single" w:sz="4" w:space="0" w:color="auto"/>
+              <w:right w:val="single" w:sz="4" w:space="0" w:color="auto"/>
+            </w:tcBorders>
+            <w:hideMark/>
+          </w:tcPr>
+          <w:p>
+            <w:pPr>
+              <w:pStyle w:val="aa"/>
+              <w:cnfStyle w:val="000000100000" w:firstRow="0" w:lastRow="0" w:firstColumn="0" w:lastColumn="0" w:oddVBand="0" w:evenVBand="0" w:oddHBand="1" w:evenHBand="0" w:firstRowFirstColumn="0" w:firstRowLastColumn="0" w:lastRowFirstColumn="0" w:lastRowLastColumn="0"/>
+              <w:rPr>
+                <w:rStyle w:val="ae"/>
+                <w:i w:val="0"/>
+              </w:rPr>
+            </w:pPr>
+            <w:r>
+              <w:t>공격자가 악의적으로 구성한 페이지를 통해 사용자의 권한을 도용하여 타겟 서버에 비정상적인 요청(개인정보 수정 등)을 자동으로 전송하도록 유도하는 취약점</w:t>
+            </w:r>
+          </w:p>
+        </w:tc>
+      </w:tr>
+      <w:tr>
+        <w:trPr>
+          <w:trHeight w:val="47"/>
+          <w:jc w:val="center"/>
+        </w:trPr>
+        <w:tc>
+          <w:tcPr>
+            <w:cnfStyle w:val="001000000000" w:firstRow="0" w:lastRow="0" w:firstColumn="1" w:lastColumn="0" w:oddVBand="0" w:evenVBand="0" w:oddHBand="0" w:evenHBand="0" w:firstRowFirstColumn="0" w:firstRowLastColumn="0" w:lastRowFirstColumn="0" w:lastRowLastColumn="0"/>
+            <w:tcW w:w="5000" w:type="pct"/>
+            <w:gridSpan w:val="2"/>
+            <w:tcBorders>
+              <w:top w:val="single" w:sz="4" w:space="0" w:color="auto"/>
+              <w:left w:val="single" w:sz="4" w:space="0" w:color="auto"/>
+              <w:bottom w:val="single" w:sz="4" w:space="0" w:color="auto"/>
+              <w:right w:val="single" w:sz="4" w:space="0" w:color="auto"/>
+            </w:tcBorders>
+            <w:shd w:val="clear" w:color="auto" w:fill="7F7F7F" w:themeFill="text1" w:themeFillTint="80"/>
+            <w:hideMark/>
+          </w:tcPr>
+          <w:p>
+            <w:pPr>
+              <w:pStyle w:val="aa"/>
+              <w:rPr>
+                <w:rStyle w:val="ae"/>
+                <w:i w:val="0"/>
+              </w:rPr>
+            </w:pPr>
+            <w:r>
+              <w:rPr>
+                <w:rStyle w:val="ae"/>
+                <w:rFonts w:hint="eastAsia"/>
+                <w:i w:val="0"/>
+              </w:rPr>
+              <w:t>보안 조치 방법</w:t>
+            </w:r>
+          </w:p>
+        </w:tc>
+      </w:tr>
+      <w:tr>
+        <w:trPr>
+          <w:cnfStyle w:val="000000100000" w:firstRow="0" w:lastRow="0" w:firstColumn="0" w:lastColumn="0" w:oddVBand="0" w:evenVBand="0" w:oddHBand="1" w:evenHBand="0" w:firstRowFirstColumn="0" w:firstRowLastColumn="0" w:lastRowFirstColumn="0" w:lastRowLastColumn="0"/>
+          <w:trHeight w:val="1247"/>
+          <w:jc w:val="center"/>
+        </w:trPr>
+        <w:tc>
+          <w:tcPr>
+            <w:cnfStyle w:val="001000000000" w:firstRow="0" w:lastRow="0" w:firstColumn="1" w:lastColumn="0" w:oddVBand="0" w:evenVBand="0" w:oddHBand="0" w:evenHBand="0" w:firstRowFirstColumn="0" w:firstRowLastColumn="0" w:lastRowFirstColumn="0" w:lastRowLastColumn="0"/>
+            <w:tcW w:w="5000" w:type="pct"/>
+            <w:gridSpan w:val="2"/>
+            <w:tcBorders>
+              <w:top w:val="single" w:sz="4" w:space="0" w:color="auto"/>
+              <w:left w:val="single" w:sz="4" w:space="0" w:color="auto"/>
+              <w:bottom w:val="single" w:sz="4" w:space="0" w:color="auto"/>
+              <w:right w:val="single" w:sz="4" w:space="0" w:color="auto"/>
+            </w:tcBorders>
+          </w:tcPr>
+          <w:p>
+            <w:pPr>
+              <w:pStyle w:val="aa"/>
+              <w:rPr>
+                <w:rFonts w:eastAsia="굴림"/>
+                <w:sz w:val="24"/>
+              </w:rPr>
+            </w:pPr>
+            <w:r>
+              <w:t>요청 발생 시 사용자의 고유한 CSRF Token을 생성 및 검증하여 정상적인 요청인지 확인</w:t>
+            </w:r>
+          </w:p>
+          <w:p>
+            <w:pPr>
+              <w:pStyle w:val="aa"/>
+            </w:pPr>
+            <w:r>
+              <w:t xml:space="preserve">HTTP 요청 헤더의 </w:t>
+            </w:r>
+            <w:r>
+              <w:rPr>
+                <w:rStyle w:val="HTML"/>
+              </w:rPr>
+              <w:t>Or</w:t>
+            </w:r>
+            <w:bookmarkStart w:id="4" w:name="_GoBack"/>
+            <w:bookmarkEnd w:id="4"/>
+            <w:r>
+              <w:rPr>
+                <w:rStyle w:val="HTML"/>
+              </w:rPr>
+              <w:t>igin</w:t>
+            </w:r>
+            <w:r>
+              <w:t xml:space="preserve"> 또는 </w:t>
+            </w:r>
+            <w:proofErr w:type="spellStart"/>
+            <w:r>
+              <w:rPr>
+                <w:rStyle w:val="HTML"/>
+              </w:rPr>
+              <w:t>Referer</w:t>
+            </w:r>
+            <w:proofErr w:type="spellEnd"/>
+            <w:r>
+              <w:t xml:space="preserve"> 값을 확인하여 신뢰할 수 있는 도메인에서의 요청인지 검증</w:t>
             </w:r>
           </w:p>
           <w:p>
             <w:pPr>
               <w:pStyle w:val="ad"/>
+              <w:tabs>
+                <w:tab w:val="left" w:pos="990"/>
+              </w:tabs>
               <w:rPr>
                 <w:b w:val="0"/>
                 <w:bCs w:val="0"/>
                 <w:sz w:val="20"/>
               </w:rPr>
             </w:pPr>
-            <w:r>
-              <w:rPr>
-                <w:rStyle w:val="ae"/>
-                <w:rFonts w:asciiTheme="majorHAnsi" w:eastAsiaTheme="majorHAnsi" w:hAnsiTheme="majorHAnsi" w:hint="eastAsia"/>
-                <w:b w:val="0"/>
-                <w:i w:val="0"/>
-                <w:sz w:val="20"/>
-              </w:rPr>
-              <w:t xml:space="preserve">세션ID의 </w:t>
-            </w:r>
-            <w:proofErr w:type="spellStart"/>
-            <w:r>
-              <w:rPr>
-                <w:rStyle w:val="ae"/>
-                <w:rFonts w:asciiTheme="majorHAnsi" w:eastAsiaTheme="majorHAnsi" w:hAnsiTheme="majorHAnsi" w:hint="eastAsia"/>
-                <w:b w:val="0"/>
-                <w:i w:val="0"/>
-                <w:sz w:val="20"/>
-              </w:rPr>
-              <w:t>만료시간</w:t>
-            </w:r>
-            <w:proofErr w:type="spellEnd"/>
-            <w:r>
-              <w:rPr>
-                <w:rStyle w:val="ae"/>
-                <w:rFonts w:asciiTheme="majorHAnsi" w:eastAsiaTheme="majorHAnsi" w:hAnsiTheme="majorHAnsi" w:hint="eastAsia"/>
-                <w:b w:val="0"/>
-                <w:i w:val="0"/>
-                <w:sz w:val="20"/>
-              </w:rPr>
-              <w:t xml:space="preserve"> 및 기간을 적절하게 설정하여 이후에도 남아있지 </w:t>
-            </w:r>
-            <w:r>
-              <w:rPr>
-                <w:rFonts w:asciiTheme="majorHAnsi" w:eastAsiaTheme="majorHAnsi" w:hAnsiTheme="majorHAnsi" w:hint="eastAsia"/>
-                <w:b w:val="0"/>
-                <w:sz w:val="20"/>
-              </w:rPr>
-              <w:t>않도록 해야 함</w:t>
-            </w:r>
           </w:p>
         </w:tc>
       </w:tr>
     </w:tbl>
     <w:p/>
     <w:sectPr>
-      <w:footerReference w:type="default" r:id="rId36"/>
-      <w:footerReference w:type="first" r:id="rId37"/>
+      <w:footerReference w:type="default" r:id="rId41"/>
+      <w:footerReference w:type="first" r:id="rId42"/>
       <w:endnotePr>
         <w:numFmt w:val="decimal"/>
       </w:endnotePr>
@@ -17184,6 +19297,7 @@
         <w:docPartUnique/>
       </w:docPartObj>
     </w:sdtPr>
+    <w:sdtEndPr/>
     <w:sdtContent>
       <w:p>
         <w:pPr>
@@ -17204,7 +19318,7 @@
             <w:noProof/>
             <w:lang w:val="ko-KR"/>
           </w:rPr>
-          <w:t>23</w:t>
+          <w:t>30</w:t>
         </w:r>
         <w:r>
           <w:fldChar w:fldCharType="end"/>
@@ -17236,6 +19350,7 @@
         <w:docPartUnique/>
       </w:docPartObj>
     </w:sdtPr>
+    <w:sdtEndPr/>
     <w:sdtContent>
       <w:p>
         <w:pPr>
@@ -17745,6 +19860,95 @@
     </w:lvl>
   </w:abstractNum>
   <w:abstractNum w:abstractNumId="4" w15:restartNumberingAfterBreak="0">
+    <w:nsid w:val="3F7B1171"/>
+    <w:multiLevelType w:val="hybridMultilevel"/>
+    <w:tmpl w:val="94E0E5AE"/>
+    <w:lvl w:ilvl="0" w:tplc="E3967D9E">
+      <w:start w:val="1"/>
+      <w:numFmt w:val="decimal"/>
+      <w:lvlText w:val="%1."/>
+      <w:lvlJc w:val="left"/>
+      <w:pPr>
+        <w:ind w:left="760" w:hanging="360"/>
+      </w:pPr>
+      <w:rPr>
+        <w:rFonts w:hint="default"/>
+      </w:rPr>
+    </w:lvl>
+    <w:lvl w:ilvl="1" w:tplc="04090019" w:tentative="1">
+      <w:start w:val="1"/>
+      <w:numFmt w:val="upperLetter"/>
+      <w:lvlText w:val="%2."/>
+      <w:lvlJc w:val="left"/>
+      <w:pPr>
+        <w:ind w:left="1200" w:hanging="400"/>
+      </w:pPr>
+    </w:lvl>
+    <w:lvl w:ilvl="2" w:tplc="0409001B" w:tentative="1">
+      <w:start w:val="1"/>
+      <w:numFmt w:val="lowerRoman"/>
+      <w:lvlText w:val="%3."/>
+      <w:lvlJc w:val="right"/>
+      <w:pPr>
+        <w:ind w:left="1600" w:hanging="400"/>
+      </w:pPr>
+    </w:lvl>
+    <w:lvl w:ilvl="3" w:tplc="0409000F" w:tentative="1">
+      <w:start w:val="1"/>
+      <w:numFmt w:val="decimal"/>
+      <w:lvlText w:val="%4."/>
+      <w:lvlJc w:val="left"/>
+      <w:pPr>
+        <w:ind w:left="2000" w:hanging="400"/>
+      </w:pPr>
+    </w:lvl>
+    <w:lvl w:ilvl="4" w:tplc="04090019" w:tentative="1">
+      <w:start w:val="1"/>
+      <w:numFmt w:val="upperLetter"/>
+      <w:lvlText w:val="%5."/>
+      <w:lvlJc w:val="left"/>
+      <w:pPr>
+        <w:ind w:left="2400" w:hanging="400"/>
+      </w:pPr>
+    </w:lvl>
+    <w:lvl w:ilvl="5" w:tplc="0409001B" w:tentative="1">
+      <w:start w:val="1"/>
+      <w:numFmt w:val="lowerRoman"/>
+      <w:lvlText w:val="%6."/>
+      <w:lvlJc w:val="right"/>
+      <w:pPr>
+        <w:ind w:left="2800" w:hanging="400"/>
+      </w:pPr>
+    </w:lvl>
+    <w:lvl w:ilvl="6" w:tplc="0409000F" w:tentative="1">
+      <w:start w:val="1"/>
+      <w:numFmt w:val="decimal"/>
+      <w:lvlText w:val="%7."/>
+      <w:lvlJc w:val="left"/>
+      <w:pPr>
+        <w:ind w:left="3200" w:hanging="400"/>
+      </w:pPr>
+    </w:lvl>
+    <w:lvl w:ilvl="7" w:tplc="04090019" w:tentative="1">
+      <w:start w:val="1"/>
+      <w:numFmt w:val="upperLetter"/>
+      <w:lvlText w:val="%8."/>
+      <w:lvlJc w:val="left"/>
+      <w:pPr>
+        <w:ind w:left="3600" w:hanging="400"/>
+      </w:pPr>
+    </w:lvl>
+    <w:lvl w:ilvl="8" w:tplc="0409001B" w:tentative="1">
+      <w:start w:val="1"/>
+      <w:numFmt w:val="lowerRoman"/>
+      <w:lvlText w:val="%9."/>
+      <w:lvlJc w:val="right"/>
+      <w:pPr>
+        <w:ind w:left="4000" w:hanging="400"/>
+      </w:pPr>
+    </w:lvl>
+  </w:abstractNum>
+  <w:abstractNum w:abstractNumId="5" w15:restartNumberingAfterBreak="0">
     <w:nsid w:val="4A6B341E"/>
     <w:multiLevelType w:val="hybridMultilevel"/>
     <w:tmpl w:val="BED8EA56"/>
@@ -17858,7 +20062,7 @@
       </w:rPr>
     </w:lvl>
   </w:abstractNum>
-  <w:abstractNum w:abstractNumId="5" w15:restartNumberingAfterBreak="0">
+  <w:abstractNum w:abstractNumId="6" w15:restartNumberingAfterBreak="0">
     <w:nsid w:val="4FE07939"/>
     <w:multiLevelType w:val="hybridMultilevel"/>
     <w:tmpl w:val="C6FC2A30"/>
@@ -17971,7 +20175,7 @@
       </w:rPr>
     </w:lvl>
   </w:abstractNum>
-  <w:abstractNum w:abstractNumId="6" w15:restartNumberingAfterBreak="0">
+  <w:abstractNum w:abstractNumId="7" w15:restartNumberingAfterBreak="0">
     <w:nsid w:val="5B4936ED"/>
     <w:multiLevelType w:val="hybridMultilevel"/>
     <w:tmpl w:val="A84E5882"/>
@@ -18084,7 +20288,7 @@
       </w:rPr>
     </w:lvl>
   </w:abstractNum>
-  <w:abstractNum w:abstractNumId="7" w15:restartNumberingAfterBreak="0">
+  <w:abstractNum w:abstractNumId="8" w15:restartNumberingAfterBreak="0">
     <w:nsid w:val="5D526817"/>
     <w:multiLevelType w:val="multilevel"/>
     <w:tmpl w:val="50D2F080"/>
@@ -18203,7 +20407,7 @@
       </w:rPr>
     </w:lvl>
   </w:abstractNum>
-  <w:abstractNum w:abstractNumId="8" w15:restartNumberingAfterBreak="0">
+  <w:abstractNum w:abstractNumId="9" w15:restartNumberingAfterBreak="0">
     <w:nsid w:val="691175CA"/>
     <w:multiLevelType w:val="hybridMultilevel"/>
     <w:tmpl w:val="D0FAB03C"/>
@@ -18292,7 +20496,7 @@
       </w:pPr>
     </w:lvl>
   </w:abstractNum>
-  <w:abstractNum w:abstractNumId="9" w15:restartNumberingAfterBreak="0">
+  <w:abstractNum w:abstractNumId="10" w15:restartNumberingAfterBreak="0">
     <w:nsid w:val="6D1A41C4"/>
     <w:multiLevelType w:val="hybridMultilevel"/>
     <w:tmpl w:val="4A1EF7A2"/>
@@ -18405,7 +20609,7 @@
       </w:rPr>
     </w:lvl>
   </w:abstractNum>
-  <w:abstractNum w:abstractNumId="10" w15:restartNumberingAfterBreak="0">
+  <w:abstractNum w:abstractNumId="11" w15:restartNumberingAfterBreak="0">
     <w:nsid w:val="77B1143D"/>
     <w:multiLevelType w:val="multilevel"/>
     <w:tmpl w:val="16984C9C"/>
@@ -18554,7 +20758,7 @@
       </w:rPr>
     </w:lvl>
   </w:abstractNum>
-  <w:abstractNum w:abstractNumId="11" w15:restartNumberingAfterBreak="0">
+  <w:abstractNum w:abstractNumId="12" w15:restartNumberingAfterBreak="0">
     <w:nsid w:val="7E013A67"/>
     <w:multiLevelType w:val="hybridMultilevel"/>
     <w:tmpl w:val="4AB44CAC"/>
@@ -18723,40 +20927,43 @@
     </w:lvl>
   </w:abstractNum>
   <w:num w:numId="1">
-    <w:abstractNumId w:val="4"/>
+    <w:abstractNumId w:val="5"/>
   </w:num>
   <w:num w:numId="2">
-    <w:abstractNumId w:val="7"/>
+    <w:abstractNumId w:val="8"/>
   </w:num>
   <w:num w:numId="3">
     <w:abstractNumId w:val="3"/>
   </w:num>
   <w:num w:numId="4">
-    <w:abstractNumId w:val="6"/>
+    <w:abstractNumId w:val="7"/>
   </w:num>
   <w:num w:numId="5">
-    <w:abstractNumId w:val="9"/>
+    <w:abstractNumId w:val="10"/>
   </w:num>
   <w:num w:numId="6">
     <w:abstractNumId w:val="2"/>
   </w:num>
   <w:num w:numId="7">
-    <w:abstractNumId w:val="5"/>
+    <w:abstractNumId w:val="6"/>
   </w:num>
   <w:num w:numId="8">
     <w:abstractNumId w:val="1"/>
   </w:num>
   <w:num w:numId="9">
-    <w:abstractNumId w:val="10"/>
+    <w:abstractNumId w:val="11"/>
   </w:num>
   <w:num w:numId="10">
-    <w:abstractNumId w:val="11"/>
+    <w:abstractNumId w:val="12"/>
   </w:num>
   <w:num w:numId="11">
     <w:abstractNumId w:val="0"/>
   </w:num>
   <w:num w:numId="12">
-    <w:abstractNumId w:val="8"/>
+    <w:abstractNumId w:val="9"/>
+  </w:num>
+  <w:num w:numId="13">
+    <w:abstractNumId w:val="4"/>
   </w:num>
 </w:numbering>
 </file>
@@ -20014,6 +22221,21 @@
       <w:sz w:val="20"/>
     </w:rPr>
   </w:style>
+  <w:style w:type="paragraph" w:styleId="af2">
+    <w:name w:val="List Paragraph"/>
+    <w:basedOn w:val="a2"/>
+    <w:uiPriority w:val="34"/>
+    <w:qFormat/>
+    <w:rsid w:val="009D0E4F"/>
+    <w:pPr>
+      <w:ind w:leftChars="400" w:left="800"/>
+    </w:pPr>
+  </w:style>
+  <w:style w:type="character" w:customStyle="1" w:styleId="notion-enable-hover">
+    <w:name w:val="notion-enable-hover"/>
+    <w:basedOn w:val="a4"/>
+    <w:rsid w:val="00EA7F11"/>
+  </w:style>
 </w:styles>
 </file>
 
@@ -20283,7 +22505,7 @@
 </file>
 
 <file path=customXml/itemProps1.xml><?xml version="1.0" encoding="utf-8"?>
-<ds:datastoreItem xmlns:ds="http://schemas.openxmlformats.org/officeDocument/2006/customXml" ds:itemID="{828F3F79-B4B1-494D-8BAE-9A488A6DB81B}">
+<ds:datastoreItem xmlns:ds="http://schemas.openxmlformats.org/officeDocument/2006/customXml" ds:itemID="{C2CC6C0A-C870-4ED7-B2A2-0DA7C0928E5B}">
   <ds:schemaRefs>
     <ds:schemaRef ds:uri="http://schemas.openxmlformats.org/officeDocument/2006/bibliography"/>
   </ds:schemaRefs>

--- a/0.산출물/6. 모의해킹보고서/[웹보안] 취약점 진단 용역_모의해킹_상세_보고서_v0.09.docx
+++ b/0.산출물/6. 모의해킹보고서/[웹보안] 취약점 진단 용역_모의해킹_상세_보고서_v0.09.docx
@@ -1,6 +1,6 @@
 
 <file path=word/document.xml><?xml version="1.0" encoding="utf-8"?>
-<w:document xmlns:wpc="http://schemas.microsoft.com/office/word/2010/wordprocessingCanvas" xmlns:cx="http://schemas.microsoft.com/office/drawing/2014/chartex" xmlns:mc="http://schemas.openxmlformats.org/markup-compatibility/2006" xmlns:o="urn:schemas-microsoft-com:office:office" xmlns:r="http://schemas.openxmlformats.org/officeDocument/2006/relationships" xmlns:m="http://schemas.openxmlformats.org/officeDocument/2006/math" xmlns:v="urn:schemas-microsoft-com:vml" xmlns:wp14="http://schemas.microsoft.com/office/word/2010/wordprocessingDrawing" xmlns:wp="http://schemas.openxmlformats.org/drawingml/2006/wordprocessingDrawing" xmlns:w10="urn:schemas-microsoft-com:office:word" xmlns:w="http://schemas.openxmlformats.org/wordprocessingml/2006/main" xmlns:w14="http://schemas.microsoft.com/office/word/2010/wordml" xmlns:w15="http://schemas.microsoft.com/office/word/2012/wordml" xmlns:w16se="http://schemas.microsoft.com/office/word/2015/wordml/symex" xmlns:wpg="http://schemas.microsoft.com/office/word/2010/wordprocessingGroup" xmlns:wpi="http://schemas.microsoft.com/office/word/2010/wordprocessingInk" xmlns:wne="http://schemas.microsoft.com/office/word/2006/wordml" xmlns:wps="http://schemas.microsoft.com/office/word/2010/wordprocessingShape" mc:Ignorable="w14 w15 w16se wp14">
+<w:document xmlns:wpc="http://schemas.microsoft.com/office/word/2010/wordprocessingCanvas" xmlns:cx="http://schemas.microsoft.com/office/drawing/2014/chartex" xmlns:cx1="http://schemas.microsoft.com/office/drawing/2015/9/8/chartex" xmlns:cx2="http://schemas.microsoft.com/office/drawing/2015/10/21/chartex" xmlns:cx3="http://schemas.microsoft.com/office/drawing/2016/5/9/chartex" xmlns:cx4="http://schemas.microsoft.com/office/drawing/2016/5/10/chartex" xmlns:cx5="http://schemas.microsoft.com/office/drawing/2016/5/11/chartex" xmlns:cx6="http://schemas.microsoft.com/office/drawing/2016/5/12/chartex" xmlns:cx7="http://schemas.microsoft.com/office/drawing/2016/5/13/chartex" xmlns:cx8="http://schemas.microsoft.com/office/drawing/2016/5/14/chartex" xmlns:mc="http://schemas.openxmlformats.org/markup-compatibility/2006" xmlns:aink="http://schemas.microsoft.com/office/drawing/2016/ink" xmlns:am3d="http://schemas.microsoft.com/office/drawing/2017/model3d" xmlns:o="urn:schemas-microsoft-com:office:office" xmlns:oel="http://schemas.microsoft.com/office/2019/extlst" xmlns:r="http://schemas.openxmlformats.org/officeDocument/2006/relationships" xmlns:m="http://schemas.openxmlformats.org/officeDocument/2006/math" xmlns:v="urn:schemas-microsoft-com:vml" xmlns:wp14="http://schemas.microsoft.com/office/word/2010/wordprocessingDrawing" xmlns:wp="http://schemas.openxmlformats.org/drawingml/2006/wordprocessingDrawing" xmlns:w10="urn:schemas-microsoft-com:office:word" xmlns:w="http://schemas.openxmlformats.org/wordprocessingml/2006/main" xmlns:w14="http://schemas.microsoft.com/office/word/2010/wordml" xmlns:w15="http://schemas.microsoft.com/office/word/2012/wordml" xmlns:w16cex="http://schemas.microsoft.com/office/word/2018/wordml/cex" xmlns:w16cid="http://schemas.microsoft.com/office/word/2016/wordml/cid" xmlns:w16="http://schemas.microsoft.com/office/word/2018/wordml" xmlns:w16du="http://schemas.microsoft.com/office/word/2023/wordml/word16du" xmlns:w16sdtdh="http://schemas.microsoft.com/office/word/2020/wordml/sdtdatahash" xmlns:w16sdtfl="http://schemas.microsoft.com/office/word/2024/wordml/sdtformatlock" xmlns:w16se="http://schemas.microsoft.com/office/word/2015/wordml/symex" xmlns:wpg="http://schemas.microsoft.com/office/word/2010/wordprocessingGroup" xmlns:wpi="http://schemas.microsoft.com/office/word/2010/wordprocessingInk" xmlns:wne="http://schemas.microsoft.com/office/word/2006/wordml" xmlns:wps="http://schemas.microsoft.com/office/word/2010/wordprocessingShape" mc:Ignorable="w14 w15 w16se w16cid w16 w16cex w16sdtdh w16sdtfl w16du wp14">
   <w:body>
     <w:tbl>
       <w:tblPr>
@@ -278,14 +278,12 @@
             <w:pPr>
               <w:pStyle w:val="ab"/>
             </w:pPr>
-            <w:proofErr w:type="spellStart"/>
             <w:r>
               <w:rPr>
                 <w:rFonts w:hint="eastAsia"/>
               </w:rPr>
               <w:t>유기견</w:t>
             </w:r>
-            <w:proofErr w:type="spellEnd"/>
             <w:r>
               <w:t xml:space="preserve"> 성향 분석 기반 추천 서비스 구축 사업 및 정보보호 체계 강화사업</w:t>
             </w:r>
@@ -399,6 +397,13 @@
             </w:pPr>
             <w:r>
               <w:rPr>
+                <w:rFonts w:ascii="맑은 고딕" w:eastAsia="맑은 고딕" w:hAnsi="맑은 고딕" w:hint="eastAsia"/>
+                <w:sz w:val="36"/>
+              </w:rPr>
+              <w:t>2026</w:t>
+            </w:r>
+            <w:r>
+              <w:rPr>
                 <w:rFonts w:ascii="맑은 고딕" w:eastAsia="맑은 고딕" w:hAnsi="맑은 고딕"/>
                 <w:sz w:val="36"/>
               </w:rPr>
@@ -413,10 +418,31 @@
             </w:r>
             <w:r>
               <w:rPr>
+                <w:rFonts w:ascii="맑은 고딕" w:eastAsia="맑은 고딕" w:hAnsi="맑은 고딕" w:hint="eastAsia"/>
+                <w:sz w:val="36"/>
+              </w:rPr>
+              <w:t>7</w:t>
+            </w:r>
+            <w:r>
+              <w:rPr>
                 <w:rFonts w:ascii="맑은 고딕" w:eastAsia="맑은 고딕" w:hAnsi="맑은 고딕"/>
                 <w:sz w:val="36"/>
               </w:rPr>
-              <w:t>월 일</w:t>
+              <w:t xml:space="preserve">월 </w:t>
+            </w:r>
+            <w:r>
+              <w:rPr>
+                <w:rFonts w:ascii="맑은 고딕" w:eastAsia="맑은 고딕" w:hAnsi="맑은 고딕" w:hint="eastAsia"/>
+                <w:sz w:val="36"/>
+              </w:rPr>
+              <w:t>16</w:t>
+            </w:r>
+            <w:r>
+              <w:rPr>
+                <w:rFonts w:ascii="맑은 고딕" w:eastAsia="맑은 고딕" w:hAnsi="맑은 고딕"/>
+                <w:sz w:val="36"/>
+              </w:rPr>
+              <w:t>일</w:t>
             </w:r>
           </w:p>
         </w:tc>
@@ -477,19 +503,8 @@
           <w:u w:val="single"/>
         </w:rPr>
         <w:lastRenderedPageBreak/>
-        <w:t xml:space="preserve">개 정 이 </w:t>
+        <w:t>개 정 이 력</w:t>
       </w:r>
-      <w:proofErr w:type="spellStart"/>
-      <w:r>
-        <w:rPr>
-          <w:rFonts w:ascii="맑은 고딕" w:eastAsia="맑은 고딕" w:hAnsi="맑은 고딕" w:hint="eastAsia"/>
-          <w:b/>
-          <w:sz w:val="36"/>
-          <w:u w:val="single"/>
-        </w:rPr>
-        <w:t>력</w:t>
-      </w:r>
-      <w:proofErr w:type="spellEnd"/>
     </w:p>
     <w:tbl>
       <w:tblPr>
@@ -623,11 +638,9 @@
             <w:pPr>
               <w:pStyle w:val="ab"/>
             </w:pPr>
-            <w:proofErr w:type="spellStart"/>
             <w:r>
               <w:t>승인자</w:t>
             </w:r>
-            <w:proofErr w:type="spellEnd"/>
           </w:p>
         </w:tc>
       </w:tr>
@@ -693,11 +706,9 @@
             <w:pPr>
               <w:pStyle w:val="aa"/>
             </w:pPr>
-            <w:proofErr w:type="spellStart"/>
             <w:r>
               <w:t>최초작성</w:t>
             </w:r>
-            <w:proofErr w:type="spellEnd"/>
           </w:p>
         </w:tc>
         <w:tc>
@@ -716,14 +727,12 @@
             <w:pPr>
               <w:pStyle w:val="aa"/>
             </w:pPr>
-            <w:proofErr w:type="spellStart"/>
             <w:r>
               <w:rPr>
                 <w:rFonts w:hint="eastAsia"/>
               </w:rPr>
               <w:t>서서울</w:t>
             </w:r>
-            <w:proofErr w:type="spellEnd"/>
           </w:p>
         </w:tc>
         <w:tc>
@@ -790,7 +799,13 @@
               <w:rPr>
                 <w:rFonts w:hint="eastAsia"/>
               </w:rPr>
-              <w:t>2026.06.29</w:t>
+              <w:t>2026.06.2</w:t>
+            </w:r>
+            <w:r>
+              <w:rPr>
+                <w:rFonts w:hint="eastAsia"/>
+              </w:rPr>
+              <w:t>8</w:t>
             </w:r>
           </w:p>
         </w:tc>
@@ -809,36 +824,16 @@
           <w:p>
             <w:pPr>
               <w:pStyle w:val="aa"/>
-            </w:pPr>
-            <w:r>
-              <w:rPr>
-                <w:rFonts w:hint="eastAsia"/>
-              </w:rPr>
-              <w:t>모의</w:t>
-            </w:r>
-            <w:r>
-              <w:rPr>
-                <w:rFonts w:hint="eastAsia"/>
-              </w:rPr>
-              <w:t xml:space="preserve"> </w:t>
-            </w:r>
-            <w:r>
-              <w:rPr>
-                <w:rFonts w:hint="eastAsia"/>
-              </w:rPr>
-              <w:t>해킹 결과,</w:t>
-            </w:r>
-            <w:r>
-              <w:t xml:space="preserve"> </w:t>
-            </w:r>
-            <w:proofErr w:type="spellStart"/>
-            <w:r>
-              <w:rPr>
-                <w:rFonts w:hint="eastAsia"/>
-              </w:rPr>
-              <w:t>상세보고</w:t>
-            </w:r>
-            <w:proofErr w:type="spellEnd"/>
+              <w:rPr>
+                <w:rFonts w:hint="eastAsia"/>
+              </w:rPr>
+            </w:pPr>
+            <w:r>
+              <w:rPr>
+                <w:rFonts w:hint="eastAsia"/>
+              </w:rPr>
+              <w:t>점검 대상 확인</w:t>
+            </w:r>
           </w:p>
         </w:tc>
         <w:tc>
@@ -857,14 +852,12 @@
             <w:pPr>
               <w:pStyle w:val="aa"/>
             </w:pPr>
-            <w:proofErr w:type="spellStart"/>
             <w:r>
               <w:rPr>
                 <w:rFonts w:hint="eastAsia"/>
               </w:rPr>
               <w:t>서서울</w:t>
             </w:r>
-            <w:proofErr w:type="spellEnd"/>
           </w:p>
         </w:tc>
         <w:tc>
@@ -907,7 +900,10 @@
               <w:pStyle w:val="aa"/>
             </w:pPr>
             <w:r>
-              <w:t>V</w:t>
+              <w:rPr>
+                <w:rFonts w:hint="eastAsia"/>
+              </w:rPr>
+              <w:t>v</w:t>
             </w:r>
             <w:r>
               <w:rPr>
@@ -932,7 +928,16 @@
           <w:p>
             <w:pPr>
               <w:pStyle w:val="aa"/>
-            </w:pPr>
+              <w:rPr>
+                <w:rFonts w:hint="eastAsia"/>
+              </w:rPr>
+            </w:pPr>
+            <w:r>
+              <w:rPr>
+                <w:rFonts w:hint="eastAsia"/>
+              </w:rPr>
+              <w:t>2026.06.30</w:t>
+            </w:r>
           </w:p>
         </w:tc>
         <w:tc>
@@ -950,7 +955,16 @@
           <w:p>
             <w:pPr>
               <w:pStyle w:val="aa"/>
-            </w:pPr>
+              <w:rPr>
+                <w:rFonts w:hint="eastAsia"/>
+              </w:rPr>
+            </w:pPr>
+            <w:r>
+              <w:rPr>
+                <w:rFonts w:hint="eastAsia"/>
+              </w:rPr>
+              <w:t>1차 완성본</w:t>
+            </w:r>
           </w:p>
         </w:tc>
         <w:tc>
@@ -969,6 +983,12 @@
             <w:pPr>
               <w:pStyle w:val="aa"/>
             </w:pPr>
+            <w:r>
+              <w:rPr>
+                <w:rFonts w:hint="eastAsia"/>
+              </w:rPr>
+              <w:t>서서울</w:t>
+            </w:r>
           </w:p>
         </w:tc>
         <w:tc>
@@ -2808,23 +2828,7 @@
         </w:rPr>
       </w:pPr>
       <w:r>
-        <w:t xml:space="preserve">본 사업은 </w:t>
-      </w:r>
-      <w:proofErr w:type="spellStart"/>
-      <w:r>
-        <w:t>유기견</w:t>
-      </w:r>
-      <w:proofErr w:type="spellEnd"/>
-      <w:r>
-        <w:t xml:space="preserve"> 입양 추천 서비스의 안정적인 </w:t>
-      </w:r>
-      <w:proofErr w:type="spellStart"/>
-      <w:r>
-        <w:t>운영환경</w:t>
-      </w:r>
-      <w:proofErr w:type="spellEnd"/>
-      <w:r>
-        <w:t xml:space="preserve"> 구축 및 보안 강화를 위해 모의해킹을 수행하는 것을 목적으로 </w:t>
+        <w:t xml:space="preserve">본 사업은 유기견 입양 추천 서비스의 안정적인 운영환경 구축 및 보안 강화를 위해 모의해킹을 수행하는 것을 목적으로 </w:t>
       </w:r>
       <w:r>
         <w:rPr>
@@ -2879,6 +2883,9 @@
     <w:p>
       <w:pPr>
         <w:pStyle w:val="a0"/>
+        <w:rPr>
+          <w:rFonts w:hint="eastAsia"/>
+        </w:rPr>
       </w:pPr>
       <w:r>
         <w:rPr>
@@ -2888,25 +2895,15 @@
         <w:t>안전한 서비스 환경 확보:</w:t>
       </w:r>
       <w:r>
-        <w:t xml:space="preserve"> 사용자 개인정보 보호 체계를 공고히 하고, 중단 없는 안정적인 </w:t>
-      </w:r>
-      <w:proofErr w:type="spellStart"/>
-      <w:r>
-        <w:t>유기견</w:t>
-      </w:r>
-      <w:proofErr w:type="spellEnd"/>
-      <w:r>
-        <w:t xml:space="preserve"> 입양 추천 서비스 환경 구축</w:t>
+        <w:t xml:space="preserve"> 사용자 개인정보 보호 체계를 공고히 하고, 중단 없는 안정적인 유기견 입양 추천 서비스 환경 구축</w:t>
       </w:r>
     </w:p>
     <w:p>
       <w:pPr>
-        <w:pStyle w:val="-0"/>
-      </w:pPr>
-    </w:p>
-    <w:p>
-      <w:pPr>
         <w:pStyle w:val="a3"/>
+        <w:rPr>
+          <w:rFonts w:hint="eastAsia"/>
+        </w:rPr>
       </w:pPr>
       <w:r>
         <w:rPr>
@@ -2924,20 +2921,734 @@
         <w:t>수행 일정 및 수행 내역</w:t>
       </w:r>
     </w:p>
-    <w:p>
-      <w:pPr>
-        <w:pStyle w:val="aa"/>
-      </w:pPr>
-    </w:p>
-    <w:p>
-      <w:pPr>
-        <w:pStyle w:val="a"/>
-        <w:ind w:left="940" w:hanging="390"/>
-      </w:pPr>
-    </w:p>
+    <w:tbl>
+      <w:tblPr>
+        <w:tblW w:w="8647" w:type="dxa"/>
+        <w:jc w:val="center"/>
+        <w:tblBorders>
+          <w:top w:val="single" w:sz="4" w:space="0" w:color="auto"/>
+          <w:bottom w:val="single" w:sz="4" w:space="0" w:color="auto"/>
+          <w:right w:val="single" w:sz="4" w:space="0" w:color="auto"/>
+          <w:insideH w:val="single" w:sz="4" w:space="0" w:color="auto"/>
+          <w:insideV w:val="single" w:sz="4" w:space="0" w:color="auto"/>
+        </w:tblBorders>
+        <w:tblLayout w:type="fixed"/>
+        <w:tblLook w:val="04A0" w:firstRow="1" w:lastRow="0" w:firstColumn="1" w:lastColumn="0" w:noHBand="0" w:noVBand="1"/>
+      </w:tblPr>
+      <w:tblGrid>
+        <w:gridCol w:w="817"/>
+        <w:gridCol w:w="2018"/>
+        <w:gridCol w:w="5812"/>
+      </w:tblGrid>
+      <w:tr>
+        <w:trPr>
+          <w:trHeight w:hRule="exact" w:val="454"/>
+          <w:jc w:val="center"/>
+        </w:trPr>
+        <w:tc>
+          <w:tcPr>
+            <w:tcW w:w="817" w:type="dxa"/>
+            <w:shd w:val="clear" w:color="auto" w:fill="BFBFBF"/>
+            <w:tcMar>
+              <w:top w:w="0" w:type="dxa"/>
+              <w:left w:w="99" w:type="dxa"/>
+              <w:bottom w:w="0" w:type="dxa"/>
+              <w:right w:w="99" w:type="dxa"/>
+            </w:tcMar>
+            <w:vAlign w:val="center"/>
+          </w:tcPr>
+          <w:p>
+            <w:pPr>
+              <w:spacing w:after="0"/>
+              <w:jc w:val="center"/>
+              <w:rPr>
+                <w:rFonts w:asciiTheme="majorHAnsi" w:eastAsiaTheme="majorHAnsi" w:hAnsiTheme="majorHAnsi" w:cs="굴림"/>
+                <w:sz w:val="20"/>
+              </w:rPr>
+            </w:pPr>
+          </w:p>
+        </w:tc>
+        <w:tc>
+          <w:tcPr>
+            <w:tcW w:w="2018" w:type="dxa"/>
+            <w:shd w:val="clear" w:color="auto" w:fill="BFBFBF"/>
+            <w:tcMar>
+              <w:top w:w="0" w:type="dxa"/>
+              <w:left w:w="99" w:type="dxa"/>
+              <w:bottom w:w="0" w:type="dxa"/>
+              <w:right w:w="99" w:type="dxa"/>
+            </w:tcMar>
+            <w:vAlign w:val="center"/>
+          </w:tcPr>
+          <w:p>
+            <w:pPr>
+              <w:spacing w:after="0"/>
+              <w:jc w:val="center"/>
+              <w:rPr>
+                <w:rFonts w:asciiTheme="majorHAnsi" w:eastAsiaTheme="majorHAnsi" w:hAnsiTheme="majorHAnsi" w:cs="굴림"/>
+                <w:b/>
+                <w:sz w:val="20"/>
+              </w:rPr>
+            </w:pPr>
+            <w:r>
+              <w:rPr>
+                <w:rFonts w:asciiTheme="majorHAnsi" w:eastAsiaTheme="majorHAnsi" w:hAnsiTheme="majorHAnsi" w:cs="굴림" w:hint="eastAsia"/>
+                <w:b/>
+                <w:sz w:val="20"/>
+              </w:rPr>
+              <w:t>수행 날짜</w:t>
+            </w:r>
+          </w:p>
+        </w:tc>
+        <w:tc>
+          <w:tcPr>
+            <w:tcW w:w="5812" w:type="dxa"/>
+            <w:shd w:val="clear" w:color="auto" w:fill="BFBFBF"/>
+            <w:tcMar>
+              <w:top w:w="0" w:type="dxa"/>
+              <w:left w:w="99" w:type="dxa"/>
+              <w:bottom w:w="0" w:type="dxa"/>
+              <w:right w:w="99" w:type="dxa"/>
+            </w:tcMar>
+            <w:vAlign w:val="center"/>
+          </w:tcPr>
+          <w:p>
+            <w:pPr>
+              <w:spacing w:after="0"/>
+              <w:jc w:val="center"/>
+              <w:rPr>
+                <w:rFonts w:asciiTheme="majorHAnsi" w:eastAsiaTheme="majorHAnsi" w:hAnsiTheme="majorHAnsi" w:cs="굴림" w:hint="eastAsia"/>
+                <w:b/>
+                <w:bCs/>
+                <w:sz w:val="20"/>
+              </w:rPr>
+            </w:pPr>
+            <w:r>
+              <w:rPr>
+                <w:rFonts w:asciiTheme="majorHAnsi" w:eastAsiaTheme="majorHAnsi" w:hAnsiTheme="majorHAnsi" w:cs="굴림" w:hint="eastAsia"/>
+                <w:b/>
+                <w:bCs/>
+                <w:sz w:val="20"/>
+              </w:rPr>
+              <w:t>수행 내역</w:t>
+            </w:r>
+          </w:p>
+        </w:tc>
+      </w:tr>
+      <w:tr>
+        <w:trPr>
+          <w:trHeight w:hRule="exact" w:val="454"/>
+          <w:jc w:val="center"/>
+        </w:trPr>
+        <w:tc>
+          <w:tcPr>
+            <w:tcW w:w="817" w:type="dxa"/>
+            <w:tcMar>
+              <w:top w:w="0" w:type="dxa"/>
+              <w:left w:w="99" w:type="dxa"/>
+              <w:bottom w:w="0" w:type="dxa"/>
+              <w:right w:w="99" w:type="dxa"/>
+            </w:tcMar>
+            <w:vAlign w:val="center"/>
+          </w:tcPr>
+          <w:p>
+            <w:pPr>
+              <w:spacing w:after="0"/>
+              <w:jc w:val="center"/>
+              <w:rPr>
+                <w:rFonts w:asciiTheme="majorHAnsi" w:eastAsiaTheme="majorHAnsi" w:hAnsiTheme="majorHAnsi" w:cs="굴림"/>
+                <w:sz w:val="20"/>
+              </w:rPr>
+            </w:pPr>
+            <w:r>
+              <w:rPr>
+                <w:rFonts w:asciiTheme="majorHAnsi" w:eastAsiaTheme="majorHAnsi" w:hAnsiTheme="majorHAnsi" w:cs="굴림" w:hint="eastAsia"/>
+                <w:sz w:val="20"/>
+              </w:rPr>
+              <w:t>1</w:t>
+            </w:r>
+          </w:p>
+        </w:tc>
+        <w:tc>
+          <w:tcPr>
+            <w:tcW w:w="2018" w:type="dxa"/>
+            <w:tcMar>
+              <w:top w:w="0" w:type="dxa"/>
+              <w:left w:w="99" w:type="dxa"/>
+              <w:bottom w:w="0" w:type="dxa"/>
+              <w:right w:w="99" w:type="dxa"/>
+            </w:tcMar>
+            <w:vAlign w:val="center"/>
+          </w:tcPr>
+          <w:p>
+            <w:pPr>
+              <w:spacing w:after="0"/>
+              <w:jc w:val="center"/>
+              <w:rPr>
+                <w:rFonts w:asciiTheme="majorHAnsi" w:eastAsiaTheme="majorHAnsi" w:hAnsiTheme="majorHAnsi" w:cs="굴림" w:hint="eastAsia"/>
+                <w:sz w:val="20"/>
+              </w:rPr>
+            </w:pPr>
+            <w:r>
+              <w:rPr>
+                <w:rFonts w:asciiTheme="majorHAnsi" w:eastAsiaTheme="majorHAnsi" w:hAnsiTheme="majorHAnsi" w:cs="굴림" w:hint="eastAsia"/>
+                <w:sz w:val="20"/>
+              </w:rPr>
+              <w:t>26.06.26</w:t>
+            </w:r>
+          </w:p>
+        </w:tc>
+        <w:tc>
+          <w:tcPr>
+            <w:tcW w:w="5812" w:type="dxa"/>
+            <w:tcMar>
+              <w:top w:w="0" w:type="dxa"/>
+              <w:left w:w="99" w:type="dxa"/>
+              <w:bottom w:w="0" w:type="dxa"/>
+              <w:right w:w="99" w:type="dxa"/>
+            </w:tcMar>
+            <w:vAlign w:val="center"/>
+          </w:tcPr>
+          <w:p>
+            <w:pPr>
+              <w:spacing w:after="0"/>
+              <w:jc w:val="center"/>
+              <w:rPr>
+                <w:rFonts w:asciiTheme="majorHAnsi" w:eastAsiaTheme="majorHAnsi" w:hAnsiTheme="majorHAnsi" w:cs="굴림" w:hint="eastAsia"/>
+                <w:sz w:val="20"/>
+              </w:rPr>
+            </w:pPr>
+            <w:r>
+              <w:rPr>
+                <w:rFonts w:asciiTheme="majorHAnsi" w:eastAsiaTheme="majorHAnsi" w:hAnsiTheme="majorHAnsi" w:cs="굴림" w:hint="eastAsia"/>
+                <w:sz w:val="20"/>
+              </w:rPr>
+              <w:t>SQL Injection</w:t>
+            </w:r>
+          </w:p>
+        </w:tc>
+      </w:tr>
+      <w:tr>
+        <w:trPr>
+          <w:trHeight w:hRule="exact" w:val="454"/>
+          <w:jc w:val="center"/>
+        </w:trPr>
+        <w:tc>
+          <w:tcPr>
+            <w:tcW w:w="817" w:type="dxa"/>
+            <w:tcMar>
+              <w:top w:w="0" w:type="dxa"/>
+              <w:left w:w="99" w:type="dxa"/>
+              <w:bottom w:w="0" w:type="dxa"/>
+              <w:right w:w="99" w:type="dxa"/>
+            </w:tcMar>
+            <w:vAlign w:val="center"/>
+          </w:tcPr>
+          <w:p>
+            <w:pPr>
+              <w:spacing w:after="0"/>
+              <w:jc w:val="center"/>
+              <w:rPr>
+                <w:rFonts w:asciiTheme="majorHAnsi" w:eastAsiaTheme="majorHAnsi" w:hAnsiTheme="majorHAnsi" w:cs="굴림" w:hint="eastAsia"/>
+                <w:sz w:val="20"/>
+              </w:rPr>
+            </w:pPr>
+            <w:r>
+              <w:rPr>
+                <w:rFonts w:asciiTheme="majorHAnsi" w:eastAsiaTheme="majorHAnsi" w:hAnsiTheme="majorHAnsi" w:cs="굴림" w:hint="eastAsia"/>
+                <w:sz w:val="20"/>
+              </w:rPr>
+              <w:t>2</w:t>
+            </w:r>
+          </w:p>
+        </w:tc>
+        <w:tc>
+          <w:tcPr>
+            <w:tcW w:w="2018" w:type="dxa"/>
+            <w:tcMar>
+              <w:top w:w="0" w:type="dxa"/>
+              <w:left w:w="99" w:type="dxa"/>
+              <w:bottom w:w="0" w:type="dxa"/>
+              <w:right w:w="99" w:type="dxa"/>
+            </w:tcMar>
+            <w:vAlign w:val="center"/>
+          </w:tcPr>
+          <w:p>
+            <w:pPr>
+              <w:spacing w:after="0"/>
+              <w:jc w:val="center"/>
+              <w:rPr>
+                <w:rFonts w:asciiTheme="majorHAnsi" w:eastAsiaTheme="majorHAnsi" w:hAnsiTheme="majorHAnsi" w:cs="굴림" w:hint="eastAsia"/>
+                <w:sz w:val="20"/>
+              </w:rPr>
+            </w:pPr>
+            <w:r>
+              <w:rPr>
+                <w:rFonts w:asciiTheme="majorHAnsi" w:eastAsiaTheme="majorHAnsi" w:hAnsiTheme="majorHAnsi" w:cs="굴림" w:hint="eastAsia"/>
+                <w:sz w:val="20"/>
+              </w:rPr>
+              <w:t>26.06.27</w:t>
+            </w:r>
+          </w:p>
+        </w:tc>
+        <w:tc>
+          <w:tcPr>
+            <w:tcW w:w="5812" w:type="dxa"/>
+            <w:tcMar>
+              <w:top w:w="0" w:type="dxa"/>
+              <w:left w:w="99" w:type="dxa"/>
+              <w:bottom w:w="0" w:type="dxa"/>
+              <w:right w:w="99" w:type="dxa"/>
+            </w:tcMar>
+            <w:vAlign w:val="center"/>
+          </w:tcPr>
+          <w:p>
+            <w:pPr>
+              <w:spacing w:after="0"/>
+              <w:jc w:val="center"/>
+              <w:rPr>
+                <w:rFonts w:asciiTheme="majorHAnsi" w:eastAsiaTheme="majorHAnsi" w:hAnsiTheme="majorHAnsi" w:cs="굴림" w:hint="eastAsia"/>
+                <w:sz w:val="20"/>
+              </w:rPr>
+            </w:pPr>
+            <w:r>
+              <w:rPr>
+                <w:rFonts w:asciiTheme="majorHAnsi" w:eastAsiaTheme="majorHAnsi" w:hAnsiTheme="majorHAnsi" w:cs="굴림" w:hint="eastAsia"/>
+                <w:sz w:val="20"/>
+              </w:rPr>
+              <w:t>IDOR(주문정보조회)</w:t>
+            </w:r>
+          </w:p>
+        </w:tc>
+      </w:tr>
+      <w:tr>
+        <w:trPr>
+          <w:trHeight w:hRule="exact" w:val="454"/>
+          <w:jc w:val="center"/>
+        </w:trPr>
+        <w:tc>
+          <w:tcPr>
+            <w:tcW w:w="817" w:type="dxa"/>
+            <w:tcMar>
+              <w:top w:w="0" w:type="dxa"/>
+              <w:left w:w="99" w:type="dxa"/>
+              <w:bottom w:w="0" w:type="dxa"/>
+              <w:right w:w="99" w:type="dxa"/>
+            </w:tcMar>
+            <w:vAlign w:val="center"/>
+          </w:tcPr>
+          <w:p>
+            <w:pPr>
+              <w:spacing w:after="0"/>
+              <w:jc w:val="center"/>
+              <w:rPr>
+                <w:rFonts w:asciiTheme="majorHAnsi" w:eastAsiaTheme="majorHAnsi" w:hAnsiTheme="majorHAnsi" w:cs="굴림"/>
+                <w:sz w:val="20"/>
+              </w:rPr>
+            </w:pPr>
+            <w:r>
+              <w:rPr>
+                <w:rFonts w:asciiTheme="majorHAnsi" w:eastAsiaTheme="majorHAnsi" w:hAnsiTheme="majorHAnsi" w:cs="굴림" w:hint="eastAsia"/>
+                <w:sz w:val="20"/>
+              </w:rPr>
+              <w:t>3</w:t>
+            </w:r>
+          </w:p>
+        </w:tc>
+        <w:tc>
+          <w:tcPr>
+            <w:tcW w:w="2018" w:type="dxa"/>
+            <w:tcMar>
+              <w:top w:w="0" w:type="dxa"/>
+              <w:left w:w="99" w:type="dxa"/>
+              <w:bottom w:w="0" w:type="dxa"/>
+              <w:right w:w="99" w:type="dxa"/>
+            </w:tcMar>
+            <w:vAlign w:val="center"/>
+          </w:tcPr>
+          <w:p>
+            <w:pPr>
+              <w:spacing w:after="0"/>
+              <w:jc w:val="center"/>
+              <w:rPr>
+                <w:rFonts w:asciiTheme="majorHAnsi" w:eastAsiaTheme="majorHAnsi" w:hAnsiTheme="majorHAnsi" w:cs="굴림" w:hint="eastAsia"/>
+                <w:sz w:val="20"/>
+              </w:rPr>
+            </w:pPr>
+            <w:r>
+              <w:rPr>
+                <w:rFonts w:asciiTheme="majorHAnsi" w:eastAsiaTheme="majorHAnsi" w:hAnsiTheme="majorHAnsi" w:cs="굴림" w:hint="eastAsia"/>
+                <w:sz w:val="20"/>
+              </w:rPr>
+              <w:t>26.06. 27</w:t>
+            </w:r>
+          </w:p>
+        </w:tc>
+        <w:tc>
+          <w:tcPr>
+            <w:tcW w:w="5812" w:type="dxa"/>
+            <w:tcMar>
+              <w:top w:w="0" w:type="dxa"/>
+              <w:left w:w="99" w:type="dxa"/>
+              <w:bottom w:w="0" w:type="dxa"/>
+              <w:right w:w="99" w:type="dxa"/>
+            </w:tcMar>
+            <w:vAlign w:val="center"/>
+          </w:tcPr>
+          <w:p>
+            <w:pPr>
+              <w:spacing w:after="0"/>
+              <w:jc w:val="center"/>
+              <w:rPr>
+                <w:rFonts w:asciiTheme="majorHAnsi" w:eastAsiaTheme="majorHAnsi" w:hAnsiTheme="majorHAnsi" w:cs="굴림" w:hint="eastAsia"/>
+                <w:sz w:val="20"/>
+              </w:rPr>
+            </w:pPr>
+            <w:r>
+              <w:rPr>
+                <w:rFonts w:asciiTheme="majorHAnsi" w:eastAsiaTheme="majorHAnsi" w:hAnsiTheme="majorHAnsi" w:cs="굴림" w:hint="eastAsia"/>
+                <w:sz w:val="20"/>
+              </w:rPr>
+              <w:t>IDOR(장바구니 수량 변경)</w:t>
+            </w:r>
+          </w:p>
+        </w:tc>
+      </w:tr>
+      <w:tr>
+        <w:trPr>
+          <w:trHeight w:hRule="exact" w:val="454"/>
+          <w:jc w:val="center"/>
+        </w:trPr>
+        <w:tc>
+          <w:tcPr>
+            <w:tcW w:w="817" w:type="dxa"/>
+            <w:tcMar>
+              <w:top w:w="0" w:type="dxa"/>
+              <w:left w:w="99" w:type="dxa"/>
+              <w:bottom w:w="0" w:type="dxa"/>
+              <w:right w:w="99" w:type="dxa"/>
+            </w:tcMar>
+            <w:vAlign w:val="center"/>
+          </w:tcPr>
+          <w:p>
+            <w:pPr>
+              <w:spacing w:after="0"/>
+              <w:jc w:val="center"/>
+              <w:rPr>
+                <w:rFonts w:asciiTheme="majorHAnsi" w:eastAsiaTheme="majorHAnsi" w:hAnsiTheme="majorHAnsi" w:cs="굴림"/>
+                <w:sz w:val="20"/>
+              </w:rPr>
+            </w:pPr>
+            <w:r>
+              <w:rPr>
+                <w:rFonts w:asciiTheme="majorHAnsi" w:eastAsiaTheme="majorHAnsi" w:hAnsiTheme="majorHAnsi" w:cs="굴림" w:hint="eastAsia"/>
+                <w:sz w:val="20"/>
+              </w:rPr>
+              <w:t>4</w:t>
+            </w:r>
+          </w:p>
+        </w:tc>
+        <w:tc>
+          <w:tcPr>
+            <w:tcW w:w="2018" w:type="dxa"/>
+            <w:tcMar>
+              <w:top w:w="0" w:type="dxa"/>
+              <w:left w:w="99" w:type="dxa"/>
+              <w:bottom w:w="0" w:type="dxa"/>
+              <w:right w:w="99" w:type="dxa"/>
+            </w:tcMar>
+            <w:vAlign w:val="center"/>
+          </w:tcPr>
+          <w:p>
+            <w:pPr>
+              <w:spacing w:after="0"/>
+              <w:jc w:val="center"/>
+              <w:rPr>
+                <w:rFonts w:asciiTheme="majorHAnsi" w:eastAsiaTheme="majorHAnsi" w:hAnsiTheme="majorHAnsi" w:cs="굴림" w:hint="eastAsia"/>
+                <w:sz w:val="20"/>
+              </w:rPr>
+            </w:pPr>
+            <w:r>
+              <w:rPr>
+                <w:rFonts w:asciiTheme="majorHAnsi" w:eastAsiaTheme="majorHAnsi" w:hAnsiTheme="majorHAnsi" w:cs="굴림" w:hint="eastAsia"/>
+                <w:sz w:val="20"/>
+              </w:rPr>
+              <w:t>26.06.28</w:t>
+            </w:r>
+          </w:p>
+        </w:tc>
+        <w:tc>
+          <w:tcPr>
+            <w:tcW w:w="5812" w:type="dxa"/>
+            <w:tcMar>
+              <w:top w:w="0" w:type="dxa"/>
+              <w:left w:w="99" w:type="dxa"/>
+              <w:bottom w:w="0" w:type="dxa"/>
+              <w:right w:w="99" w:type="dxa"/>
+            </w:tcMar>
+            <w:vAlign w:val="center"/>
+          </w:tcPr>
+          <w:p>
+            <w:pPr>
+              <w:spacing w:after="0"/>
+              <w:jc w:val="center"/>
+              <w:rPr>
+                <w:rFonts w:asciiTheme="majorHAnsi" w:eastAsiaTheme="majorHAnsi" w:hAnsiTheme="majorHAnsi" w:cs="굴림" w:hint="eastAsia"/>
+                <w:sz w:val="20"/>
+              </w:rPr>
+            </w:pPr>
+            <w:r>
+              <w:rPr>
+                <w:rFonts w:asciiTheme="majorHAnsi" w:eastAsiaTheme="majorHAnsi" w:hAnsiTheme="majorHAnsi" w:cs="굴림" w:hint="eastAsia"/>
+                <w:sz w:val="20"/>
+              </w:rPr>
+              <w:t>IDOR(마이페이지 정보 변경)</w:t>
+            </w:r>
+          </w:p>
+        </w:tc>
+      </w:tr>
+      <w:tr>
+        <w:trPr>
+          <w:trHeight w:hRule="exact" w:val="454"/>
+          <w:jc w:val="center"/>
+        </w:trPr>
+        <w:tc>
+          <w:tcPr>
+            <w:tcW w:w="817" w:type="dxa"/>
+            <w:tcMar>
+              <w:top w:w="0" w:type="dxa"/>
+              <w:left w:w="99" w:type="dxa"/>
+              <w:bottom w:w="0" w:type="dxa"/>
+              <w:right w:w="99" w:type="dxa"/>
+            </w:tcMar>
+            <w:vAlign w:val="center"/>
+          </w:tcPr>
+          <w:p>
+            <w:pPr>
+              <w:spacing w:after="0"/>
+              <w:jc w:val="center"/>
+              <w:rPr>
+                <w:rFonts w:asciiTheme="majorHAnsi" w:eastAsiaTheme="majorHAnsi" w:hAnsiTheme="majorHAnsi" w:cs="굴림"/>
+                <w:sz w:val="20"/>
+              </w:rPr>
+            </w:pPr>
+            <w:r>
+              <w:rPr>
+                <w:rFonts w:asciiTheme="majorHAnsi" w:eastAsiaTheme="majorHAnsi" w:hAnsiTheme="majorHAnsi" w:cs="굴림" w:hint="eastAsia"/>
+                <w:sz w:val="20"/>
+              </w:rPr>
+              <w:t>5</w:t>
+            </w:r>
+          </w:p>
+        </w:tc>
+        <w:tc>
+          <w:tcPr>
+            <w:tcW w:w="2018" w:type="dxa"/>
+            <w:tcMar>
+              <w:top w:w="0" w:type="dxa"/>
+              <w:left w:w="99" w:type="dxa"/>
+              <w:bottom w:w="0" w:type="dxa"/>
+              <w:right w:w="99" w:type="dxa"/>
+            </w:tcMar>
+            <w:vAlign w:val="center"/>
+          </w:tcPr>
+          <w:p>
+            <w:pPr>
+              <w:spacing w:after="0"/>
+              <w:jc w:val="center"/>
+              <w:rPr>
+                <w:rFonts w:asciiTheme="majorHAnsi" w:eastAsiaTheme="majorHAnsi" w:hAnsiTheme="majorHAnsi" w:cs="굴림" w:hint="eastAsia"/>
+                <w:sz w:val="20"/>
+              </w:rPr>
+            </w:pPr>
+            <w:r>
+              <w:rPr>
+                <w:rFonts w:asciiTheme="majorHAnsi" w:eastAsiaTheme="majorHAnsi" w:hAnsiTheme="majorHAnsi" w:cs="굴림" w:hint="eastAsia"/>
+                <w:sz w:val="20"/>
+              </w:rPr>
+              <w:t>26.06.29</w:t>
+            </w:r>
+          </w:p>
+        </w:tc>
+        <w:tc>
+          <w:tcPr>
+            <w:tcW w:w="5812" w:type="dxa"/>
+            <w:tcMar>
+              <w:top w:w="0" w:type="dxa"/>
+              <w:left w:w="99" w:type="dxa"/>
+              <w:bottom w:w="0" w:type="dxa"/>
+              <w:right w:w="99" w:type="dxa"/>
+            </w:tcMar>
+            <w:vAlign w:val="center"/>
+          </w:tcPr>
+          <w:p>
+            <w:pPr>
+              <w:spacing w:after="0"/>
+              <w:jc w:val="center"/>
+              <w:rPr>
+                <w:rFonts w:asciiTheme="majorHAnsi" w:eastAsiaTheme="majorHAnsi" w:hAnsiTheme="majorHAnsi" w:cs="굴림" w:hint="eastAsia"/>
+                <w:sz w:val="20"/>
+              </w:rPr>
+            </w:pPr>
+            <w:r>
+              <w:rPr>
+                <w:rFonts w:asciiTheme="majorHAnsi" w:eastAsiaTheme="majorHAnsi" w:hAnsiTheme="majorHAnsi" w:cs="굴림" w:hint="eastAsia"/>
+                <w:sz w:val="20"/>
+              </w:rPr>
+              <w:t>Session Fixation</w:t>
+            </w:r>
+          </w:p>
+        </w:tc>
+      </w:tr>
+      <w:tr>
+        <w:trPr>
+          <w:trHeight w:hRule="exact" w:val="454"/>
+          <w:jc w:val="center"/>
+        </w:trPr>
+        <w:tc>
+          <w:tcPr>
+            <w:tcW w:w="817" w:type="dxa"/>
+            <w:tcMar>
+              <w:top w:w="0" w:type="dxa"/>
+              <w:left w:w="99" w:type="dxa"/>
+              <w:bottom w:w="0" w:type="dxa"/>
+              <w:right w:w="99" w:type="dxa"/>
+            </w:tcMar>
+            <w:vAlign w:val="center"/>
+          </w:tcPr>
+          <w:p>
+            <w:pPr>
+              <w:spacing w:after="0"/>
+              <w:jc w:val="center"/>
+              <w:rPr>
+                <w:rFonts w:asciiTheme="majorHAnsi" w:eastAsiaTheme="majorHAnsi" w:hAnsiTheme="majorHAnsi" w:cs="굴림"/>
+                <w:sz w:val="20"/>
+              </w:rPr>
+            </w:pPr>
+          </w:p>
+        </w:tc>
+        <w:tc>
+          <w:tcPr>
+            <w:tcW w:w="2018" w:type="dxa"/>
+            <w:tcMar>
+              <w:top w:w="0" w:type="dxa"/>
+              <w:left w:w="99" w:type="dxa"/>
+              <w:bottom w:w="0" w:type="dxa"/>
+              <w:right w:w="99" w:type="dxa"/>
+            </w:tcMar>
+            <w:vAlign w:val="center"/>
+          </w:tcPr>
+          <w:p>
+            <w:pPr>
+              <w:spacing w:after="0"/>
+              <w:jc w:val="center"/>
+              <w:rPr>
+                <w:rFonts w:asciiTheme="majorHAnsi" w:eastAsiaTheme="majorHAnsi" w:hAnsiTheme="majorHAnsi" w:cs="굴림"/>
+                <w:sz w:val="20"/>
+              </w:rPr>
+            </w:pPr>
+          </w:p>
+        </w:tc>
+        <w:tc>
+          <w:tcPr>
+            <w:tcW w:w="5812" w:type="dxa"/>
+            <w:tcMar>
+              <w:top w:w="0" w:type="dxa"/>
+              <w:left w:w="99" w:type="dxa"/>
+              <w:bottom w:w="0" w:type="dxa"/>
+              <w:right w:w="99" w:type="dxa"/>
+            </w:tcMar>
+            <w:vAlign w:val="center"/>
+          </w:tcPr>
+          <w:p>
+            <w:pPr>
+              <w:spacing w:after="0"/>
+              <w:jc w:val="center"/>
+              <w:rPr>
+                <w:rFonts w:asciiTheme="majorHAnsi" w:eastAsiaTheme="majorHAnsi" w:hAnsiTheme="majorHAnsi" w:cs="굴림"/>
+                <w:sz w:val="20"/>
+              </w:rPr>
+            </w:pPr>
+          </w:p>
+        </w:tc>
+      </w:tr>
+      <w:tr>
+        <w:trPr>
+          <w:trHeight w:hRule="exact" w:val="454"/>
+          <w:jc w:val="center"/>
+        </w:trPr>
+        <w:tc>
+          <w:tcPr>
+            <w:tcW w:w="817" w:type="dxa"/>
+            <w:tcMar>
+              <w:top w:w="0" w:type="dxa"/>
+              <w:left w:w="99" w:type="dxa"/>
+              <w:bottom w:w="0" w:type="dxa"/>
+              <w:right w:w="99" w:type="dxa"/>
+            </w:tcMar>
+            <w:vAlign w:val="center"/>
+          </w:tcPr>
+          <w:p>
+            <w:pPr>
+              <w:spacing w:after="0"/>
+              <w:jc w:val="center"/>
+              <w:rPr>
+                <w:rFonts w:asciiTheme="majorHAnsi" w:eastAsiaTheme="majorHAnsi" w:hAnsiTheme="majorHAnsi" w:cs="굴림"/>
+                <w:sz w:val="20"/>
+              </w:rPr>
+            </w:pPr>
+          </w:p>
+        </w:tc>
+        <w:tc>
+          <w:tcPr>
+            <w:tcW w:w="2018" w:type="dxa"/>
+            <w:tcMar>
+              <w:top w:w="0" w:type="dxa"/>
+              <w:left w:w="99" w:type="dxa"/>
+              <w:bottom w:w="0" w:type="dxa"/>
+              <w:right w:w="99" w:type="dxa"/>
+            </w:tcMar>
+            <w:vAlign w:val="center"/>
+          </w:tcPr>
+          <w:p>
+            <w:pPr>
+              <w:spacing w:after="0"/>
+              <w:jc w:val="center"/>
+              <w:rPr>
+                <w:rFonts w:asciiTheme="majorHAnsi" w:eastAsiaTheme="majorHAnsi" w:hAnsiTheme="majorHAnsi" w:cs="굴림"/>
+                <w:sz w:val="20"/>
+              </w:rPr>
+            </w:pPr>
+          </w:p>
+        </w:tc>
+        <w:tc>
+          <w:tcPr>
+            <w:tcW w:w="5812" w:type="dxa"/>
+            <w:tcMar>
+              <w:top w:w="0" w:type="dxa"/>
+              <w:left w:w="99" w:type="dxa"/>
+              <w:bottom w:w="0" w:type="dxa"/>
+              <w:right w:w="99" w:type="dxa"/>
+            </w:tcMar>
+            <w:vAlign w:val="center"/>
+          </w:tcPr>
+          <w:p>
+            <w:pPr>
+              <w:spacing w:after="0"/>
+              <w:jc w:val="center"/>
+              <w:rPr>
+                <w:rFonts w:asciiTheme="majorHAnsi" w:eastAsiaTheme="majorHAnsi" w:hAnsiTheme="majorHAnsi" w:cs="굴림"/>
+                <w:sz w:val="20"/>
+              </w:rPr>
+            </w:pPr>
+          </w:p>
+        </w:tc>
+      </w:tr>
+    </w:tbl>
     <w:p>
       <w:pPr>
         <w:pStyle w:val="-0"/>
+        <w:ind w:left="0"/>
       </w:pPr>
     </w:p>
     <w:p>
@@ -3075,7 +3786,6 @@
                 <w:sz w:val="20"/>
               </w:rPr>
             </w:pPr>
-            <w:proofErr w:type="spellStart"/>
             <w:r>
               <w:rPr>
                 <w:rFonts w:asciiTheme="majorHAnsi" w:eastAsiaTheme="majorHAnsi" w:hAnsiTheme="majorHAnsi" w:cs="굴림" w:hint="eastAsia"/>
@@ -3086,7 +3796,6 @@
               </w:rPr>
               <w:t>사이트명</w:t>
             </w:r>
-            <w:proofErr w:type="spellEnd"/>
             <w:r>
               <w:rPr>
                 <w:rFonts w:asciiTheme="majorHAnsi" w:eastAsiaTheme="majorHAnsi" w:hAnsiTheme="majorHAnsi" w:cs="굴림"/>
@@ -3254,6 +3963,7 @@
                 <w:rFonts w:asciiTheme="majorHAnsi" w:eastAsiaTheme="majorHAnsi" w:hAnsiTheme="majorHAnsi" w:cs="굴림" w:hint="eastAsia"/>
                 <w:sz w:val="20"/>
               </w:rPr>
+              <w:lastRenderedPageBreak/>
               <w:t>2</w:t>
             </w:r>
           </w:p>
@@ -3278,7 +3988,6 @@
                 <w:sz w:val="20"/>
               </w:rPr>
             </w:pPr>
-            <w:proofErr w:type="spellStart"/>
             <w:r>
               <w:rPr>
                 <w:rFonts w:asciiTheme="majorHAnsi" w:eastAsiaTheme="majorHAnsi" w:hAnsiTheme="majorHAnsi" w:cs="굴림" w:hint="eastAsia"/>
@@ -3286,7 +3995,6 @@
               </w:rPr>
               <w:t>마이페이지</w:t>
             </w:r>
-            <w:proofErr w:type="spellEnd"/>
           </w:p>
         </w:tc>
         <w:tc>
@@ -3828,14 +4536,6 @@
                 <w:sz w:val="20"/>
               </w:rPr>
             </w:pPr>
-            <w:r>
-              <w:rPr>
-                <w:rFonts w:asciiTheme="majorHAnsi" w:eastAsiaTheme="majorHAnsi" w:hAnsiTheme="majorHAnsi" w:cs="굴림" w:hint="eastAsia"/>
-                <w:sz w:val="20"/>
-              </w:rPr>
-              <w:lastRenderedPageBreak/>
-              <w:t>7</w:t>
-            </w:r>
           </w:p>
         </w:tc>
         <w:tc>
@@ -3863,23 +4563,7 @@
                 <w:rFonts w:asciiTheme="majorHAnsi" w:eastAsiaTheme="majorHAnsi" w:hAnsiTheme="majorHAnsi" w:cs="굴림" w:hint="eastAsia"/>
                 <w:sz w:val="20"/>
               </w:rPr>
-              <w:t xml:space="preserve">상품 </w:t>
-            </w:r>
-            <w:proofErr w:type="spellStart"/>
-            <w:r>
-              <w:rPr>
-                <w:rFonts w:asciiTheme="majorHAnsi" w:eastAsiaTheme="majorHAnsi" w:hAnsiTheme="majorHAnsi" w:cs="굴림" w:hint="eastAsia"/>
-                <w:sz w:val="20"/>
-              </w:rPr>
-              <w:t>등록페이지</w:t>
-            </w:r>
-            <w:proofErr w:type="spellEnd"/>
-            <w:r>
-              <w:rPr>
-                <w:rFonts w:asciiTheme="majorHAnsi" w:eastAsiaTheme="majorHAnsi" w:hAnsiTheme="majorHAnsi" w:cs="굴림" w:hint="eastAsia"/>
-                <w:sz w:val="20"/>
-              </w:rPr>
-              <w:t xml:space="preserve"> </w:t>
+              <w:t xml:space="preserve">상품 등록페이지 </w:t>
             </w:r>
           </w:p>
         </w:tc>
@@ -4182,7 +4866,6 @@
       <w:r>
         <w:t xml:space="preserve"> 시스템은 </w:t>
       </w:r>
-      <w:proofErr w:type="spellStart"/>
       <w:r>
         <w:rPr>
           <w:rFonts w:hint="eastAsia"/>
@@ -4190,11 +4873,7 @@
         <w:t>로그인</w:t>
       </w:r>
       <w:r>
-        <w:t>에</w:t>
-      </w:r>
-      <w:proofErr w:type="spellEnd"/>
-      <w:r>
-        <w:t xml:space="preserve"> </w:t>
+        <w:t xml:space="preserve">에 </w:t>
       </w:r>
       <w:r>
         <w:rPr>
@@ -4254,21 +4933,7 @@
         <w:rPr>
           <w:rFonts w:hint="eastAsia"/>
         </w:rPr>
-        <w:t xml:space="preserve">, </w:t>
-      </w:r>
-      <w:proofErr w:type="spellStart"/>
-      <w:r>
-        <w:rPr>
-          <w:rFonts w:hint="eastAsia"/>
-        </w:rPr>
-        <w:t>마이페이지에</w:t>
-      </w:r>
-      <w:proofErr w:type="spellEnd"/>
-      <w:r>
-        <w:rPr>
-          <w:rFonts w:hint="eastAsia"/>
-        </w:rPr>
-        <w:t xml:space="preserve"> 2개, 상품등록페이지에 1개</w:t>
+        <w:t>, 마이페이지에 2개, 상품등록페이지에 1개</w:t>
       </w:r>
       <w:r>
         <w:t xml:space="preserve"> 촉 9개의 취약점이 존재합니다.</w:t>
@@ -4279,14 +4944,12 @@
         <w:pStyle w:val="a"/>
         <w:ind w:left="940" w:hanging="390"/>
       </w:pPr>
-      <w:proofErr w:type="spellStart"/>
       <w:r>
         <w:rPr>
           <w:rFonts w:hint="eastAsia"/>
         </w:rPr>
         <w:t>세션고정</w:t>
       </w:r>
-      <w:proofErr w:type="spellEnd"/>
       <w:r>
         <w:t xml:space="preserve">, </w:t>
       </w:r>
@@ -4315,15 +4978,7 @@
         <w:t xml:space="preserve"> 업로드</w:t>
       </w:r>
       <w:r>
-        <w:t xml:space="preserve"> 등의 취약점이 존재하며, </w:t>
-      </w:r>
-      <w:proofErr w:type="spellStart"/>
-      <w:r>
-        <w:t>세션고정</w:t>
-      </w:r>
-      <w:proofErr w:type="spellEnd"/>
-      <w:r>
-        <w:t xml:space="preserve"> 취약점으로는 계정 탈취, </w:t>
+        <w:t xml:space="preserve"> 등의 취약점이 존재하며, 세션고정 취약점으로는 계정 탈취, </w:t>
       </w:r>
       <w:r>
         <w:rPr>
@@ -4365,14 +5020,14 @@
         <w:rPr>
           <w:rFonts w:hint="eastAsia"/>
         </w:rPr>
-        <w:t xml:space="preserve"> 장바구니 수량 변경</w:t>
+        <w:t xml:space="preserve"> 장바구니 수량 </w:t>
       </w:r>
       <w:proofErr w:type="gramStart"/>
       <w:r>
         <w:rPr>
           <w:rFonts w:hint="eastAsia"/>
         </w:rPr>
-        <w:t xml:space="preserve">, </w:t>
+        <w:t xml:space="preserve">변경, </w:t>
       </w:r>
       <w:r>
         <w:t xml:space="preserve"> 파일</w:t>
@@ -4391,21 +5046,7 @@
         <w:rPr>
           <w:rFonts w:hint="eastAsia"/>
         </w:rPr>
-        <w:t xml:space="preserve">웹 쉘로 사용자의 </w:t>
-      </w:r>
-      <w:proofErr w:type="spellStart"/>
-      <w:r>
-        <w:rPr>
-          <w:rFonts w:hint="eastAsia"/>
-        </w:rPr>
-        <w:t>쿠키탈취</w:t>
-      </w:r>
-      <w:proofErr w:type="spellEnd"/>
-      <w:r>
-        <w:rPr>
-          <w:rFonts w:hint="eastAsia"/>
-        </w:rPr>
-        <w:t xml:space="preserve"> </w:t>
+        <w:t xml:space="preserve">웹 쉘로 사용자의 쿠키탈취 </w:t>
       </w:r>
       <w:r>
         <w:t>등의 공격 위험이 있습니다.</w:t>
@@ -4616,14 +5257,12 @@
             <w:pPr>
               <w:pStyle w:val="aa"/>
             </w:pPr>
-            <w:proofErr w:type="spellStart"/>
             <w:r>
               <w:rPr>
                 <w:rFonts w:hint="eastAsia"/>
               </w:rPr>
               <w:t>세션고정</w:t>
             </w:r>
-            <w:proofErr w:type="spellEnd"/>
             <w:r>
               <w:rPr>
                 <w:rFonts w:hint="eastAsia"/>
@@ -4714,6 +5353,7 @@
               <w:rPr>
                 <w:rFonts w:hint="eastAsia"/>
               </w:rPr>
+              <w:lastRenderedPageBreak/>
               <w:t>2</w:t>
             </w:r>
           </w:p>
@@ -4734,14 +5374,12 @@
             <w:pPr>
               <w:pStyle w:val="aa"/>
             </w:pPr>
-            <w:proofErr w:type="spellStart"/>
             <w:r>
               <w:rPr>
                 <w:rFonts w:hint="eastAsia"/>
               </w:rPr>
               <w:t>주문정보</w:t>
             </w:r>
-            <w:proofErr w:type="spellEnd"/>
           </w:p>
         </w:tc>
         <w:tc>
@@ -5248,7 +5886,6 @@
               <w:rPr>
                 <w:rFonts w:hint="eastAsia"/>
               </w:rPr>
-              <w:lastRenderedPageBreak/>
               <w:t>구분</w:t>
             </w:r>
           </w:p>
@@ -5353,14 +5990,12 @@
               <w:pStyle w:val="aa"/>
               <w:cnfStyle w:val="000000100000" w:firstRow="0" w:lastRow="0" w:firstColumn="0" w:lastColumn="0" w:oddVBand="0" w:evenVBand="0" w:oddHBand="1" w:evenHBand="0" w:firstRowFirstColumn="0" w:firstRowLastColumn="0" w:lastRowFirstColumn="0" w:lastRowLastColumn="0"/>
             </w:pPr>
-            <w:proofErr w:type="spellStart"/>
             <w:r>
               <w:rPr>
                 <w:rFonts w:hint="eastAsia"/>
               </w:rPr>
               <w:t>파라미터</w:t>
             </w:r>
-            <w:proofErr w:type="spellEnd"/>
           </w:p>
         </w:tc>
         <w:tc>
@@ -5469,30 +6104,8 @@
               <w:rPr>
                 <w:rFonts w:hint="eastAsia"/>
               </w:rPr>
-              <w:t>(</w:t>
-            </w:r>
-            <w:proofErr w:type="spellStart"/>
-            <w:r>
-              <w:rPr>
-                <w:rFonts w:hint="eastAsia"/>
-              </w:rPr>
-              <w:t>proc</w:t>
-            </w:r>
-            <w:proofErr w:type="spellEnd"/>
-            <w:r>
-              <w:rPr>
-                <w:rFonts w:hint="eastAsia"/>
-              </w:rPr>
-              <w:t>/</w:t>
-            </w:r>
-            <w:proofErr w:type="spellStart"/>
-            <w:r>
-              <w:rPr>
-                <w:rFonts w:hint="eastAsia"/>
-              </w:rPr>
-              <w:t>login_proc.php</w:t>
-            </w:r>
-            <w:proofErr w:type="spellEnd"/>
+              <w:t>(proc/login_proc.php</w:t>
+            </w:r>
             <w:r>
               <w:t>)</w:t>
             </w:r>
@@ -5518,7 +6131,6 @@
                 <w:rFonts w:cs="Times New Roman"/>
               </w:rPr>
             </w:pPr>
-            <w:proofErr w:type="spellStart"/>
             <w:r>
               <w:t>user</w:t>
             </w:r>
@@ -5532,16 +6144,8 @@
               <w:rPr>
                 <w:rFonts w:hint="eastAsia"/>
               </w:rPr>
-              <w:t>d</w:t>
-            </w:r>
-            <w:proofErr w:type="spellEnd"/>
-            <w:r>
-              <w:rPr>
-                <w:rFonts w:hint="eastAsia"/>
-              </w:rPr>
-              <w:t xml:space="preserve">, </w:t>
-            </w:r>
-            <w:proofErr w:type="spellStart"/>
+              <w:t xml:space="preserve">d, </w:t>
+            </w:r>
             <w:r>
               <w:rPr>
                 <w:rFonts w:hint="eastAsia"/>
@@ -5554,7 +6158,6 @@
               </w:rPr>
               <w:t>pw</w:t>
             </w:r>
-            <w:proofErr w:type="spellEnd"/>
             <w:r>
               <w:br/>
             </w:r>
@@ -5657,16 +6260,8 @@
               <w:rPr>
                 <w:rFonts w:hint="eastAsia"/>
               </w:rPr>
-              <w:t xml:space="preserve"> </w:t>
-            </w:r>
-            <w:proofErr w:type="spellStart"/>
-            <w:r>
-              <w:rPr>
-                <w:rFonts w:hint="eastAsia"/>
-              </w:rPr>
-              <w:t>상세내역</w:t>
-            </w:r>
-            <w:proofErr w:type="spellEnd"/>
+              <w:t xml:space="preserve"> 상세내역</w:t>
+            </w:r>
           </w:p>
         </w:tc>
         <w:tc>
@@ -5684,7 +6279,6 @@
           <w:p>
             <w:pPr>
               <w:pStyle w:val="aa"/>
-              <w:ind w:left="0" w:firstLineChars="0" w:firstLine="0"/>
               <w:cnfStyle w:val="000000100000" w:firstRow="0" w:lastRow="0" w:firstColumn="0" w:lastColumn="0" w:oddVBand="0" w:evenVBand="0" w:oddHBand="1" w:evenHBand="0" w:firstRowFirstColumn="0" w:firstRowLastColumn="0" w:lastRowFirstColumn="0" w:lastRowLastColumn="0"/>
             </w:pPr>
             <w:r>
@@ -5706,15 +6300,7 @@
               <w:t>서버가</w:t>
             </w:r>
             <w:r>
-              <w:t xml:space="preserve"> 로그인 성공 시 </w:t>
-            </w:r>
-            <w:proofErr w:type="spellStart"/>
-            <w:r>
-              <w:t>session_regenerate_id</w:t>
-            </w:r>
-            <w:proofErr w:type="spellEnd"/>
-            <w:r>
-              <w:t>()와 같은 세션 재발급 처리를 수행하지 않아 세션 고정 공격이 가능한 상태이다.</w:t>
+              <w:t xml:space="preserve"> 로그인 성공 시 session_regenerate_id()와 같은 세션 재발급 처리를 수행하지 않아 세션 고정 공격이 가능한 상태이다.</w:t>
             </w:r>
           </w:p>
           <w:p>
@@ -5778,7 +6364,6 @@
           <w:p>
             <w:pPr>
               <w:pStyle w:val="aa"/>
-              <w:ind w:left="0" w:firstLineChars="0" w:firstLine="0"/>
               <w:cnfStyle w:val="000000000000" w:firstRow="0" w:lastRow="0" w:firstColumn="0" w:lastColumn="0" w:oddVBand="0" w:evenVBand="0" w:oddHBand="0" w:evenHBand="0" w:firstRowFirstColumn="0" w:firstRowLastColumn="0" w:lastRowFirstColumn="0" w:lastRowLastColumn="0"/>
             </w:pPr>
             <w:r>
@@ -5791,7 +6376,6 @@
           <w:p>
             <w:pPr>
               <w:pStyle w:val="aa"/>
-              <w:ind w:left="0" w:firstLineChars="0" w:firstLine="0"/>
               <w:cnfStyle w:val="000000000000" w:firstRow="0" w:lastRow="0" w:firstColumn="0" w:lastColumn="0" w:oddVBand="0" w:evenVBand="0" w:oddHBand="0" w:evenHBand="0" w:firstRowFirstColumn="0" w:firstRowLastColumn="0" w:lastRowFirstColumn="0" w:lastRowLastColumn="0"/>
             </w:pPr>
           </w:p>
@@ -5808,7 +6392,7 @@
                 <w:noProof/>
               </w:rPr>
               <w:drawing>
-                <wp:inline distT="0" distB="0" distL="0" distR="0" wp14:anchorId="0D45937D" wp14:editId="32905372">
+                <wp:inline distT="0" distB="0" distL="0" distR="0" wp14:anchorId="0D45937D" wp14:editId="551FF209">
                   <wp:extent cx="4320000" cy="1042002"/>
                   <wp:effectExtent l="0" t="0" r="4445" b="6350"/>
                   <wp:docPr id="2" name="그림 2"/>
@@ -5935,7 +6519,6 @@
           <w:p>
             <w:pPr>
               <w:pStyle w:val="aa"/>
-              <w:ind w:left="0" w:firstLineChars="0" w:firstLine="0"/>
               <w:cnfStyle w:val="000000000000" w:firstRow="0" w:lastRow="0" w:firstColumn="0" w:lastColumn="0" w:oddVBand="0" w:evenVBand="0" w:oddHBand="0" w:evenHBand="0" w:firstRowFirstColumn="0" w:firstRowLastColumn="0" w:lastRowFirstColumn="0" w:lastRowLastColumn="0"/>
             </w:pPr>
             <w:r>
@@ -5981,8 +6564,9 @@
                 <w:rFonts w:hint="eastAsia"/>
                 <w:noProof/>
               </w:rPr>
+              <w:lastRenderedPageBreak/>
               <w:drawing>
-                <wp:inline distT="0" distB="0" distL="0" distR="0" wp14:anchorId="4C387CC3" wp14:editId="3E057B70">
+                <wp:inline distT="0" distB="0" distL="0" distR="0" wp14:anchorId="4C387CC3" wp14:editId="420F042C">
                   <wp:extent cx="4319270" cy="276171"/>
                   <wp:effectExtent l="0" t="0" r="0" b="0"/>
                   <wp:docPr id="1555754629" name="그림 1555754629"/>
@@ -6044,7 +6628,7 @@
                 <w:noProof/>
               </w:rPr>
               <w:drawing>
-                <wp:inline distT="0" distB="0" distL="0" distR="0" wp14:anchorId="5D840434" wp14:editId="657352D7">
+                <wp:inline distT="0" distB="0" distL="0" distR="0" wp14:anchorId="5D840434" wp14:editId="53E2E243">
                   <wp:extent cx="4319597" cy="1017905"/>
                   <wp:effectExtent l="0" t="0" r="5080" b="0"/>
                   <wp:docPr id="4" name="그림 4"/>
@@ -6160,14 +6744,12 @@
               <w:cnfStyle w:val="000000000000" w:firstRow="0" w:lastRow="0" w:firstColumn="0" w:lastColumn="0" w:oddVBand="0" w:evenVBand="0" w:oddHBand="0" w:evenHBand="0" w:firstRowFirstColumn="0" w:firstRowLastColumn="0" w:lastRowFirstColumn="0" w:lastRowLastColumn="0"/>
             </w:pPr>
             <w:r>
-              <w:lastRenderedPageBreak/>
               <w:t>3. 공격자가 지정한 세션 ID 사용</w:t>
             </w:r>
           </w:p>
           <w:p>
             <w:pPr>
               <w:pStyle w:val="aa"/>
-              <w:ind w:left="0" w:firstLineChars="0" w:firstLine="0"/>
               <w:cnfStyle w:val="000000000000" w:firstRow="0" w:lastRow="0" w:firstColumn="0" w:lastColumn="0" w:oddVBand="0" w:evenVBand="0" w:oddHBand="0" w:evenHBand="0" w:firstRowFirstColumn="0" w:firstRowLastColumn="0" w:lastRowFirstColumn="0" w:lastRowLastColumn="0"/>
             </w:pPr>
             <w:r>
@@ -6195,6 +6777,13 @@
             <w:r>
               <w:t xml:space="preserve"> 피해자가 해당 세션으로 로그인하면, 해당 세션 ID가 인증된 세션으로 전환된다.</w:t>
             </w:r>
+          </w:p>
+          <w:p>
+            <w:pPr>
+              <w:pStyle w:val="aa"/>
+              <w:keepNext/>
+              <w:cnfStyle w:val="000000000000" w:firstRow="0" w:lastRow="0" w:firstColumn="0" w:lastColumn="0" w:oddVBand="0" w:evenVBand="0" w:oddHBand="0" w:evenHBand="0" w:firstRowFirstColumn="0" w:firstRowLastColumn="0" w:lastRowFirstColumn="0" w:lastRowLastColumn="0"/>
+            </w:pPr>
           </w:p>
           <w:p>
             <w:pPr>
@@ -6209,7 +6798,7 @@
                 <w:noProof/>
               </w:rPr>
               <w:drawing>
-                <wp:inline distT="0" distB="0" distL="0" distR="0" wp14:anchorId="765350AE" wp14:editId="711E1CA1">
+                <wp:inline distT="0" distB="0" distL="0" distR="0" wp14:anchorId="765350AE" wp14:editId="0AFE2BCC">
                   <wp:extent cx="4319800" cy="361950"/>
                   <wp:effectExtent l="0" t="0" r="5080" b="0"/>
                   <wp:docPr id="10" name="그림 10"/>
@@ -6271,7 +6860,7 @@
                 <w:noProof/>
               </w:rPr>
               <w:drawing>
-                <wp:inline distT="0" distB="0" distL="0" distR="0" wp14:anchorId="01F616EE" wp14:editId="02FAF4EB">
+                <wp:inline distT="0" distB="0" distL="0" distR="0" wp14:anchorId="01F616EE" wp14:editId="4FEE7B54">
                   <wp:extent cx="4319800" cy="1123950"/>
                   <wp:effectExtent l="0" t="0" r="5080" b="0"/>
                   <wp:docPr id="3" name="그림 3"/>
@@ -6378,7 +6967,7 @@
                 <w:noProof/>
               </w:rPr>
               <w:drawing>
-                <wp:inline distT="0" distB="0" distL="0" distR="0" wp14:anchorId="5DD41440" wp14:editId="14D227E8">
+                <wp:inline distT="0" distB="0" distL="0" distR="0" wp14:anchorId="5DD41440" wp14:editId="20434659">
                   <wp:extent cx="4317378" cy="1054735"/>
                   <wp:effectExtent l="0" t="0" r="6985" b="0"/>
                   <wp:docPr id="11" name="그림 11"/>
@@ -6497,7 +7086,6 @@
           <w:p>
             <w:pPr>
               <w:pStyle w:val="aa"/>
-              <w:ind w:left="0" w:firstLineChars="0" w:firstLine="0"/>
               <w:cnfStyle w:val="000000000000" w:firstRow="0" w:lastRow="0" w:firstColumn="0" w:lastColumn="0" w:oddVBand="0" w:evenVBand="0" w:oddHBand="0" w:evenHBand="0" w:firstRowFirstColumn="0" w:firstRowLastColumn="0" w:lastRowFirstColumn="0" w:lastRowLastColumn="0"/>
             </w:pPr>
             <w:r>
@@ -6522,7 +7110,6 @@
           <w:p>
             <w:pPr>
               <w:pStyle w:val="aa"/>
-              <w:ind w:left="0" w:firstLineChars="0" w:firstLine="0"/>
               <w:cnfStyle w:val="000000000000" w:firstRow="0" w:lastRow="0" w:firstColumn="0" w:lastColumn="0" w:oddVBand="0" w:evenVBand="0" w:oddHBand="0" w:evenHBand="0" w:firstRowFirstColumn="0" w:firstRowLastColumn="0" w:lastRowFirstColumn="0" w:lastRowLastColumn="0"/>
             </w:pPr>
             <w:r>
@@ -6532,21 +7119,17 @@
               <w:t>따라서</w:t>
             </w:r>
             <w:r>
-              <w:t xml:space="preserve"> 세션 고정 취약점을 통해 </w:t>
-            </w:r>
-            <w:proofErr w:type="spellStart"/>
-            <w:r>
-              <w:t>비인가자가</w:t>
-            </w:r>
-            <w:proofErr w:type="spellEnd"/>
-            <w:r>
-              <w:t xml:space="preserve"> 피해자 계정에 접근할 수 있음을 확인하였다.</w:t>
-            </w:r>
-          </w:p>
-          <w:p>
-            <w:pPr>
-              <w:pStyle w:val="aa"/>
+              <w:t xml:space="preserve"> 세션 고정 취약점을 통해 비인가자가 피해자 계정에 접근할 수 있음을 확인하였다.</w:t>
+            </w:r>
+          </w:p>
+          <w:p>
+            <w:pPr>
+              <w:pStyle w:val="aa"/>
+              <w:keepNext/>
               <w:cnfStyle w:val="000000000000" w:firstRow="0" w:lastRow="0" w:firstColumn="0" w:lastColumn="0" w:oddVBand="0" w:evenVBand="0" w:oddHBand="0" w:evenHBand="0" w:firstRowFirstColumn="0" w:firstRowLastColumn="0" w:lastRowFirstColumn="0" w:lastRowLastColumn="0"/>
+              <w:rPr>
+                <w:rFonts w:hint="eastAsia"/>
+              </w:rPr>
             </w:pPr>
           </w:p>
           <w:p>
@@ -6564,21 +7147,13 @@
               <w:jc w:val="center"/>
               <w:cnfStyle w:val="000000000000" w:firstRow="0" w:lastRow="0" w:firstColumn="0" w:lastColumn="0" w:oddVBand="0" w:evenVBand="0" w:oddHBand="0" w:evenHBand="0" w:firstRowFirstColumn="0" w:firstRowLastColumn="0" w:lastRowFirstColumn="0" w:lastRowLastColumn="0"/>
             </w:pPr>
-          </w:p>
-          <w:p>
-            <w:pPr>
-              <w:pStyle w:val="aa"/>
-              <w:keepNext/>
-              <w:jc w:val="center"/>
-              <w:cnfStyle w:val="000000000000" w:firstRow="0" w:lastRow="0" w:firstColumn="0" w:lastColumn="0" w:oddVBand="0" w:evenVBand="0" w:oddHBand="0" w:evenHBand="0" w:firstRowFirstColumn="0" w:firstRowLastColumn="0" w:lastRowFirstColumn="0" w:lastRowLastColumn="0"/>
-            </w:pPr>
             <w:r>
               <w:rPr>
                 <w:rFonts w:hint="eastAsia"/>
                 <w:noProof/>
               </w:rPr>
               <w:drawing>
-                <wp:inline distT="0" distB="0" distL="0" distR="0" wp14:anchorId="2AF78C9C" wp14:editId="6FEB5891">
+                <wp:inline distT="0" distB="0" distL="0" distR="0" wp14:anchorId="2AF78C9C" wp14:editId="16B10616">
                   <wp:extent cx="4320000" cy="3255126"/>
                   <wp:effectExtent l="0" t="0" r="4445" b="2540"/>
                   <wp:docPr id="15" name="그림 15"/>
@@ -6914,21 +7489,8 @@
               <w:pStyle w:val="aa"/>
               <w:cnfStyle w:val="000000100000" w:firstRow="0" w:lastRow="0" w:firstColumn="0" w:lastColumn="0" w:oddVBand="0" w:evenVBand="0" w:oddHBand="1" w:evenHBand="0" w:firstRowFirstColumn="0" w:firstRowLastColumn="0" w:lastRowFirstColumn="0" w:lastRowLastColumn="0"/>
             </w:pPr>
-            <w:proofErr w:type="spellStart"/>
-            <w:r>
-              <w:t>마이페이지</w:t>
-            </w:r>
-            <w:proofErr w:type="spellEnd"/>
-            <w:r>
-              <w:t xml:space="preserve">, </w:t>
-            </w:r>
-            <w:proofErr w:type="spellStart"/>
-            <w:r>
-              <w:t>주문정보</w:t>
-            </w:r>
-            <w:proofErr w:type="spellEnd"/>
-            <w:r>
-              <w:t xml:space="preserve"> 등 사용자 정보 열람 가능</w:t>
+            <w:r>
+              <w:t>마이페이지, 주문정보 등 사용자 정보 열람 가능</w:t>
             </w:r>
           </w:p>
         </w:tc>
@@ -7364,21 +7926,8 @@
               <w:pStyle w:val="aa"/>
               <w:cnfStyle w:val="000000100000" w:firstRow="0" w:lastRow="0" w:firstColumn="0" w:lastColumn="0" w:oddVBand="0" w:evenVBand="0" w:oddHBand="1" w:evenHBand="0" w:firstRowFirstColumn="0" w:firstRowLastColumn="0" w:lastRowFirstColumn="0" w:lastRowLastColumn="0"/>
             </w:pPr>
-            <w:proofErr w:type="spellStart"/>
-            <w:r>
-              <w:t>HttpOnly</w:t>
-            </w:r>
-            <w:proofErr w:type="spellEnd"/>
-            <w:r>
-              <w:t xml:space="preserve">, Secure, </w:t>
-            </w:r>
-            <w:proofErr w:type="spellStart"/>
-            <w:r>
-              <w:t>SameSite</w:t>
-            </w:r>
-            <w:proofErr w:type="spellEnd"/>
-            <w:r>
-              <w:t xml:space="preserve"> 설정 미흡 가능</w:t>
+            <w:r>
+              <w:t>HttpOnly, Secure, SameSite 설정 미흡 가능</w:t>
             </w:r>
           </w:p>
         </w:tc>
@@ -7569,14 +8118,12 @@
               <w:pStyle w:val="aa"/>
               <w:cnfStyle w:val="000000100000" w:firstRow="0" w:lastRow="0" w:firstColumn="0" w:lastColumn="0" w:oddVBand="0" w:evenVBand="0" w:oddHBand="1" w:evenHBand="0" w:firstRowFirstColumn="0" w:firstRowLastColumn="0" w:lastRowFirstColumn="0" w:lastRowLastColumn="0"/>
             </w:pPr>
-            <w:proofErr w:type="spellStart"/>
             <w:r>
               <w:rPr>
                 <w:rFonts w:hint="eastAsia"/>
               </w:rPr>
               <w:t>파라미터</w:t>
             </w:r>
-            <w:proofErr w:type="spellEnd"/>
           </w:p>
         </w:tc>
         <w:tc>
@@ -7685,31 +8232,8 @@
               <w:rPr>
                 <w:rFonts w:hint="eastAsia"/>
               </w:rPr>
-              <w:lastRenderedPageBreak/>
-              <w:t>(</w:t>
-            </w:r>
-            <w:proofErr w:type="spellStart"/>
-            <w:r>
-              <w:rPr>
-                <w:rFonts w:hint="eastAsia"/>
-              </w:rPr>
-              <w:t>proc</w:t>
-            </w:r>
-            <w:proofErr w:type="spellEnd"/>
-            <w:r>
-              <w:rPr>
-                <w:rFonts w:hint="eastAsia"/>
-              </w:rPr>
-              <w:t>/</w:t>
-            </w:r>
-            <w:proofErr w:type="spellStart"/>
-            <w:r>
-              <w:rPr>
-                <w:rFonts w:hint="eastAsia"/>
-              </w:rPr>
-              <w:t>login_proc.php</w:t>
-            </w:r>
-            <w:proofErr w:type="spellEnd"/>
+              <w:t>(proc/login_proc.php</w:t>
+            </w:r>
             <w:r>
               <w:t>)</w:t>
             </w:r>
@@ -7735,28 +8259,18 @@
                 <w:rFonts w:cs="Times New Roman"/>
               </w:rPr>
             </w:pPr>
-            <w:proofErr w:type="spellStart"/>
-            <w:r>
-              <w:rPr>
-                <w:rFonts w:hint="eastAsia"/>
-              </w:rPr>
-              <w:lastRenderedPageBreak/>
+            <w:r>
+              <w:rPr>
+                <w:rFonts w:hint="eastAsia"/>
+              </w:rPr>
               <w:t>user_i</w:t>
             </w:r>
             <w:r>
               <w:rPr>
                 <w:rFonts w:hint="eastAsia"/>
               </w:rPr>
-              <w:t>d</w:t>
-            </w:r>
-            <w:proofErr w:type="spellEnd"/>
-            <w:r>
-              <w:rPr>
-                <w:rFonts w:hint="eastAsia"/>
-              </w:rPr>
-              <w:t xml:space="preserve">, </w:t>
-            </w:r>
-            <w:proofErr w:type="spellStart"/>
+              <w:t xml:space="preserve">d, </w:t>
+            </w:r>
             <w:r>
               <w:rPr>
                 <w:rFonts w:hint="eastAsia"/>
@@ -7769,7 +8283,6 @@
               </w:rPr>
               <w:t>pw</w:t>
             </w:r>
-            <w:proofErr w:type="spellEnd"/>
           </w:p>
         </w:tc>
         <w:tc>
@@ -7851,14 +8364,12 @@
             <w:pPr>
               <w:pStyle w:val="ab"/>
             </w:pPr>
-            <w:proofErr w:type="spellStart"/>
             <w:r>
               <w:rPr>
                 <w:rFonts w:hint="eastAsia"/>
               </w:rPr>
               <w:t>상세내역</w:t>
             </w:r>
-            <w:proofErr w:type="spellEnd"/>
           </w:p>
         </w:tc>
         <w:tc>
@@ -7876,44 +8387,17 @@
           <w:p>
             <w:pPr>
               <w:pStyle w:val="aa"/>
-              <w:ind w:left="0" w:firstLineChars="0" w:firstLine="0"/>
               <w:cnfStyle w:val="000000100000" w:firstRow="0" w:lastRow="0" w:firstColumn="0" w:lastColumn="0" w:oddVBand="0" w:evenVBand="0" w:oddHBand="1" w:evenHBand="0" w:firstRowFirstColumn="0" w:firstRowLastColumn="0" w:lastRowFirstColumn="0" w:lastRowLastColumn="0"/>
             </w:pPr>
-            <w:proofErr w:type="spellStart"/>
-            <w:r>
-              <w:t>login_proc.php</w:t>
-            </w:r>
-            <w:proofErr w:type="spellEnd"/>
-            <w:r>
-              <w:t xml:space="preserve">에서 사용자가 입력한 </w:t>
-            </w:r>
-            <w:proofErr w:type="spellStart"/>
-            <w:r>
-              <w:t>user_id</w:t>
-            </w:r>
-            <w:proofErr w:type="spellEnd"/>
-            <w:r>
-              <w:t xml:space="preserve">와 </w:t>
-            </w:r>
-            <w:proofErr w:type="spellStart"/>
-            <w:r>
-              <w:t>user_pw</w:t>
-            </w:r>
-            <w:proofErr w:type="spellEnd"/>
-            <w:r>
-              <w:t xml:space="preserve"> 값을 별도의 검증이나 정제 없이 동적 쿼리로 처리하고 있어, 악의적인 SQL 구문을 삽입할 경우 인증을 우회하여 정상적인 로그인 처리가 가능합니다</w:t>
-            </w:r>
-            <w:proofErr w:type="gramStart"/>
-            <w:r>
+            <w:r>
+              <w:t>login_proc.php에서 사용자가 입력한 user_id와 user_pw 값을 별도의 검증이나 정제 없이 동적 쿼리로 처리하고 있어, 악의적인 SQL 구문을 삽입할 경우 인증을 우회하여 정상적인 로그인 처리가 가능합니다.</w:t>
+            </w:r>
+            <w:r>
+              <w:rPr>
+                <w:rFonts w:hint="eastAsia"/>
+              </w:rPr>
               <w:t>.</w:t>
             </w:r>
-            <w:r>
-              <w:rPr>
-                <w:rFonts w:hint="eastAsia"/>
-              </w:rPr>
-              <w:t>.</w:t>
-            </w:r>
-            <w:proofErr w:type="gramEnd"/>
           </w:p>
           <w:p>
             <w:pPr>
@@ -7976,19 +8460,10 @@
           <w:p>
             <w:pPr>
               <w:pStyle w:val="aa"/>
-              <w:ind w:left="0" w:firstLineChars="0" w:firstLine="0"/>
               <w:cnfStyle w:val="000000000000" w:firstRow="0" w:lastRow="0" w:firstColumn="0" w:lastColumn="0" w:oddVBand="0" w:evenVBand="0" w:oddHBand="0" w:evenHBand="0" w:firstRowFirstColumn="0" w:firstRowLastColumn="0" w:lastRowFirstColumn="0" w:lastRowLastColumn="0"/>
             </w:pPr>
             <w:r>
-              <w:t>Burp Suite 프록시 도구를 사용하여 로그인 처리 페이지(</w:t>
-            </w:r>
-            <w:proofErr w:type="spellStart"/>
-            <w:r>
-              <w:t>login_proc.php</w:t>
-            </w:r>
-            <w:proofErr w:type="spellEnd"/>
-            <w:r>
-              <w:t>)로 전송되는 HTTP 요청 패킷을 캡처한 후 Repeater 기능으로 전달하였다.</w:t>
+              <w:t>Burp Suite 프록시 도구를 사용하여 로그인 처리 페이지(login_proc.php)로 전송되는 HTTP 요청 패킷을 캡처한 후 Repeater 기능으로 전달하였다.</w:t>
             </w:r>
           </w:p>
           <w:p>
@@ -8226,15 +8701,7 @@
               <w:t>페이지</w:t>
             </w:r>
             <w:r>
-              <w:t>(</w:t>
-            </w:r>
-            <w:proofErr w:type="spellStart"/>
-            <w:r>
-              <w:t>login_proc.php</w:t>
-            </w:r>
-            <w:proofErr w:type="spellEnd"/>
-            <w:r>
-              <w:t>)</w:t>
+              <w:t>(login_proc.php)</w:t>
             </w:r>
             <w:r>
               <w:t>로</w:t>
@@ -8269,48 +8736,17 @@
               </w:rPr>
               <w:t xml:space="preserve">2. </w:t>
             </w:r>
-            <w:proofErr w:type="spellStart"/>
-            <w:r>
-              <w:t>파라미터</w:t>
-            </w:r>
-            <w:proofErr w:type="spellEnd"/>
-            <w:r>
-              <w:t xml:space="preserve"> 취약점 확인</w:t>
-            </w:r>
-          </w:p>
-          <w:p>
-            <w:pPr>
-              <w:pStyle w:val="aa"/>
-              <w:ind w:left="0" w:firstLineChars="0" w:firstLine="0"/>
+            <w:r>
+              <w:t>파라미터 취약점 확인</w:t>
+            </w:r>
+          </w:p>
+          <w:p>
+            <w:pPr>
+              <w:pStyle w:val="aa"/>
               <w:cnfStyle w:val="000000000000" w:firstRow="0" w:lastRow="0" w:firstColumn="0" w:lastColumn="0" w:oddVBand="0" w:evenVBand="0" w:oddHBand="0" w:evenHBand="0" w:firstRowFirstColumn="0" w:firstRowLastColumn="0" w:lastRowFirstColumn="0" w:lastRowLastColumn="0"/>
             </w:pPr>
-            <w:proofErr w:type="spellStart"/>
-            <w:r>
-              <w:t>user_id</w:t>
-            </w:r>
-            <w:proofErr w:type="spellEnd"/>
-            <w:r>
-              <w:t xml:space="preserve"> 변수에 싱글 쿼터(')를 주입하여 전송했을 때, </w:t>
-            </w:r>
-            <w:proofErr w:type="spellStart"/>
-            <w:r>
-              <w:t>MariaDB</w:t>
-            </w:r>
-            <w:proofErr w:type="spellEnd"/>
-            <w:r>
-              <w:t xml:space="preserve"> 서버의 SQL 구문 에러 메시지(You have an error in your SQL syntax</w:t>
-            </w:r>
-            <w:proofErr w:type="gramStart"/>
-            <w:r>
-              <w:t>...</w:t>
-            </w:r>
-            <w:proofErr w:type="gramEnd"/>
-            <w:r>
-              <w:t xml:space="preserve">)가 노출되는 것을 보고 SQL Injection이 </w:t>
-            </w:r>
-            <w:r>
-              <w:lastRenderedPageBreak/>
-              <w:t xml:space="preserve">가능함을 </w:t>
+            <w:r>
+              <w:t xml:space="preserve">user_id 변수에 싱글 쿼터(')를 주입하여 전송했을 때, MariaDB 서버의 SQL 구문 에러 메시지(You have an error in your SQL syntax...)가 노출되는 것을 보고 SQL Injection이 가능함을 </w:t>
             </w:r>
             <w:r>
               <w:rPr>
@@ -8331,6 +8767,7 @@
                 <w:rFonts w:hint="eastAsia"/>
                 <w:noProof/>
               </w:rPr>
+              <w:lastRenderedPageBreak/>
               <w:drawing>
                 <wp:inline distT="0" distB="0" distL="0" distR="0" wp14:anchorId="026CE693" wp14:editId="6B8C9584">
                   <wp:extent cx="4319536" cy="2286000"/>
@@ -8405,11 +8842,9 @@
             <w:r>
               <w:t xml:space="preserve">. </w:t>
             </w:r>
-            <w:proofErr w:type="spellStart"/>
             <w:r>
               <w:t>파라미터</w:t>
             </w:r>
-            <w:proofErr w:type="spellEnd"/>
             <w:r>
               <w:t xml:space="preserve"> </w:t>
             </w:r>
@@ -8444,16 +8879,10 @@
           <w:p>
             <w:pPr>
               <w:pStyle w:val="aa"/>
-              <w:ind w:left="0" w:firstLineChars="0" w:firstLine="0"/>
               <w:cnfStyle w:val="000000000000" w:firstRow="0" w:lastRow="0" w:firstColumn="0" w:lastColumn="0" w:oddVBand="0" w:evenVBand="0" w:oddHBand="0" w:evenHBand="0" w:firstRowFirstColumn="0" w:firstRowLastColumn="0" w:lastRowFirstColumn="0" w:lastRowLastColumn="0"/>
             </w:pPr>
-            <w:proofErr w:type="spellStart"/>
-            <w:r>
-              <w:t>user_id</w:t>
-            </w:r>
-            <w:proofErr w:type="spellEnd"/>
-            <w:r>
-              <w:t xml:space="preserve">에 ' OR '1'='1' </w:t>
+            <w:r>
+              <w:t xml:space="preserve">user_id에 ' OR '1'='1' </w:t>
             </w:r>
             <w:r>
               <w:t>--</w:t>
@@ -8465,15 +8894,7 @@
               <w:t xml:space="preserve"> 을 </w:t>
             </w:r>
             <w:r>
-              <w:t xml:space="preserve">입력하고 패킷을 전송하자, 비밀번호 검증을 우회하고 정상 </w:t>
-            </w:r>
-            <w:proofErr w:type="spellStart"/>
-            <w:r>
-              <w:t>로그인에</w:t>
-            </w:r>
-            <w:proofErr w:type="spellEnd"/>
-            <w:r>
-              <w:t xml:space="preserve"> 성공하여 메인 페이지(</w:t>
+              <w:t>입력하고 패킷을 전송하자, 비밀번호 검증을 우회하고 정상 로그인에 성공하여 메인 페이지(</w:t>
             </w:r>
             <w:proofErr w:type="spellStart"/>
             <w:r>
@@ -8570,11 +8991,9 @@
             <w:r>
               <w:t xml:space="preserve">. </w:t>
             </w:r>
-            <w:proofErr w:type="spellStart"/>
             <w:r>
               <w:t>user_id</w:t>
             </w:r>
-            <w:proofErr w:type="spellEnd"/>
             <w:r>
               <w:t>에</w:t>
             </w:r>
@@ -8629,6 +9048,7 @@
                 <w:rFonts w:hint="eastAsia"/>
                 <w:noProof/>
               </w:rPr>
+              <w:lastRenderedPageBreak/>
               <w:drawing>
                 <wp:inline distT="0" distB="0" distL="0" distR="0" wp14:anchorId="2206AFA1" wp14:editId="70CAAA53">
                   <wp:extent cx="4319732" cy="3819525"/>
@@ -8743,19 +9163,10 @@
           <w:p>
             <w:pPr>
               <w:pStyle w:val="aa"/>
-              <w:ind w:left="0" w:firstLineChars="0" w:firstLine="0"/>
               <w:cnfStyle w:val="000000000000" w:firstRow="0" w:lastRow="0" w:firstColumn="0" w:lastColumn="0" w:oddVBand="0" w:evenVBand="0" w:oddHBand="0" w:evenHBand="0" w:firstRowFirstColumn="0" w:firstRowLastColumn="0" w:lastRowFirstColumn="0" w:lastRowLastColumn="0"/>
             </w:pPr>
             <w:r>
-              <w:t xml:space="preserve">참/거짓 반응을 이용하는 Boolean-Based Blind 방식을 수행하였습니다. ' OR '1'='1' AND SUBSTRING(database(), 1, 1)='a'-- 입력 시에는 로그인 실패 메시지가 발생했으나, 마지막 글자를 'd'로 입력했을 때는 참이 되어 </w:t>
-            </w:r>
-            <w:proofErr w:type="spellStart"/>
-            <w:r>
-              <w:t>로그인에</w:t>
-            </w:r>
-            <w:proofErr w:type="spellEnd"/>
-            <w:r>
-              <w:t xml:space="preserve"> 성공하였습니다. 이를 통해 데이터베이스 이름의 첫 글자가 'd'임을 알아내고 전체 DB 내용을 추출할 수 있음을 증명하였</w:t>
+              <w:t>참/거짓 반응을 이용하는 Boolean-Based Blind 방식을 수행하였습니다. ' OR '1'='1' AND SUBSTRING(database(), 1, 1)='a'-- 입력 시에는 로그인 실패 메시지가 발생했으나, 마지막 글자를 'd'로 입력했을 때는 참이 되어 로그인에 성공하였습니다. 이를 통해 데이터베이스 이름의 첫 글자가 'd'임을 알아내고 전체 DB 내용을 추출할 수 있음을 증명하였</w:t>
             </w:r>
             <w:r>
               <w:rPr>
@@ -9024,7 +9435,6 @@
           <w:p>
             <w:pPr>
               <w:pStyle w:val="aa"/>
-              <w:ind w:left="0" w:firstLineChars="0" w:firstLine="0"/>
               <w:cnfStyle w:val="000000000000" w:firstRow="0" w:lastRow="0" w:firstColumn="0" w:lastColumn="0" w:oddVBand="0" w:evenVBand="0" w:oddHBand="0" w:evenHBand="0" w:firstRowFirstColumn="0" w:firstRowLastColumn="0" w:lastRowFirstColumn="0" w:lastRowLastColumn="0"/>
             </w:pPr>
             <w:r>
@@ -9058,7 +9468,6 @@
           <w:p>
             <w:pPr>
               <w:pStyle w:val="aa"/>
-              <w:ind w:left="0" w:firstLineChars="0" w:firstLine="0"/>
               <w:cnfStyle w:val="000000000000" w:firstRow="0" w:lastRow="0" w:firstColumn="0" w:lastColumn="0" w:oddVBand="0" w:evenVBand="0" w:oddHBand="0" w:evenHBand="0" w:firstRowFirstColumn="0" w:firstRowLastColumn="0" w:lastRowFirstColumn="0" w:lastRowLastColumn="0"/>
             </w:pPr>
           </w:p>
@@ -9419,7 +9828,6 @@
           <w:p>
             <w:pPr>
               <w:pStyle w:val="aa"/>
-              <w:ind w:left="0" w:firstLineChars="0" w:firstLine="0"/>
               <w:cnfStyle w:val="000000000000" w:firstRow="0" w:lastRow="0" w:firstColumn="0" w:lastColumn="0" w:oddVBand="0" w:evenVBand="0" w:oddHBand="0" w:evenHBand="0" w:firstRowFirstColumn="0" w:firstRowLastColumn="0" w:lastRowFirstColumn="0" w:lastRowLastColumn="0"/>
             </w:pPr>
             <w:r>
@@ -9442,7 +9850,6 @@
           <w:p>
             <w:pPr>
               <w:pStyle w:val="aa"/>
-              <w:ind w:left="0" w:firstLineChars="0" w:firstLine="0"/>
               <w:cnfStyle w:val="000000000000" w:firstRow="0" w:lastRow="0" w:firstColumn="0" w:lastColumn="0" w:oddVBand="0" w:evenVBand="0" w:oddHBand="0" w:evenHBand="0" w:firstRowFirstColumn="0" w:firstRowLastColumn="0" w:lastRowFirstColumn="0" w:lastRowLastColumn="0"/>
             </w:pPr>
             <w:r>
@@ -9450,15 +9857,7 @@
             </w:r>
             <w:r>
               <w:lastRenderedPageBreak/>
-              <w:t xml:space="preserve">관리자)으로 </w:t>
-            </w:r>
-            <w:proofErr w:type="spellStart"/>
-            <w:r>
-              <w:t>로그인이</w:t>
-            </w:r>
-            <w:proofErr w:type="spellEnd"/>
-            <w:r>
-              <w:t xml:space="preserve"> 가능</w:t>
+              <w:t>관리자)으로 로그인이 가능</w:t>
             </w:r>
           </w:p>
         </w:tc>
@@ -9502,7 +9901,6 @@
           <w:p>
             <w:pPr>
               <w:pStyle w:val="aa"/>
-              <w:ind w:left="0" w:firstLineChars="0" w:firstLine="0"/>
               <w:cnfStyle w:val="000000100000" w:firstRow="0" w:lastRow="0" w:firstColumn="0" w:lastColumn="0" w:oddVBand="0" w:evenVBand="0" w:oddHBand="1" w:evenHBand="0" w:firstRowFirstColumn="0" w:firstRowLastColumn="0" w:lastRowFirstColumn="0" w:lastRowLastColumn="0"/>
             </w:pPr>
             <w:r>
@@ -9525,7 +9923,6 @@
           <w:p>
             <w:pPr>
               <w:pStyle w:val="aa"/>
-              <w:ind w:left="0" w:firstLineChars="0" w:firstLine="0"/>
               <w:cnfStyle w:val="000000100000" w:firstRow="0" w:lastRow="0" w:firstColumn="0" w:lastColumn="0" w:oddVBand="0" w:evenVBand="0" w:oddHBand="1" w:evenHBand="0" w:firstRowFirstColumn="0" w:firstRowLastColumn="0" w:lastRowFirstColumn="0" w:lastRowLastColumn="0"/>
             </w:pPr>
             <w:r>
@@ -9673,7 +10070,6 @@
           <w:p>
             <w:pPr>
               <w:pStyle w:val="aa"/>
-              <w:ind w:left="0" w:firstLineChars="0" w:firstLine="0"/>
               <w:cnfStyle w:val="000000100000" w:firstRow="0" w:lastRow="0" w:firstColumn="0" w:lastColumn="0" w:oddVBand="0" w:evenVBand="0" w:oddHBand="1" w:evenHBand="0" w:firstRowFirstColumn="0" w:firstRowLastColumn="0" w:lastRowFirstColumn="0" w:lastRowLastColumn="0"/>
             </w:pPr>
             <w:r>
@@ -9696,7 +10092,6 @@
           <w:p>
             <w:pPr>
               <w:pStyle w:val="aa"/>
-              <w:ind w:left="0" w:firstLineChars="0" w:firstLine="0"/>
               <w:cnfStyle w:val="000000100000" w:firstRow="0" w:lastRow="0" w:firstColumn="0" w:lastColumn="0" w:oddVBand="0" w:evenVBand="0" w:oddHBand="1" w:evenHBand="0" w:firstRowFirstColumn="0" w:firstRowLastColumn="0" w:lastRowFirstColumn="0" w:lastRowLastColumn="0"/>
             </w:pPr>
             <w:r>
@@ -9744,7 +10139,6 @@
           <w:p>
             <w:pPr>
               <w:pStyle w:val="aa"/>
-              <w:ind w:left="0" w:firstLineChars="0" w:firstLine="0"/>
               <w:cnfStyle w:val="000000000000" w:firstRow="0" w:lastRow="0" w:firstColumn="0" w:lastColumn="0" w:oddVBand="0" w:evenVBand="0" w:oddHBand="0" w:evenHBand="0" w:firstRowFirstColumn="0" w:firstRowLastColumn="0" w:lastRowFirstColumn="0" w:lastRowLastColumn="0"/>
             </w:pPr>
             <w:r>
@@ -9767,27 +10161,10 @@
           <w:p>
             <w:pPr>
               <w:pStyle w:val="aa"/>
-              <w:ind w:left="0" w:firstLineChars="0" w:firstLine="0"/>
               <w:cnfStyle w:val="000000000000" w:firstRow="0" w:lastRow="0" w:firstColumn="0" w:lastColumn="0" w:oddVBand="0" w:evenVBand="0" w:oddHBand="0" w:evenHBand="0" w:firstRowFirstColumn="0" w:firstRowLastColumn="0" w:lastRowFirstColumn="0" w:lastRowLastColumn="0"/>
             </w:pPr>
             <w:r>
-              <w:t xml:space="preserve">싱글 쿼터(') 등 SQL 구문 구조를 변화시킬 수 있는 </w:t>
-            </w:r>
-            <w:proofErr w:type="spellStart"/>
-            <w:r>
-              <w:t>특수문자에</w:t>
-            </w:r>
-            <w:proofErr w:type="spellEnd"/>
-            <w:r>
-              <w:t xml:space="preserve"> 대한 </w:t>
-            </w:r>
-            <w:proofErr w:type="spellStart"/>
-            <w:r>
-              <w:t>필터링이나</w:t>
-            </w:r>
-            <w:proofErr w:type="spellEnd"/>
-            <w:r>
-              <w:t xml:space="preserve"> 이스케이프 처리가 부재</w:t>
+              <w:t>싱글 쿼터(') 등 SQL 구문 구조를 변화시킬 수 있는 특수문자에 대한 필터링이나 이스케이프 처리가 부재</w:t>
             </w:r>
           </w:p>
         </w:tc>
@@ -9992,14 +10369,12 @@
               <w:pStyle w:val="aa"/>
               <w:cnfStyle w:val="000000100000" w:firstRow="0" w:lastRow="0" w:firstColumn="0" w:lastColumn="0" w:oddVBand="0" w:evenVBand="0" w:oddHBand="1" w:evenHBand="0" w:firstRowFirstColumn="0" w:firstRowLastColumn="0" w:lastRowFirstColumn="0" w:lastRowLastColumn="0"/>
             </w:pPr>
-            <w:proofErr w:type="spellStart"/>
             <w:r>
               <w:rPr>
                 <w:rFonts w:hint="eastAsia"/>
               </w:rPr>
               <w:t>파라미터</w:t>
             </w:r>
-            <w:proofErr w:type="spellEnd"/>
           </w:p>
         </w:tc>
         <w:tc>
@@ -10234,14 +10609,12 @@
             <w:pPr>
               <w:pStyle w:val="ab"/>
             </w:pPr>
-            <w:proofErr w:type="spellStart"/>
             <w:r>
               <w:rPr>
                 <w:rFonts w:hint="eastAsia"/>
               </w:rPr>
               <w:t>상세내역</w:t>
             </w:r>
-            <w:proofErr w:type="spellEnd"/>
           </w:p>
         </w:tc>
         <w:tc>
@@ -10259,7 +10632,6 @@
           <w:p>
             <w:pPr>
               <w:pStyle w:val="aa"/>
-              <w:ind w:left="0" w:firstLineChars="0" w:firstLine="0"/>
               <w:cnfStyle w:val="000000100000" w:firstRow="0" w:lastRow="0" w:firstColumn="0" w:lastColumn="0" w:oddVBand="0" w:evenVBand="0" w:oddHBand="1" w:evenHBand="0" w:firstRowFirstColumn="0" w:firstRowLastColumn="0" w:lastRowFirstColumn="0" w:lastRowLastColumn="0"/>
             </w:pPr>
             <w:r>
@@ -10288,23 +10660,7 @@
               <w:t xml:space="preserve"> </w:t>
             </w:r>
             <w:r>
-              <w:t xml:space="preserve">된 사용자(세션)의 소유인가?"에 대한 권한 검증 </w:t>
-            </w:r>
-            <w:proofErr w:type="spellStart"/>
-            <w:r>
-              <w:t>로직이</w:t>
-            </w:r>
-            <w:proofErr w:type="spellEnd"/>
-            <w:r>
-              <w:t xml:space="preserve"> 전혀 존재하지 않습니다. 이로 인해 </w:t>
-            </w:r>
-            <w:proofErr w:type="spellStart"/>
-            <w:r>
-              <w:t>파라미터</w:t>
-            </w:r>
-            <w:proofErr w:type="spellEnd"/>
-            <w:r>
-              <w:t xml:space="preserve"> 값을 임의로 변경하여 타인의 주문 데이터를 변조·열람할 수 있습니다.</w:t>
+              <w:t>된 사용자(세션)의 소유인가?"에 대한 권한 검증 로직이 전혀 존재하지 않습니다. 이로 인해 파라미터 값을 임의로 변경하여 타인의 주문 데이터를 변조·열람할 수 있습니다.</w:t>
             </w:r>
           </w:p>
           <w:p>
@@ -10496,7 +10852,6 @@
           <w:p>
             <w:pPr>
               <w:pStyle w:val="aa"/>
-              <w:ind w:left="0" w:firstLineChars="0" w:firstLine="0"/>
               <w:cnfStyle w:val="000000000000" w:firstRow="0" w:lastRow="0" w:firstColumn="0" w:lastColumn="0" w:oddVBand="0" w:evenVBand="0" w:oddHBand="0" w:evenHBand="0" w:firstRowFirstColumn="0" w:firstRowLastColumn="0" w:lastRowFirstColumn="0" w:lastRowLastColumn="0"/>
             </w:pPr>
             <w:proofErr w:type="spellStart"/>
@@ -10513,15 +10868,7 @@
             </w:r>
             <w:proofErr w:type="spellStart"/>
             <w:r>
-              <w:t>order_view.php</w:t>
-            </w:r>
-            <w:proofErr w:type="gramStart"/>
-            <w:r>
-              <w:t>?order</w:t>
-            </w:r>
-            <w:proofErr w:type="gramEnd"/>
-            <w:r>
-              <w:t>_id</w:t>
+              <w:t>order_view.php?order_id</w:t>
             </w:r>
             <w:proofErr w:type="spellEnd"/>
             <w:r>
@@ -10537,7 +10884,6 @@
           <w:p>
             <w:pPr>
               <w:pStyle w:val="aa"/>
-              <w:ind w:left="0" w:firstLineChars="0" w:firstLine="0"/>
               <w:cnfStyle w:val="000000000000" w:firstRow="0" w:lastRow="0" w:firstColumn="0" w:lastColumn="0" w:oddVBand="0" w:evenVBand="0" w:oddHBand="0" w:evenHBand="0" w:firstRowFirstColumn="0" w:firstRowLastColumn="0" w:lastRowFirstColumn="0" w:lastRowLastColumn="0"/>
             </w:pPr>
           </w:p>
@@ -10654,73 +11000,48 @@
               <w:t xml:space="preserve">3. </w:t>
             </w:r>
             <w:r>
-              <w:t xml:space="preserve">타인 </w:t>
+              <w:t>타인 파라미터 변조 테스트</w:t>
+            </w:r>
+          </w:p>
+          <w:p>
+            <w:pPr>
+              <w:pStyle w:val="aa"/>
+              <w:cnfStyle w:val="000000000000" w:firstRow="0" w:lastRow="0" w:firstColumn="0" w:lastColumn="0" w:oddVBand="0" w:evenVBand="0" w:oddHBand="0" w:evenHBand="0" w:firstRowFirstColumn="0" w:firstRowLastColumn="0" w:lastRowFirstColumn="0" w:lastRowLastColumn="0"/>
+            </w:pPr>
+            <w:r>
+              <w:t>URL 주소 창 끝의 파라미터를 타인(</w:t>
             </w:r>
             <w:proofErr w:type="spellStart"/>
             <w:r>
-              <w:t>파라미터</w:t>
+              <w:t>happy_tails</w:t>
             </w:r>
             <w:proofErr w:type="spellEnd"/>
             <w:r>
-              <w:t xml:space="preserve"> 변조 테스트</w:t>
-            </w:r>
-          </w:p>
-          <w:p>
-            <w:pPr>
-              <w:pStyle w:val="aa"/>
-              <w:ind w:left="0" w:firstLineChars="0" w:firstLine="0"/>
-              <w:cnfStyle w:val="000000000000" w:firstRow="0" w:lastRow="0" w:firstColumn="0" w:lastColumn="0" w:oddVBand="0" w:evenVBand="0" w:oddHBand="0" w:evenHBand="0" w:firstRowFirstColumn="0" w:firstRowLastColumn="0" w:lastRowFirstColumn="0" w:lastRowLastColumn="0"/>
-            </w:pPr>
-            <w:r>
-              <w:t xml:space="preserve">URL 주소 창 끝의 </w:t>
+              <w:t xml:space="preserve">)의 주문 번호인 </w:t>
             </w:r>
             <w:proofErr w:type="spellStart"/>
             <w:r>
-              <w:t>파라미터를</w:t>
+              <w:t>order_id</w:t>
             </w:r>
             <w:proofErr w:type="spellEnd"/>
             <w:r>
-              <w:t xml:space="preserve"> 타인(</w:t>
+              <w:t>=1로 수동 변조하여 접근을 시도하였</w:t>
+            </w:r>
+            <w:r>
+              <w:rPr>
+                <w:rFonts w:hint="eastAsia"/>
+              </w:rPr>
+              <w:t xml:space="preserve">고, </w:t>
+            </w:r>
+            <w:r>
+              <w:t xml:space="preserve">권한이 없는 타인의 주문 내역임에도 불구하고 화면에 '수령인: </w:t>
             </w:r>
             <w:proofErr w:type="spellStart"/>
             <w:r>
-              <w:t>happy_tails</w:t>
+              <w:t>해피</w:t>
             </w:r>
             <w:proofErr w:type="spellEnd"/>
             <w:r>
-              <w:t xml:space="preserve">)의 주문 번호인 </w:t>
-            </w:r>
-            <w:proofErr w:type="spellStart"/>
-            <w:r>
-              <w:t>order_id</w:t>
-            </w:r>
-            <w:proofErr w:type="spellEnd"/>
-            <w:r>
-              <w:t>=1로 수동 변조하여 접근을 시도하였</w:t>
-            </w:r>
-            <w:r>
-              <w:rPr>
-                <w:rFonts w:hint="eastAsia"/>
-              </w:rPr>
-              <w:t xml:space="preserve">고, </w:t>
-            </w:r>
-            <w:r>
-              <w:t xml:space="preserve">권한이 없는 타인의 주문 </w:t>
-            </w:r>
-            <w:proofErr w:type="spellStart"/>
-            <w:r>
-              <w:t>내역임에도</w:t>
-            </w:r>
-            <w:proofErr w:type="spellEnd"/>
-            <w:r>
-              <w:t xml:space="preserve"> 불구하고 화면에 '수령인: </w:t>
-            </w:r>
-            <w:proofErr w:type="spellStart"/>
-            <w:r>
-              <w:t>해피</w:t>
-            </w:r>
-            <w:proofErr w:type="spellEnd"/>
-            <w:r>
               <w:t xml:space="preserve"> 님', '배송 주소: 서울시 송파구 1' 등의 상세 결제 내역과 개인정보가 그대로 노출</w:t>
             </w:r>
             <w:r>
@@ -10733,7 +11054,6 @@
           <w:p>
             <w:pPr>
               <w:pStyle w:val="aa"/>
-              <w:ind w:left="0" w:firstLineChars="0" w:firstLine="0"/>
               <w:cnfStyle w:val="000000000000" w:firstRow="0" w:lastRow="0" w:firstColumn="0" w:lastColumn="0" w:oddVBand="0" w:evenVBand="0" w:oddHBand="0" w:evenHBand="0" w:firstRowFirstColumn="0" w:firstRowLastColumn="0" w:lastRowFirstColumn="0" w:lastRowLastColumn="0"/>
             </w:pPr>
           </w:p>
@@ -10823,11 +11143,9 @@
             <w:r>
               <w:t xml:space="preserve"> </w:t>
             </w:r>
-            <w:proofErr w:type="spellStart"/>
             <w:r>
               <w:t>파라미터</w:t>
             </w:r>
-            <w:proofErr w:type="spellEnd"/>
             <w:r>
               <w:t xml:space="preserve"> </w:t>
             </w:r>
@@ -10982,7 +11300,6 @@
           <w:p>
             <w:pPr>
               <w:pStyle w:val="aa"/>
-              <w:ind w:left="0" w:firstLineChars="0" w:firstLine="0"/>
               <w:cnfStyle w:val="000000000000" w:firstRow="0" w:lastRow="0" w:firstColumn="0" w:lastColumn="0" w:oddVBand="0" w:evenVBand="0" w:oddHBand="0" w:evenHBand="0" w:firstRowFirstColumn="0" w:firstRowLastColumn="0" w:lastRowFirstColumn="0" w:lastRowLastColumn="0"/>
             </w:pPr>
             <w:r>
@@ -11005,19 +11322,10 @@
           <w:p>
             <w:pPr>
               <w:pStyle w:val="aa"/>
-              <w:ind w:left="0" w:firstLineChars="0" w:firstLine="0"/>
               <w:cnfStyle w:val="000000000000" w:firstRow="0" w:lastRow="0" w:firstColumn="0" w:lastColumn="0" w:oddVBand="0" w:evenVBand="0" w:oddHBand="0" w:evenHBand="0" w:firstRowFirstColumn="0" w:firstRowLastColumn="0" w:lastRowFirstColumn="0" w:lastRowLastColumn="0"/>
             </w:pPr>
             <w:r>
-              <w:t xml:space="preserve">수령인 이름, </w:t>
-            </w:r>
-            <w:proofErr w:type="spellStart"/>
-            <w:r>
-              <w:t>배송지</w:t>
-            </w:r>
-            <w:proofErr w:type="spellEnd"/>
-            <w:r>
-              <w:t xml:space="preserve"> 주소, 결제 금액 등 민감한 거래 정보가 외부 사용자에게 무단 노출</w:t>
+              <w:t>수령인 이름, 배송지 주소, 결제 금액 등 민감한 거래 정보가 외부 사용자에게 무단 노출</w:t>
             </w:r>
           </w:p>
         </w:tc>
@@ -11061,7 +11369,6 @@
           <w:p>
             <w:pPr>
               <w:pStyle w:val="aa"/>
-              <w:ind w:left="0" w:firstLineChars="0" w:firstLine="0"/>
               <w:cnfStyle w:val="000000100000" w:firstRow="0" w:lastRow="0" w:firstColumn="0" w:lastColumn="0" w:oddVBand="0" w:evenVBand="0" w:oddHBand="1" w:evenHBand="0" w:firstRowFirstColumn="0" w:firstRowLastColumn="0" w:lastRowFirstColumn="0" w:lastRowLastColumn="0"/>
             </w:pPr>
             <w:r>
@@ -11084,7 +11391,6 @@
           <w:p>
             <w:pPr>
               <w:pStyle w:val="aa"/>
-              <w:ind w:left="0" w:firstLineChars="0" w:firstLine="0"/>
               <w:cnfStyle w:val="000000100000" w:firstRow="0" w:lastRow="0" w:firstColumn="0" w:lastColumn="0" w:oddVBand="0" w:evenVBand="0" w:oddHBand="1" w:evenHBand="0" w:firstRowFirstColumn="0" w:firstRowLastColumn="0" w:lastRowFirstColumn="0" w:lastRowLastColumn="0"/>
             </w:pPr>
             <w:r>
@@ -11240,7 +11546,6 @@
           <w:p>
             <w:pPr>
               <w:pStyle w:val="aa"/>
-              <w:ind w:left="0" w:firstLineChars="0" w:firstLine="0"/>
               <w:cnfStyle w:val="000000100000" w:firstRow="0" w:lastRow="0" w:firstColumn="0" w:lastColumn="0" w:oddVBand="0" w:evenVBand="0" w:oddHBand="1" w:evenHBand="0" w:firstRowFirstColumn="0" w:firstRowLastColumn="0" w:lastRowFirstColumn="0" w:lastRowLastColumn="0"/>
             </w:pPr>
             <w:r>
@@ -11263,7 +11568,6 @@
           <w:p>
             <w:pPr>
               <w:pStyle w:val="aa"/>
-              <w:ind w:left="0" w:firstLineChars="0" w:firstLine="0"/>
               <w:cnfStyle w:val="000000100000" w:firstRow="0" w:lastRow="0" w:firstColumn="0" w:lastColumn="0" w:oddVBand="0" w:evenVBand="0" w:oddHBand="1" w:evenHBand="0" w:firstRowFirstColumn="0" w:firstRowLastColumn="0" w:lastRowFirstColumn="0" w:lastRowLastColumn="0"/>
             </w:pPr>
             <w:r>
@@ -11311,19 +11615,10 @@
           <w:p>
             <w:pPr>
               <w:pStyle w:val="aa"/>
-              <w:ind w:left="0" w:firstLineChars="0" w:firstLine="0"/>
               <w:cnfStyle w:val="000000000000" w:firstRow="0" w:lastRow="0" w:firstColumn="0" w:lastColumn="0" w:oddVBand="0" w:evenVBand="0" w:oddHBand="0" w:evenHBand="0" w:firstRowFirstColumn="0" w:firstRowLastColumn="0" w:lastRowFirstColumn="0" w:lastRowLastColumn="0"/>
             </w:pPr>
             <w:r>
-              <w:t xml:space="preserve">예측 가능한 </w:t>
-            </w:r>
-            <w:proofErr w:type="spellStart"/>
-            <w:r>
-              <w:t>식별자</w:t>
-            </w:r>
-            <w:proofErr w:type="spellEnd"/>
-            <w:r>
-              <w:t xml:space="preserve"> 사용</w:t>
+              <w:t>예측 가능한 식별자 사용</w:t>
             </w:r>
           </w:p>
         </w:tc>
@@ -11342,7 +11637,6 @@
           <w:p>
             <w:pPr>
               <w:pStyle w:val="aa"/>
-              <w:ind w:left="0" w:firstLineChars="0" w:firstLine="0"/>
               <w:cnfStyle w:val="000000000000" w:firstRow="0" w:lastRow="0" w:firstColumn="0" w:lastColumn="0" w:oddVBand="0" w:evenVBand="0" w:oddHBand="0" w:evenHBand="0" w:firstRowFirstColumn="0" w:firstRowLastColumn="0" w:lastRowFirstColumn="0" w:lastRowLastColumn="0"/>
             </w:pPr>
             <w:r>
@@ -11543,14 +11837,12 @@
               <w:pStyle w:val="aa"/>
               <w:cnfStyle w:val="000000100000" w:firstRow="0" w:lastRow="0" w:firstColumn="0" w:lastColumn="0" w:oddVBand="0" w:evenVBand="0" w:oddHBand="1" w:evenHBand="0" w:firstRowFirstColumn="0" w:firstRowLastColumn="0" w:lastRowFirstColumn="0" w:lastRowLastColumn="0"/>
             </w:pPr>
-            <w:proofErr w:type="spellStart"/>
             <w:r>
               <w:rPr>
                 <w:rFonts w:hint="eastAsia"/>
               </w:rPr>
               <w:t>파라미터</w:t>
             </w:r>
-            <w:proofErr w:type="spellEnd"/>
           </w:p>
         </w:tc>
         <w:tc>
@@ -11656,21 +11948,7 @@
               <w:rPr>
                 <w:rFonts w:hint="eastAsia"/>
               </w:rPr>
-              <w:t>(</w:t>
-            </w:r>
-            <w:proofErr w:type="spellStart"/>
-            <w:r>
-              <w:rPr>
-                <w:rFonts w:hint="eastAsia"/>
-              </w:rPr>
-              <w:t>proc</w:t>
-            </w:r>
-            <w:proofErr w:type="spellEnd"/>
-            <w:r>
-              <w:rPr>
-                <w:rFonts w:hint="eastAsia"/>
-              </w:rPr>
-              <w:t>/</w:t>
+              <w:t>(proc/</w:t>
             </w:r>
             <w:proofErr w:type="spellStart"/>
             <w:r>
@@ -11750,16 +12028,8 @@
               <w:rPr>
                 <w:rFonts w:hint="eastAsia"/>
               </w:rPr>
-              <w:t xml:space="preserve">장바구니 &gt; </w:t>
-            </w:r>
-            <w:proofErr w:type="spellStart"/>
-            <w:r>
-              <w:rPr>
-                <w:rFonts w:hint="eastAsia"/>
-              </w:rPr>
-              <w:t>수량증가</w:t>
-            </w:r>
-            <w:proofErr w:type="spellEnd"/>
+              <w:t>장바구니 &gt; 수량증가</w:t>
+            </w:r>
           </w:p>
         </w:tc>
       </w:tr>
@@ -11794,7 +12064,6 @@
               <w:rPr>
                 <w:rFonts w:hint="eastAsia"/>
               </w:rPr>
-              <w:lastRenderedPageBreak/>
               <w:t>취약점</w:t>
             </w:r>
           </w:p>
@@ -11802,14 +12071,12 @@
             <w:pPr>
               <w:pStyle w:val="ab"/>
             </w:pPr>
-            <w:proofErr w:type="spellStart"/>
             <w:r>
               <w:rPr>
                 <w:rFonts w:hint="eastAsia"/>
               </w:rPr>
               <w:t>상세내역</w:t>
             </w:r>
-            <w:proofErr w:type="spellEnd"/>
           </w:p>
         </w:tc>
         <w:tc>
@@ -11827,7 +12094,6 @@
           <w:p>
             <w:pPr>
               <w:pStyle w:val="aa"/>
-              <w:ind w:left="0" w:firstLineChars="0" w:firstLine="0"/>
               <w:cnfStyle w:val="000000100000" w:firstRow="0" w:lastRow="0" w:firstColumn="0" w:lastColumn="0" w:oddVBand="0" w:evenVBand="0" w:oddHBand="1" w:evenHBand="0" w:firstRowFirstColumn="0" w:firstRowLastColumn="0" w:lastRowFirstColumn="0" w:lastRowLastColumn="0"/>
             </w:pPr>
             <w:r>
@@ -11902,7 +12168,6 @@
           <w:p>
             <w:pPr>
               <w:pStyle w:val="aa"/>
-              <w:ind w:left="0" w:firstLineChars="0" w:firstLine="0"/>
               <w:cnfStyle w:val="000000000000" w:firstRow="0" w:lastRow="0" w:firstColumn="0" w:lastColumn="0" w:oddVBand="0" w:evenVBand="0" w:oddHBand="0" w:evenHBand="0" w:firstRowFirstColumn="0" w:firstRowLastColumn="0" w:lastRowFirstColumn="0" w:lastRowLastColumn="0"/>
             </w:pPr>
             <w:r>
@@ -11943,7 +12208,6 @@
           <w:p>
             <w:pPr>
               <w:pStyle w:val="aa"/>
-              <w:ind w:left="0" w:firstLineChars="0" w:firstLine="0"/>
               <w:cnfStyle w:val="000000000000" w:firstRow="0" w:lastRow="0" w:firstColumn="0" w:lastColumn="0" w:oddVBand="0" w:evenVBand="0" w:oddHBand="0" w:evenHBand="0" w:firstRowFirstColumn="0" w:firstRowLastColumn="0" w:lastRowFirstColumn="0" w:lastRowLastColumn="0"/>
             </w:pPr>
           </w:p>
@@ -12065,7 +12329,6 @@
           <w:p>
             <w:pPr>
               <w:pStyle w:val="aa"/>
-              <w:ind w:left="0" w:firstLineChars="0" w:firstLine="0"/>
               <w:cnfStyle w:val="000000000000" w:firstRow="0" w:lastRow="0" w:firstColumn="0" w:lastColumn="0" w:oddVBand="0" w:evenVBand="0" w:oddHBand="0" w:evenHBand="0" w:firstRowFirstColumn="0" w:firstRowLastColumn="0" w:lastRowFirstColumn="0" w:lastRowLastColumn="0"/>
             </w:pPr>
             <w:proofErr w:type="spellStart"/>
@@ -12086,7 +12349,6 @@
           <w:p>
             <w:pPr>
               <w:pStyle w:val="aa"/>
-              <w:ind w:left="0" w:firstLineChars="0" w:firstLine="0"/>
               <w:cnfStyle w:val="000000000000" w:firstRow="0" w:lastRow="0" w:firstColumn="0" w:lastColumn="0" w:oddVBand="0" w:evenVBand="0" w:oddHBand="0" w:evenHBand="0" w:firstRowFirstColumn="0" w:firstRowLastColumn="0" w:lastRowFirstColumn="0" w:lastRowLastColumn="0"/>
             </w:pPr>
           </w:p>
@@ -12102,7 +12364,7 @@
                 <w:noProof/>
               </w:rPr>
               <w:drawing>
-                <wp:inline distT="0" distB="0" distL="0" distR="0" wp14:anchorId="5DB52E4D" wp14:editId="751D8666">
+                <wp:inline distT="0" distB="0" distL="0" distR="0" wp14:anchorId="5DB52E4D" wp14:editId="7AE3F814">
                   <wp:extent cx="4320000" cy="251752"/>
                   <wp:effectExtent l="0" t="0" r="4445" b="0"/>
                   <wp:docPr id="7" name="그림 7"/>
@@ -12201,78 +12463,70 @@
               </w:rPr>
               <w:t xml:space="preserve">3. </w:t>
             </w:r>
+            <w:r>
+              <w:t>파라미터 변조 및 전송</w:t>
+            </w:r>
+          </w:p>
+          <w:p>
+            <w:pPr>
+              <w:pStyle w:val="aa"/>
+              <w:cnfStyle w:val="000000000000" w:firstRow="0" w:lastRow="0" w:firstColumn="0" w:lastColumn="0" w:oddVBand="0" w:evenVBand="0" w:oddHBand="0" w:evenHBand="0" w:firstRowFirstColumn="0" w:firstRowLastColumn="0" w:lastRowFirstColumn="0" w:lastRowLastColumn="0"/>
+            </w:pPr>
+            <w:r>
+              <w:t xml:space="preserve">Repeater 툴에서 </w:t>
+            </w:r>
             <w:proofErr w:type="spellStart"/>
             <w:r>
-              <w:t>파라미터</w:t>
+              <w:t>cart_id</w:t>
             </w:r>
             <w:proofErr w:type="spellEnd"/>
             <w:r>
-              <w:t xml:space="preserve"> 변조 및 전송</w:t>
-            </w:r>
-          </w:p>
-          <w:p>
-            <w:pPr>
-              <w:pStyle w:val="aa"/>
-              <w:ind w:left="0" w:firstLineChars="0" w:firstLine="0"/>
+              <w:t xml:space="preserve"> 값을 타인인 </w:t>
+            </w:r>
+            <w:proofErr w:type="spellStart"/>
+            <w:r>
+              <w:t>happy_tails</w:t>
+            </w:r>
+            <w:proofErr w:type="spellEnd"/>
+            <w:r>
+              <w:t xml:space="preserve"> 회원의 번호인 8로 바꾸고 수량을 100으로 변조(</w:t>
+            </w:r>
+            <w:proofErr w:type="spellStart"/>
+            <w:r>
+              <w:t>cart_id</w:t>
+            </w:r>
+            <w:proofErr w:type="spellEnd"/>
+            <w:r>
+              <w:t>=8&amp;cart_quantity=100)하여 서버로 전송하였</w:t>
+            </w:r>
+            <w:r>
+              <w:rPr>
+                <w:rFonts w:hint="eastAsia"/>
+              </w:rPr>
+              <w:t xml:space="preserve">고, </w:t>
+            </w:r>
+            <w:r>
+              <w:t xml:space="preserve">HTTP/1.1 302 Found 및 Location: </w:t>
+            </w:r>
+            <w:proofErr w:type="spellStart"/>
+            <w:r>
+              <w:t>cart.php</w:t>
+            </w:r>
+            <w:proofErr w:type="spellEnd"/>
+            <w:r>
+              <w:t>로 정상 이동 응답을 반환하는 것을 확인하였다.</w:t>
+            </w:r>
+          </w:p>
+          <w:p>
+            <w:pPr>
+              <w:pStyle w:val="aa"/>
               <w:cnfStyle w:val="000000000000" w:firstRow="0" w:lastRow="0" w:firstColumn="0" w:lastColumn="0" w:oddVBand="0" w:evenVBand="0" w:oddHBand="0" w:evenHBand="0" w:firstRowFirstColumn="0" w:firstRowLastColumn="0" w:lastRowFirstColumn="0" w:lastRowLastColumn="0"/>
             </w:pPr>
-            <w:r>
-              <w:t xml:space="preserve">Repeater 툴에서 </w:t>
-            </w:r>
-            <w:proofErr w:type="spellStart"/>
-            <w:r>
-              <w:t>cart_id</w:t>
-            </w:r>
-            <w:proofErr w:type="spellEnd"/>
-            <w:r>
-              <w:t xml:space="preserve"> 값을 타인인 </w:t>
-            </w:r>
-            <w:proofErr w:type="spellStart"/>
-            <w:r>
-              <w:t>happy_tails</w:t>
-            </w:r>
-            <w:proofErr w:type="spellEnd"/>
-            <w:r>
-              <w:t xml:space="preserve"> 회원의 번호인 8로 바꾸고 수량을 100으로 변조(</w:t>
-            </w:r>
-            <w:proofErr w:type="spellStart"/>
-            <w:r>
-              <w:t>cart_id</w:t>
-            </w:r>
-            <w:proofErr w:type="spellEnd"/>
-            <w:r>
-              <w:t>=8&amp;cart_quantity=100)하여 서버로 전송하였</w:t>
-            </w:r>
-            <w:r>
-              <w:rPr>
-                <w:rFonts w:hint="eastAsia"/>
-              </w:rPr>
-              <w:t xml:space="preserve">고, </w:t>
-            </w:r>
-            <w:r>
-              <w:t xml:space="preserve">HTTP/1.1 302 Found 및 Location: </w:t>
-            </w:r>
-            <w:proofErr w:type="spellStart"/>
-            <w:r>
-              <w:t>cart.php</w:t>
-            </w:r>
-            <w:proofErr w:type="spellEnd"/>
-            <w:r>
-              <w:t>로 정상 이동 응답을 반환하는 것을 확인하였다.</w:t>
-            </w:r>
-          </w:p>
-          <w:p>
-            <w:pPr>
-              <w:pStyle w:val="aa"/>
-              <w:ind w:left="0" w:firstLineChars="0" w:firstLine="0"/>
-              <w:cnfStyle w:val="000000000000" w:firstRow="0" w:lastRow="0" w:firstColumn="0" w:lastColumn="0" w:oddVBand="0" w:evenVBand="0" w:oddHBand="0" w:evenHBand="0" w:firstRowFirstColumn="0" w:firstRowLastColumn="0" w:lastRowFirstColumn="0" w:lastRowLastColumn="0"/>
-            </w:pPr>
           </w:p>
           <w:p>
             <w:pPr>
               <w:pStyle w:val="aa"/>
               <w:keepNext/>
-              <w:ind w:left="0" w:firstLineChars="0" w:firstLine="0"/>
               <w:jc w:val="center"/>
               <w:cnfStyle w:val="000000000000" w:firstRow="0" w:lastRow="0" w:firstColumn="0" w:lastColumn="0" w:oddVBand="0" w:evenVBand="0" w:oddHBand="0" w:evenHBand="0" w:firstRowFirstColumn="0" w:firstRowLastColumn="0" w:lastRowFirstColumn="0" w:lastRowLastColumn="0"/>
             </w:pPr>
@@ -12283,7 +12537,7 @@
               </w:rPr>
               <w:lastRenderedPageBreak/>
               <w:drawing>
-                <wp:inline distT="0" distB="0" distL="0" distR="0" wp14:anchorId="78496432" wp14:editId="4585B9B4">
+                <wp:inline distT="0" distB="0" distL="0" distR="0" wp14:anchorId="78496432" wp14:editId="70FED2A5">
                   <wp:extent cx="4320000" cy="1782857"/>
                   <wp:effectExtent l="0" t="0" r="4445" b="8255"/>
                   <wp:docPr id="1760101975" name="그림 18"/>
@@ -12354,7 +12608,6 @@
                 <w:ilvl w:val="0"/>
                 <w:numId w:val="3"/>
               </w:numPr>
-              <w:ind w:firstLineChars="0"/>
               <w:cnfStyle w:val="000000000000" w:firstRow="0" w:lastRow="0" w:firstColumn="0" w:lastColumn="0" w:oddVBand="0" w:evenVBand="0" w:oddHBand="0" w:evenHBand="0" w:firstRowFirstColumn="0" w:firstRowLastColumn="0" w:lastRowFirstColumn="0" w:lastRowLastColumn="0"/>
             </w:pPr>
             <w:r>
@@ -12372,7 +12625,6 @@
           <w:p>
             <w:pPr>
               <w:pStyle w:val="aa"/>
-              <w:ind w:left="0" w:firstLineChars="0" w:firstLine="0"/>
               <w:cnfStyle w:val="000000000000" w:firstRow="0" w:lastRow="0" w:firstColumn="0" w:lastColumn="0" w:oddVBand="0" w:evenVBand="0" w:oddHBand="0" w:evenHBand="0" w:firstRowFirstColumn="0" w:firstRowLastColumn="0" w:lastRowFirstColumn="0" w:lastRowLastColumn="0"/>
             </w:pPr>
           </w:p>
@@ -12581,7 +12833,6 @@
           <w:p>
             <w:pPr>
               <w:pStyle w:val="aa"/>
-              <w:ind w:left="0" w:firstLineChars="0" w:firstLine="0"/>
               <w:cnfStyle w:val="000000000000" w:firstRow="0" w:lastRow="0" w:firstColumn="0" w:lastColumn="0" w:oddVBand="0" w:evenVBand="0" w:oddHBand="0" w:evenHBand="0" w:firstRowFirstColumn="0" w:firstRowLastColumn="0" w:lastRowFirstColumn="0" w:lastRowLastColumn="0"/>
             </w:pPr>
             <w:r>
@@ -12611,7 +12862,6 @@
           <w:p>
             <w:pPr>
               <w:pStyle w:val="aa"/>
-              <w:ind w:left="0" w:firstLineChars="0" w:firstLine="0"/>
               <w:cnfStyle w:val="000000000000" w:firstRow="0" w:lastRow="0" w:firstColumn="0" w:lastColumn="0" w:oddVBand="0" w:evenVBand="0" w:oddHBand="0" w:evenHBand="0" w:firstRowFirstColumn="0" w:firstRowLastColumn="0" w:lastRowFirstColumn="0" w:lastRowLastColumn="0"/>
             </w:pPr>
           </w:p>
@@ -12856,7 +13106,6 @@
           <w:p>
             <w:pPr>
               <w:pStyle w:val="aa"/>
-              <w:ind w:left="0" w:firstLineChars="0" w:firstLine="0"/>
               <w:cnfStyle w:val="000000000000" w:firstRow="0" w:lastRow="0" w:firstColumn="0" w:lastColumn="0" w:oddVBand="0" w:evenVBand="0" w:oddHBand="0" w:evenHBand="0" w:firstRowFirstColumn="0" w:firstRowLastColumn="0" w:lastRowFirstColumn="0" w:lastRowLastColumn="0"/>
               <w:rPr>
                 <w:b/>
@@ -12888,7 +13137,6 @@
           <w:p>
             <w:pPr>
               <w:pStyle w:val="aa"/>
-              <w:ind w:left="0" w:firstLineChars="0" w:firstLine="0"/>
               <w:cnfStyle w:val="000000000000" w:firstRow="0" w:lastRow="0" w:firstColumn="0" w:lastColumn="0" w:oddVBand="0" w:evenVBand="0" w:oddHBand="0" w:evenHBand="0" w:firstRowFirstColumn="0" w:firstRowLastColumn="0" w:lastRowFirstColumn="0" w:lastRowLastColumn="0"/>
               <w:rPr>
                 <w:b/>
@@ -12947,7 +13195,6 @@
           <w:p>
             <w:pPr>
               <w:pStyle w:val="aa"/>
-              <w:ind w:left="0" w:firstLineChars="0" w:firstLine="0"/>
               <w:cnfStyle w:val="000000100000" w:firstRow="0" w:lastRow="0" w:firstColumn="0" w:lastColumn="0" w:oddVBand="0" w:evenVBand="0" w:oddHBand="1" w:evenHBand="0" w:firstRowFirstColumn="0" w:firstRowLastColumn="0" w:lastRowFirstColumn="0" w:lastRowLastColumn="0"/>
             </w:pPr>
             <w:r>
@@ -12970,7 +13217,6 @@
           <w:p>
             <w:pPr>
               <w:pStyle w:val="aa"/>
-              <w:ind w:left="0" w:firstLineChars="0" w:firstLine="0"/>
               <w:cnfStyle w:val="000000100000" w:firstRow="0" w:lastRow="0" w:firstColumn="0" w:lastColumn="0" w:oddVBand="0" w:evenVBand="0" w:oddHBand="1" w:evenHBand="0" w:firstRowFirstColumn="0" w:firstRowLastColumn="0" w:lastRowFirstColumn="0" w:lastRowLastColumn="0"/>
             </w:pPr>
             <w:r>
@@ -13119,7 +13365,6 @@
           <w:p>
             <w:pPr>
               <w:pStyle w:val="aa"/>
-              <w:ind w:left="0" w:firstLineChars="0" w:firstLine="0"/>
               <w:cnfStyle w:val="000000100000" w:firstRow="0" w:lastRow="0" w:firstColumn="0" w:lastColumn="0" w:oddVBand="0" w:evenVBand="0" w:oddHBand="1" w:evenHBand="0" w:firstRowFirstColumn="0" w:firstRowLastColumn="0" w:lastRowFirstColumn="0" w:lastRowLastColumn="0"/>
               <w:rPr>
                 <w:b/>
@@ -13146,7 +13391,6 @@
           <w:p>
             <w:pPr>
               <w:pStyle w:val="aa"/>
-              <w:ind w:left="0" w:firstLineChars="0" w:firstLine="0"/>
               <w:cnfStyle w:val="000000100000" w:firstRow="0" w:lastRow="0" w:firstColumn="0" w:lastColumn="0" w:oddVBand="0" w:evenVBand="0" w:oddHBand="1" w:evenHBand="0" w:firstRowFirstColumn="0" w:firstRowLastColumn="0" w:lastRowFirstColumn="0" w:lastRowLastColumn="0"/>
               <w:rPr>
                 <w:b/>
@@ -13162,13 +13406,8 @@
             </w:r>
             <w:proofErr w:type="spellEnd"/>
             <w:r>
-              <w:t xml:space="preserve">가 현재 로그인한 세션 유저의 데이터인지 비교 검증하는 </w:t>
-            </w:r>
-            <w:proofErr w:type="spellStart"/>
-            <w:r>
-              <w:t>로직</w:t>
-            </w:r>
-            <w:proofErr w:type="spellEnd"/>
+              <w:t>가 현재 로그인한 세션 유저의 데이터인지 비교 검증하는 로직</w:t>
+            </w:r>
             <w:r>
               <w:rPr>
                 <w:rFonts w:hint="eastAsia"/>
@@ -13217,19 +13456,10 @@
           <w:p>
             <w:pPr>
               <w:pStyle w:val="aa"/>
-              <w:ind w:left="0" w:firstLineChars="0" w:firstLine="0"/>
               <w:cnfStyle w:val="000000000000" w:firstRow="0" w:lastRow="0" w:firstColumn="0" w:lastColumn="0" w:oddVBand="0" w:evenVBand="0" w:oddHBand="0" w:evenHBand="0" w:firstRowFirstColumn="0" w:firstRowLastColumn="0" w:lastRowFirstColumn="0" w:lastRowLastColumn="0"/>
             </w:pPr>
             <w:r>
-              <w:t xml:space="preserve">예측하기 쉬운 </w:t>
-            </w:r>
-            <w:proofErr w:type="spellStart"/>
-            <w:r>
-              <w:t>식별자</w:t>
-            </w:r>
-            <w:proofErr w:type="spellEnd"/>
-            <w:r>
-              <w:t xml:space="preserve"> 설계</w:t>
+              <w:t>예측하기 쉬운 식별자 설계</w:t>
             </w:r>
           </w:p>
         </w:tc>
@@ -13248,7 +13478,6 @@
           <w:p>
             <w:pPr>
               <w:pStyle w:val="aa"/>
-              <w:ind w:left="0" w:firstLineChars="0" w:firstLine="0"/>
               <w:cnfStyle w:val="000000000000" w:firstRow="0" w:lastRow="0" w:firstColumn="0" w:lastColumn="0" w:oddVBand="0" w:evenVBand="0" w:oddHBand="0" w:evenHBand="0" w:firstRowFirstColumn="0" w:firstRowLastColumn="0" w:lastRowFirstColumn="0" w:lastRowLastColumn="0"/>
             </w:pPr>
             <w:r>
@@ -13443,14 +13672,12 @@
               <w:pStyle w:val="aa"/>
               <w:cnfStyle w:val="000000100000" w:firstRow="0" w:lastRow="0" w:firstColumn="0" w:lastColumn="0" w:oddVBand="0" w:evenVBand="0" w:oddHBand="1" w:evenHBand="0" w:firstRowFirstColumn="0" w:firstRowLastColumn="0" w:lastRowFirstColumn="0" w:lastRowLastColumn="0"/>
             </w:pPr>
-            <w:proofErr w:type="spellStart"/>
             <w:r>
               <w:rPr>
                 <w:rFonts w:hint="eastAsia"/>
               </w:rPr>
               <w:t>파라미터</w:t>
             </w:r>
-            <w:proofErr w:type="spellEnd"/>
           </w:p>
         </w:tc>
         <w:tc>
@@ -13518,9 +13745,6 @@
             <w:pPr>
               <w:pStyle w:val="aa"/>
               <w:cnfStyle w:val="000000000000" w:firstRow="0" w:lastRow="0" w:firstColumn="0" w:lastColumn="0" w:oddVBand="0" w:evenVBand="0" w:oddHBand="0" w:evenHBand="0" w:firstRowFirstColumn="0" w:firstRowLastColumn="0" w:lastRowFirstColumn="0" w:lastRowLastColumn="0"/>
-              <w:rPr>
-                <w:rFonts w:cs="Times New Roman"/>
-              </w:rPr>
             </w:pPr>
             <w:r>
               <w:t>http://</w:t>
@@ -13538,13 +13762,7 @@
               <w:rPr>
                 <w:rFonts w:hint="eastAsia"/>
               </w:rPr>
-              <w:t>ddm_php/</w:t>
-            </w:r>
-            <w:r>
-              <w:rPr>
-                <w:rFonts w:hint="eastAsia"/>
-              </w:rPr>
-              <w:t xml:space="preserve">product_add.php </w:t>
+              <w:t xml:space="preserve">ddm_php/product_add.php </w:t>
             </w:r>
             <w:r>
               <w:br/>
@@ -13610,9 +13828,6 @@
             <w:pPr>
               <w:pStyle w:val="aa"/>
               <w:cnfStyle w:val="000000000000" w:firstRow="0" w:lastRow="0" w:firstColumn="0" w:lastColumn="0" w:oddVBand="0" w:evenVBand="0" w:oddHBand="0" w:evenHBand="0" w:firstRowFirstColumn="0" w:firstRowLastColumn="0" w:lastRowFirstColumn="0" w:lastRowLastColumn="0"/>
-              <w:rPr>
-                <w:rFonts w:cs="Times New Roman"/>
-              </w:rPr>
             </w:pPr>
             <w:proofErr w:type="spellStart"/>
             <w:r>
@@ -13674,14 +13889,12 @@
                 <w:bCs/>
               </w:rPr>
             </w:pPr>
-            <w:proofErr w:type="spellStart"/>
             <w:r>
               <w:rPr>
                 <w:rFonts w:hint="eastAsia"/>
               </w:rPr>
               <w:t>상세내역</w:t>
             </w:r>
-            <w:proofErr w:type="spellEnd"/>
           </w:p>
         </w:tc>
         <w:tc>
@@ -13699,68 +13912,55 @@
           <w:p>
             <w:pPr>
               <w:pStyle w:val="aa"/>
-              <w:ind w:left="0" w:firstLineChars="0" w:firstLine="0"/>
               <w:cnfStyle w:val="000000100000" w:firstRow="0" w:lastRow="0" w:firstColumn="0" w:lastColumn="0" w:oddVBand="0" w:evenVBand="0" w:oddHBand="1" w:evenHBand="0" w:firstRowFirstColumn="0" w:firstRowLastColumn="0" w:lastRowFirstColumn="0" w:lastRowLastColumn="0"/>
             </w:pPr>
             <w:r>
               <w:rPr>
                 <w:rFonts w:hint="eastAsia"/>
               </w:rPr>
-              <w:t xml:space="preserve">파일 업로드 기능에서 서버측 </w:t>
+              <w:t xml:space="preserve">파일 업로드 기능에서 서버측 확장자 검증 로직 미흡을 </w:t>
+            </w:r>
+            <w:proofErr w:type="gramStart"/>
+            <w:r>
+              <w:rPr>
+                <w:rFonts w:hint="eastAsia"/>
+              </w:rPr>
+              <w:t>통한  악의적인</w:t>
+            </w:r>
+            <w:proofErr w:type="gramEnd"/>
+            <w:r>
+              <w:rPr>
+                <w:rFonts w:hint="eastAsia"/>
+              </w:rPr>
+              <w:t xml:space="preserve"> </w:t>
             </w:r>
             <w:proofErr w:type="spellStart"/>
             <w:r>
               <w:rPr>
                 <w:rFonts w:hint="eastAsia"/>
               </w:rPr>
-              <w:t>확장자</w:t>
+              <w:t>웹쉘</w:t>
             </w:r>
             <w:proofErr w:type="spellEnd"/>
             <w:r>
               <w:rPr>
                 <w:rFonts w:hint="eastAsia"/>
               </w:rPr>
-              <w:t xml:space="preserve"> 검증 </w:t>
+              <w:t xml:space="preserve"> 파일을 업로드 하여 공격자는 </w:t>
             </w:r>
             <w:proofErr w:type="spellStart"/>
             <w:r>
               <w:rPr>
                 <w:rFonts w:hint="eastAsia"/>
               </w:rPr>
-              <w:t>로직</w:t>
+              <w:t>업로드된</w:t>
             </w:r>
             <w:proofErr w:type="spellEnd"/>
             <w:r>
               <w:rPr>
                 <w:rFonts w:hint="eastAsia"/>
               </w:rPr>
-              <w:t xml:space="preserve"> 미흡을 통한 악의적인 </w:t>
-            </w:r>
-            <w:proofErr w:type="spellStart"/>
-            <w:r>
-              <w:rPr>
-                <w:rFonts w:hint="eastAsia"/>
-              </w:rPr>
-              <w:t>웹쉘</w:t>
-            </w:r>
-            <w:proofErr w:type="spellEnd"/>
-            <w:r>
-              <w:rPr>
-                <w:rFonts w:hint="eastAsia"/>
-              </w:rPr>
-              <w:t xml:space="preserve"> 파일을 업로드 하여 공격자는 업로드</w:t>
-            </w:r>
-            <w:r>
-              <w:rPr>
-                <w:rFonts w:hint="eastAsia"/>
-              </w:rPr>
               <w:t xml:space="preserve"> </w:t>
-            </w:r>
-            <w:r>
-              <w:rPr>
-                <w:rFonts w:hint="eastAsia"/>
-              </w:rPr>
-              <w:t xml:space="preserve">된 </w:t>
             </w:r>
             <w:proofErr w:type="spellStart"/>
             <w:r>
@@ -13823,13 +14023,9 @@
           <w:p>
             <w:pPr>
               <w:pStyle w:val="aa"/>
-              <w:ind w:left="0" w:firstLineChars="0" w:firstLine="0"/>
               <w:cnfStyle w:val="000000000000" w:firstRow="0" w:lastRow="0" w:firstColumn="0" w:lastColumn="0" w:oddVBand="0" w:evenVBand="0" w:oddHBand="0" w:evenHBand="0" w:firstRowFirstColumn="0" w:firstRowLastColumn="0" w:lastRowFirstColumn="0" w:lastRowLastColumn="0"/>
             </w:pPr>
             <w:r>
-              <w:rPr>
-                <w:rFonts w:hint="eastAsia"/>
-              </w:rPr>
               <w:t xml:space="preserve">1. </w:t>
             </w:r>
             <w:proofErr w:type="spellStart"/>
@@ -13858,7 +14054,6 @@
           <w:p>
             <w:pPr>
               <w:pStyle w:val="aa"/>
-              <w:ind w:left="0" w:firstLineChars="0" w:firstLine="0"/>
               <w:cnfStyle w:val="000000000000" w:firstRow="0" w:lastRow="0" w:firstColumn="0" w:lastColumn="0" w:oddVBand="0" w:evenVBand="0" w:oddHBand="0" w:evenHBand="0" w:firstRowFirstColumn="0" w:firstRowLastColumn="0" w:lastRowFirstColumn="0" w:lastRowLastColumn="0"/>
             </w:pPr>
           </w:p>
@@ -13875,7 +14070,7 @@
                 <w:noProof/>
               </w:rPr>
               <w:drawing>
-                <wp:inline distT="0" distB="0" distL="0" distR="0" wp14:anchorId="768C0E57" wp14:editId="60D029C1">
+                <wp:inline distT="0" distB="0" distL="0" distR="0" wp14:anchorId="768C0E57" wp14:editId="500C28BC">
                   <wp:extent cx="4320000" cy="2721425"/>
                   <wp:effectExtent l="0" t="0" r="4445" b="3175"/>
                   <wp:docPr id="637062588" name="그림 21"/>
@@ -13983,44 +14178,44 @@
               <w:cnfStyle w:val="000000000000" w:firstRow="0" w:lastRow="0" w:firstColumn="0" w:lastColumn="0" w:oddVBand="0" w:evenVBand="0" w:oddHBand="0" w:evenHBand="0" w:firstRowFirstColumn="0" w:firstRowLastColumn="0" w:lastRowFirstColumn="0" w:lastRowLastColumn="0"/>
             </w:pPr>
             <w:r>
-              <w:rPr>
-                <w:rFonts w:hint="eastAsia"/>
-              </w:rPr>
-              <w:t xml:space="preserve">2. </w:t>
-            </w:r>
-            <w:r>
-              <w:rPr>
-                <w:rFonts w:hint="eastAsia"/>
-              </w:rPr>
-              <w:t xml:space="preserve">파일 업로드 요청 및 응답 패킷 확인 </w:t>
-            </w:r>
-          </w:p>
-          <w:p>
-            <w:pPr>
-              <w:pStyle w:val="aa"/>
-              <w:cnfStyle w:val="000000000000" w:firstRow="0" w:lastRow="0" w:firstColumn="0" w:lastColumn="0" w:oddVBand="0" w:evenVBand="0" w:oddHBand="0" w:evenHBand="0" w:firstRowFirstColumn="0" w:firstRowLastColumn="0" w:lastRowFirstColumn="0" w:lastRowLastColumn="0"/>
-              <w:rPr>
-                <w:b/>
-              </w:rPr>
-            </w:pPr>
-            <w:r>
-              <w:t xml:space="preserve">해당 요청에 대하여 웹 서버가 차단 없이 정상적으로 파일을 수락하고, 서버로부터 </w:t>
-            </w:r>
-            <w:r>
-              <w:rPr>
-                <w:b/>
-                <w:bCs/>
-              </w:rPr>
-              <w:t>'200 OK'</w:t>
-            </w:r>
-            <w:r>
-              <w:t xml:space="preserve"> 응답 코드를 수신함으로써 파일 업로드 및 코드 실행이 성공적으로 처리되었음을 입증</w:t>
-            </w:r>
-            <w:r>
-              <w:rPr>
-                <w:rFonts w:hint="eastAsia"/>
-              </w:rPr>
-              <w:t xml:space="preserve">하였다. </w:t>
+              <w:t>2. 파일 업로드 요청 및 응답 패킷 확인</w:t>
+            </w:r>
+            <w:r>
+              <w:br/>
+            </w:r>
+            <w:r>
+              <w:t xml:space="preserve">해당 요청에 대해 웹 서버가 별도의 차단 없이 파일 업로드 요청을 정상적으로 처리하였으며, 서버로부터 '200 OK' 응답 코드를 수신함으로써 </w:t>
+            </w:r>
+            <w:proofErr w:type="spellStart"/>
+            <w:r>
+              <w:t>웹</w:t>
+            </w:r>
+            <w:r>
+              <w:rPr>
+                <w:rFonts w:hint="eastAsia"/>
+              </w:rPr>
+              <w:t>셸</w:t>
+            </w:r>
+            <w:proofErr w:type="spellEnd"/>
+            <w:r>
+              <w:t xml:space="preserve"> 파일이 정상적으로 </w:t>
+            </w:r>
+            <w:proofErr w:type="spellStart"/>
+            <w:r>
+              <w:t>업로드되었음을</w:t>
+            </w:r>
+            <w:proofErr w:type="spellEnd"/>
+            <w:r>
+              <w:t xml:space="preserve"> </w:t>
+            </w:r>
+            <w:r>
+              <w:t>확인하</w:t>
+            </w:r>
+            <w:r>
+              <w:rPr>
+                <w:rFonts w:hint="eastAsia"/>
+              </w:rPr>
+              <w:t>였습니다.</w:t>
             </w:r>
           </w:p>
           <w:p>
@@ -14042,9 +14237,9 @@
               </w:rPr>
               <w:lastRenderedPageBreak/>
               <w:drawing>
-                <wp:inline distT="0" distB="0" distL="0" distR="0" wp14:anchorId="2FE939FC" wp14:editId="6E019C02">
-                  <wp:extent cx="5080635" cy="3344091"/>
-                  <wp:effectExtent l="0" t="0" r="5715" b="8890"/>
+                <wp:inline distT="0" distB="0" distL="0" distR="0" wp14:anchorId="2FE939FC" wp14:editId="6D296677">
+                  <wp:extent cx="4320000" cy="2843438"/>
+                  <wp:effectExtent l="0" t="0" r="4445" b="0"/>
                   <wp:docPr id="1" name="그림 1"/>
                   <wp:cNvGraphicFramePr>
                     <a:graphicFrameLocks xmlns:a="http://schemas.openxmlformats.org/drawingml/2006/main" noChangeAspect="1"/>
@@ -14065,7 +14260,7 @@
                         <pic:spPr>
                           <a:xfrm>
                             <a:off x="0" y="0"/>
-                            <a:ext cx="5095180" cy="3353664"/>
+                            <a:ext cx="4320000" cy="2843438"/>
                           </a:xfrm>
                           <a:prstGeom prst="rect">
                             <a:avLst/>
@@ -14102,110 +14297,65 @@
             <w:r>
               <w:t xml:space="preserve">. </w:t>
             </w:r>
-            <w:proofErr w:type="spellStart"/>
-            <w:r>
-              <w:rPr>
-                <w:rFonts w:hint="eastAsia"/>
-              </w:rPr>
-              <w:t>웹쉘</w:t>
-            </w:r>
-            <w:proofErr w:type="spellEnd"/>
-            <w:r>
-              <w:rPr>
-                <w:rFonts w:hint="eastAsia"/>
-              </w:rPr>
+            <w:r>
+              <w:t>파일</w:t>
+            </w:r>
+            <w:r>
               <w:t xml:space="preserve"> </w:t>
             </w:r>
             <w:r>
-              <w:rPr>
-                <w:rFonts w:hint="eastAsia"/>
-              </w:rPr>
               <w:t>업로드</w:t>
             </w:r>
             <w:r>
-              <w:rPr>
-                <w:rFonts w:hint="eastAsia"/>
-              </w:rPr>
               <w:t xml:space="preserve"> </w:t>
             </w:r>
             <w:r>
-              <w:rPr>
-                <w:rFonts w:hint="eastAsia"/>
-              </w:rPr>
               <w:t>요청</w:t>
             </w:r>
             <w:r>
-              <w:rPr>
-                <w:rFonts w:hint="eastAsia"/>
-              </w:rPr>
               <w:t xml:space="preserve"> </w:t>
             </w:r>
             <w:r>
-              <w:rPr>
-                <w:rFonts w:hint="eastAsia"/>
-              </w:rPr>
               <w:t>및</w:t>
             </w:r>
             <w:r>
-              <w:rPr>
-                <w:rFonts w:hint="eastAsia"/>
-              </w:rPr>
               <w:t xml:space="preserve"> </w:t>
             </w:r>
             <w:r>
-              <w:rPr>
-                <w:rFonts w:hint="eastAsia"/>
-              </w:rPr>
               <w:t>응답</w:t>
             </w:r>
             <w:r>
-              <w:rPr>
-                <w:rFonts w:hint="eastAsia"/>
-              </w:rPr>
               <w:t xml:space="preserve"> </w:t>
             </w:r>
             <w:r>
-              <w:rPr>
-                <w:rFonts w:hint="eastAsia"/>
-              </w:rPr>
               <w:t>패킷</w:t>
             </w:r>
-            <w:r>
-              <w:rPr>
-                <w:rFonts w:hint="eastAsia"/>
-              </w:rPr>
-              <w:t xml:space="preserve"> </w:t>
-            </w:r>
-          </w:p>
-          <w:p>
-            <w:pPr>
-              <w:pStyle w:val="aa"/>
+          </w:p>
+          <w:p>
+            <w:pPr>
+              <w:pStyle w:val="aa"/>
+              <w:cnfStyle w:val="000000000000" w:firstRow="0" w:lastRow="0" w:firstColumn="0" w:lastColumn="0" w:oddVBand="0" w:evenVBand="0" w:oddHBand="0" w:evenHBand="0" w:firstRowFirstColumn="0" w:firstRowLastColumn="0" w:lastRowFirstColumn="0" w:lastRowLastColumn="0"/>
+            </w:pPr>
+            <w:r>
+              <w:t xml:space="preserve">3. </w:t>
+            </w:r>
+            <w:r>
+              <w:rPr>
+                <w:rFonts w:hint="eastAsia"/>
+              </w:rPr>
+              <w:t>파일 업로드 성공 확인</w:t>
+            </w:r>
+          </w:p>
+          <w:p>
+            <w:pPr>
+              <w:pStyle w:val="aa"/>
+              <w:ind w:left="760"/>
               <w:cnfStyle w:val="000000000000" w:firstRow="0" w:lastRow="0" w:firstColumn="0" w:lastColumn="0" w:oddVBand="0" w:evenVBand="0" w:oddHBand="0" w:evenHBand="0" w:firstRowFirstColumn="0" w:firstRowLastColumn="0" w:lastRowFirstColumn="0" w:lastRowLastColumn="0"/>
               <w:rPr>
                 <w:rFonts w:ascii="맑은 고딕" w:hAnsi="맑은 고딕"/>
                 <w:kern w:val="32"/>
               </w:rPr>
             </w:pPr>
-            <w:proofErr w:type="gramStart"/>
-            <w:r>
-              <w:rPr>
-                <w:rFonts w:hint="eastAsia"/>
-              </w:rPr>
-              <w:t>3.</w:t>
-            </w:r>
-            <w:r>
-              <w:rPr>
-                <w:rFonts w:hint="eastAsia"/>
-              </w:rPr>
-              <w:t>파일</w:t>
-            </w:r>
-            <w:proofErr w:type="gramEnd"/>
-            <w:r>
-              <w:rPr>
-                <w:rFonts w:hint="eastAsia"/>
-              </w:rPr>
-              <w:t xml:space="preserve"> 업로드 성공 확인</w:t>
-            </w:r>
           </w:p>
           <w:p>
             <w:pPr>
@@ -14220,9 +14370,9 @@
               </w:rPr>
               <w:lastRenderedPageBreak/>
               <w:drawing>
-                <wp:inline distT="0" distB="0" distL="0" distR="0" wp14:anchorId="4FB61DEE" wp14:editId="2187B7FB">
-                  <wp:extent cx="4901348" cy="5191125"/>
-                  <wp:effectExtent l="0" t="0" r="0" b="0"/>
+                <wp:inline distT="0" distB="0" distL="0" distR="0" wp14:anchorId="4FB61DEE" wp14:editId="0EFB8578">
+                  <wp:extent cx="4319270" cy="4925683"/>
+                  <wp:effectExtent l="0" t="0" r="5080" b="8890"/>
                   <wp:docPr id="23" name="그림 23"/>
                   <wp:cNvGraphicFramePr>
                     <a:graphicFrameLocks xmlns:a="http://schemas.openxmlformats.org/drawingml/2006/main" noChangeAspect="1"/>
@@ -14243,7 +14393,7 @@
                         <pic:spPr>
                           <a:xfrm>
                             <a:off x="0" y="0"/>
-                            <a:ext cx="5002181" cy="5297919"/>
+                            <a:ext cx="4350891" cy="4961743"/>
                           </a:xfrm>
                           <a:prstGeom prst="rect">
                             <a:avLst/>
@@ -14312,39 +14462,45 @@
             <w:pPr>
               <w:pStyle w:val="aa"/>
               <w:cnfStyle w:val="000000000000" w:firstRow="0" w:lastRow="0" w:firstColumn="0" w:lastColumn="0" w:oddVBand="0" w:evenVBand="0" w:oddHBand="0" w:evenHBand="0" w:firstRowFirstColumn="0" w:firstRowLastColumn="0" w:lastRowFirstColumn="0" w:lastRowLastColumn="0"/>
-            </w:pPr>
-            <w:r>
-              <w:rPr>
-                <w:rFonts w:hint="eastAsia"/>
-              </w:rPr>
-              <w:t>4</w:t>
-            </w:r>
-            <w:r>
-              <w:rPr>
-                <w:rFonts w:hint="eastAsia"/>
-              </w:rPr>
-              <w:t>.</w:t>
-            </w:r>
-            <w:r>
-              <w:t xml:space="preserve"> </w:t>
-            </w:r>
-            <w:r>
-              <w:rPr>
-                <w:rFonts w:hint="eastAsia"/>
-              </w:rPr>
-              <w:t>파일 업로드 저장 위치 확인</w:t>
-            </w:r>
-          </w:p>
-          <w:p>
-            <w:pPr>
-              <w:pStyle w:val="aa"/>
-              <w:cnfStyle w:val="000000000000" w:firstRow="0" w:lastRow="0" w:firstColumn="0" w:lastColumn="0" w:oddVBand="0" w:evenVBand="0" w:oddHBand="0" w:evenHBand="0" w:firstRowFirstColumn="0" w:firstRowLastColumn="0" w:lastRowFirstColumn="0" w:lastRowLastColumn="0"/>
-            </w:pPr>
-            <w:r>
-              <w:rPr>
-                <w:rFonts w:hint="eastAsia"/>
-              </w:rPr>
-              <w:t xml:space="preserve"> 공격자가 개발자 도구를 통해 파일 업로드 경로 파악 </w:t>
+              <w:rPr>
+                <w:b/>
+              </w:rPr>
+            </w:pPr>
+            <w:r>
+              <w:rPr>
+                <w:rStyle w:val="af0"/>
+                <w:b w:val="0"/>
+              </w:rPr>
+              <w:t>4. 파일 업로드 저장 위치 확인</w:t>
+            </w:r>
+            <w:r>
+              <w:rPr>
+                <w:b/>
+              </w:rPr>
+              <w:br/>
+            </w:r>
+            <w:r>
+              <w:rPr>
+                <w:rStyle w:val="af0"/>
+                <w:b w:val="0"/>
+              </w:rPr>
+              <w:t xml:space="preserve">공격자가 개발자 도구를 이용하여 </w:t>
+            </w:r>
+            <w:proofErr w:type="spellStart"/>
+            <w:r>
+              <w:rPr>
+                <w:rStyle w:val="af0"/>
+                <w:b w:val="0"/>
+              </w:rPr>
+              <w:t>업로드된</w:t>
+            </w:r>
+            <w:proofErr w:type="spellEnd"/>
+            <w:r>
+              <w:rPr>
+                <w:rStyle w:val="af0"/>
+                <w:b w:val="0"/>
+              </w:rPr>
+              <w:t xml:space="preserve"> 파일의 저장 경로를 확인</w:t>
             </w:r>
           </w:p>
           <w:p>
@@ -14360,8 +14516,8 @@
               </w:rPr>
               <w:lastRenderedPageBreak/>
               <w:drawing>
-                <wp:inline distT="0" distB="0" distL="0" distR="0" wp14:anchorId="6069B9F9" wp14:editId="04DDE8B3">
-                  <wp:extent cx="3710694" cy="4552950"/>
+                <wp:inline distT="0" distB="0" distL="0" distR="0" wp14:anchorId="6069B9F9" wp14:editId="07998369">
+                  <wp:extent cx="4320000" cy="5300557"/>
                   <wp:effectExtent l="0" t="0" r="4445" b="0"/>
                   <wp:docPr id="24" name="그림 24"/>
                   <wp:cNvGraphicFramePr>
@@ -14383,7 +14539,7 @@
                         <pic:spPr>
                           <a:xfrm>
                             <a:off x="0" y="0"/>
-                            <a:ext cx="3725411" cy="4571007"/>
+                            <a:ext cx="4320000" cy="5300557"/>
                           </a:xfrm>
                           <a:prstGeom prst="rect">
                             <a:avLst/>
@@ -14448,107 +14604,102 @@
               <w:rPr>
                 <w:rFonts w:hint="eastAsia"/>
               </w:rPr>
-              <w:t>경로</w:t>
-            </w:r>
-          </w:p>
-          <w:p>
-            <w:pPr>
-              <w:pStyle w:val="aa"/>
-              <w:numPr>
-                <w:ilvl w:val="0"/>
-                <w:numId w:val="3"/>
-              </w:numPr>
-              <w:ind w:firstLineChars="0"/>
+              <w:t>저장</w:t>
+            </w:r>
+            <w:r>
+              <w:rPr>
+                <w:rFonts w:hint="eastAsia"/>
+              </w:rPr>
+              <w:t xml:space="preserve"> </w:t>
+            </w:r>
+            <w:r>
+              <w:rPr>
+                <w:rFonts w:hint="eastAsia"/>
+              </w:rPr>
+              <w:t>위치</w:t>
+            </w:r>
+          </w:p>
+          <w:p>
+            <w:pPr>
+              <w:pStyle w:val="aa"/>
               <w:cnfStyle w:val="000000000000" w:firstRow="0" w:lastRow="0" w:firstColumn="0" w:lastColumn="0" w:oddVBand="0" w:evenVBand="0" w:oddHBand="0" w:evenHBand="0" w:firstRowFirstColumn="0" w:firstRowLastColumn="0" w:lastRowFirstColumn="0" w:lastRowLastColumn="0"/>
-            </w:pPr>
-            <w:r>
-              <w:rPr>
-                <w:rFonts w:hint="eastAsia"/>
-              </w:rPr>
-              <w:t xml:space="preserve">서버의 정보 탈취 </w:t>
-            </w:r>
-          </w:p>
-          <w:p>
-            <w:pPr>
-              <w:pStyle w:val="aa"/>
-              <w:ind w:left="0" w:firstLineChars="0" w:firstLine="0"/>
+              <w:rPr>
+                <w:rFonts w:eastAsia="굴림"/>
+                <w:sz w:val="24"/>
+              </w:rPr>
+            </w:pPr>
+            <w:r>
+              <w:rPr>
+                <w:rStyle w:val="af0"/>
+                <w:b w:val="0"/>
+              </w:rPr>
+              <w:t>5. 서버 정보 탈취</w:t>
+            </w:r>
+            <w:r>
+              <w:br/>
+              <w:t xml:space="preserve">공격자가 </w:t>
+            </w:r>
+            <w:proofErr w:type="spellStart"/>
+            <w:r>
+              <w:t>업로드된</w:t>
+            </w:r>
+            <w:proofErr w:type="spellEnd"/>
+            <w:r>
+              <w:t xml:space="preserve"> 파일의 저장 경로에 직접 접속한 후, URL의 </w:t>
+            </w:r>
+            <w:proofErr w:type="spellStart"/>
+            <w:r>
+              <w:rPr>
+                <w:rStyle w:val="HTML"/>
+              </w:rPr>
+              <w:t>cmd</w:t>
+            </w:r>
+            <w:proofErr w:type="spellEnd"/>
+            <w:r>
+              <w:t xml:space="preserve"> 파라미터를 이용하여 시스템 명령어를 전달하고, 서버의 중요 파일인 </w:t>
+            </w:r>
+            <w:r>
+              <w:rPr>
+                <w:rStyle w:val="HTML"/>
+              </w:rPr>
+              <w:t>/</w:t>
+            </w:r>
+            <w:proofErr w:type="spellStart"/>
+            <w:r>
+              <w:rPr>
+                <w:rStyle w:val="HTML"/>
+              </w:rPr>
+              <w:t>etc</w:t>
+            </w:r>
+            <w:proofErr w:type="spellEnd"/>
+            <w:r>
+              <w:rPr>
+                <w:rStyle w:val="HTML"/>
+              </w:rPr>
+              <w:t>/passwd</w:t>
+            </w:r>
+            <w:r>
+              <w:t xml:space="preserve">의 계정 정보를 </w:t>
+            </w:r>
+            <w:r>
+              <w:t>확인하였</w:t>
+            </w:r>
+            <w:r>
+              <w:rPr>
+                <w:rFonts w:hint="eastAsia"/>
+              </w:rPr>
+              <w:t>습니다.</w:t>
+            </w:r>
+          </w:p>
+          <w:p>
+            <w:pPr>
               <w:cnfStyle w:val="000000000000" w:firstRow="0" w:lastRow="0" w:firstColumn="0" w:lastColumn="0" w:oddVBand="0" w:evenVBand="0" w:oddHBand="0" w:evenHBand="0" w:firstRowFirstColumn="0" w:firstRowLastColumn="0" w:lastRowFirstColumn="0" w:lastRowLastColumn="0"/>
             </w:pPr>
-            <w:r>
-              <w:t xml:space="preserve">공격자가 </w:t>
-            </w:r>
-            <w:proofErr w:type="spellStart"/>
-            <w:r>
-              <w:t>업로드된</w:t>
-            </w:r>
-            <w:proofErr w:type="spellEnd"/>
-            <w:r>
-              <w:t xml:space="preserve"> 파일이 저장된 경로에 직접 접속한 뒤, URL의 </w:t>
-            </w:r>
-            <w:proofErr w:type="spellStart"/>
-            <w:r>
-              <w:rPr>
-                <w:rStyle w:val="HTML"/>
-              </w:rPr>
-              <w:t>cmd</w:t>
-            </w:r>
-            <w:proofErr w:type="spellEnd"/>
-            <w:r>
-              <w:t xml:space="preserve"> </w:t>
-            </w:r>
-            <w:proofErr w:type="spellStart"/>
-            <w:r>
-              <w:t>파라미터를</w:t>
-            </w:r>
-            <w:proofErr w:type="spellEnd"/>
-            <w:r>
-              <w:t xml:space="preserve"> 사용하여 시스템 명령어를 전달</w:t>
-            </w:r>
-            <w:r>
-              <w:rPr>
-                <w:rFonts w:hint="eastAsia"/>
-              </w:rPr>
-              <w:t xml:space="preserve">하여 서버의 중요 파일 </w:t>
-            </w:r>
-            <w:r>
-              <w:t>/</w:t>
-            </w:r>
-            <w:proofErr w:type="spellStart"/>
-            <w:r>
-              <w:t>etc</w:t>
-            </w:r>
-            <w:proofErr w:type="spellEnd"/>
-            <w:r>
-              <w:t>/</w:t>
-            </w:r>
-            <w:proofErr w:type="spellStart"/>
-            <w:proofErr w:type="gramStart"/>
-            <w:r>
-              <w:t>passwd</w:t>
-            </w:r>
-            <w:proofErr w:type="spellEnd"/>
-            <w:r>
-              <w:t xml:space="preserve"> </w:t>
-            </w:r>
-            <w:r>
-              <w:rPr>
-                <w:rFonts w:hint="eastAsia"/>
-              </w:rPr>
-              <w:t xml:space="preserve"> 계정</w:t>
-            </w:r>
-            <w:proofErr w:type="gramEnd"/>
-            <w:r>
-              <w:rPr>
-                <w:rFonts w:hint="eastAsia"/>
-              </w:rPr>
-              <w:t xml:space="preserve"> 정보 확인 </w:t>
-            </w:r>
           </w:p>
           <w:p>
             <w:pPr>
               <w:pStyle w:val="aa"/>
               <w:keepNext/>
-              <w:ind w:left="0" w:firstLineChars="0" w:firstLine="0"/>
               <w:jc w:val="center"/>
               <w:cnfStyle w:val="000000000000" w:firstRow="0" w:lastRow="0" w:firstColumn="0" w:lastColumn="0" w:oddVBand="0" w:evenVBand="0" w:oddHBand="0" w:evenHBand="0" w:firstRowFirstColumn="0" w:firstRowLastColumn="0" w:lastRowFirstColumn="0" w:lastRowLastColumn="0"/>
             </w:pPr>
@@ -14558,9 +14709,9 @@
               </w:rPr>
               <w:lastRenderedPageBreak/>
               <w:drawing>
-                <wp:inline distT="0" distB="0" distL="0" distR="0" wp14:anchorId="2B4363F1" wp14:editId="34BB0F1D">
-                  <wp:extent cx="4566319" cy="3543300"/>
-                  <wp:effectExtent l="0" t="0" r="5715" b="0"/>
+                <wp:inline distT="0" distB="0" distL="0" distR="0" wp14:anchorId="2B4363F1" wp14:editId="4E52D009">
+                  <wp:extent cx="4320000" cy="3352165"/>
+                  <wp:effectExtent l="0" t="0" r="4445" b="635"/>
                   <wp:docPr id="25" name="그림 25"/>
                   <wp:cNvGraphicFramePr>
                     <a:graphicFrameLocks xmlns:a="http://schemas.openxmlformats.org/drawingml/2006/main" noChangeAspect="1"/>
@@ -14581,7 +14732,7 @@
                         <pic:spPr>
                           <a:xfrm>
                             <a:off x="0" y="0"/>
-                            <a:ext cx="4584749" cy="3557601"/>
+                            <a:ext cx="4320000" cy="3352165"/>
                           </a:xfrm>
                           <a:prstGeom prst="rect">
                             <a:avLst/>
@@ -14622,16 +14773,46 @@
               <w:t xml:space="preserve">. </w:t>
             </w:r>
             <w:r>
-              <w:t>공격</w:t>
-            </w:r>
-            <w:r>
+              <w:rPr>
+                <w:rFonts w:hint="eastAsia"/>
+              </w:rPr>
+              <w:t>서버의</w:t>
+            </w:r>
+            <w:r>
+              <w:rPr>
+                <w:rFonts w:hint="eastAsia"/>
+              </w:rPr>
               <w:t xml:space="preserve"> </w:t>
             </w:r>
             <w:r>
+              <w:rPr>
+                <w:rFonts w:hint="eastAsia"/>
+              </w:rPr>
+              <w:t>정보</w:t>
+            </w:r>
+            <w:r>
+              <w:rPr>
+                <w:rFonts w:hint="eastAsia"/>
+              </w:rPr>
+              <w:t xml:space="preserve"> </w:t>
+            </w:r>
+            <w:r>
+              <w:rPr>
+                <w:rFonts w:hint="eastAsia"/>
+              </w:rPr>
+              <w:t>탈취</w:t>
+            </w:r>
+            <w:r>
+              <w:rPr>
+                <w:rFonts w:hint="eastAsia"/>
+              </w:rPr>
+              <w:t xml:space="preserve"> </w:t>
+            </w:r>
+            <w:r>
+              <w:rPr>
+                <w:rFonts w:hint="eastAsia"/>
+              </w:rPr>
               <w:t>결과</w:t>
-            </w:r>
-            <w:r>
-              <w:t xml:space="preserve"> </w:t>
             </w:r>
           </w:p>
         </w:tc>
@@ -14776,7 +14957,6 @@
           <w:p>
             <w:pPr>
               <w:pStyle w:val="aa"/>
-              <w:ind w:left="0" w:firstLineChars="0" w:firstLine="0"/>
               <w:cnfStyle w:val="000000000000" w:firstRow="0" w:lastRow="0" w:firstColumn="0" w:lastColumn="0" w:oddVBand="0" w:evenVBand="0" w:oddHBand="0" w:evenHBand="0" w:firstRowFirstColumn="0" w:firstRowLastColumn="0" w:lastRowFirstColumn="0" w:lastRowLastColumn="0"/>
               <w:rPr>
                 <w:b/>
@@ -14811,7 +14991,6 @@
           <w:p>
             <w:pPr>
               <w:pStyle w:val="aa"/>
-              <w:ind w:left="0" w:firstLineChars="0" w:firstLine="0"/>
               <w:cnfStyle w:val="000000000000" w:firstRow="0" w:lastRow="0" w:firstColumn="0" w:lastColumn="0" w:oddVBand="0" w:evenVBand="0" w:oddHBand="0" w:evenHBand="0" w:firstRowFirstColumn="0" w:firstRowLastColumn="0" w:lastRowFirstColumn="0" w:lastRowLastColumn="0"/>
               <w:rPr>
                 <w:b/>
@@ -14819,18 +14998,7 @@
               </w:rPr>
             </w:pPr>
             <w:r>
-              <w:t xml:space="preserve">공격자가 서버의 운영체제에서 임의의 시스템 명령어를 실행할 수 있어, 서버에 대한 완전한 </w:t>
-            </w:r>
-            <w:proofErr w:type="spellStart"/>
-            <w:r>
-              <w:t>제어권</w:t>
-            </w:r>
-            <w:proofErr w:type="spellEnd"/>
-            <w:r>
-              <w:rPr>
-                <w:rFonts w:hint="eastAsia"/>
-              </w:rPr>
-              <w:t xml:space="preserve"> 획득</w:t>
+              <w:t>공격자가 서버의 운영체제에서 임의의 시스템 명령어를 실행할 수 있으며, 서버에 대한 완전한 제어권을 획득할 수 있음</w:t>
             </w:r>
           </w:p>
         </w:tc>
@@ -14871,7 +15039,6 @@
           <w:p>
             <w:pPr>
               <w:pStyle w:val="aa"/>
-              <w:ind w:left="0" w:firstLineChars="0" w:firstLine="0"/>
               <w:cnfStyle w:val="000000100000" w:firstRow="0" w:lastRow="0" w:firstColumn="0" w:lastColumn="0" w:oddVBand="0" w:evenVBand="0" w:oddHBand="1" w:evenHBand="0" w:firstRowFirstColumn="0" w:firstRowLastColumn="0" w:lastRowFirstColumn="0" w:lastRowLastColumn="0"/>
             </w:pPr>
             <w:r>
@@ -14894,14 +15061,10 @@
           <w:p>
             <w:pPr>
               <w:pStyle w:val="aa"/>
-              <w:ind w:left="0" w:firstLineChars="0" w:firstLine="0"/>
               <w:cnfStyle w:val="000000100000" w:firstRow="0" w:lastRow="0" w:firstColumn="0" w:lastColumn="0" w:oddVBand="0" w:evenVBand="0" w:oddHBand="1" w:evenHBand="0" w:firstRowFirstColumn="0" w:firstRowLastColumn="0" w:lastRowFirstColumn="0" w:lastRowLastColumn="0"/>
             </w:pPr>
             <w:r>
-              <w:rPr>
-                <w:rFonts w:hint="eastAsia"/>
-              </w:rPr>
-              <w:t xml:space="preserve">서버 내 저장된 파일을 고의적으로 삭제 혹은 변조 가능 </w:t>
+              <w:t>서버 내 저장된 파일을 고의적으로 삭제하거나 변조할 수 있음</w:t>
             </w:r>
           </w:p>
         </w:tc>
@@ -15036,20 +15199,10 @@
           <w:p>
             <w:pPr>
               <w:pStyle w:val="aa"/>
-              <w:ind w:left="0" w:firstLineChars="0" w:firstLine="0"/>
               <w:cnfStyle w:val="000000100000" w:firstRow="0" w:lastRow="0" w:firstColumn="0" w:lastColumn="0" w:oddVBand="0" w:evenVBand="0" w:oddHBand="1" w:evenHBand="0" w:firstRowFirstColumn="0" w:firstRowLastColumn="0" w:lastRowFirstColumn="0" w:lastRowLastColumn="0"/>
-              <w:rPr>
-                <w:b/>
-                <w:bCs/>
-              </w:rPr>
-            </w:pPr>
-            <w:proofErr w:type="spellStart"/>
-            <w:r>
-              <w:t>확장자</w:t>
-            </w:r>
-            <w:proofErr w:type="spellEnd"/>
-            <w:r>
-              <w:t xml:space="preserve"> </w:t>
+            </w:pPr>
+            <w:r>
+              <w:t xml:space="preserve">확장자 </w:t>
             </w:r>
             <w:proofErr w:type="spellStart"/>
             <w:r>
@@ -15073,34 +15226,6 @@
           <w:p>
             <w:pPr>
               <w:pStyle w:val="aa"/>
-              <w:ind w:left="0" w:firstLineChars="0" w:firstLine="0"/>
-              <w:cnfStyle w:val="000000100000" w:firstRow="0" w:lastRow="0" w:firstColumn="0" w:lastColumn="0" w:oddVBand="0" w:evenVBand="0" w:oddHBand="1" w:evenHBand="0" w:firstRowFirstColumn="0" w:firstRowLastColumn="0" w:lastRowFirstColumn="0" w:lastRowLastColumn="0"/>
-            </w:pPr>
-            <w:r>
-              <w:rPr>
-                <w:rFonts w:hint="eastAsia"/>
-              </w:rPr>
-              <w:t xml:space="preserve">파일 업로드 시 확장자의 </w:t>
-            </w:r>
-            <w:proofErr w:type="spellStart"/>
-            <w:r>
-              <w:rPr>
-                <w:rFonts w:hint="eastAsia"/>
-              </w:rPr>
-              <w:t>필터링</w:t>
-            </w:r>
-            <w:proofErr w:type="spellEnd"/>
-            <w:r>
-              <w:rPr>
-                <w:rFonts w:hint="eastAsia"/>
-              </w:rPr>
-              <w:t xml:space="preserve"> 없이 </w:t>
-            </w:r>
-          </w:p>
-          <w:p>
-            <w:pPr>
-              <w:pStyle w:val="aa"/>
-              <w:ind w:left="0" w:firstLineChars="0" w:firstLine="0"/>
               <w:cnfStyle w:val="000000100000" w:firstRow="0" w:lastRow="0" w:firstColumn="0" w:lastColumn="0" w:oddVBand="0" w:evenVBand="0" w:oddHBand="1" w:evenHBand="0" w:firstRowFirstColumn="0" w:firstRowLastColumn="0" w:lastRowFirstColumn="0" w:lastRowLastColumn="0"/>
               <w:rPr>
                 <w:b/>
@@ -15108,10 +15233,13 @@
               </w:rPr>
             </w:pPr>
             <w:r>
-              <w:rPr>
-                <w:rFonts w:hint="eastAsia"/>
-              </w:rPr>
-              <w:t xml:space="preserve">업로드를 허용하고 있음 </w:t>
+              <w:t>파일 업로드 시 확장자에 대한 필터링 없이 업로드를 허용하고 있음</w:t>
+            </w:r>
+            <w:r>
+              <w:rPr>
+                <w:rFonts w:hint="eastAsia"/>
+              </w:rPr>
+              <w:t xml:space="preserve"> </w:t>
             </w:r>
           </w:p>
         </w:tc>
@@ -15151,28 +15279,10 @@
           <w:p>
             <w:pPr>
               <w:pStyle w:val="aa"/>
-              <w:ind w:left="0" w:firstLineChars="0" w:firstLine="0"/>
               <w:cnfStyle w:val="000000000000" w:firstRow="0" w:lastRow="0" w:firstColumn="0" w:lastColumn="0" w:oddVBand="0" w:evenVBand="0" w:oddHBand="0" w:evenHBand="0" w:firstRowFirstColumn="0" w:firstRowLastColumn="0" w:lastRowFirstColumn="0" w:lastRowLastColumn="0"/>
             </w:pPr>
             <w:r>
-              <w:rPr>
-                <w:rStyle w:val="HTML"/>
-                <w:rFonts w:hint="eastAsia"/>
-              </w:rPr>
-              <w:t>C</w:t>
-            </w:r>
-            <w:r>
-              <w:rPr>
-                <w:rStyle w:val="HTML"/>
-              </w:rPr>
-              <w:t xml:space="preserve">ontent-type </w:t>
-            </w:r>
-            <w:r>
-              <w:rPr>
-                <w:rStyle w:val="HTML"/>
-                <w:rFonts w:hint="eastAsia"/>
-              </w:rPr>
-              <w:t>헤더 신뢰</w:t>
+              <w:t>실제 파일의 내용과 관계 없이 업로드 받아들임</w:t>
             </w:r>
           </w:p>
         </w:tc>
@@ -15191,14 +15301,10 @@
           <w:p>
             <w:pPr>
               <w:pStyle w:val="aa"/>
-              <w:ind w:left="0" w:firstLineChars="0" w:firstLine="0"/>
               <w:cnfStyle w:val="000000000000" w:firstRow="0" w:lastRow="0" w:firstColumn="0" w:lastColumn="0" w:oddVBand="0" w:evenVBand="0" w:oddHBand="0" w:evenHBand="0" w:firstRowFirstColumn="0" w:firstRowLastColumn="0" w:lastRowFirstColumn="0" w:lastRowLastColumn="0"/>
             </w:pPr>
             <w:r>
-              <w:rPr>
-                <w:rFonts w:hint="eastAsia"/>
-              </w:rPr>
-              <w:t>실제 파일의 내용과 관계 없이 업로드 받아들임</w:t>
+              <w:t>Content-Type 헤더 신뢰</w:t>
             </w:r>
           </w:p>
         </w:tc>
@@ -15397,14 +15503,12 @@
               <w:pStyle w:val="aa"/>
               <w:cnfStyle w:val="000000100000" w:firstRow="0" w:lastRow="0" w:firstColumn="0" w:lastColumn="0" w:oddVBand="0" w:evenVBand="0" w:oddHBand="1" w:evenHBand="0" w:firstRowFirstColumn="0" w:firstRowLastColumn="0" w:lastRowFirstColumn="0" w:lastRowLastColumn="0"/>
             </w:pPr>
-            <w:proofErr w:type="spellStart"/>
             <w:r>
               <w:rPr>
                 <w:rFonts w:hint="eastAsia"/>
               </w:rPr>
               <w:t>파라미터</w:t>
             </w:r>
-            <w:proofErr w:type="spellEnd"/>
           </w:p>
         </w:tc>
         <w:tc>
@@ -15492,43 +15596,23 @@
               <w:rPr>
                 <w:rFonts w:hint="eastAsia"/>
               </w:rPr>
-              <w:t>ddm_</w:t>
+              <w:t>ddm_php</w:t>
+            </w:r>
+            <w:r>
+              <w:t>/mypage.php</w:t>
+            </w:r>
+            <w:r>
+              <w:t xml:space="preserve"> </w:t>
+            </w:r>
+            <w:r>
+              <w:br/>
             </w:r>
             <w:r>
               <w:rPr>
                 <w:rFonts w:hint="eastAsia"/>
               </w:rPr>
               <w:lastRenderedPageBreak/>
-              <w:t>php</w:t>
-            </w:r>
-            <w:r>
-              <w:t>/mypage.php</w:t>
-            </w:r>
-            <w:r>
-              <w:t xml:space="preserve"> </w:t>
-            </w:r>
-            <w:r>
-              <w:br/>
-            </w:r>
-            <w:r>
-              <w:rPr>
-                <w:rFonts w:hint="eastAsia"/>
-              </w:rPr>
-              <w:t>(</w:t>
-            </w:r>
-            <w:proofErr w:type="spellStart"/>
-            <w:r>
-              <w:rPr>
-                <w:rFonts w:hint="eastAsia"/>
-              </w:rPr>
-              <w:t>proc</w:t>
-            </w:r>
-            <w:proofErr w:type="spellEnd"/>
-            <w:r>
-              <w:rPr>
-                <w:rFonts w:hint="eastAsia"/>
-              </w:rPr>
-              <w:t>/</w:t>
+              <w:t>(proc/</w:t>
             </w:r>
             <w:proofErr w:type="spellStart"/>
             <w:r>
@@ -15580,7 +15664,6 @@
             </w:r>
             <w:proofErr w:type="spellStart"/>
             <w:r>
-              <w:lastRenderedPageBreak/>
               <w:t>user_email</w:t>
             </w:r>
             <w:proofErr w:type="spellEnd"/>
@@ -15605,15 +15688,12 @@
                 <w:rFonts w:cs="Times New Roman"/>
               </w:rPr>
             </w:pPr>
-            <w:proofErr w:type="spellStart"/>
             <w:r>
               <w:rPr>
                 <w:rFonts w:cs="Times New Roman" w:hint="eastAsia"/>
               </w:rPr>
-              <w:lastRenderedPageBreak/>
-              <w:t>메인페이지</w:t>
-            </w:r>
-            <w:proofErr w:type="spellEnd"/>
+              <w:t>메인</w:t>
+            </w:r>
             <w:r>
               <w:rPr>
                 <w:rFonts w:cs="Times New Roman" w:hint="eastAsia"/>
@@ -15622,23 +15702,21 @@
             </w:r>
             <w:r>
               <w:rPr>
+                <w:rFonts w:cs="Times New Roman" w:hint="eastAsia"/>
+              </w:rPr>
+              <w:t xml:space="preserve">페이지 </w:t>
+            </w:r>
+            <w:r>
+              <w:rPr>
                 <w:rFonts w:cs="Times New Roman"/>
               </w:rPr>
               <w:t xml:space="preserve">-&gt; </w:t>
             </w:r>
-            <w:proofErr w:type="spellStart"/>
             <w:r>
               <w:rPr>
                 <w:rFonts w:cs="Times New Roman" w:hint="eastAsia"/>
               </w:rPr>
-              <w:t>마이페이지</w:t>
-            </w:r>
-            <w:proofErr w:type="spellEnd"/>
-            <w:r>
-              <w:rPr>
-                <w:rFonts w:cs="Times New Roman" w:hint="eastAsia"/>
-              </w:rPr>
-              <w:t xml:space="preserve"> </w:t>
+              <w:t xml:space="preserve">마이페이지 </w:t>
             </w:r>
           </w:p>
         </w:tc>
@@ -15670,17 +15748,8 @@
               <w:rPr>
                 <w:rFonts w:hint="eastAsia"/>
               </w:rPr>
-              <w:lastRenderedPageBreak/>
-              <w:t xml:space="preserve">취약점 </w:t>
-            </w:r>
-            <w:proofErr w:type="spellStart"/>
-            <w:r>
-              <w:rPr>
-                <w:rFonts w:hint="eastAsia"/>
-              </w:rPr>
-              <w:t>상세내역</w:t>
-            </w:r>
-            <w:proofErr w:type="spellEnd"/>
+              <w:t>취약점 상세내역</w:t>
+            </w:r>
           </w:p>
         </w:tc>
         <w:tc>
@@ -15698,9 +15767,17 @@
           <w:p>
             <w:pPr>
               <w:pStyle w:val="aa"/>
-              <w:ind w:left="0" w:firstLineChars="0" w:firstLine="0"/>
               <w:cnfStyle w:val="000000100000" w:firstRow="0" w:lastRow="0" w:firstColumn="0" w:lastColumn="0" w:oddVBand="0" w:evenVBand="0" w:oddHBand="1" w:evenHBand="0" w:firstRowFirstColumn="0" w:firstRowLastColumn="0" w:lastRowFirstColumn="0" w:lastRowLastColumn="0"/>
             </w:pPr>
+            <w:r>
+              <w:t>사용자가 로그인한 상태에서 마이페이지의 정보를 수정할 때, 서버는 사용자의 세션 쿠키만을 확인합니다. 따라서 공격자는 사용자가 인지하지 못하는 사이에 의도하지 않은 정보 수정 요청을 서버로 전송하여, 사용자의 정보를 변경할 수 있습니다.</w:t>
+            </w:r>
+            <w:r>
+              <w:rPr>
+                <w:rFonts w:hint="eastAsia"/>
+              </w:rPr>
+              <w:t>.</w:t>
+            </w:r>
           </w:p>
         </w:tc>
       </w:tr>
@@ -15748,33 +15825,27 @@
           <w:p>
             <w:pPr>
               <w:pStyle w:val="aa"/>
-              <w:numPr>
-                <w:ilvl w:val="0"/>
-                <w:numId w:val="13"/>
-              </w:numPr>
-              <w:ind w:firstLineChars="0"/>
               <w:cnfStyle w:val="000000000000" w:firstRow="0" w:lastRow="0" w:firstColumn="0" w:lastColumn="0" w:oddVBand="0" w:evenVBand="0" w:oddHBand="0" w:evenHBand="0" w:firstRowFirstColumn="0" w:firstRowLastColumn="0" w:lastRowFirstColumn="0" w:lastRowLastColumn="0"/>
             </w:pPr>
             <w:r>
               <w:rPr>
                 <w:rFonts w:hint="eastAsia"/>
               </w:rPr>
-              <w:t xml:space="preserve">기존 </w:t>
-            </w:r>
-            <w:proofErr w:type="spellStart"/>
-            <w:r>
-              <w:rPr>
-                <w:rFonts w:hint="eastAsia"/>
-              </w:rPr>
-              <w:t>마이페이지</w:t>
-            </w:r>
-            <w:proofErr w:type="spellEnd"/>
-            <w:r>
-              <w:rPr>
-                <w:rFonts w:hint="eastAsia"/>
-              </w:rPr>
-              <w:t xml:space="preserve"> </w:t>
-            </w:r>
+              <w:t xml:space="preserve">1. </w:t>
+            </w:r>
+            <w:r>
+              <w:rPr>
+                <w:rFonts w:hint="eastAsia"/>
+              </w:rPr>
+              <w:t xml:space="preserve">기존 마이페이지 </w:t>
+            </w:r>
+          </w:p>
+          <w:p>
+            <w:pPr>
+              <w:pStyle w:val="aa"/>
+              <w:ind w:left="760"/>
+              <w:cnfStyle w:val="000000000000" w:firstRow="0" w:lastRow="0" w:firstColumn="0" w:lastColumn="0" w:oddVBand="0" w:evenVBand="0" w:oddHBand="0" w:evenHBand="0" w:firstRowFirstColumn="0" w:firstRowLastColumn="0" w:lastRowFirstColumn="0" w:lastRowLastColumn="0"/>
+            </w:pPr>
           </w:p>
           <w:p>
             <w:pPr>
@@ -15788,9 +15859,9 @@
                 <w:noProof/>
               </w:rPr>
               <w:drawing>
-                <wp:inline distT="0" distB="0" distL="0" distR="0" wp14:anchorId="2959588F" wp14:editId="63A73299">
-                  <wp:extent cx="5252085" cy="3800475"/>
-                  <wp:effectExtent l="0" t="0" r="5715" b="9525"/>
+                <wp:inline distT="0" distB="0" distL="0" distR="0" wp14:anchorId="2959588F" wp14:editId="581853D4">
+                  <wp:extent cx="4320000" cy="3126006"/>
+                  <wp:effectExtent l="0" t="0" r="4445" b="0"/>
                   <wp:docPr id="27" name="그림 27"/>
                   <wp:cNvGraphicFramePr>
                     <a:graphicFrameLocks xmlns:a="http://schemas.openxmlformats.org/drawingml/2006/main" noChangeAspect="1"/>
@@ -15811,7 +15882,7 @@
                         <pic:spPr>
                           <a:xfrm>
                             <a:off x="0" y="0"/>
-                            <a:ext cx="5252085" cy="3800475"/>
+                            <a:ext cx="4320000" cy="3126006"/>
                           </a:xfrm>
                           <a:prstGeom prst="rect">
                             <a:avLst/>
@@ -15863,58 +15934,68 @@
               </w:rPr>
               <w:t xml:space="preserve"> </w:t>
             </w:r>
-            <w:proofErr w:type="spellStart"/>
             <w:r>
               <w:rPr>
                 <w:rFonts w:hint="eastAsia"/>
               </w:rPr>
               <w:t>마이페이지</w:t>
             </w:r>
-            <w:proofErr w:type="spellEnd"/>
-          </w:p>
-          <w:p>
-            <w:pPr>
-              <w:pStyle w:val="aa"/>
-              <w:numPr>
-                <w:ilvl w:val="0"/>
-                <w:numId w:val="13"/>
-              </w:numPr>
-              <w:ind w:firstLineChars="0"/>
+          </w:p>
+          <w:p>
+            <w:pPr>
+              <w:pStyle w:val="aa"/>
               <w:cnfStyle w:val="000000000000" w:firstRow="0" w:lastRow="0" w:firstColumn="0" w:lastColumn="0" w:oddVBand="0" w:evenVBand="0" w:oddHBand="0" w:evenHBand="0" w:firstRowFirstColumn="0" w:firstRowLastColumn="0" w:lastRowFirstColumn="0" w:lastRowLastColumn="0"/>
             </w:pPr>
-            <w:proofErr w:type="spellStart"/>
-            <w:r>
+            <w:r>
+              <w:t xml:space="preserve">2. </w:t>
+            </w:r>
+            <w:r>
+              <w:t xml:space="preserve">mypage.php </w:t>
+            </w:r>
+            <w:r>
+              <w:rPr>
+                <w:rFonts w:hint="eastAsia"/>
+              </w:rPr>
+              <w:t xml:space="preserve">요청 시 세션 쿠키 확인 </w:t>
+            </w:r>
+          </w:p>
+          <w:p>
+            <w:pPr>
+              <w:pStyle w:val="aa"/>
+              <w:cnfStyle w:val="000000000000" w:firstRow="0" w:lastRow="0" w:firstColumn="0" w:lastColumn="0" w:oddVBand="0" w:evenVBand="0" w:oddHBand="0" w:evenHBand="0" w:firstRowFirstColumn="0" w:firstRowLastColumn="0" w:lastRowFirstColumn="0" w:lastRowLastColumn="0"/>
+            </w:pPr>
+            <w:r>
+              <w:rPr>
+                <w:rStyle w:val="HTML"/>
+                <w:rFonts w:asciiTheme="majorHAnsi" w:eastAsiaTheme="majorHAnsi" w:hAnsiTheme="majorHAnsi" w:cstheme="minorBidi"/>
+                <w:sz w:val="20"/>
+                <w:szCs w:val="20"/>
+              </w:rPr>
               <w:t>mypage.php</w:t>
             </w:r>
-            <w:proofErr w:type="spellEnd"/>
-            <w:r>
-              <w:t xml:space="preserve"> </w:t>
-            </w:r>
-            <w:r>
-              <w:rPr>
-                <w:rFonts w:hint="eastAsia"/>
-              </w:rPr>
-              <w:t xml:space="preserve">요청 시 세션 쿠키 확인 </w:t>
-            </w:r>
-          </w:p>
-          <w:p>
-            <w:pPr>
-              <w:pStyle w:val="aa"/>
-              <w:ind w:left="400" w:firstLineChars="0" w:firstLine="0"/>
-              <w:cnfStyle w:val="000000000000" w:firstRow="0" w:lastRow="0" w:firstColumn="0" w:lastColumn="0" w:oddVBand="0" w:evenVBand="0" w:oddHBand="0" w:evenHBand="0" w:firstRowFirstColumn="0" w:firstRowLastColumn="0" w:lastRowFirstColumn="0" w:lastRowLastColumn="0"/>
-            </w:pPr>
-          </w:p>
-          <w:p>
-            <w:pPr>
-              <w:pStyle w:val="aa"/>
-              <w:ind w:left="400" w:firstLineChars="0" w:firstLine="0"/>
-              <w:cnfStyle w:val="000000000000" w:firstRow="0" w:lastRow="0" w:firstColumn="0" w:lastColumn="0" w:oddVBand="0" w:evenVBand="0" w:oddHBand="0" w:evenHBand="0" w:firstRowFirstColumn="0" w:firstRowLastColumn="0" w:lastRowFirstColumn="0" w:lastRowLastColumn="0"/>
-            </w:pPr>
-            <w:r>
-              <w:rPr>
-                <w:rFonts w:hint="eastAsia"/>
-              </w:rPr>
-              <w:t xml:space="preserve">  </w:t>
+            <w:r>
+              <w:t xml:space="preserve"> 요청 시 </w:t>
+            </w:r>
+            <w:r>
+              <w:rPr>
+                <w:rStyle w:val="HTML"/>
+                <w:rFonts w:asciiTheme="majorHAnsi" w:eastAsiaTheme="majorHAnsi" w:hAnsiTheme="majorHAnsi" w:cstheme="minorBidi"/>
+                <w:sz w:val="20"/>
+                <w:szCs w:val="20"/>
+              </w:rPr>
+              <w:t>PHPSESSID</w:t>
+            </w:r>
+            <w:r>
+              <w:t xml:space="preserve"> 세션 쿠키가 자동으로 포함되어 전송되는 것을 확인하였다. 이는 로그인한 사용자의 인증 상태가 세션 쿠키를 통해 유지되고 있음을 </w:t>
+            </w:r>
+            <w:r>
+              <w:t>의미</w:t>
+            </w:r>
+            <w:r>
+              <w:rPr>
+                <w:rFonts w:hint="eastAsia"/>
+              </w:rPr>
+              <w:t>하고 있습니다.</w:t>
             </w:r>
           </w:p>
           <w:p>
@@ -15943,9 +16024,9 @@
                 <w:noProof/>
               </w:rPr>
               <w:drawing>
-                <wp:inline distT="0" distB="0" distL="0" distR="0" wp14:anchorId="793ABA4B" wp14:editId="5D09CC60">
-                  <wp:extent cx="5252085" cy="2964180"/>
-                  <wp:effectExtent l="0" t="0" r="5715" b="7620"/>
+                <wp:inline distT="0" distB="0" distL="0" distR="0" wp14:anchorId="793ABA4B" wp14:editId="44340D4B">
+                  <wp:extent cx="4320000" cy="2438128"/>
+                  <wp:effectExtent l="0" t="0" r="4445" b="635"/>
                   <wp:docPr id="30" name="그림 30"/>
                   <wp:cNvGraphicFramePr>
                     <a:graphicFrameLocks xmlns:a="http://schemas.openxmlformats.org/drawingml/2006/main" noChangeAspect="1"/>
@@ -15966,7 +16047,7 @@
                         <pic:spPr>
                           <a:xfrm>
                             <a:off x="0" y="0"/>
-                            <a:ext cx="5252085" cy="2964180"/>
+                            <a:ext cx="4320000" cy="2438128"/>
                           </a:xfrm>
                           <a:prstGeom prst="rect">
                             <a:avLst/>
@@ -16034,21 +16115,31 @@
           <w:p>
             <w:pPr>
               <w:pStyle w:val="aa"/>
-              <w:numPr>
-                <w:ilvl w:val="0"/>
-                <w:numId w:val="13"/>
-              </w:numPr>
-              <w:ind w:firstLineChars="0"/>
               <w:cnfStyle w:val="000000000000" w:firstRow="0" w:lastRow="0" w:firstColumn="0" w:lastColumn="0" w:oddVBand="0" w:evenVBand="0" w:oddHBand="0" w:evenHBand="0" w:firstRowFirstColumn="0" w:firstRowLastColumn="0" w:lastRowFirstColumn="0" w:lastRowLastColumn="0"/>
             </w:pPr>
             <w:r>
-              <w:t>자신의 컴퓨터에 임시 웹 서버를 구축하여 공격용 파일</w:t>
-            </w:r>
-            <w:r>
-              <w:rPr>
-                <w:rFonts w:hint="eastAsia"/>
-              </w:rPr>
-              <w:t xml:space="preserve">(attack.html)을 서비스 </w:t>
+              <w:rPr>
+                <w:rFonts w:hint="eastAsia"/>
+              </w:rPr>
+              <w:t xml:space="preserve">3. </w:t>
+            </w:r>
+            <w:r>
+              <w:t xml:space="preserve">자신의 컴퓨터에 </w:t>
+            </w:r>
+            <w:r>
+              <w:rPr>
+                <w:rFonts w:hint="eastAsia"/>
+              </w:rPr>
+              <w:t>임시 웹 서버를 구축하여 공격용 파일(</w:t>
+            </w:r>
+            <w:r>
+              <w:t>attack.html)</w:t>
+            </w:r>
+            <w:r>
+              <w:rPr>
+                <w:rFonts w:hint="eastAsia"/>
+              </w:rPr>
+              <w:t>을 서비스함</w:t>
             </w:r>
           </w:p>
           <w:p>
@@ -16081,9 +16172,9 @@
                 <w:noProof/>
               </w:rPr>
               <w:drawing>
-                <wp:inline distT="0" distB="0" distL="0" distR="0" wp14:anchorId="2AC8489C" wp14:editId="60966103">
-                  <wp:extent cx="5252085" cy="857885"/>
-                  <wp:effectExtent l="0" t="0" r="5715" b="0"/>
+                <wp:inline distT="0" distB="0" distL="0" distR="0" wp14:anchorId="2AC8489C" wp14:editId="39D4FEE6">
+                  <wp:extent cx="4320000" cy="705637"/>
+                  <wp:effectExtent l="0" t="0" r="4445" b="0"/>
                   <wp:docPr id="31" name="그림 31"/>
                   <wp:cNvGraphicFramePr>
                     <a:graphicFrameLocks xmlns:a="http://schemas.openxmlformats.org/drawingml/2006/main" noChangeAspect="1"/>
@@ -16104,7 +16195,7 @@
                         <pic:spPr>
                           <a:xfrm>
                             <a:off x="0" y="0"/>
-                            <a:ext cx="5252085" cy="857885"/>
+                            <a:ext cx="4320000" cy="705637"/>
                           </a:xfrm>
                           <a:prstGeom prst="rect">
                             <a:avLst/>
@@ -16189,137 +16280,756 @@
           </w:p>
           <w:p>
             <w:pPr>
-              <w:pStyle w:val="af2"/>
-              <w:numPr>
-                <w:ilvl w:val="0"/>
-                <w:numId w:val="13"/>
-              </w:numPr>
-              <w:ind w:leftChars="0"/>
+              <w:pStyle w:val="aa"/>
               <w:cnfStyle w:val="000000000000" w:firstRow="0" w:lastRow="0" w:firstColumn="0" w:lastColumn="0" w:oddVBand="0" w:evenVBand="0" w:oddHBand="0" w:evenHBand="0" w:firstRowFirstColumn="0" w:firstRowLastColumn="0" w:lastRowFirstColumn="0" w:lastRowLastColumn="0"/>
-            </w:pPr>
-            <w:r>
-              <w:rPr>
-                <w:rFonts w:hint="eastAsia"/>
-              </w:rPr>
-              <w:t>사용자가</w:t>
-            </w:r>
-            <w:r>
-              <w:rPr>
-                <w:rFonts w:hint="eastAsia"/>
+              <w:rPr>
+                <w:rStyle w:val="af0"/>
+                <w:b w:val="0"/>
+                <w:bCs w:val="0"/>
+              </w:rPr>
+            </w:pPr>
+            <w:r>
+              <w:rPr>
+                <w:rStyle w:val="af0"/>
+                <w:rFonts w:hint="eastAsia"/>
+                <w:b w:val="0"/>
+                <w:bCs w:val="0"/>
+              </w:rPr>
+              <w:t>4.</w:t>
+            </w:r>
+            <w:r>
+              <w:rPr>
+                <w:rStyle w:val="af0"/>
+                <w:b w:val="0"/>
+                <w:bCs w:val="0"/>
               </w:rPr>
               <w:t xml:space="preserve"> </w:t>
             </w:r>
             <w:r>
               <w:rPr>
-                <w:rFonts w:hint="eastAsia"/>
-              </w:rPr>
-              <w:t>공격자의</w:t>
-            </w:r>
-            <w:r>
-              <w:rPr>
-                <w:rFonts w:hint="eastAsia"/>
+                <w:rStyle w:val="af0"/>
+                <w:rFonts w:hint="eastAsia"/>
+                <w:b w:val="0"/>
+                <w:bCs w:val="0"/>
+              </w:rPr>
+              <w:t xml:space="preserve">사용자의 세션 쿠키를 통한 요청 </w:t>
+            </w:r>
+          </w:p>
+          <w:p>
+            <w:pPr>
+              <w:cnfStyle w:val="000000000000" w:firstRow="0" w:lastRow="0" w:firstColumn="0" w:lastColumn="0" w:oddVBand="0" w:evenVBand="0" w:oddHBand="0" w:evenHBand="0" w:firstRowFirstColumn="0" w:firstRowLastColumn="0" w:lastRowFirstColumn="0" w:lastRowLastColumn="0"/>
+            </w:pPr>
+            <w:r>
+              <w:rPr>
+                <w:rStyle w:val="af0"/>
+                <w:b w:val="0"/>
+                <w:bCs w:val="0"/>
+              </w:rPr>
+              <w:t xml:space="preserve">Origin </w:t>
+            </w:r>
+            <w:r>
+              <w:rPr>
+                <w:rStyle w:val="af0"/>
+                <w:b w:val="0"/>
+                <w:bCs w:val="0"/>
+              </w:rPr>
+              <w:t>및</w:t>
+            </w:r>
+            <w:r>
+              <w:rPr>
+                <w:rStyle w:val="af0"/>
+                <w:b w:val="0"/>
+                <w:bCs w:val="0"/>
               </w:rPr>
               <w:t xml:space="preserve"> </w:t>
             </w:r>
-            <w:r>
-              <w:rPr>
-                <w:rFonts w:hint="eastAsia"/>
-              </w:rPr>
-              <w:t>서버의</w:t>
-            </w:r>
-            <w:r>
-              <w:rPr>
-                <w:rFonts w:hint="eastAsia"/>
+            <w:proofErr w:type="spellStart"/>
+            <w:r>
+              <w:rPr>
+                <w:rStyle w:val="af0"/>
+                <w:b w:val="0"/>
+                <w:bCs w:val="0"/>
+              </w:rPr>
+              <w:t>Referer</w:t>
+            </w:r>
+            <w:proofErr w:type="spellEnd"/>
+            <w:r>
+              <w:rPr>
+                <w:rStyle w:val="af0"/>
+                <w:b w:val="0"/>
+                <w:bCs w:val="0"/>
               </w:rPr>
               <w:t xml:space="preserve"> </w:t>
             </w:r>
             <w:r>
-              <w:t xml:space="preserve">attack.html </w:t>
-            </w:r>
-            <w:r>
-              <w:rPr>
-                <w:rFonts w:hint="eastAsia"/>
-              </w:rPr>
-              <w:t>실행</w:t>
-            </w:r>
-            <w:r>
-              <w:rPr>
-                <w:rFonts w:hint="eastAsia"/>
+              <w:rPr>
+                <w:rStyle w:val="af0"/>
+                <w:b w:val="0"/>
+                <w:bCs w:val="0"/>
+              </w:rPr>
+              <w:t>헤더</w:t>
+            </w:r>
+            <w:r>
+              <w:rPr>
+                <w:rStyle w:val="af0"/>
+                <w:b w:val="0"/>
+                <w:bCs w:val="0"/>
               </w:rPr>
               <w:t xml:space="preserve"> </w:t>
             </w:r>
+            <w:r>
+              <w:rPr>
+                <w:rStyle w:val="af0"/>
+                <w:b w:val="0"/>
+                <w:bCs w:val="0"/>
+              </w:rPr>
+              <w:t>값이</w:t>
+            </w:r>
+            <w:r>
+              <w:rPr>
+                <w:rStyle w:val="af0"/>
+                <w:b w:val="0"/>
+                <w:bCs w:val="0"/>
+              </w:rPr>
+              <w:t xml:space="preserve"> </w:t>
+            </w:r>
+            <w:r>
+              <w:rPr>
+                <w:rStyle w:val="HTML"/>
+                <w:rFonts w:asciiTheme="majorHAnsi" w:eastAsiaTheme="majorHAnsi" w:hAnsiTheme="majorHAnsi" w:cstheme="minorBidi"/>
+                <w:sz w:val="20"/>
+                <w:szCs w:val="20"/>
+              </w:rPr>
+              <w:t>10.200.40.66</w:t>
+            </w:r>
+            <w:r>
+              <w:rPr>
+                <w:rStyle w:val="af0"/>
+                <w:b w:val="0"/>
+                <w:bCs w:val="0"/>
+              </w:rPr>
+              <w:t>으로</w:t>
+            </w:r>
+            <w:r>
+              <w:rPr>
+                <w:rStyle w:val="af0"/>
+                <w:b w:val="0"/>
+                <w:bCs w:val="0"/>
+              </w:rPr>
+              <w:t xml:space="preserve"> </w:t>
+            </w:r>
+            <w:r>
+              <w:rPr>
+                <w:rStyle w:val="af0"/>
+                <w:b w:val="0"/>
+                <w:bCs w:val="0"/>
+              </w:rPr>
+              <w:t>기록되어</w:t>
+            </w:r>
+            <w:r>
+              <w:rPr>
+                <w:rStyle w:val="af0"/>
+                <w:b w:val="0"/>
+                <w:bCs w:val="0"/>
+              </w:rPr>
+              <w:t xml:space="preserve"> </w:t>
+            </w:r>
+            <w:r>
+              <w:rPr>
+                <w:rStyle w:val="af0"/>
+                <w:b w:val="0"/>
+                <w:bCs w:val="0"/>
+              </w:rPr>
+              <w:t>있으며</w:t>
+            </w:r>
+            <w:r>
+              <w:rPr>
+                <w:rStyle w:val="af0"/>
+                <w:b w:val="0"/>
+                <w:bCs w:val="0"/>
+              </w:rPr>
+              <w:t xml:space="preserve">, </w:t>
+            </w:r>
+            <w:r>
+              <w:rPr>
+                <w:rStyle w:val="af0"/>
+                <w:b w:val="0"/>
+                <w:bCs w:val="0"/>
+              </w:rPr>
+              <w:t>요청의</w:t>
+            </w:r>
+            <w:r>
+              <w:rPr>
+                <w:rStyle w:val="af0"/>
+                <w:b w:val="0"/>
+                <w:bCs w:val="0"/>
+              </w:rPr>
+              <w:t xml:space="preserve"> </w:t>
+            </w:r>
+            <w:r>
+              <w:rPr>
+                <w:rStyle w:val="af0"/>
+                <w:b w:val="0"/>
+                <w:bCs w:val="0"/>
+              </w:rPr>
+              <w:t>출처가</w:t>
+            </w:r>
+            <w:r>
+              <w:rPr>
+                <w:rStyle w:val="af0"/>
+                <w:b w:val="0"/>
+                <w:bCs w:val="0"/>
+              </w:rPr>
+              <w:t xml:space="preserve"> </w:t>
+            </w:r>
+            <w:r>
+              <w:rPr>
+                <w:rStyle w:val="af0"/>
+                <w:b w:val="0"/>
+                <w:bCs w:val="0"/>
+              </w:rPr>
+              <w:t>대상</w:t>
+            </w:r>
+            <w:r>
+              <w:rPr>
+                <w:rStyle w:val="af0"/>
+                <w:b w:val="0"/>
+                <w:bCs w:val="0"/>
+              </w:rPr>
+              <w:t xml:space="preserve"> </w:t>
+            </w:r>
+            <w:r>
+              <w:rPr>
+                <w:rStyle w:val="af0"/>
+                <w:b w:val="0"/>
+                <w:bCs w:val="0"/>
+              </w:rPr>
+              <w:t>서버가</w:t>
+            </w:r>
+            <w:r>
+              <w:rPr>
+                <w:rStyle w:val="af0"/>
+                <w:b w:val="0"/>
+                <w:bCs w:val="0"/>
+              </w:rPr>
+              <w:t xml:space="preserve"> </w:t>
+            </w:r>
+            <w:r>
+              <w:rPr>
+                <w:rStyle w:val="af0"/>
+                <w:b w:val="0"/>
+                <w:bCs w:val="0"/>
+              </w:rPr>
+              <w:t>아닌</w:t>
+            </w:r>
+            <w:r>
+              <w:rPr>
+                <w:rStyle w:val="af0"/>
+                <w:b w:val="0"/>
+                <w:bCs w:val="0"/>
+              </w:rPr>
+              <w:t xml:space="preserve"> </w:t>
+            </w:r>
+            <w:r>
+              <w:rPr>
+                <w:rStyle w:val="af0"/>
+                <w:b w:val="0"/>
+                <w:bCs w:val="0"/>
+              </w:rPr>
+              <w:t>공격자가</w:t>
+            </w:r>
+            <w:r>
+              <w:rPr>
+                <w:rStyle w:val="af0"/>
+                <w:b w:val="0"/>
+                <w:bCs w:val="0"/>
+              </w:rPr>
+              <w:t xml:space="preserve"> </w:t>
+            </w:r>
+            <w:r>
+              <w:rPr>
+                <w:rStyle w:val="af0"/>
+                <w:b w:val="0"/>
+                <w:bCs w:val="0"/>
+              </w:rPr>
+              <w:t>구축한</w:t>
+            </w:r>
+            <w:r>
+              <w:rPr>
+                <w:rStyle w:val="af0"/>
+                <w:b w:val="0"/>
+                <w:bCs w:val="0"/>
+              </w:rPr>
+              <w:t xml:space="preserve"> </w:t>
+            </w:r>
+            <w:r>
+              <w:rPr>
+                <w:rStyle w:val="af0"/>
+                <w:b w:val="0"/>
+                <w:bCs w:val="0"/>
+              </w:rPr>
+              <w:t>웹</w:t>
+            </w:r>
+            <w:r>
+              <w:rPr>
+                <w:rStyle w:val="af0"/>
+                <w:b w:val="0"/>
+                <w:bCs w:val="0"/>
+              </w:rPr>
+              <w:t xml:space="preserve"> </w:t>
+            </w:r>
+            <w:r>
+              <w:rPr>
+                <w:rStyle w:val="af0"/>
+                <w:b w:val="0"/>
+                <w:bCs w:val="0"/>
+              </w:rPr>
+              <w:t>서버임을</w:t>
+            </w:r>
+            <w:r>
+              <w:rPr>
+                <w:rStyle w:val="af0"/>
+                <w:b w:val="0"/>
+                <w:bCs w:val="0"/>
+              </w:rPr>
+              <w:t xml:space="preserve"> </w:t>
+            </w:r>
+            <w:r>
+              <w:rPr>
+                <w:rStyle w:val="af0"/>
+                <w:b w:val="0"/>
+                <w:bCs w:val="0"/>
+              </w:rPr>
+              <w:t>확인할</w:t>
+            </w:r>
+            <w:r>
+              <w:rPr>
+                <w:rStyle w:val="af0"/>
+                <w:b w:val="0"/>
+                <w:bCs w:val="0"/>
+              </w:rPr>
+              <w:t xml:space="preserve"> </w:t>
+            </w:r>
+            <w:r>
+              <w:rPr>
+                <w:rStyle w:val="af0"/>
+                <w:b w:val="0"/>
+                <w:bCs w:val="0"/>
+              </w:rPr>
+              <w:t>수</w:t>
+            </w:r>
+            <w:r>
+              <w:rPr>
+                <w:rStyle w:val="af0"/>
+                <w:b w:val="0"/>
+                <w:bCs w:val="0"/>
+              </w:rPr>
+              <w:t xml:space="preserve"> </w:t>
+            </w:r>
+            <w:proofErr w:type="gramStart"/>
+            <w:r>
+              <w:rPr>
+                <w:rStyle w:val="af0"/>
+                <w:b w:val="0"/>
+                <w:bCs w:val="0"/>
+              </w:rPr>
+              <w:t>있습니다</w:t>
+            </w:r>
+            <w:r>
+              <w:rPr>
+                <w:rStyle w:val="af0"/>
+                <w:b w:val="0"/>
+                <w:bCs w:val="0"/>
+              </w:rPr>
+              <w:t>.</w:t>
+            </w:r>
+            <w:r>
+              <w:rPr>
+                <w:rStyle w:val="af0"/>
+                <w:b w:val="0"/>
+                <w:bCs w:val="0"/>
+              </w:rPr>
+              <w:t>또한</w:t>
+            </w:r>
+            <w:proofErr w:type="gramEnd"/>
+            <w:r>
+              <w:rPr>
+                <w:rStyle w:val="af0"/>
+                <w:b w:val="0"/>
+                <w:bCs w:val="0"/>
+              </w:rPr>
+              <w:t xml:space="preserve"> </w:t>
+            </w:r>
+            <w:r>
+              <w:rPr>
+                <w:rStyle w:val="af0"/>
+                <w:b w:val="0"/>
+                <w:bCs w:val="0"/>
+              </w:rPr>
+              <w:t>브라우저의</w:t>
+            </w:r>
+            <w:r>
+              <w:rPr>
+                <w:rStyle w:val="af0"/>
+                <w:b w:val="0"/>
+                <w:bCs w:val="0"/>
+              </w:rPr>
+              <w:t xml:space="preserve"> </w:t>
+            </w:r>
+            <w:r>
+              <w:rPr>
+                <w:rStyle w:val="af0"/>
+                <w:b w:val="0"/>
+                <w:bCs w:val="0"/>
+              </w:rPr>
+              <w:t>자동</w:t>
+            </w:r>
+            <w:r>
+              <w:rPr>
+                <w:rStyle w:val="af0"/>
+                <w:b w:val="0"/>
+                <w:bCs w:val="0"/>
+              </w:rPr>
+              <w:t xml:space="preserve"> </w:t>
+            </w:r>
+            <w:r>
+              <w:rPr>
+                <w:rStyle w:val="af0"/>
+                <w:b w:val="0"/>
+                <w:bCs w:val="0"/>
+              </w:rPr>
+              <w:t>쿠키</w:t>
+            </w:r>
+            <w:r>
+              <w:rPr>
+                <w:rStyle w:val="af0"/>
+                <w:b w:val="0"/>
+                <w:bCs w:val="0"/>
+              </w:rPr>
+              <w:t xml:space="preserve"> </w:t>
+            </w:r>
+            <w:r>
+              <w:rPr>
+                <w:rStyle w:val="af0"/>
+                <w:b w:val="0"/>
+                <w:bCs w:val="0"/>
+              </w:rPr>
+              <w:t>전송</w:t>
+            </w:r>
+            <w:r>
+              <w:rPr>
+                <w:rStyle w:val="af0"/>
+                <w:b w:val="0"/>
+                <w:bCs w:val="0"/>
+              </w:rPr>
+              <w:t xml:space="preserve"> </w:t>
+            </w:r>
+            <w:r>
+              <w:rPr>
+                <w:rStyle w:val="af0"/>
+                <w:b w:val="0"/>
+                <w:bCs w:val="0"/>
+              </w:rPr>
+              <w:t>특성을</w:t>
+            </w:r>
+            <w:r>
+              <w:rPr>
+                <w:rStyle w:val="af0"/>
+                <w:b w:val="0"/>
+                <w:bCs w:val="0"/>
+              </w:rPr>
+              <w:t xml:space="preserve"> </w:t>
+            </w:r>
+            <w:r>
+              <w:rPr>
+                <w:rStyle w:val="af0"/>
+                <w:b w:val="0"/>
+                <w:bCs w:val="0"/>
+              </w:rPr>
+              <w:t>악용하여</w:t>
+            </w:r>
+            <w:r>
+              <w:rPr>
+                <w:rStyle w:val="af0"/>
+                <w:b w:val="0"/>
+                <w:bCs w:val="0"/>
+              </w:rPr>
+              <w:t xml:space="preserve"> </w:t>
+            </w:r>
+            <w:r>
+              <w:rPr>
+                <w:rStyle w:val="af0"/>
+                <w:b w:val="0"/>
+                <w:bCs w:val="0"/>
+              </w:rPr>
+              <w:t>사용자의</w:t>
+            </w:r>
+            <w:r>
+              <w:rPr>
+                <w:rStyle w:val="af0"/>
+                <w:b w:val="0"/>
+                <w:bCs w:val="0"/>
+              </w:rPr>
+              <w:t xml:space="preserve"> </w:t>
+            </w:r>
+            <w:r>
+              <w:rPr>
+                <w:rStyle w:val="af0"/>
+                <w:b w:val="0"/>
+                <w:bCs w:val="0"/>
+              </w:rPr>
+              <w:t>세션</w:t>
+            </w:r>
+            <w:r>
+              <w:rPr>
+                <w:rStyle w:val="af0"/>
+                <w:b w:val="0"/>
+                <w:bCs w:val="0"/>
+              </w:rPr>
+              <w:t xml:space="preserve"> </w:t>
+            </w:r>
+            <w:r>
+              <w:rPr>
+                <w:rStyle w:val="af0"/>
+                <w:b w:val="0"/>
+                <w:bCs w:val="0"/>
+              </w:rPr>
+              <w:t>쿠키가</w:t>
+            </w:r>
+            <w:r>
+              <w:rPr>
+                <w:rStyle w:val="af0"/>
+                <w:b w:val="0"/>
+                <w:bCs w:val="0"/>
+              </w:rPr>
+              <w:t xml:space="preserve"> </w:t>
+            </w:r>
+            <w:r>
+              <w:rPr>
+                <w:rStyle w:val="af0"/>
+                <w:b w:val="0"/>
+                <w:bCs w:val="0"/>
+              </w:rPr>
+              <w:t>함께</w:t>
+            </w:r>
+            <w:r>
+              <w:rPr>
+                <w:rStyle w:val="af0"/>
+                <w:b w:val="0"/>
+                <w:bCs w:val="0"/>
+              </w:rPr>
+              <w:t xml:space="preserve"> </w:t>
+            </w:r>
+            <w:r>
+              <w:rPr>
+                <w:rStyle w:val="af0"/>
+                <w:b w:val="0"/>
+                <w:bCs w:val="0"/>
+              </w:rPr>
+              <w:t>전송되므로</w:t>
+            </w:r>
+            <w:r>
+              <w:rPr>
+                <w:rStyle w:val="af0"/>
+                <w:b w:val="0"/>
+                <w:bCs w:val="0"/>
+              </w:rPr>
+              <w:t xml:space="preserve">, </w:t>
+            </w:r>
+            <w:r>
+              <w:rPr>
+                <w:rStyle w:val="af0"/>
+                <w:b w:val="0"/>
+                <w:bCs w:val="0"/>
+              </w:rPr>
+              <w:t>공격자가</w:t>
+            </w:r>
+            <w:r>
+              <w:rPr>
+                <w:rStyle w:val="af0"/>
+                <w:b w:val="0"/>
+                <w:bCs w:val="0"/>
+              </w:rPr>
+              <w:t xml:space="preserve"> </w:t>
+            </w:r>
+            <w:r>
+              <w:rPr>
+                <w:rStyle w:val="af0"/>
+                <w:b w:val="0"/>
+                <w:bCs w:val="0"/>
+              </w:rPr>
+              <w:t>사용자의</w:t>
+            </w:r>
+            <w:r>
+              <w:rPr>
+                <w:rStyle w:val="af0"/>
+                <w:b w:val="0"/>
+                <w:bCs w:val="0"/>
+              </w:rPr>
+              <w:t xml:space="preserve"> </w:t>
+            </w:r>
+            <w:r>
+              <w:rPr>
+                <w:rStyle w:val="af0"/>
+                <w:b w:val="0"/>
+                <w:bCs w:val="0"/>
+              </w:rPr>
+              <w:t>인증된</w:t>
+            </w:r>
+            <w:r>
+              <w:rPr>
+                <w:rStyle w:val="af0"/>
+                <w:b w:val="0"/>
+                <w:bCs w:val="0"/>
+              </w:rPr>
+              <w:t xml:space="preserve"> </w:t>
+            </w:r>
+            <w:r>
+              <w:rPr>
+                <w:rStyle w:val="af0"/>
+                <w:b w:val="0"/>
+                <w:bCs w:val="0"/>
+              </w:rPr>
+              <w:t>상태를</w:t>
+            </w:r>
+            <w:r>
+              <w:rPr>
+                <w:rStyle w:val="af0"/>
+                <w:b w:val="0"/>
+                <w:bCs w:val="0"/>
+              </w:rPr>
+              <w:t xml:space="preserve"> </w:t>
+            </w:r>
+            <w:r>
+              <w:rPr>
+                <w:rStyle w:val="af0"/>
+                <w:b w:val="0"/>
+                <w:bCs w:val="0"/>
+              </w:rPr>
+              <w:t>이용하여</w:t>
+            </w:r>
+            <w:r>
+              <w:rPr>
+                <w:rStyle w:val="af0"/>
+                <w:b w:val="0"/>
+                <w:bCs w:val="0"/>
+              </w:rPr>
+              <w:t xml:space="preserve"> </w:t>
+            </w:r>
+            <w:r>
+              <w:rPr>
+                <w:rStyle w:val="af0"/>
+                <w:b w:val="0"/>
+                <w:bCs w:val="0"/>
+              </w:rPr>
+              <w:t>요청을</w:t>
+            </w:r>
+            <w:r>
+              <w:rPr>
+                <w:rStyle w:val="af0"/>
+                <w:b w:val="0"/>
+                <w:bCs w:val="0"/>
+              </w:rPr>
+              <w:t xml:space="preserve"> </w:t>
+            </w:r>
+            <w:r>
+              <w:rPr>
+                <w:rStyle w:val="af0"/>
+                <w:b w:val="0"/>
+                <w:bCs w:val="0"/>
+              </w:rPr>
+              <w:t>수행할</w:t>
+            </w:r>
+            <w:r>
+              <w:rPr>
+                <w:rStyle w:val="af0"/>
+                <w:b w:val="0"/>
+                <w:bCs w:val="0"/>
+              </w:rPr>
+              <w:t xml:space="preserve"> </w:t>
+            </w:r>
+            <w:r>
+              <w:rPr>
+                <w:rStyle w:val="af0"/>
+                <w:b w:val="0"/>
+                <w:bCs w:val="0"/>
+              </w:rPr>
+              <w:t>수</w:t>
+            </w:r>
+            <w:r>
+              <w:rPr>
+                <w:rStyle w:val="af0"/>
+                <w:b w:val="0"/>
+                <w:bCs w:val="0"/>
+              </w:rPr>
+              <w:t xml:space="preserve"> </w:t>
+            </w:r>
+            <w:r>
+              <w:rPr>
+                <w:rStyle w:val="af0"/>
+                <w:b w:val="0"/>
+                <w:bCs w:val="0"/>
+              </w:rPr>
+              <w:t>있음을</w:t>
+            </w:r>
+            <w:r>
+              <w:rPr>
+                <w:rStyle w:val="af0"/>
+                <w:b w:val="0"/>
+                <w:bCs w:val="0"/>
+              </w:rPr>
+              <w:t xml:space="preserve"> </w:t>
+            </w:r>
+            <w:r>
+              <w:rPr>
+                <w:rStyle w:val="af0"/>
+                <w:b w:val="0"/>
+                <w:bCs w:val="0"/>
+              </w:rPr>
+              <w:t>보여</w:t>
+            </w:r>
+            <w:r>
+              <w:rPr>
+                <w:rStyle w:val="af0"/>
+                <w:rFonts w:hint="eastAsia"/>
+                <w:b w:val="0"/>
+                <w:bCs w:val="0"/>
+              </w:rPr>
+              <w:t>주고</w:t>
+            </w:r>
+            <w:r>
+              <w:rPr>
+                <w:rStyle w:val="af0"/>
+                <w:rFonts w:hint="eastAsia"/>
+                <w:b w:val="0"/>
+                <w:bCs w:val="0"/>
+              </w:rPr>
+              <w:t xml:space="preserve"> </w:t>
+            </w:r>
+            <w:r>
+              <w:rPr>
+                <w:rStyle w:val="af0"/>
+                <w:rFonts w:hint="eastAsia"/>
+                <w:b w:val="0"/>
+                <w:bCs w:val="0"/>
+              </w:rPr>
+              <w:t>있습니다</w:t>
+            </w:r>
+            <w:r>
+              <w:rPr>
+                <w:rStyle w:val="af0"/>
+                <w:rFonts w:hint="eastAsia"/>
+                <w:b w:val="0"/>
+                <w:bCs w:val="0"/>
+              </w:rPr>
+              <w:t>.</w:t>
+            </w:r>
           </w:p>
           <w:p>
             <w:pPr>
               <w:pStyle w:val="aa"/>
               <w:cnfStyle w:val="000000000000" w:firstRow="0" w:lastRow="0" w:firstColumn="0" w:lastColumn="0" w:oddVBand="0" w:evenVBand="0" w:oddHBand="0" w:evenHBand="0" w:firstRowFirstColumn="0" w:firstRowLastColumn="0" w:lastRowFirstColumn="0" w:lastRowLastColumn="0"/>
-              <w:rPr>
-                <w:rFonts w:eastAsia="굴림"/>
-                <w:sz w:val="24"/>
-              </w:rPr>
-            </w:pPr>
-            <w:r>
-              <w:t xml:space="preserve"> Origin </w:t>
-            </w:r>
-            <w:r>
-              <w:rPr>
-                <w:rFonts w:hint="eastAsia"/>
-              </w:rPr>
-              <w:t xml:space="preserve">과 </w:t>
-            </w:r>
-            <w:proofErr w:type="spellStart"/>
-            <w:r>
-              <w:t>Referer</w:t>
-            </w:r>
-            <w:proofErr w:type="spellEnd"/>
-            <w:r>
-              <w:t xml:space="preserve"> 해당 헤더 값이 10.200.40.66 으로 기록되어, 공격의 근원지가 대상 서버 내부가 </w:t>
-            </w:r>
-            <w:r>
-              <w:rPr>
-                <w:rFonts w:hint="eastAsia"/>
-              </w:rPr>
-              <w:t xml:space="preserve">아닌 공격자가 구축한 웹 서버를 </w:t>
-            </w:r>
-            <w:proofErr w:type="spellStart"/>
-            <w:r>
-              <w:rPr>
-                <w:rFonts w:hint="eastAsia"/>
-              </w:rPr>
-              <w:t>가르키고</w:t>
-            </w:r>
-            <w:proofErr w:type="spellEnd"/>
-            <w:r>
-              <w:rPr>
-                <w:rFonts w:hint="eastAsia"/>
-              </w:rPr>
-              <w:t xml:space="preserve"> 있습니다</w:t>
-            </w:r>
-          </w:p>
-          <w:p>
-            <w:pPr>
-              <w:pStyle w:val="aa"/>
-              <w:cnfStyle w:val="000000000000" w:firstRow="0" w:lastRow="0" w:firstColumn="0" w:lastColumn="0" w:oddVBand="0" w:evenVBand="0" w:oddHBand="0" w:evenHBand="0" w:firstRowFirstColumn="0" w:firstRowLastColumn="0" w:lastRowFirstColumn="0" w:lastRowLastColumn="0"/>
-            </w:pPr>
-            <w:r>
-              <w:t xml:space="preserve"> </w:t>
-            </w:r>
-            <w:r>
-              <w:rPr>
-                <w:b/>
-                <w:bCs/>
-              </w:rPr>
-              <w:t xml:space="preserve"> </w:t>
-            </w:r>
-            <w:r>
-              <w:rPr>
-                <w:rFonts w:hint="eastAsia"/>
-              </w:rPr>
-              <w:t xml:space="preserve">쿠키 값 </w:t>
-            </w:r>
-            <w:r>
-              <w:t>브라우저의 자동 쿠키 전송 특성을 악용하여, 공격자가 사용자의 인증 상태를 그대로 도용하고 있음을 보여줍니다.</w:t>
-            </w:r>
+            </w:pPr>
           </w:p>
           <w:p>
             <w:pPr>
@@ -16341,9 +17051,17 @@
                 <w:noProof/>
               </w:rPr>
               <w:drawing>
-                <wp:inline distT="0" distB="0" distL="0" distR="0" wp14:anchorId="73575E3A" wp14:editId="79C6D83E">
-                  <wp:extent cx="5252085" cy="2482850"/>
-                  <wp:effectExtent l="0" t="0" r="5715" b="0"/>
+                <wp:anchor distT="0" distB="0" distL="114300" distR="114300" simplePos="0" relativeHeight="251658240" behindDoc="0" locked="0" layoutInCell="1" allowOverlap="1" wp14:anchorId="4E7ECDD3" wp14:editId="475B10CC">
+                  <wp:simplePos x="1552755" y="1751162"/>
+                  <wp:positionH relativeFrom="margin">
+                    <wp:align>center</wp:align>
+                  </wp:positionH>
+                  <wp:positionV relativeFrom="margin">
+                    <wp:align>top</wp:align>
+                  </wp:positionV>
+                  <wp:extent cx="4320000" cy="2042220"/>
+                  <wp:effectExtent l="0" t="0" r="4445" b="0"/>
+                  <wp:wrapSquare wrapText="bothSides"/>
                   <wp:docPr id="33" name="그림 33"/>
                   <wp:cNvGraphicFramePr>
                     <a:graphicFrameLocks xmlns:a="http://schemas.openxmlformats.org/drawingml/2006/main" noChangeAspect="1"/>
@@ -16356,7 +17074,13 @@
                           <pic:cNvPicPr/>
                         </pic:nvPicPr>
                         <pic:blipFill>
-                          <a:blip r:embed="rId39"/>
+                          <a:blip r:embed="rId39">
+                            <a:extLst>
+                              <a:ext uri="{28A0092B-C50C-407E-A947-70E740481C1C}">
+                                <a14:useLocalDpi xmlns:a14="http://schemas.microsoft.com/office/drawing/2010/main" val="0"/>
+                              </a:ext>
+                            </a:extLst>
+                          </a:blip>
                           <a:stretch>
                             <a:fillRect/>
                           </a:stretch>
@@ -16364,7 +17088,7 @@
                         <pic:spPr>
                           <a:xfrm>
                             <a:off x="0" y="0"/>
-                            <a:ext cx="5252085" cy="2482850"/>
+                            <a:ext cx="4320000" cy="2042220"/>
                           </a:xfrm>
                           <a:prstGeom prst="rect">
                             <a:avLst/>
@@ -16373,7 +17097,7 @@
                       </pic:pic>
                     </a:graphicData>
                   </a:graphic>
-                </wp:inline>
+                </wp:anchor>
               </w:drawing>
             </w:r>
           </w:p>
@@ -16395,25 +17119,46 @@
               <w:rPr>
                 <w:rFonts w:hint="eastAsia"/>
               </w:rPr>
+              <w:t xml:space="preserve"> </w:t>
+            </w:r>
+            <w:r>
+              <w:rPr>
+                <w:rFonts w:hint="eastAsia"/>
+              </w:rPr>
               <w:t>그림</w:t>
             </w:r>
             <w:r>
+              <w:t xml:space="preserve">3.6-4 </w:t>
+            </w:r>
+            <w:r>
+              <w:rPr>
+                <w:rFonts w:hint="eastAsia"/>
+              </w:rPr>
+              <w:t>사용자의</w:t>
+            </w:r>
+            <w:r>
               <w:rPr>
                 <w:rFonts w:hint="eastAsia"/>
               </w:rPr>
               <w:t xml:space="preserve"> </w:t>
             </w:r>
             <w:r>
-              <w:t>3.6-4</w:t>
-            </w:r>
-            <w:r>
+              <w:rPr>
+                <w:rFonts w:hint="eastAsia"/>
+              </w:rPr>
+              <w:t>쿠키를</w:t>
+            </w:r>
+            <w:r>
+              <w:rPr>
+                <w:rFonts w:hint="eastAsia"/>
+              </w:rPr>
               <w:t xml:space="preserve"> </w:t>
             </w:r>
             <w:r>
               <w:rPr>
                 <w:rFonts w:hint="eastAsia"/>
               </w:rPr>
-              <w:t>사용자의</w:t>
+              <w:t>통한</w:t>
             </w:r>
             <w:r>
               <w:rPr>
@@ -16425,7 +17170,7 @@
               <w:rPr>
                 <w:rFonts w:hint="eastAsia"/>
               </w:rPr>
-              <w:t>쿠키를</w:t>
+              <w:t>요청</w:t>
             </w:r>
             <w:r>
               <w:rPr>
@@ -16433,30 +17178,6 @@
               </w:rPr>
               <w:t xml:space="preserve"> </w:t>
             </w:r>
-            <w:r>
-              <w:rPr>
-                <w:rFonts w:hint="eastAsia"/>
-              </w:rPr>
-              <w:t>통한</w:t>
-            </w:r>
-            <w:r>
-              <w:rPr>
-                <w:rFonts w:hint="eastAsia"/>
-              </w:rPr>
-              <w:t xml:space="preserve"> </w:t>
-            </w:r>
-            <w:r>
-              <w:rPr>
-                <w:rFonts w:hint="eastAsia"/>
-              </w:rPr>
-              <w:t>요청</w:t>
-            </w:r>
-            <w:r>
-              <w:rPr>
-                <w:rFonts w:hint="eastAsia"/>
-              </w:rPr>
-              <w:t xml:space="preserve"> </w:t>
-            </w:r>
           </w:p>
           <w:p>
             <w:pPr>
@@ -16464,27 +17185,34 @@
               <w:cnfStyle w:val="000000000000" w:firstRow="0" w:lastRow="0" w:firstColumn="0" w:lastColumn="0" w:oddVBand="0" w:evenVBand="0" w:oddHBand="0" w:evenHBand="0" w:firstRowFirstColumn="0" w:firstRowLastColumn="0" w:lastRowFirstColumn="0" w:lastRowLastColumn="0"/>
             </w:pPr>
             <w:r>
-              <w:t xml:space="preserve">4. </w:t>
-            </w:r>
-            <w:r>
-              <w:rPr>
-                <w:rFonts w:hint="eastAsia"/>
-              </w:rPr>
-              <w:t>사용자의 이메일 주소,</w:t>
-            </w:r>
-            <w:r>
-              <w:t xml:space="preserve"> </w:t>
-            </w:r>
-            <w:r>
-              <w:rPr>
-                <w:rFonts w:hint="eastAsia"/>
-              </w:rPr>
-              <w:t xml:space="preserve">닉네임 주소가 사용자도 모르게 변동 된 결과 </w:t>
-            </w:r>
-          </w:p>
-          <w:p>
-            <w:pPr>
-              <w:pStyle w:val="aa"/>
+              <w:t>5</w:t>
+            </w:r>
+            <w:r>
+              <w:t xml:space="preserve">. </w:t>
+            </w:r>
+            <w:r>
+              <w:rPr>
+                <w:rFonts w:hint="eastAsia"/>
+              </w:rPr>
+              <w:t xml:space="preserve">사용자의 </w:t>
+            </w:r>
+            <w:r>
+              <w:rPr>
+                <w:rFonts w:hint="eastAsia"/>
+              </w:rPr>
+              <w:t xml:space="preserve">변동된 마이페이지 </w:t>
+            </w:r>
+            <w:r>
+              <w:rPr>
+                <w:rFonts w:hint="eastAsia"/>
+              </w:rPr>
+              <w:t xml:space="preserve">결과 </w:t>
+            </w:r>
+          </w:p>
+          <w:p>
+            <w:pPr>
+              <w:pStyle w:val="aa"/>
+              <w:keepNext/>
               <w:cnfStyle w:val="000000000000" w:firstRow="0" w:lastRow="0" w:firstColumn="0" w:lastColumn="0" w:oddVBand="0" w:evenVBand="0" w:oddHBand="0" w:evenHBand="0" w:firstRowFirstColumn="0" w:firstRowLastColumn="0" w:lastRowFirstColumn="0" w:lastRowLastColumn="0"/>
             </w:pPr>
           </w:p>
@@ -16495,30 +17223,14 @@
               <w:jc w:val="center"/>
               <w:cnfStyle w:val="000000000000" w:firstRow="0" w:lastRow="0" w:firstColumn="0" w:lastColumn="0" w:oddVBand="0" w:evenVBand="0" w:oddHBand="0" w:evenHBand="0" w:firstRowFirstColumn="0" w:firstRowLastColumn="0" w:lastRowFirstColumn="0" w:lastRowLastColumn="0"/>
             </w:pPr>
-          </w:p>
-          <w:p>
-            <w:pPr>
-              <w:pStyle w:val="aa"/>
-              <w:keepNext/>
-              <w:jc w:val="center"/>
-              <w:cnfStyle w:val="000000000000" w:firstRow="0" w:lastRow="0" w:firstColumn="0" w:lastColumn="0" w:oddVBand="0" w:evenVBand="0" w:oddHBand="0" w:evenHBand="0" w:firstRowFirstColumn="0" w:firstRowLastColumn="0" w:lastRowFirstColumn="0" w:lastRowLastColumn="0"/>
-            </w:pPr>
-          </w:p>
-          <w:p>
-            <w:pPr>
-              <w:pStyle w:val="aa"/>
-              <w:keepNext/>
-              <w:jc w:val="center"/>
-              <w:cnfStyle w:val="000000000000" w:firstRow="0" w:lastRow="0" w:firstColumn="0" w:lastColumn="0" w:oddVBand="0" w:evenVBand="0" w:oddHBand="0" w:evenHBand="0" w:firstRowFirstColumn="0" w:firstRowLastColumn="0" w:lastRowFirstColumn="0" w:lastRowLastColumn="0"/>
-            </w:pPr>
             <w:r>
               <w:rPr>
                 <w:noProof/>
               </w:rPr>
               <w:drawing>
-                <wp:inline distT="0" distB="0" distL="0" distR="0" wp14:anchorId="25491888" wp14:editId="003ED3A1">
-                  <wp:extent cx="5252085" cy="3859530"/>
-                  <wp:effectExtent l="0" t="0" r="5715" b="7620"/>
+                <wp:inline distT="0" distB="0" distL="0" distR="0" wp14:anchorId="25491888" wp14:editId="7DCC3B24">
+                  <wp:extent cx="4320000" cy="3174581"/>
+                  <wp:effectExtent l="0" t="0" r="4445" b="6985"/>
                   <wp:docPr id="35" name="그림 35"/>
                   <wp:cNvGraphicFramePr>
                     <a:graphicFrameLocks xmlns:a="http://schemas.openxmlformats.org/drawingml/2006/main" noChangeAspect="1"/>
@@ -16539,7 +17251,7 @@
                         <pic:spPr>
                           <a:xfrm>
                             <a:off x="0" y="0"/>
-                            <a:ext cx="5252085" cy="3859530"/>
+                            <a:ext cx="4320000" cy="3174581"/>
                           </a:xfrm>
                           <a:prstGeom prst="rect">
                             <a:avLst/>
@@ -16600,14 +17312,12 @@
               </w:rPr>
               <w:t xml:space="preserve"> </w:t>
             </w:r>
-            <w:proofErr w:type="spellStart"/>
             <w:r>
               <w:rPr>
                 <w:rFonts w:hint="eastAsia"/>
               </w:rPr>
               <w:t>마이페이지</w:t>
             </w:r>
-            <w:proofErr w:type="spellEnd"/>
           </w:p>
         </w:tc>
       </w:tr>
@@ -16839,33 +17549,7 @@
               <w:cnfStyle w:val="000000100000" w:firstRow="0" w:lastRow="0" w:firstColumn="0" w:lastColumn="0" w:oddVBand="0" w:evenVBand="0" w:oddHBand="1" w:evenHBand="0" w:firstRowFirstColumn="0" w:firstRowLastColumn="0" w:lastRowFirstColumn="0" w:lastRowLastColumn="0"/>
             </w:pPr>
             <w:r>
-              <w:rPr>
-                <w:rFonts w:hint="eastAsia"/>
-              </w:rPr>
-              <w:t>타겟 서버의 개인정보 수정,</w:t>
-            </w:r>
-            <w:r>
-              <w:t xml:space="preserve"> </w:t>
-            </w:r>
-            <w:r>
-              <w:rPr>
-                <w:rFonts w:hint="eastAsia"/>
-              </w:rPr>
-              <w:t xml:space="preserve">비밀번호 </w:t>
-            </w:r>
-            <w:proofErr w:type="spellStart"/>
-            <w:r>
-              <w:rPr>
-                <w:rFonts w:hint="eastAsia"/>
-              </w:rPr>
-              <w:t>변경등</w:t>
-            </w:r>
-            <w:proofErr w:type="spellEnd"/>
-            <w:r>
-              <w:rPr>
-                <w:rFonts w:hint="eastAsia"/>
-              </w:rPr>
-              <w:t xml:space="preserve"> 민감한 데이터의 조작 및 탈취 가능 </w:t>
+              <w:t>타깃 서버의 개인정보 수정, 비밀번호 변경 등 민감한 데이터의 조작 및 탈취 가능</w:t>
             </w:r>
           </w:p>
         </w:tc>
@@ -17028,7 +17712,7 @@
               <w:cnfStyle w:val="000000100000" w:firstRow="0" w:lastRow="0" w:firstColumn="0" w:lastColumn="0" w:oddVBand="0" w:evenVBand="0" w:oddHBand="1" w:evenHBand="0" w:firstRowFirstColumn="0" w:firstRowLastColumn="0" w:lastRowFirstColumn="0" w:lastRowLastColumn="0"/>
             </w:pPr>
             <w:r>
-              <w:t>웹 브라우저의 기본 특성으로 인해, 타겟 서버에 대한 요청 시 인증 쿠키가 자동으로 포함되어 전송됨.</w:t>
+              <w:t>웹 브라우저의 기본 특성으로 인해, 타깃 서버에 요청할 경우 인증 쿠키가 자동으로 포함되어 전송됨.</w:t>
             </w:r>
           </w:p>
         </w:tc>
@@ -17094,38 +17778,56 @@
               <w:cnfStyle w:val="000000000000" w:firstRow="0" w:lastRow="0" w:firstColumn="0" w:lastColumn="0" w:oddVBand="0" w:evenVBand="0" w:oddHBand="0" w:evenHBand="0" w:firstRowFirstColumn="0" w:firstRowLastColumn="0" w:lastRowFirstColumn="0" w:lastRowLastColumn="0"/>
             </w:pPr>
             <w:r>
-              <w:t xml:space="preserve">서버가 </w:t>
-            </w:r>
-            <w:r>
-              <w:rPr>
-                <w:rFonts w:hint="eastAsia"/>
-              </w:rPr>
-              <w:t xml:space="preserve">origin 이나 </w:t>
+              <w:t xml:space="preserve">요청 발생 시 사용자별 고유한 CSRF Token을 생성하고 검증하여 정상적인 요청 여부를 확인 </w:t>
+            </w:r>
+          </w:p>
+          <w:p>
+            <w:pPr>
+              <w:pStyle w:val="aa"/>
+              <w:cnfStyle w:val="000000000000" w:firstRow="0" w:lastRow="0" w:firstColumn="0" w:lastColumn="0" w:oddVBand="0" w:evenVBand="0" w:oddHBand="0" w:evenHBand="0" w:firstRowFirstColumn="0" w:firstRowLastColumn="0" w:lastRowFirstColumn="0" w:lastRowLastColumn="0"/>
+            </w:pPr>
+          </w:p>
+          <w:p>
+            <w:pPr>
+              <w:pStyle w:val="aa"/>
+              <w:cnfStyle w:val="000000000000" w:firstRow="0" w:lastRow="0" w:firstColumn="0" w:lastColumn="0" w:oddVBand="0" w:evenVBand="0" w:oddHBand="0" w:evenHBand="0" w:firstRowFirstColumn="0" w:firstRowLastColumn="0" w:lastRowFirstColumn="0" w:lastRowLastColumn="0"/>
+            </w:pPr>
+            <w:r>
+              <w:rPr>
+                <w:color w:val="auto"/>
+              </w:rPr>
+              <w:t xml:space="preserve">HTTP 요청 헤더의 </w:t>
+            </w:r>
+            <w:r>
+              <w:rPr>
+                <w:rFonts w:ascii="굴림체" w:eastAsia="굴림체" w:hAnsi="굴림체" w:cs="굴림체"/>
+                <w:color w:val="auto"/>
+              </w:rPr>
+              <w:t>Origin</w:t>
+            </w:r>
+            <w:r>
+              <w:rPr>
+                <w:color w:val="auto"/>
+              </w:rPr>
+              <w:t xml:space="preserve"> 또는 </w:t>
             </w:r>
             <w:proofErr w:type="spellStart"/>
             <w:r>
+              <w:rPr>
+                <w:rFonts w:ascii="굴림체" w:eastAsia="굴림체" w:hAnsi="굴림체" w:cs="굴림체"/>
+                <w:color w:val="auto"/>
+              </w:rPr>
               <w:t>Referer</w:t>
             </w:r>
             <w:proofErr w:type="spellEnd"/>
             <w:r>
-              <w:t xml:space="preserve"> </w:t>
-            </w:r>
-            <w:r>
-              <w:rPr>
-                <w:rFonts w:hint="eastAsia"/>
-              </w:rPr>
-              <w:t>헤더</w:t>
-            </w:r>
-            <w:r>
-              <w:t xml:space="preserve">를 검증하지 않고, </w:t>
-            </w:r>
-            <w:proofErr w:type="spellStart"/>
-            <w:r>
-              <w:t>쿠키만을</w:t>
-            </w:r>
-            <w:proofErr w:type="spellEnd"/>
-            <w:r>
-              <w:t xml:space="preserve"> 근거로 요청을 정상적인 사용자의 의도로 간주함</w:t>
+              <w:rPr>
+                <w:color w:val="auto"/>
+              </w:rPr>
+              <w:t xml:space="preserve"> 값을 검증하여 신뢰할 수 있는 도메인에서 발생한 요청인지 확인</w:t>
+            </w:r>
+            <w:r>
+              <w:t>.</w:t>
             </w:r>
           </w:p>
         </w:tc>
@@ -17314,7 +18016,6 @@
           <w:p>
             <w:pPr>
               <w:pStyle w:val="aa"/>
-              <w:ind w:left="0" w:firstLineChars="0" w:firstLine="0"/>
               <w:cnfStyle w:val="000000100000" w:firstRow="0" w:lastRow="0" w:firstColumn="0" w:lastColumn="0" w:oddVBand="0" w:evenVBand="0" w:oddHBand="1" w:evenHBand="0" w:firstRowFirstColumn="0" w:firstRowLastColumn="0" w:lastRowFirstColumn="0" w:lastRowLastColumn="0"/>
               <w:rPr>
                 <w:rStyle w:val="ae"/>
@@ -17327,25 +18028,7 @@
                 <w:rFonts w:hint="eastAsia"/>
                 <w:i w:val="0"/>
               </w:rPr>
-              <w:t xml:space="preserve">로그인할 때마다 예측 불가능한 새로운 세션ID를 발행하여 세션ID의 고정 사용을 방지하기 위함. 사용자 로그인 시 항상 일정하게 고정된 세션ID가 발행되는 경우 세션ID를 도용한 </w:t>
-            </w:r>
-            <w:proofErr w:type="spellStart"/>
-            <w:r>
-              <w:rPr>
-                <w:rStyle w:val="ae"/>
-                <w:rFonts w:hint="eastAsia"/>
-                <w:i w:val="0"/>
-              </w:rPr>
-              <w:t>비인가자의</w:t>
-            </w:r>
-            <w:proofErr w:type="spellEnd"/>
-            <w:r>
-              <w:rPr>
-                <w:rStyle w:val="ae"/>
-                <w:rFonts w:hint="eastAsia"/>
-                <w:i w:val="0"/>
-              </w:rPr>
-              <w:t xml:space="preserve"> 접근 및 우회가 가능</w:t>
+              <w:t>로그인할 때마다 예측 불가능한 새로운 세션ID를 발행하여 세션ID의 고정 사용을 방지하기 위함. 사용자 로그인 시 항상 일정하게 고정된 세션ID가 발행되는 경우 세션ID를 도용한 비인가자의 접근 및 우회가 가능</w:t>
             </w:r>
           </w:p>
         </w:tc>
@@ -17445,29 +18128,7 @@
                 <w:i w:val="0"/>
                 <w:sz w:val="20"/>
               </w:rPr>
-              <w:t xml:space="preserve">세션ID의 </w:t>
-            </w:r>
-            <w:proofErr w:type="spellStart"/>
-            <w:r>
-              <w:rPr>
-                <w:rStyle w:val="ae"/>
-                <w:rFonts w:asciiTheme="majorHAnsi" w:eastAsiaTheme="majorHAnsi" w:hAnsiTheme="majorHAnsi" w:hint="eastAsia"/>
-                <w:b w:val="0"/>
-                <w:i w:val="0"/>
-                <w:sz w:val="20"/>
-              </w:rPr>
-              <w:t>만료시간</w:t>
-            </w:r>
-            <w:proofErr w:type="spellEnd"/>
-            <w:r>
-              <w:rPr>
-                <w:rStyle w:val="ae"/>
-                <w:rFonts w:asciiTheme="majorHAnsi" w:eastAsiaTheme="majorHAnsi" w:hAnsiTheme="majorHAnsi" w:hint="eastAsia"/>
-                <w:b w:val="0"/>
-                <w:i w:val="0"/>
-                <w:sz w:val="20"/>
-              </w:rPr>
-              <w:t xml:space="preserve"> 및 기간을 적절하게 설정하여 이후에도 남아있지 </w:t>
+              <w:t xml:space="preserve">세션ID의 만료시간 및 기간을 적절하게 설정하여 이후에도 남아있지 </w:t>
             </w:r>
             <w:r>
               <w:rPr>
@@ -17652,7 +18313,6 @@
           <w:p>
             <w:pPr>
               <w:pStyle w:val="aa"/>
-              <w:ind w:left="0" w:firstLineChars="0" w:firstLine="0"/>
               <w:cnfStyle w:val="000000100000" w:firstRow="0" w:lastRow="0" w:firstColumn="0" w:lastColumn="0" w:oddVBand="0" w:evenVBand="0" w:oddHBand="1" w:evenHBand="0" w:firstRowFirstColumn="0" w:firstRowLastColumn="0" w:lastRowFirstColumn="0" w:lastRowLastColumn="0"/>
               <w:rPr>
                 <w:rStyle w:val="ae"/>
@@ -17669,15 +18329,7 @@
               <w:t xml:space="preserve"> </w:t>
             </w:r>
             <w:r>
-              <w:t xml:space="preserve">받은 데이터를 검증 없이 SQL </w:t>
-            </w:r>
-            <w:proofErr w:type="spellStart"/>
-            <w:r>
-              <w:t>쿼리문에</w:t>
-            </w:r>
-            <w:proofErr w:type="spellEnd"/>
-            <w:r>
-              <w:t xml:space="preserve"> 직접 포함할 때 발생하는 취약점입니다. 공격자가 악의적인 SQL 구문을 입력하여 인증을 우회하거나 데이터베이스의 비공개 정보를 탈취/조작할 수 있습니다.</w:t>
+              <w:t>받은 데이터를 검증 없이 SQL 쿼리문에 직접 포함할 때 발생하는 취약점입니다. 공격자가 악의적인 SQL 구문을 입력하여 인증을 우회하거나 데이터베이스의 비공개 정보를 탈취/조작할 수 있습니다.</w:t>
             </w:r>
           </w:p>
         </w:tc>
@@ -17757,9 +18409,9 @@
                 <w:color w:val="404040" w:themeColor="text1" w:themeTint="BF"/>
                 <w:sz w:val="20"/>
               </w:rPr>
+              <w:lastRenderedPageBreak/>
               <w:t xml:space="preserve">1. Prepared Statement(PDO) 사용: 동적 쿼리 대신 </w:t>
             </w:r>
-            <w:proofErr w:type="spellStart"/>
             <w:r>
               <w:rPr>
                 <w:rFonts w:asciiTheme="majorHAnsi" w:eastAsiaTheme="majorHAnsi" w:hAnsiTheme="majorHAnsi" w:hint="eastAsia"/>
@@ -17768,18 +18420,7 @@
                 <w:color w:val="404040" w:themeColor="text1" w:themeTint="BF"/>
                 <w:sz w:val="20"/>
               </w:rPr>
-              <w:t>매개변수화</w:t>
-            </w:r>
-            <w:proofErr w:type="spellEnd"/>
-            <w:r>
-              <w:rPr>
-                <w:rFonts w:asciiTheme="majorHAnsi" w:eastAsiaTheme="majorHAnsi" w:hAnsiTheme="majorHAnsi" w:hint="eastAsia"/>
-                <w:b w:val="0"/>
-                <w:iCs/>
-                <w:color w:val="404040" w:themeColor="text1" w:themeTint="BF"/>
-                <w:sz w:val="20"/>
-              </w:rPr>
-              <w:t xml:space="preserve"> 된</w:t>
+              <w:t>매개변수화 된</w:t>
             </w:r>
             <w:r>
               <w:rPr>
@@ -18058,7 +18699,6 @@
           <w:p>
             <w:pPr>
               <w:pStyle w:val="aa"/>
-              <w:ind w:left="0" w:firstLineChars="0" w:firstLine="0"/>
               <w:cnfStyle w:val="000000100000" w:firstRow="0" w:lastRow="0" w:firstColumn="0" w:lastColumn="0" w:oddVBand="0" w:evenVBand="0" w:oddHBand="1" w:evenHBand="0" w:firstRowFirstColumn="0" w:firstRowLastColumn="0" w:lastRowFirstColumn="0" w:lastRowLastColumn="0"/>
               <w:rPr>
                 <w:rStyle w:val="ae"/>
@@ -18066,15 +18706,7 @@
               </w:rPr>
             </w:pPr>
             <w:r>
-              <w:t xml:space="preserve">웹 애플리케이션이 개별 객체(주문 내역, 개인정보 등)에 접근할 때, 현재 로그인한 사용자가 해당 객체에 대한 접근 권한을 가지고 있는지 서버 측에서 확인하지 않을 때 발생합니다. 공격자가 URL </w:t>
-            </w:r>
-            <w:proofErr w:type="spellStart"/>
-            <w:r>
-              <w:t>파라미터</w:t>
-            </w:r>
-            <w:proofErr w:type="spellEnd"/>
-            <w:r>
-              <w:t xml:space="preserve">(예: </w:t>
+              <w:t xml:space="preserve">웹 애플리케이션이 개별 객체(주문 내역, 개인정보 등)에 접근할 때, 현재 로그인한 사용자가 해당 객체에 대한 접근 권한을 가지고 있는지 서버 측에서 확인하지 않을 때 발생합니다. 공격자가 URL 파라미터(예: </w:t>
             </w:r>
             <w:proofErr w:type="spellStart"/>
             <w:r>
@@ -18086,15 +18718,7 @@
             </w:r>
             <w:proofErr w:type="spellEnd"/>
             <w:r>
-              <w:t>)</w:t>
-            </w:r>
-            <w:proofErr w:type="spellStart"/>
-            <w:r>
-              <w:t>를</w:t>
-            </w:r>
-            <w:proofErr w:type="spellEnd"/>
-            <w:r>
-              <w:t xml:space="preserve"> 수정하여 타인의 데이터를 무단 열람할 수 있습니다.</w:t>
+              <w:t>)를 수정하여 타인의 데이터를 무단 열람할 수 있습니다.</w:t>
             </w:r>
           </w:p>
         </w:tc>
@@ -18174,10 +18798,18 @@
                 <w:color w:val="404040" w:themeColor="text1" w:themeTint="BF"/>
                 <w:sz w:val="20"/>
               </w:rPr>
-              <w:lastRenderedPageBreak/>
-              <w:t xml:space="preserve">1. 소유권 검증 </w:t>
-            </w:r>
-            <w:proofErr w:type="spellStart"/>
+              <w:t>1. 소유권 검증 로직 구현: 데이터 조회 쿼리 실행 시 WHERE 절에 현재 세션의 사용자 식별</w:t>
+            </w:r>
+            <w:r>
+              <w:rPr>
+                <w:rFonts w:asciiTheme="majorHAnsi" w:eastAsiaTheme="majorHAnsi" w:hAnsiTheme="majorHAnsi" w:hint="eastAsia"/>
+                <w:b w:val="0"/>
+                <w:iCs/>
+                <w:color w:val="404040" w:themeColor="text1" w:themeTint="BF"/>
+                <w:sz w:val="20"/>
+              </w:rPr>
+              <w:t xml:space="preserve"> </w:t>
+            </w:r>
             <w:r>
               <w:rPr>
                 <w:rFonts w:asciiTheme="majorHAnsi" w:eastAsiaTheme="majorHAnsi" w:hAnsiTheme="majorHAnsi"/>
@@ -18186,9 +18818,8 @@
                 <w:color w:val="404040" w:themeColor="text1" w:themeTint="BF"/>
                 <w:sz w:val="20"/>
               </w:rPr>
-              <w:t>로직</w:t>
-            </w:r>
-            <w:proofErr w:type="spellEnd"/>
+              <w:t>값(user_id 등)을 반드시 포함하여 본인의 데이터만 접근 가능하도록 제한해야 합니다.</w:t>
+            </w:r>
             <w:r>
               <w:rPr>
                 <w:rFonts w:asciiTheme="majorHAnsi" w:eastAsiaTheme="majorHAnsi" w:hAnsiTheme="majorHAnsi"/>
@@ -18197,7 +18828,28 @@
                 <w:color w:val="404040" w:themeColor="text1" w:themeTint="BF"/>
                 <w:sz w:val="20"/>
               </w:rPr>
-              <w:t xml:space="preserve"> 구현: 데이터 조회 쿼리 실행 시 WHERE 절에 현재 세션의 사용자 식별</w:t>
+              <w:br/>
+            </w:r>
+          </w:p>
+          <w:p>
+            <w:pPr>
+              <w:pStyle w:val="ad"/>
+              <w:rPr>
+                <w:rFonts w:asciiTheme="majorHAnsi" w:eastAsiaTheme="majorHAnsi" w:hAnsiTheme="majorHAnsi"/>
+                <w:iCs/>
+                <w:color w:val="404040" w:themeColor="text1" w:themeTint="BF"/>
+                <w:sz w:val="20"/>
+              </w:rPr>
+            </w:pPr>
+            <w:r>
+              <w:rPr>
+                <w:rFonts w:asciiTheme="majorHAnsi" w:eastAsiaTheme="majorHAnsi" w:hAnsiTheme="majorHAnsi"/>
+                <w:b w:val="0"/>
+                <w:iCs/>
+                <w:color w:val="404040" w:themeColor="text1" w:themeTint="BF"/>
+                <w:sz w:val="20"/>
+              </w:rPr>
+              <w:t>2. 간접 참조 사용: 데이터베이스의 실제 기본</w:t>
             </w:r>
             <w:r>
               <w:rPr>
@@ -18217,9 +18869,18 @@
                 <w:color w:val="404040" w:themeColor="text1" w:themeTint="BF"/>
                 <w:sz w:val="20"/>
               </w:rPr>
-              <w:t>값(</w:t>
-            </w:r>
-            <w:proofErr w:type="spellStart"/>
+              <w:t>키(PK)를 직접 노출하지 않고, 추측 불가능한 해시</w:t>
+            </w:r>
+            <w:r>
+              <w:rPr>
+                <w:rFonts w:asciiTheme="majorHAnsi" w:eastAsiaTheme="majorHAnsi" w:hAnsiTheme="majorHAnsi" w:hint="eastAsia"/>
+                <w:b w:val="0"/>
+                <w:iCs/>
+                <w:color w:val="404040" w:themeColor="text1" w:themeTint="BF"/>
+                <w:sz w:val="20"/>
+              </w:rPr>
+              <w:t xml:space="preserve"> </w:t>
+            </w:r>
             <w:r>
               <w:rPr>
                 <w:rFonts w:asciiTheme="majorHAnsi" w:eastAsiaTheme="majorHAnsi" w:hAnsiTheme="majorHAnsi"/>
@@ -18228,9 +18889,18 @@
                 <w:color w:val="404040" w:themeColor="text1" w:themeTint="BF"/>
                 <w:sz w:val="20"/>
               </w:rPr>
-              <w:t>user_id</w:t>
-            </w:r>
-            <w:proofErr w:type="spellEnd"/>
+              <w:t>값이나 매핑</w:t>
+            </w:r>
+            <w:r>
+              <w:rPr>
+                <w:rFonts w:asciiTheme="majorHAnsi" w:eastAsiaTheme="majorHAnsi" w:hAnsiTheme="majorHAnsi" w:hint="eastAsia"/>
+                <w:b w:val="0"/>
+                <w:iCs/>
+                <w:color w:val="404040" w:themeColor="text1" w:themeTint="BF"/>
+                <w:sz w:val="20"/>
+              </w:rPr>
+              <w:t xml:space="preserve"> </w:t>
+            </w:r>
             <w:r>
               <w:rPr>
                 <w:rFonts w:asciiTheme="majorHAnsi" w:eastAsiaTheme="majorHAnsi" w:hAnsiTheme="majorHAnsi"/>
@@ -18239,120 +18909,7 @@
                 <w:color w:val="404040" w:themeColor="text1" w:themeTint="BF"/>
                 <w:sz w:val="20"/>
               </w:rPr>
-              <w:t xml:space="preserve"> 등)을 반드시 포함하여 본인의 데이터만 접근 가능하도록 제한해야 합니다.</w:t>
-            </w:r>
-            <w:r>
-              <w:rPr>
-                <w:rFonts w:asciiTheme="majorHAnsi" w:eastAsiaTheme="majorHAnsi" w:hAnsiTheme="majorHAnsi"/>
-                <w:b w:val="0"/>
-                <w:iCs/>
-                <w:color w:val="404040" w:themeColor="text1" w:themeTint="BF"/>
-                <w:sz w:val="20"/>
-              </w:rPr>
-              <w:br/>
-            </w:r>
-          </w:p>
-          <w:p>
-            <w:pPr>
-              <w:pStyle w:val="ad"/>
-              <w:rPr>
-                <w:rFonts w:asciiTheme="majorHAnsi" w:eastAsiaTheme="majorHAnsi" w:hAnsiTheme="majorHAnsi"/>
-                <w:iCs/>
-                <w:color w:val="404040" w:themeColor="text1" w:themeTint="BF"/>
-                <w:sz w:val="20"/>
-              </w:rPr>
-            </w:pPr>
-            <w:r>
-              <w:rPr>
-                <w:rFonts w:asciiTheme="majorHAnsi" w:eastAsiaTheme="majorHAnsi" w:hAnsiTheme="majorHAnsi"/>
-                <w:b w:val="0"/>
-                <w:iCs/>
-                <w:color w:val="404040" w:themeColor="text1" w:themeTint="BF"/>
-                <w:sz w:val="20"/>
-              </w:rPr>
-              <w:t>2. 간접 참조 사용: 데이터베이스의 실제 기본</w:t>
-            </w:r>
-            <w:r>
-              <w:rPr>
-                <w:rFonts w:asciiTheme="majorHAnsi" w:eastAsiaTheme="majorHAnsi" w:hAnsiTheme="majorHAnsi" w:hint="eastAsia"/>
-                <w:b w:val="0"/>
-                <w:iCs/>
-                <w:color w:val="404040" w:themeColor="text1" w:themeTint="BF"/>
-                <w:sz w:val="20"/>
-              </w:rPr>
-              <w:t xml:space="preserve"> </w:t>
-            </w:r>
-            <w:r>
-              <w:rPr>
-                <w:rFonts w:asciiTheme="majorHAnsi" w:eastAsiaTheme="majorHAnsi" w:hAnsiTheme="majorHAnsi"/>
-                <w:b w:val="0"/>
-                <w:iCs/>
-                <w:color w:val="404040" w:themeColor="text1" w:themeTint="BF"/>
-                <w:sz w:val="20"/>
-              </w:rPr>
-              <w:t>키(PK)를 직접 노출하지 않고, 추측 불가능한 해시</w:t>
-            </w:r>
-            <w:r>
-              <w:rPr>
-                <w:rFonts w:asciiTheme="majorHAnsi" w:eastAsiaTheme="majorHAnsi" w:hAnsiTheme="majorHAnsi" w:hint="eastAsia"/>
-                <w:b w:val="0"/>
-                <w:iCs/>
-                <w:color w:val="404040" w:themeColor="text1" w:themeTint="BF"/>
-                <w:sz w:val="20"/>
-              </w:rPr>
-              <w:t xml:space="preserve"> </w:t>
-            </w:r>
-            <w:r>
-              <w:rPr>
-                <w:rFonts w:asciiTheme="majorHAnsi" w:eastAsiaTheme="majorHAnsi" w:hAnsiTheme="majorHAnsi"/>
-                <w:b w:val="0"/>
-                <w:iCs/>
-                <w:color w:val="404040" w:themeColor="text1" w:themeTint="BF"/>
-                <w:sz w:val="20"/>
-              </w:rPr>
-              <w:t>값이나 매핑</w:t>
-            </w:r>
-            <w:r>
-              <w:rPr>
-                <w:rFonts w:asciiTheme="majorHAnsi" w:eastAsiaTheme="majorHAnsi" w:hAnsiTheme="majorHAnsi" w:hint="eastAsia"/>
-                <w:b w:val="0"/>
-                <w:iCs/>
-                <w:color w:val="404040" w:themeColor="text1" w:themeTint="BF"/>
-                <w:sz w:val="20"/>
-              </w:rPr>
-              <w:t xml:space="preserve"> </w:t>
-            </w:r>
-            <w:r>
-              <w:rPr>
-                <w:rFonts w:asciiTheme="majorHAnsi" w:eastAsiaTheme="majorHAnsi" w:hAnsiTheme="majorHAnsi"/>
-                <w:b w:val="0"/>
-                <w:iCs/>
-                <w:color w:val="404040" w:themeColor="text1" w:themeTint="BF"/>
-                <w:sz w:val="20"/>
-              </w:rPr>
-              <w:t xml:space="preserve">된 임의의 </w:t>
-            </w:r>
-            <w:proofErr w:type="spellStart"/>
-            <w:r>
-              <w:rPr>
-                <w:rFonts w:asciiTheme="majorHAnsi" w:eastAsiaTheme="majorHAnsi" w:hAnsiTheme="majorHAnsi"/>
-                <w:b w:val="0"/>
-                <w:iCs/>
-                <w:color w:val="404040" w:themeColor="text1" w:themeTint="BF"/>
-                <w:sz w:val="20"/>
-              </w:rPr>
-              <w:t>식별자를</w:t>
-            </w:r>
-            <w:proofErr w:type="spellEnd"/>
-            <w:r>
-              <w:rPr>
-                <w:rFonts w:asciiTheme="majorHAnsi" w:eastAsiaTheme="majorHAnsi" w:hAnsiTheme="majorHAnsi"/>
-                <w:b w:val="0"/>
-                <w:iCs/>
-                <w:color w:val="404040" w:themeColor="text1" w:themeTint="BF"/>
-                <w:sz w:val="20"/>
-              </w:rPr>
-              <w:t xml:space="preserve"> 사용하여 경로를 숨겨야 합니다.</w:t>
+              <w:t>된 임의의 식별자를 사용하여 경로를 숨겨야 합니다.</w:t>
             </w:r>
           </w:p>
         </w:tc>
@@ -18533,31 +19090,32 @@
               </w:rPr>
             </w:pPr>
             <w:r>
-              <w:t xml:space="preserve">서버가 파일 업로드 과정에서 </w:t>
+              <w:t xml:space="preserve">서버가 파일 업로드 과정에서 확장자 및 파일 형식에 대한 검증을 수행하지 않거나, </w:t>
             </w:r>
             <w:proofErr w:type="spellStart"/>
             <w:r>
-              <w:t>확장자</w:t>
+              <w:t>업로드된</w:t>
             </w:r>
             <w:proofErr w:type="spellEnd"/>
             <w:r>
-              <w:t xml:space="preserve"> 및 파일 형식에 대한 검증을 수행하지 않거나, </w:t>
+              <w:t xml:space="preserve"> 파일에 실행 권한을 부여함으로써 공격자가 악성 </w:t>
             </w:r>
             <w:proofErr w:type="spellStart"/>
             <w:r>
-              <w:t>업로드된</w:t>
+              <w:t>웹셸</w:t>
             </w:r>
             <w:proofErr w:type="spellEnd"/>
             <w:r>
-              <w:t xml:space="preserve"> 파일에 실행 권한을 부여하여 공격자가 악성 </w:t>
-            </w:r>
-            <w:proofErr w:type="spellStart"/>
-            <w:r>
-              <w:t>웹쉘</w:t>
-            </w:r>
-            <w:proofErr w:type="spellEnd"/>
-            <w:r>
-              <w:t>(Web Shell)을 서버에 저장하고 실행할 수 있는 취약점</w:t>
+              <w:t xml:space="preserve">(Web Shell)을 서버에 업로드하고 실행할 수 </w:t>
+            </w:r>
+            <w:r>
+              <w:t>있</w:t>
+            </w:r>
+            <w:r>
+              <w:rPr>
+                <w:rFonts w:hint="eastAsia"/>
+              </w:rPr>
+              <w:t>습니다.</w:t>
             </w:r>
           </w:p>
         </w:tc>
@@ -18620,342 +19178,154 @@
           </w:tcPr>
           <w:p>
             <w:pPr>
-              <w:pStyle w:val="ad"/>
+              <w:pStyle w:val="aa"/>
               <w:rPr>
                 <w:b w:val="0"/>
               </w:rPr>
             </w:pPr>
             <w:r>
               <w:rPr>
+                <w:rFonts w:hint="eastAsia"/>
                 <w:b w:val="0"/>
               </w:rPr>
-              <w:t>화이트리스트</w:t>
+              <w:t xml:space="preserve">1. </w:t>
             </w:r>
             <w:r>
               <w:rPr>
                 <w:b w:val="0"/>
               </w:rPr>
-              <w:t xml:space="preserve"> </w:t>
-            </w:r>
-            <w:r>
-              <w:rPr>
+              <w:t>화이트리스트 방식을 사용하여 허용된 확장자만 업로드되도록 제한</w:t>
+            </w:r>
+            <w:r>
+              <w:rPr>
+                <w:rFonts w:hint="eastAsia"/>
                 <w:b w:val="0"/>
               </w:rPr>
-              <w:t>방식을</w:t>
-            </w:r>
-            <w:r>
+              <w:t>해야 합니다.</w:t>
+            </w:r>
+          </w:p>
+          <w:p>
+            <w:pPr>
+              <w:pStyle w:val="aa"/>
               <w:rPr>
                 <w:b w:val="0"/>
               </w:rPr>
-              <w:t xml:space="preserve"> </w:t>
-            </w:r>
-            <w:r>
-              <w:rPr>
+            </w:pPr>
+            <w:r>
+              <w:rPr>
+                <w:rFonts w:hint="eastAsia"/>
                 <w:b w:val="0"/>
               </w:rPr>
-              <w:t>사용하여</w:t>
-            </w:r>
+              <w:t xml:space="preserve">2. </w:t>
+            </w:r>
+            <w:proofErr w:type="spellStart"/>
             <w:r>
               <w:rPr>
                 <w:b w:val="0"/>
               </w:rPr>
-              <w:t xml:space="preserve"> </w:t>
-            </w:r>
+              <w:t>업로드된</w:t>
+            </w:r>
+            <w:proofErr w:type="spellEnd"/>
             <w:r>
               <w:rPr>
                 <w:b w:val="0"/>
               </w:rPr>
-              <w:t>허용된</w:t>
-            </w:r>
-            <w:r>
-              <w:rPr>
+              <w:t xml:space="preserve"> 파일의 MIME 타입</w:t>
+            </w:r>
+            <w:r>
+              <w:rPr>
+                <w:rFonts w:hint="eastAsia"/>
                 <w:b w:val="0"/>
               </w:rPr>
-              <w:t xml:space="preserve"> </w:t>
+              <w:t>과</w:t>
             </w:r>
             <w:r>
               <w:rPr>
                 <w:b w:val="0"/>
               </w:rPr>
-              <w:t>확장자만</w:t>
+              <w:t xml:space="preserve"> 실제 내용(Magic Number)을 검사</w:t>
             </w:r>
             <w:r>
               <w:rPr>
                 <w:b w:val="0"/>
               </w:rPr>
-              <w:t xml:space="preserve"> </w:t>
-            </w:r>
-            <w:r>
-              <w:rPr>
+              <w:t>해야</w:t>
+            </w:r>
+            <w:r>
+              <w:rPr>
+                <w:rFonts w:hint="eastAsia"/>
                 <w:b w:val="0"/>
               </w:rPr>
-              <w:t>업로드되도록</w:t>
-            </w:r>
-            <w:r>
-              <w:rPr>
+              <w:t xml:space="preserve"> 합니다.</w:t>
+            </w:r>
+          </w:p>
+          <w:p>
+            <w:pPr>
+              <w:pStyle w:val="aa"/>
+              <w:rPr>
+                <w:bCs w:val="0"/>
+              </w:rPr>
+            </w:pPr>
+            <w:r>
+              <w:rPr>
+                <w:rFonts w:hint="eastAsia"/>
                 <w:b w:val="0"/>
               </w:rPr>
-              <w:t xml:space="preserve"> </w:t>
+              <w:t xml:space="preserve">3. </w:t>
             </w:r>
             <w:r>
               <w:rPr>
                 <w:b w:val="0"/>
               </w:rPr>
-              <w:t>제한</w:t>
-            </w:r>
-          </w:p>
-          <w:p>
-            <w:pPr>
-              <w:pStyle w:val="ad"/>
+              <w:t xml:space="preserve">업로드 </w:t>
+            </w:r>
+            <w:r>
               <w:rPr>
                 <w:b w:val="0"/>
               </w:rPr>
-            </w:pPr>
+              <w:t>디렉</w:t>
+            </w:r>
+            <w:r>
+              <w:rPr>
+                <w:rFonts w:hint="eastAsia"/>
+                <w:b w:val="0"/>
+              </w:rPr>
+              <w:t>터</w:t>
+            </w:r>
+            <w:r>
+              <w:rPr>
+                <w:b w:val="0"/>
+              </w:rPr>
+              <w:t xml:space="preserve">리에 </w:t>
+            </w:r>
+            <w:r>
+              <w:rPr>
+                <w:rFonts w:hint="eastAsia"/>
+                <w:b w:val="0"/>
+              </w:rPr>
+              <w:t>파일의 실행 및 직접 접근</w:t>
+            </w:r>
+            <w:r>
+              <w:rPr>
+                <w:b w:val="0"/>
+              </w:rPr>
+              <w:t xml:space="preserve">을 제거하고 파일명을 무작위로 변경하여 실행 및 접근을 </w:t>
+            </w:r>
             <w:proofErr w:type="spellStart"/>
             <w:r>
               <w:rPr>
                 <w:b w:val="0"/>
               </w:rPr>
-              <w:t>업로드된</w:t>
+              <w:t>방지</w:t>
+            </w:r>
+            <w:r>
+              <w:rPr>
+                <w:rFonts w:hint="eastAsia"/>
+                <w:b w:val="0"/>
+              </w:rPr>
+              <w:t>해야합니다</w:t>
             </w:r>
             <w:proofErr w:type="spellEnd"/>
-            <w:r>
-              <w:rPr>
-                <w:b w:val="0"/>
-              </w:rPr>
-              <w:t xml:space="preserve"> </w:t>
-            </w:r>
-            <w:r>
-              <w:rPr>
-                <w:b w:val="0"/>
-              </w:rPr>
-              <w:t>파일의</w:t>
-            </w:r>
-            <w:r>
-              <w:rPr>
-                <w:b w:val="0"/>
-              </w:rPr>
-              <w:t xml:space="preserve"> MIME </w:t>
-            </w:r>
-            <w:r>
-              <w:rPr>
-                <w:b w:val="0"/>
-              </w:rPr>
-              <w:t>타입</w:t>
-            </w:r>
-            <w:r>
-              <w:rPr>
-                <w:b w:val="0"/>
-              </w:rPr>
-              <w:t xml:space="preserve"> </w:t>
-            </w:r>
-            <w:r>
-              <w:rPr>
-                <w:b w:val="0"/>
-              </w:rPr>
-              <w:t>및</w:t>
-            </w:r>
-            <w:r>
-              <w:rPr>
-                <w:b w:val="0"/>
-              </w:rPr>
-              <w:t xml:space="preserve"> </w:t>
-            </w:r>
-            <w:r>
-              <w:rPr>
-                <w:b w:val="0"/>
-              </w:rPr>
-              <w:t>실제</w:t>
-            </w:r>
-            <w:r>
-              <w:rPr>
-                <w:b w:val="0"/>
-              </w:rPr>
-              <w:t xml:space="preserve"> </w:t>
-            </w:r>
-            <w:r>
-              <w:rPr>
-                <w:b w:val="0"/>
-              </w:rPr>
-              <w:t>내용</w:t>
-            </w:r>
-            <w:r>
-              <w:rPr>
-                <w:b w:val="0"/>
-              </w:rPr>
-              <w:t>(Magic Number)</w:t>
-            </w:r>
-            <w:r>
-              <w:rPr>
-                <w:b w:val="0"/>
-              </w:rPr>
-              <w:t>을</w:t>
-            </w:r>
-            <w:r>
-              <w:rPr>
-                <w:b w:val="0"/>
-              </w:rPr>
-              <w:t xml:space="preserve"> </w:t>
-            </w:r>
-            <w:r>
-              <w:rPr>
-                <w:b w:val="0"/>
-              </w:rPr>
-              <w:t>검사</w:t>
-            </w:r>
-          </w:p>
-          <w:p>
-            <w:pPr>
-              <w:pStyle w:val="ad"/>
-              <w:rPr>
-                <w:b w:val="0"/>
-                <w:bCs w:val="0"/>
-              </w:rPr>
-            </w:pPr>
-            <w:r>
-              <w:rPr>
-                <w:b w:val="0"/>
-              </w:rPr>
-              <w:t>업로드</w:t>
-            </w:r>
-            <w:r>
-              <w:rPr>
-                <w:b w:val="0"/>
-              </w:rPr>
-              <w:t xml:space="preserve"> </w:t>
-            </w:r>
-            <w:r>
-              <w:rPr>
-                <w:b w:val="0"/>
-              </w:rPr>
-              <w:t>디렉토리에</w:t>
-            </w:r>
-            <w:r>
-              <w:rPr>
-                <w:b w:val="0"/>
-              </w:rPr>
-              <w:t xml:space="preserve"> </w:t>
-            </w:r>
-            <w:r>
-              <w:rPr>
-                <w:b w:val="0"/>
-              </w:rPr>
-              <w:t>실행</w:t>
-            </w:r>
-            <w:r>
-              <w:rPr>
-                <w:b w:val="0"/>
-              </w:rPr>
-              <w:t xml:space="preserve"> </w:t>
-            </w:r>
-            <w:r>
-              <w:rPr>
-                <w:b w:val="0"/>
-              </w:rPr>
-              <w:t>권한을</w:t>
-            </w:r>
-            <w:r>
-              <w:rPr>
-                <w:b w:val="0"/>
-              </w:rPr>
-              <w:t xml:space="preserve"> </w:t>
-            </w:r>
-            <w:r>
-              <w:rPr>
-                <w:b w:val="0"/>
-              </w:rPr>
-              <w:t>제거하고</w:t>
-            </w:r>
-            <w:r>
-              <w:rPr>
-                <w:b w:val="0"/>
-              </w:rPr>
-              <w:t xml:space="preserve"> </w:t>
-            </w:r>
-            <w:r>
-              <w:rPr>
-                <w:b w:val="0"/>
-              </w:rPr>
-              <w:t>파일명을</w:t>
-            </w:r>
-            <w:r>
-              <w:rPr>
-                <w:b w:val="0"/>
-              </w:rPr>
-              <w:t xml:space="preserve"> </w:t>
-            </w:r>
-            <w:r>
-              <w:rPr>
-                <w:b w:val="0"/>
-              </w:rPr>
-              <w:t>무작위로</w:t>
-            </w:r>
-            <w:r>
-              <w:rPr>
-                <w:b w:val="0"/>
-              </w:rPr>
-              <w:t xml:space="preserve"> </w:t>
-            </w:r>
-            <w:r>
-              <w:rPr>
-                <w:b w:val="0"/>
-              </w:rPr>
-              <w:t>변경하여</w:t>
-            </w:r>
-            <w:r>
-              <w:rPr>
-                <w:b w:val="0"/>
-              </w:rPr>
-              <w:t xml:space="preserve"> </w:t>
-            </w:r>
-            <w:r>
-              <w:rPr>
-                <w:b w:val="0"/>
-              </w:rPr>
-              <w:t>실행</w:t>
-            </w:r>
-            <w:r>
-              <w:rPr>
-                <w:b w:val="0"/>
-              </w:rPr>
-              <w:t xml:space="preserve"> </w:t>
-            </w:r>
-            <w:r>
-              <w:rPr>
-                <w:b w:val="0"/>
-              </w:rPr>
-              <w:t>및</w:t>
-            </w:r>
-            <w:r>
-              <w:rPr>
-                <w:b w:val="0"/>
-              </w:rPr>
-              <w:t xml:space="preserve"> </w:t>
-            </w:r>
-            <w:r>
-              <w:rPr>
-                <w:b w:val="0"/>
-              </w:rPr>
-              <w:t>접근을</w:t>
-            </w:r>
-            <w:r>
-              <w:rPr>
-                <w:b w:val="0"/>
-              </w:rPr>
-              <w:t xml:space="preserve"> </w:t>
-            </w:r>
-            <w:r>
-              <w:rPr>
-                <w:b w:val="0"/>
-              </w:rPr>
-              <w:t>방지</w:t>
-            </w:r>
-            <w:r>
-              <w:rPr>
-                <w:b w:val="0"/>
-              </w:rPr>
-              <w:tab/>
-            </w:r>
           </w:p>
         </w:tc>
       </w:tr>
@@ -19119,7 +19489,16 @@
               </w:rPr>
             </w:pPr>
             <w:r>
-              <w:t>공격자가 악의적으로 구성한 페이지를 통해 사용자의 권한을 도용하여 타겟 서버에 비정상적인 요청(개인정보 수정 등)을 자동으로 전송하도록 유도하는 취약점</w:t>
+              <w:t xml:space="preserve">공격자가 악의적으로 구성한 페이지를 통해 사용자의 권한을 도용하여 타겟 서버에 비정상적인 요청(개인정보 수정 등)을 자동으로 전송하도록 </w:t>
+            </w:r>
+            <w:r>
+              <w:t>유도</w:t>
+            </w:r>
+            <w:r>
+              <w:rPr>
+                <w:rFonts w:hint="eastAsia"/>
+              </w:rPr>
+              <w:t>하고 있습니다.</w:t>
             </w:r>
           </w:p>
         </w:tc>
@@ -19157,6 +19536,7 @@
                 <w:rFonts w:hint="eastAsia"/>
                 <w:i w:val="0"/>
               </w:rPr>
+              <w:lastRenderedPageBreak/>
               <w:t>보안 조치 방법</w:t>
             </w:r>
           </w:p>
@@ -19184,48 +19564,89 @@
             <w:pPr>
               <w:pStyle w:val="aa"/>
               <w:rPr>
-                <w:rFonts w:eastAsia="굴림"/>
-                <w:sz w:val="24"/>
-              </w:rPr>
-            </w:pPr>
-            <w:r>
+                <w:b w:val="0"/>
+              </w:rPr>
+            </w:pPr>
+            <w:r>
+              <w:rPr>
+                <w:rFonts w:hint="eastAsia"/>
+                <w:b w:val="0"/>
+              </w:rPr>
+              <w:t xml:space="preserve">1. </w:t>
+            </w:r>
+            <w:r>
+              <w:rPr>
+                <w:b w:val="0"/>
+              </w:rPr>
               <w:t>요청 발생 시 사용자의 고유한 CSRF Token을 생성 및 검증하여 정상적인 요청인지 확인</w:t>
             </w:r>
-          </w:p>
-          <w:p>
-            <w:pPr>
-              <w:pStyle w:val="aa"/>
-            </w:pPr>
-            <w:r>
+            <w:r>
+              <w:rPr>
+                <w:rFonts w:hint="eastAsia"/>
+                <w:b w:val="0"/>
+              </w:rPr>
+              <w:t>해야 합니다.</w:t>
+            </w:r>
+          </w:p>
+          <w:p>
+            <w:pPr>
+              <w:pStyle w:val="aa"/>
+              <w:rPr>
+                <w:b w:val="0"/>
+              </w:rPr>
+            </w:pPr>
+            <w:r>
+              <w:rPr>
+                <w:b w:val="0"/>
+              </w:rPr>
+              <w:t xml:space="preserve">2. </w:t>
+            </w:r>
+            <w:r>
+              <w:rPr>
+                <w:b w:val="0"/>
+              </w:rPr>
               <w:t xml:space="preserve">HTTP 요청 헤더의 </w:t>
             </w:r>
             <w:r>
               <w:rPr>
                 <w:rStyle w:val="HTML"/>
-              </w:rPr>
-              <w:t>Or</w:t>
-            </w:r>
-            <w:bookmarkStart w:id="4" w:name="_GoBack"/>
-            <w:bookmarkEnd w:id="4"/>
+                <w:rFonts w:asciiTheme="majorHAnsi" w:eastAsiaTheme="majorHAnsi" w:hAnsiTheme="majorHAnsi" w:cstheme="minorBidi"/>
+                <w:b w:val="0"/>
+                <w:sz w:val="20"/>
+                <w:szCs w:val="20"/>
+              </w:rPr>
+              <w:t>Origin</w:t>
+            </w:r>
+            <w:r>
+              <w:rPr>
+                <w:b w:val="0"/>
+              </w:rPr>
+              <w:t xml:space="preserve"> 또는 </w:t>
+            </w:r>
+            <w:proofErr w:type="spellStart"/>
             <w:r>
               <w:rPr>
                 <w:rStyle w:val="HTML"/>
-              </w:rPr>
-              <w:t>igin</w:t>
-            </w:r>
-            <w:r>
-              <w:t xml:space="preserve"> 또는 </w:t>
-            </w:r>
-            <w:proofErr w:type="spellStart"/>
-            <w:r>
-              <w:rPr>
-                <w:rStyle w:val="HTML"/>
+                <w:rFonts w:asciiTheme="majorHAnsi" w:eastAsiaTheme="majorHAnsi" w:hAnsiTheme="majorHAnsi" w:cstheme="minorBidi"/>
+                <w:b w:val="0"/>
+                <w:sz w:val="20"/>
+                <w:szCs w:val="20"/>
               </w:rPr>
               <w:t>Referer</w:t>
             </w:r>
             <w:proofErr w:type="spellEnd"/>
             <w:r>
+              <w:rPr>
+                <w:b w:val="0"/>
+              </w:rPr>
               <w:t xml:space="preserve"> 값을 확인하여 신뢰할 수 있는 도메인에서의 요청인지 검증</w:t>
+            </w:r>
+            <w:r>
+              <w:rPr>
+                <w:rFonts w:hint="eastAsia"/>
+                <w:b w:val="0"/>
+              </w:rPr>
+              <w:t>해야 합니다.</w:t>
             </w:r>
           </w:p>
           <w:p>
@@ -19263,7 +19684,7 @@
 </file>
 
 <file path=word/endnotes.xml><?xml version="1.0" encoding="utf-8"?>
-<w:endnotes xmlns:wpc="http://schemas.microsoft.com/office/word/2010/wordprocessingCanvas" xmlns:cx="http://schemas.microsoft.com/office/drawing/2014/chartex" xmlns:mc="http://schemas.openxmlformats.org/markup-compatibility/2006" xmlns:o="urn:schemas-microsoft-com:office:office" xmlns:r="http://schemas.openxmlformats.org/officeDocument/2006/relationships" xmlns:m="http://schemas.openxmlformats.org/officeDocument/2006/math" xmlns:v="urn:schemas-microsoft-com:vml" xmlns:wp14="http://schemas.microsoft.com/office/word/2010/wordprocessingDrawing" xmlns:wp="http://schemas.openxmlformats.org/drawingml/2006/wordprocessingDrawing" xmlns:w10="urn:schemas-microsoft-com:office:word" xmlns:w="http://schemas.openxmlformats.org/wordprocessingml/2006/main" xmlns:w14="http://schemas.microsoft.com/office/word/2010/wordml" xmlns:w15="http://schemas.microsoft.com/office/word/2012/wordml" xmlns:w16se="http://schemas.microsoft.com/office/word/2015/wordml/symex" xmlns:wpg="http://schemas.microsoft.com/office/word/2010/wordprocessingGroup" xmlns:wpi="http://schemas.microsoft.com/office/word/2010/wordprocessingInk" xmlns:wne="http://schemas.microsoft.com/office/word/2006/wordml" xmlns:wps="http://schemas.microsoft.com/office/word/2010/wordprocessingShape" mc:Ignorable="w14 w15 w16se wp14">
+<w:endnotes xmlns:wpc="http://schemas.microsoft.com/office/word/2010/wordprocessingCanvas" xmlns:cx="http://schemas.microsoft.com/office/drawing/2014/chartex" xmlns:cx1="http://schemas.microsoft.com/office/drawing/2015/9/8/chartex" xmlns:cx2="http://schemas.microsoft.com/office/drawing/2015/10/21/chartex" xmlns:cx3="http://schemas.microsoft.com/office/drawing/2016/5/9/chartex" xmlns:cx4="http://schemas.microsoft.com/office/drawing/2016/5/10/chartex" xmlns:cx5="http://schemas.microsoft.com/office/drawing/2016/5/11/chartex" xmlns:cx6="http://schemas.microsoft.com/office/drawing/2016/5/12/chartex" xmlns:cx7="http://schemas.microsoft.com/office/drawing/2016/5/13/chartex" xmlns:cx8="http://schemas.microsoft.com/office/drawing/2016/5/14/chartex" xmlns:mc="http://schemas.openxmlformats.org/markup-compatibility/2006" xmlns:aink="http://schemas.microsoft.com/office/drawing/2016/ink" xmlns:am3d="http://schemas.microsoft.com/office/drawing/2017/model3d" xmlns:o="urn:schemas-microsoft-com:office:office" xmlns:oel="http://schemas.microsoft.com/office/2019/extlst" xmlns:r="http://schemas.openxmlformats.org/officeDocument/2006/relationships" xmlns:m="http://schemas.openxmlformats.org/officeDocument/2006/math" xmlns:v="urn:schemas-microsoft-com:vml" xmlns:wp14="http://schemas.microsoft.com/office/word/2010/wordprocessingDrawing" xmlns:wp="http://schemas.openxmlformats.org/drawingml/2006/wordprocessingDrawing" xmlns:w10="urn:schemas-microsoft-com:office:word" xmlns:w="http://schemas.openxmlformats.org/wordprocessingml/2006/main" xmlns:w14="http://schemas.microsoft.com/office/word/2010/wordml" xmlns:w15="http://schemas.microsoft.com/office/word/2012/wordml" xmlns:w16cex="http://schemas.microsoft.com/office/word/2018/wordml/cex" xmlns:w16cid="http://schemas.microsoft.com/office/word/2016/wordml/cid" xmlns:w16="http://schemas.microsoft.com/office/word/2018/wordml" xmlns:w16du="http://schemas.microsoft.com/office/word/2023/wordml/word16du" xmlns:w16sdtdh="http://schemas.microsoft.com/office/word/2020/wordml/sdtdatahash" xmlns:w16sdtfl="http://schemas.microsoft.com/office/word/2024/wordml/sdtformatlock" xmlns:w16se="http://schemas.microsoft.com/office/word/2015/wordml/symex" xmlns:wpg="http://schemas.microsoft.com/office/word/2010/wordprocessingGroup" xmlns:wpi="http://schemas.microsoft.com/office/word/2010/wordprocessingInk" xmlns:wne="http://schemas.microsoft.com/office/word/2006/wordml" xmlns:wps="http://schemas.microsoft.com/office/word/2010/wordprocessingShape" mc:Ignorable="w14 w15 w16se w16cid w16 w16cex w16sdtdh w16sdtfl w16du wp14">
   <w:endnote w:type="separator" w:id="-1">
     <w:p>
       <w:pPr>
@@ -19288,7 +19709,7 @@
 </file>
 
 <file path=word/footer1.xml><?xml version="1.0" encoding="utf-8"?>
-<w:ftr xmlns:wpc="http://schemas.microsoft.com/office/word/2010/wordprocessingCanvas" xmlns:cx="http://schemas.microsoft.com/office/drawing/2014/chartex" xmlns:mc="http://schemas.openxmlformats.org/markup-compatibility/2006" xmlns:o="urn:schemas-microsoft-com:office:office" xmlns:r="http://schemas.openxmlformats.org/officeDocument/2006/relationships" xmlns:m="http://schemas.openxmlformats.org/officeDocument/2006/math" xmlns:v="urn:schemas-microsoft-com:vml" xmlns:wp14="http://schemas.microsoft.com/office/word/2010/wordprocessingDrawing" xmlns:wp="http://schemas.openxmlformats.org/drawingml/2006/wordprocessingDrawing" xmlns:w10="urn:schemas-microsoft-com:office:word" xmlns:w="http://schemas.openxmlformats.org/wordprocessingml/2006/main" xmlns:w14="http://schemas.microsoft.com/office/word/2010/wordml" xmlns:w15="http://schemas.microsoft.com/office/word/2012/wordml" xmlns:w16se="http://schemas.microsoft.com/office/word/2015/wordml/symex" xmlns:wpg="http://schemas.microsoft.com/office/word/2010/wordprocessingGroup" xmlns:wpi="http://schemas.microsoft.com/office/word/2010/wordprocessingInk" xmlns:wne="http://schemas.microsoft.com/office/word/2006/wordml" xmlns:wps="http://schemas.microsoft.com/office/word/2010/wordprocessingShape" mc:Ignorable="w14 w15 w16se wp14">
+<w:ftr xmlns:wpc="http://schemas.microsoft.com/office/word/2010/wordprocessingCanvas" xmlns:cx="http://schemas.microsoft.com/office/drawing/2014/chartex" xmlns:cx1="http://schemas.microsoft.com/office/drawing/2015/9/8/chartex" xmlns:cx2="http://schemas.microsoft.com/office/drawing/2015/10/21/chartex" xmlns:cx3="http://schemas.microsoft.com/office/drawing/2016/5/9/chartex" xmlns:cx4="http://schemas.microsoft.com/office/drawing/2016/5/10/chartex" xmlns:cx5="http://schemas.microsoft.com/office/drawing/2016/5/11/chartex" xmlns:cx6="http://schemas.microsoft.com/office/drawing/2016/5/12/chartex" xmlns:cx7="http://schemas.microsoft.com/office/drawing/2016/5/13/chartex" xmlns:cx8="http://schemas.microsoft.com/office/drawing/2016/5/14/chartex" xmlns:mc="http://schemas.openxmlformats.org/markup-compatibility/2006" xmlns:aink="http://schemas.microsoft.com/office/drawing/2016/ink" xmlns:am3d="http://schemas.microsoft.com/office/drawing/2017/model3d" xmlns:o="urn:schemas-microsoft-com:office:office" xmlns:oel="http://schemas.microsoft.com/office/2019/extlst" xmlns:r="http://schemas.openxmlformats.org/officeDocument/2006/relationships" xmlns:m="http://schemas.openxmlformats.org/officeDocument/2006/math" xmlns:v="urn:schemas-microsoft-com:vml" xmlns:wp14="http://schemas.microsoft.com/office/word/2010/wordprocessingDrawing" xmlns:wp="http://schemas.openxmlformats.org/drawingml/2006/wordprocessingDrawing" xmlns:w10="urn:schemas-microsoft-com:office:word" xmlns:w="http://schemas.openxmlformats.org/wordprocessingml/2006/main" xmlns:w14="http://schemas.microsoft.com/office/word/2010/wordml" xmlns:w15="http://schemas.microsoft.com/office/word/2012/wordml" xmlns:w16cex="http://schemas.microsoft.com/office/word/2018/wordml/cex" xmlns:w16cid="http://schemas.microsoft.com/office/word/2016/wordml/cid" xmlns:w16="http://schemas.microsoft.com/office/word/2018/wordml" xmlns:w16du="http://schemas.microsoft.com/office/word/2023/wordml/word16du" xmlns:w16sdtdh="http://schemas.microsoft.com/office/word/2020/wordml/sdtdatahash" xmlns:w16sdtfl="http://schemas.microsoft.com/office/word/2024/wordml/sdtformatlock" xmlns:w16se="http://schemas.microsoft.com/office/word/2015/wordml/symex" xmlns:wpg="http://schemas.microsoft.com/office/word/2010/wordprocessingGroup" xmlns:wpi="http://schemas.microsoft.com/office/word/2010/wordprocessingInk" xmlns:wne="http://schemas.microsoft.com/office/word/2006/wordml" xmlns:wps="http://schemas.microsoft.com/office/word/2010/wordprocessingShape" mc:Ignorable="w14 w15 w16se w16cid w16 w16cex w16sdtdh w16sdtfl w16du wp14">
   <w:sdt>
     <w:sdtPr>
       <w:id w:val="-694771059"/>
@@ -19297,7 +19718,6 @@
         <w:docPartUnique/>
       </w:docPartObj>
     </w:sdtPr>
-    <w:sdtEndPr/>
     <w:sdtContent>
       <w:p>
         <w:pPr>
@@ -19341,7 +19761,7 @@
 </file>
 
 <file path=word/footer2.xml><?xml version="1.0" encoding="utf-8"?>
-<w:ftr xmlns:wpc="http://schemas.microsoft.com/office/word/2010/wordprocessingCanvas" xmlns:cx="http://schemas.microsoft.com/office/drawing/2014/chartex" xmlns:mc="http://schemas.openxmlformats.org/markup-compatibility/2006" xmlns:o="urn:schemas-microsoft-com:office:office" xmlns:r="http://schemas.openxmlformats.org/officeDocument/2006/relationships" xmlns:m="http://schemas.openxmlformats.org/officeDocument/2006/math" xmlns:v="urn:schemas-microsoft-com:vml" xmlns:wp14="http://schemas.microsoft.com/office/word/2010/wordprocessingDrawing" xmlns:wp="http://schemas.openxmlformats.org/drawingml/2006/wordprocessingDrawing" xmlns:w10="urn:schemas-microsoft-com:office:word" xmlns:w="http://schemas.openxmlformats.org/wordprocessingml/2006/main" xmlns:w14="http://schemas.microsoft.com/office/word/2010/wordml" xmlns:w15="http://schemas.microsoft.com/office/word/2012/wordml" xmlns:w16se="http://schemas.microsoft.com/office/word/2015/wordml/symex" xmlns:wpg="http://schemas.microsoft.com/office/word/2010/wordprocessingGroup" xmlns:wpi="http://schemas.microsoft.com/office/word/2010/wordprocessingInk" xmlns:wne="http://schemas.microsoft.com/office/word/2006/wordml" xmlns:wps="http://schemas.microsoft.com/office/word/2010/wordprocessingShape" mc:Ignorable="w14 w15 w16se wp14">
+<w:ftr xmlns:wpc="http://schemas.microsoft.com/office/word/2010/wordprocessingCanvas" xmlns:cx="http://schemas.microsoft.com/office/drawing/2014/chartex" xmlns:cx1="http://schemas.microsoft.com/office/drawing/2015/9/8/chartex" xmlns:cx2="http://schemas.microsoft.com/office/drawing/2015/10/21/chartex" xmlns:cx3="http://schemas.microsoft.com/office/drawing/2016/5/9/chartex" xmlns:cx4="http://schemas.microsoft.com/office/drawing/2016/5/10/chartex" xmlns:cx5="http://schemas.microsoft.com/office/drawing/2016/5/11/chartex" xmlns:cx6="http://schemas.microsoft.com/office/drawing/2016/5/12/chartex" xmlns:cx7="http://schemas.microsoft.com/office/drawing/2016/5/13/chartex" xmlns:cx8="http://schemas.microsoft.com/office/drawing/2016/5/14/chartex" xmlns:mc="http://schemas.openxmlformats.org/markup-compatibility/2006" xmlns:aink="http://schemas.microsoft.com/office/drawing/2016/ink" xmlns:am3d="http://schemas.microsoft.com/office/drawing/2017/model3d" xmlns:o="urn:schemas-microsoft-com:office:office" xmlns:oel="http://schemas.microsoft.com/office/2019/extlst" xmlns:r="http://schemas.openxmlformats.org/officeDocument/2006/relationships" xmlns:m="http://schemas.openxmlformats.org/officeDocument/2006/math" xmlns:v="urn:schemas-microsoft-com:vml" xmlns:wp14="http://schemas.microsoft.com/office/word/2010/wordprocessingDrawing" xmlns:wp="http://schemas.openxmlformats.org/drawingml/2006/wordprocessingDrawing" xmlns:w10="urn:schemas-microsoft-com:office:word" xmlns:w="http://schemas.openxmlformats.org/wordprocessingml/2006/main" xmlns:w14="http://schemas.microsoft.com/office/word/2010/wordml" xmlns:w15="http://schemas.microsoft.com/office/word/2012/wordml" xmlns:w16cex="http://schemas.microsoft.com/office/word/2018/wordml/cex" xmlns:w16cid="http://schemas.microsoft.com/office/word/2016/wordml/cid" xmlns:w16="http://schemas.microsoft.com/office/word/2018/wordml" xmlns:w16du="http://schemas.microsoft.com/office/word/2023/wordml/word16du" xmlns:w16sdtdh="http://schemas.microsoft.com/office/word/2020/wordml/sdtdatahash" xmlns:w16sdtfl="http://schemas.microsoft.com/office/word/2024/wordml/sdtformatlock" xmlns:w16se="http://schemas.microsoft.com/office/word/2015/wordml/symex" xmlns:wpg="http://schemas.microsoft.com/office/word/2010/wordprocessingGroup" xmlns:wpi="http://schemas.microsoft.com/office/word/2010/wordprocessingInk" xmlns:wne="http://schemas.microsoft.com/office/word/2006/wordml" xmlns:wps="http://schemas.microsoft.com/office/word/2010/wordprocessingShape" mc:Ignorable="w14 w15 w16se w16cid w16 w16cex w16sdtdh w16sdtfl w16du wp14">
   <w:sdt>
     <w:sdtPr>
       <w:id w:val="2080251144"/>
@@ -19350,7 +19770,6 @@
         <w:docPartUnique/>
       </w:docPartObj>
     </w:sdtPr>
-    <w:sdtEndPr/>
     <w:sdtContent>
       <w:p>
         <w:pPr>
@@ -19372,7 +19791,7 @@
 </file>
 
 <file path=word/footnotes.xml><?xml version="1.0" encoding="utf-8"?>
-<w:footnotes xmlns:wpc="http://schemas.microsoft.com/office/word/2010/wordprocessingCanvas" xmlns:cx="http://schemas.microsoft.com/office/drawing/2014/chartex" xmlns:mc="http://schemas.openxmlformats.org/markup-compatibility/2006" xmlns:o="urn:schemas-microsoft-com:office:office" xmlns:r="http://schemas.openxmlformats.org/officeDocument/2006/relationships" xmlns:m="http://schemas.openxmlformats.org/officeDocument/2006/math" xmlns:v="urn:schemas-microsoft-com:vml" xmlns:wp14="http://schemas.microsoft.com/office/word/2010/wordprocessingDrawing" xmlns:wp="http://schemas.openxmlformats.org/drawingml/2006/wordprocessingDrawing" xmlns:w10="urn:schemas-microsoft-com:office:word" xmlns:w="http://schemas.openxmlformats.org/wordprocessingml/2006/main" xmlns:w14="http://schemas.microsoft.com/office/word/2010/wordml" xmlns:w15="http://schemas.microsoft.com/office/word/2012/wordml" xmlns:w16se="http://schemas.microsoft.com/office/word/2015/wordml/symex" xmlns:wpg="http://schemas.microsoft.com/office/word/2010/wordprocessingGroup" xmlns:wpi="http://schemas.microsoft.com/office/word/2010/wordprocessingInk" xmlns:wne="http://schemas.microsoft.com/office/word/2006/wordml" xmlns:wps="http://schemas.microsoft.com/office/word/2010/wordprocessingShape" mc:Ignorable="w14 w15 w16se wp14">
+<w:footnotes xmlns:wpc="http://schemas.microsoft.com/office/word/2010/wordprocessingCanvas" xmlns:cx="http://schemas.microsoft.com/office/drawing/2014/chartex" xmlns:cx1="http://schemas.microsoft.com/office/drawing/2015/9/8/chartex" xmlns:cx2="http://schemas.microsoft.com/office/drawing/2015/10/21/chartex" xmlns:cx3="http://schemas.microsoft.com/office/drawing/2016/5/9/chartex" xmlns:cx4="http://schemas.microsoft.com/office/drawing/2016/5/10/chartex" xmlns:cx5="http://schemas.microsoft.com/office/drawing/2016/5/11/chartex" xmlns:cx6="http://schemas.microsoft.com/office/drawing/2016/5/12/chartex" xmlns:cx7="http://schemas.microsoft.com/office/drawing/2016/5/13/chartex" xmlns:cx8="http://schemas.microsoft.com/office/drawing/2016/5/14/chartex" xmlns:mc="http://schemas.openxmlformats.org/markup-compatibility/2006" xmlns:aink="http://schemas.microsoft.com/office/drawing/2016/ink" xmlns:am3d="http://schemas.microsoft.com/office/drawing/2017/model3d" xmlns:o="urn:schemas-microsoft-com:office:office" xmlns:oel="http://schemas.microsoft.com/office/2019/extlst" xmlns:r="http://schemas.openxmlformats.org/officeDocument/2006/relationships" xmlns:m="http://schemas.openxmlformats.org/officeDocument/2006/math" xmlns:v="urn:schemas-microsoft-com:vml" xmlns:wp14="http://schemas.microsoft.com/office/word/2010/wordprocessingDrawing" xmlns:wp="http://schemas.openxmlformats.org/drawingml/2006/wordprocessingDrawing" xmlns:w10="urn:schemas-microsoft-com:office:word" xmlns:w="http://schemas.openxmlformats.org/wordprocessingml/2006/main" xmlns:w14="http://schemas.microsoft.com/office/word/2010/wordml" xmlns:w15="http://schemas.microsoft.com/office/word/2012/wordml" xmlns:w16cex="http://schemas.microsoft.com/office/word/2018/wordml/cex" xmlns:w16cid="http://schemas.microsoft.com/office/word/2016/wordml/cid" xmlns:w16="http://schemas.microsoft.com/office/word/2018/wordml" xmlns:w16du="http://schemas.microsoft.com/office/word/2023/wordml/word16du" xmlns:w16sdtdh="http://schemas.microsoft.com/office/word/2020/wordml/sdtdatahash" xmlns:w16sdtfl="http://schemas.microsoft.com/office/word/2024/wordml/sdtformatlock" xmlns:w16se="http://schemas.microsoft.com/office/word/2015/wordml/symex" xmlns:wpg="http://schemas.microsoft.com/office/word/2010/wordprocessingGroup" xmlns:wpi="http://schemas.microsoft.com/office/word/2010/wordprocessingInk" xmlns:wne="http://schemas.microsoft.com/office/word/2006/wordml" xmlns:wps="http://schemas.microsoft.com/office/word/2010/wordprocessingShape" mc:Ignorable="w14 w15 w16se w16cid w16 w16cex w16sdtdh w16sdtfl w16du wp14">
   <w:footnote w:type="separator" w:id="-1">
     <w:p>
       <w:pPr>
@@ -19397,7 +19816,7 @@
 </file>
 
 <file path=word/numbering.xml><?xml version="1.0" encoding="utf-8"?>
-<w:numbering xmlns:wpc="http://schemas.microsoft.com/office/word/2010/wordprocessingCanvas" xmlns:cx="http://schemas.microsoft.com/office/drawing/2014/chartex" xmlns:mc="http://schemas.openxmlformats.org/markup-compatibility/2006" xmlns:o="urn:schemas-microsoft-com:office:office" xmlns:r="http://schemas.openxmlformats.org/officeDocument/2006/relationships" xmlns:m="http://schemas.openxmlformats.org/officeDocument/2006/math" xmlns:v="urn:schemas-microsoft-com:vml" xmlns:wp14="http://schemas.microsoft.com/office/word/2010/wordprocessingDrawing" xmlns:wp="http://schemas.openxmlformats.org/drawingml/2006/wordprocessingDrawing" xmlns:w10="urn:schemas-microsoft-com:office:word" xmlns:w="http://schemas.openxmlformats.org/wordprocessingml/2006/main" xmlns:w14="http://schemas.microsoft.com/office/word/2010/wordml" xmlns:w15="http://schemas.microsoft.com/office/word/2012/wordml" xmlns:w16se="http://schemas.microsoft.com/office/word/2015/wordml/symex" xmlns:wpg="http://schemas.microsoft.com/office/word/2010/wordprocessingGroup" xmlns:wpi="http://schemas.microsoft.com/office/word/2010/wordprocessingInk" xmlns:wne="http://schemas.microsoft.com/office/word/2006/wordml" xmlns:wps="http://schemas.microsoft.com/office/word/2010/wordprocessingShape" mc:Ignorable="w14 w15 w16se wp14">
+<w:numbering xmlns:wpc="http://schemas.microsoft.com/office/word/2010/wordprocessingCanvas" xmlns:cx="http://schemas.microsoft.com/office/drawing/2014/chartex" xmlns:cx1="http://schemas.microsoft.com/office/drawing/2015/9/8/chartex" xmlns:cx2="http://schemas.microsoft.com/office/drawing/2015/10/21/chartex" xmlns:cx3="http://schemas.microsoft.com/office/drawing/2016/5/9/chartex" xmlns:cx4="http://schemas.microsoft.com/office/drawing/2016/5/10/chartex" xmlns:cx5="http://schemas.microsoft.com/office/drawing/2016/5/11/chartex" xmlns:cx6="http://schemas.microsoft.com/office/drawing/2016/5/12/chartex" xmlns:cx7="http://schemas.microsoft.com/office/drawing/2016/5/13/chartex" xmlns:cx8="http://schemas.microsoft.com/office/drawing/2016/5/14/chartex" xmlns:mc="http://schemas.openxmlformats.org/markup-compatibility/2006" xmlns:aink="http://schemas.microsoft.com/office/drawing/2016/ink" xmlns:am3d="http://schemas.microsoft.com/office/drawing/2017/model3d" xmlns:o="urn:schemas-microsoft-com:office:office" xmlns:oel="http://schemas.microsoft.com/office/2019/extlst" xmlns:r="http://schemas.openxmlformats.org/officeDocument/2006/relationships" xmlns:m="http://schemas.openxmlformats.org/officeDocument/2006/math" xmlns:v="urn:schemas-microsoft-com:vml" xmlns:wp14="http://schemas.microsoft.com/office/word/2010/wordprocessingDrawing" xmlns:wp="http://schemas.openxmlformats.org/drawingml/2006/wordprocessingDrawing" xmlns:w10="urn:schemas-microsoft-com:office:word" xmlns:w="http://schemas.openxmlformats.org/wordprocessingml/2006/main" xmlns:w14="http://schemas.microsoft.com/office/word/2010/wordml" xmlns:w15="http://schemas.microsoft.com/office/word/2012/wordml" xmlns:w16cex="http://schemas.microsoft.com/office/word/2018/wordml/cex" xmlns:w16cid="http://schemas.microsoft.com/office/word/2016/wordml/cid" xmlns:w16="http://schemas.microsoft.com/office/word/2018/wordml" xmlns:w16du="http://schemas.microsoft.com/office/word/2023/wordml/word16du" xmlns:w16sdtdh="http://schemas.microsoft.com/office/word/2020/wordml/sdtdatahash" xmlns:w16sdtfl="http://schemas.microsoft.com/office/word/2024/wordml/sdtformatlock" xmlns:w16se="http://schemas.microsoft.com/office/word/2015/wordml/symex" xmlns:wpg="http://schemas.microsoft.com/office/word/2010/wordprocessingGroup" xmlns:wpi="http://schemas.microsoft.com/office/word/2010/wordprocessingInk" xmlns:wne="http://schemas.microsoft.com/office/word/2006/wordml" xmlns:wps="http://schemas.microsoft.com/office/word/2010/wordprocessingShape" mc:Ignorable="w14 w15 w16se w16cid w16 w16cex w16sdtdh w16sdtfl w16du wp14">
   <w:abstractNum w:abstractNumId="0" w15:restartNumberingAfterBreak="0">
     <w:nsid w:val="09006DEF"/>
     <w:multiLevelType w:val="hybridMultilevel"/>
@@ -19739,6 +20158,95 @@
     </w:lvl>
   </w:abstractNum>
   <w:abstractNum w:abstractNumId="3" w15:restartNumberingAfterBreak="0">
+    <w:nsid w:val="1AD87BB1"/>
+    <w:multiLevelType w:val="hybridMultilevel"/>
+    <w:tmpl w:val="706A237C"/>
+    <w:lvl w:ilvl="0" w:tplc="5E6E385C">
+      <w:start w:val="1"/>
+      <w:numFmt w:val="decimal"/>
+      <w:lvlText w:val="%1."/>
+      <w:lvlJc w:val="left"/>
+      <w:pPr>
+        <w:ind w:left="760" w:hanging="360"/>
+      </w:pPr>
+      <w:rPr>
+        <w:rFonts w:hint="default"/>
+      </w:rPr>
+    </w:lvl>
+    <w:lvl w:ilvl="1" w:tplc="04090019" w:tentative="1">
+      <w:start w:val="1"/>
+      <w:numFmt w:val="upperLetter"/>
+      <w:lvlText w:val="%2."/>
+      <w:lvlJc w:val="left"/>
+      <w:pPr>
+        <w:ind w:left="1200" w:hanging="400"/>
+      </w:pPr>
+    </w:lvl>
+    <w:lvl w:ilvl="2" w:tplc="0409001B" w:tentative="1">
+      <w:start w:val="1"/>
+      <w:numFmt w:val="lowerRoman"/>
+      <w:lvlText w:val="%3."/>
+      <w:lvlJc w:val="right"/>
+      <w:pPr>
+        <w:ind w:left="1600" w:hanging="400"/>
+      </w:pPr>
+    </w:lvl>
+    <w:lvl w:ilvl="3" w:tplc="0409000F" w:tentative="1">
+      <w:start w:val="1"/>
+      <w:numFmt w:val="decimal"/>
+      <w:lvlText w:val="%4."/>
+      <w:lvlJc w:val="left"/>
+      <w:pPr>
+        <w:ind w:left="2000" w:hanging="400"/>
+      </w:pPr>
+    </w:lvl>
+    <w:lvl w:ilvl="4" w:tplc="04090019" w:tentative="1">
+      <w:start w:val="1"/>
+      <w:numFmt w:val="upperLetter"/>
+      <w:lvlText w:val="%5."/>
+      <w:lvlJc w:val="left"/>
+      <w:pPr>
+        <w:ind w:left="2400" w:hanging="400"/>
+      </w:pPr>
+    </w:lvl>
+    <w:lvl w:ilvl="5" w:tplc="0409001B" w:tentative="1">
+      <w:start w:val="1"/>
+      <w:numFmt w:val="lowerRoman"/>
+      <w:lvlText w:val="%6."/>
+      <w:lvlJc w:val="right"/>
+      <w:pPr>
+        <w:ind w:left="2800" w:hanging="400"/>
+      </w:pPr>
+    </w:lvl>
+    <w:lvl w:ilvl="6" w:tplc="0409000F" w:tentative="1">
+      <w:start w:val="1"/>
+      <w:numFmt w:val="decimal"/>
+      <w:lvlText w:val="%7."/>
+      <w:lvlJc w:val="left"/>
+      <w:pPr>
+        <w:ind w:left="3200" w:hanging="400"/>
+      </w:pPr>
+    </w:lvl>
+    <w:lvl w:ilvl="7" w:tplc="04090019" w:tentative="1">
+      <w:start w:val="1"/>
+      <w:numFmt w:val="upperLetter"/>
+      <w:lvlText w:val="%8."/>
+      <w:lvlJc w:val="left"/>
+      <w:pPr>
+        <w:ind w:left="3600" w:hanging="400"/>
+      </w:pPr>
+    </w:lvl>
+    <w:lvl w:ilvl="8" w:tplc="0409001B" w:tentative="1">
+      <w:start w:val="1"/>
+      <w:numFmt w:val="lowerRoman"/>
+      <w:lvlText w:val="%9."/>
+      <w:lvlJc w:val="right"/>
+      <w:pPr>
+        <w:ind w:left="4000" w:hanging="400"/>
+      </w:pPr>
+    </w:lvl>
+  </w:abstractNum>
+  <w:abstractNum w:abstractNumId="4" w15:restartNumberingAfterBreak="0">
     <w:nsid w:val="1F855F64"/>
     <w:multiLevelType w:val="multilevel"/>
     <w:tmpl w:val="5254DF3C"/>
@@ -19859,7 +20367,7 @@
       </w:rPr>
     </w:lvl>
   </w:abstractNum>
-  <w:abstractNum w:abstractNumId="4" w15:restartNumberingAfterBreak="0">
+  <w:abstractNum w:abstractNumId="5" w15:restartNumberingAfterBreak="0">
     <w:nsid w:val="3F7B1171"/>
     <w:multiLevelType w:val="hybridMultilevel"/>
     <w:tmpl w:val="94E0E5AE"/>
@@ -19948,7 +20456,7 @@
       </w:pPr>
     </w:lvl>
   </w:abstractNum>
-  <w:abstractNum w:abstractNumId="5" w15:restartNumberingAfterBreak="0">
+  <w:abstractNum w:abstractNumId="6" w15:restartNumberingAfterBreak="0">
     <w:nsid w:val="4A6B341E"/>
     <w:multiLevelType w:val="hybridMultilevel"/>
     <w:tmpl w:val="BED8EA56"/>
@@ -20062,7 +20570,7 @@
       </w:rPr>
     </w:lvl>
   </w:abstractNum>
-  <w:abstractNum w:abstractNumId="6" w15:restartNumberingAfterBreak="0">
+  <w:abstractNum w:abstractNumId="7" w15:restartNumberingAfterBreak="0">
     <w:nsid w:val="4FE07939"/>
     <w:multiLevelType w:val="hybridMultilevel"/>
     <w:tmpl w:val="C6FC2A30"/>
@@ -20175,7 +20683,96 @@
       </w:rPr>
     </w:lvl>
   </w:abstractNum>
-  <w:abstractNum w:abstractNumId="7" w15:restartNumberingAfterBreak="0">
+  <w:abstractNum w:abstractNumId="8" w15:restartNumberingAfterBreak="0">
+    <w:nsid w:val="52C63793"/>
+    <w:multiLevelType w:val="hybridMultilevel"/>
+    <w:tmpl w:val="E7F4310A"/>
+    <w:lvl w:ilvl="0" w:tplc="73C23A9C">
+      <w:start w:val="1"/>
+      <w:numFmt w:val="decimal"/>
+      <w:lvlText w:val="%1."/>
+      <w:lvlJc w:val="left"/>
+      <w:pPr>
+        <w:ind w:left="760" w:hanging="360"/>
+      </w:pPr>
+      <w:rPr>
+        <w:rFonts w:hint="default"/>
+      </w:rPr>
+    </w:lvl>
+    <w:lvl w:ilvl="1" w:tplc="04090019" w:tentative="1">
+      <w:start w:val="1"/>
+      <w:numFmt w:val="upperLetter"/>
+      <w:lvlText w:val="%2."/>
+      <w:lvlJc w:val="left"/>
+      <w:pPr>
+        <w:ind w:left="1200" w:hanging="400"/>
+      </w:pPr>
+    </w:lvl>
+    <w:lvl w:ilvl="2" w:tplc="0409001B" w:tentative="1">
+      <w:start w:val="1"/>
+      <w:numFmt w:val="lowerRoman"/>
+      <w:lvlText w:val="%3."/>
+      <w:lvlJc w:val="right"/>
+      <w:pPr>
+        <w:ind w:left="1600" w:hanging="400"/>
+      </w:pPr>
+    </w:lvl>
+    <w:lvl w:ilvl="3" w:tplc="0409000F" w:tentative="1">
+      <w:start w:val="1"/>
+      <w:numFmt w:val="decimal"/>
+      <w:lvlText w:val="%4."/>
+      <w:lvlJc w:val="left"/>
+      <w:pPr>
+        <w:ind w:left="2000" w:hanging="400"/>
+      </w:pPr>
+    </w:lvl>
+    <w:lvl w:ilvl="4" w:tplc="04090019" w:tentative="1">
+      <w:start w:val="1"/>
+      <w:numFmt w:val="upperLetter"/>
+      <w:lvlText w:val="%5."/>
+      <w:lvlJc w:val="left"/>
+      <w:pPr>
+        <w:ind w:left="2400" w:hanging="400"/>
+      </w:pPr>
+    </w:lvl>
+    <w:lvl w:ilvl="5" w:tplc="0409001B" w:tentative="1">
+      <w:start w:val="1"/>
+      <w:numFmt w:val="lowerRoman"/>
+      <w:lvlText w:val="%6."/>
+      <w:lvlJc w:val="right"/>
+      <w:pPr>
+        <w:ind w:left="2800" w:hanging="400"/>
+      </w:pPr>
+    </w:lvl>
+    <w:lvl w:ilvl="6" w:tplc="0409000F" w:tentative="1">
+      <w:start w:val="1"/>
+      <w:numFmt w:val="decimal"/>
+      <w:lvlText w:val="%7."/>
+      <w:lvlJc w:val="left"/>
+      <w:pPr>
+        <w:ind w:left="3200" w:hanging="400"/>
+      </w:pPr>
+    </w:lvl>
+    <w:lvl w:ilvl="7" w:tplc="04090019" w:tentative="1">
+      <w:start w:val="1"/>
+      <w:numFmt w:val="upperLetter"/>
+      <w:lvlText w:val="%8."/>
+      <w:lvlJc w:val="left"/>
+      <w:pPr>
+        <w:ind w:left="3600" w:hanging="400"/>
+      </w:pPr>
+    </w:lvl>
+    <w:lvl w:ilvl="8" w:tplc="0409001B" w:tentative="1">
+      <w:start w:val="1"/>
+      <w:numFmt w:val="lowerRoman"/>
+      <w:lvlText w:val="%9."/>
+      <w:lvlJc w:val="right"/>
+      <w:pPr>
+        <w:ind w:left="4000" w:hanging="400"/>
+      </w:pPr>
+    </w:lvl>
+  </w:abstractNum>
+  <w:abstractNum w:abstractNumId="9" w15:restartNumberingAfterBreak="0">
     <w:nsid w:val="5B4936ED"/>
     <w:multiLevelType w:val="hybridMultilevel"/>
     <w:tmpl w:val="A84E5882"/>
@@ -20288,7 +20885,7 @@
       </w:rPr>
     </w:lvl>
   </w:abstractNum>
-  <w:abstractNum w:abstractNumId="8" w15:restartNumberingAfterBreak="0">
+  <w:abstractNum w:abstractNumId="10" w15:restartNumberingAfterBreak="0">
     <w:nsid w:val="5D526817"/>
     <w:multiLevelType w:val="multilevel"/>
     <w:tmpl w:val="50D2F080"/>
@@ -20407,7 +21004,96 @@
       </w:rPr>
     </w:lvl>
   </w:abstractNum>
-  <w:abstractNum w:abstractNumId="9" w15:restartNumberingAfterBreak="0">
+  <w:abstractNum w:abstractNumId="11" w15:restartNumberingAfterBreak="0">
+    <w:nsid w:val="604F76D5"/>
+    <w:multiLevelType w:val="hybridMultilevel"/>
+    <w:tmpl w:val="6D8CF2FC"/>
+    <w:lvl w:ilvl="0" w:tplc="875AECC8">
+      <w:start w:val="1"/>
+      <w:numFmt w:val="decimal"/>
+      <w:lvlText w:val="%1."/>
+      <w:lvlJc w:val="left"/>
+      <w:pPr>
+        <w:ind w:left="760" w:hanging="360"/>
+      </w:pPr>
+      <w:rPr>
+        <w:rFonts w:hint="default"/>
+      </w:rPr>
+    </w:lvl>
+    <w:lvl w:ilvl="1" w:tplc="04090019" w:tentative="1">
+      <w:start w:val="1"/>
+      <w:numFmt w:val="upperLetter"/>
+      <w:lvlText w:val="%2."/>
+      <w:lvlJc w:val="left"/>
+      <w:pPr>
+        <w:ind w:left="1200" w:hanging="400"/>
+      </w:pPr>
+    </w:lvl>
+    <w:lvl w:ilvl="2" w:tplc="0409001B" w:tentative="1">
+      <w:start w:val="1"/>
+      <w:numFmt w:val="lowerRoman"/>
+      <w:lvlText w:val="%3."/>
+      <w:lvlJc w:val="right"/>
+      <w:pPr>
+        <w:ind w:left="1600" w:hanging="400"/>
+      </w:pPr>
+    </w:lvl>
+    <w:lvl w:ilvl="3" w:tplc="0409000F" w:tentative="1">
+      <w:start w:val="1"/>
+      <w:numFmt w:val="decimal"/>
+      <w:lvlText w:val="%4."/>
+      <w:lvlJc w:val="left"/>
+      <w:pPr>
+        <w:ind w:left="2000" w:hanging="400"/>
+      </w:pPr>
+    </w:lvl>
+    <w:lvl w:ilvl="4" w:tplc="04090019" w:tentative="1">
+      <w:start w:val="1"/>
+      <w:numFmt w:val="upperLetter"/>
+      <w:lvlText w:val="%5."/>
+      <w:lvlJc w:val="left"/>
+      <w:pPr>
+        <w:ind w:left="2400" w:hanging="400"/>
+      </w:pPr>
+    </w:lvl>
+    <w:lvl w:ilvl="5" w:tplc="0409001B" w:tentative="1">
+      <w:start w:val="1"/>
+      <w:numFmt w:val="lowerRoman"/>
+      <w:lvlText w:val="%6."/>
+      <w:lvlJc w:val="right"/>
+      <w:pPr>
+        <w:ind w:left="2800" w:hanging="400"/>
+      </w:pPr>
+    </w:lvl>
+    <w:lvl w:ilvl="6" w:tplc="0409000F" w:tentative="1">
+      <w:start w:val="1"/>
+      <w:numFmt w:val="decimal"/>
+      <w:lvlText w:val="%7."/>
+      <w:lvlJc w:val="left"/>
+      <w:pPr>
+        <w:ind w:left="3200" w:hanging="400"/>
+      </w:pPr>
+    </w:lvl>
+    <w:lvl w:ilvl="7" w:tplc="04090019" w:tentative="1">
+      <w:start w:val="1"/>
+      <w:numFmt w:val="upperLetter"/>
+      <w:lvlText w:val="%8."/>
+      <w:lvlJc w:val="left"/>
+      <w:pPr>
+        <w:ind w:left="3600" w:hanging="400"/>
+      </w:pPr>
+    </w:lvl>
+    <w:lvl w:ilvl="8" w:tplc="0409001B" w:tentative="1">
+      <w:start w:val="1"/>
+      <w:numFmt w:val="lowerRoman"/>
+      <w:lvlText w:val="%9."/>
+      <w:lvlJc w:val="right"/>
+      <w:pPr>
+        <w:ind w:left="4000" w:hanging="400"/>
+      </w:pPr>
+    </w:lvl>
+  </w:abstractNum>
+  <w:abstractNum w:abstractNumId="12" w15:restartNumberingAfterBreak="0">
     <w:nsid w:val="691175CA"/>
     <w:multiLevelType w:val="hybridMultilevel"/>
     <w:tmpl w:val="D0FAB03C"/>
@@ -20496,7 +21182,7 @@
       </w:pPr>
     </w:lvl>
   </w:abstractNum>
-  <w:abstractNum w:abstractNumId="10" w15:restartNumberingAfterBreak="0">
+  <w:abstractNum w:abstractNumId="13" w15:restartNumberingAfterBreak="0">
     <w:nsid w:val="6D1A41C4"/>
     <w:multiLevelType w:val="hybridMultilevel"/>
     <w:tmpl w:val="4A1EF7A2"/>
@@ -20609,7 +21295,7 @@
       </w:rPr>
     </w:lvl>
   </w:abstractNum>
-  <w:abstractNum w:abstractNumId="11" w15:restartNumberingAfterBreak="0">
+  <w:abstractNum w:abstractNumId="14" w15:restartNumberingAfterBreak="0">
     <w:nsid w:val="77B1143D"/>
     <w:multiLevelType w:val="multilevel"/>
     <w:tmpl w:val="16984C9C"/>
@@ -20758,7 +21444,7 @@
       </w:rPr>
     </w:lvl>
   </w:abstractNum>
-  <w:abstractNum w:abstractNumId="12" w15:restartNumberingAfterBreak="0">
+  <w:abstractNum w:abstractNumId="15" w15:restartNumberingAfterBreak="0">
     <w:nsid w:val="7E013A67"/>
     <w:multiLevelType w:val="hybridMultilevel"/>
     <w:tmpl w:val="4AB44CAC"/>
@@ -20926,50 +21612,59 @@
       </w:rPr>
     </w:lvl>
   </w:abstractNum>
-  <w:num w:numId="1">
+  <w:num w:numId="1" w16cid:durableId="998845615">
+    <w:abstractNumId w:val="6"/>
+  </w:num>
+  <w:num w:numId="2" w16cid:durableId="1341006108">
+    <w:abstractNumId w:val="10"/>
+  </w:num>
+  <w:num w:numId="3" w16cid:durableId="1787001885">
+    <w:abstractNumId w:val="4"/>
+  </w:num>
+  <w:num w:numId="4" w16cid:durableId="1096438454">
+    <w:abstractNumId w:val="9"/>
+  </w:num>
+  <w:num w:numId="5" w16cid:durableId="1100370915">
+    <w:abstractNumId w:val="13"/>
+  </w:num>
+  <w:num w:numId="6" w16cid:durableId="1875189425">
+    <w:abstractNumId w:val="2"/>
+  </w:num>
+  <w:num w:numId="7" w16cid:durableId="351537775">
+    <w:abstractNumId w:val="7"/>
+  </w:num>
+  <w:num w:numId="8" w16cid:durableId="1433162892">
+    <w:abstractNumId w:val="1"/>
+  </w:num>
+  <w:num w:numId="9" w16cid:durableId="383871148">
+    <w:abstractNumId w:val="14"/>
+  </w:num>
+  <w:num w:numId="10" w16cid:durableId="746877678">
+    <w:abstractNumId w:val="15"/>
+  </w:num>
+  <w:num w:numId="11" w16cid:durableId="624703279">
+    <w:abstractNumId w:val="0"/>
+  </w:num>
+  <w:num w:numId="12" w16cid:durableId="1811626189">
+    <w:abstractNumId w:val="12"/>
+  </w:num>
+  <w:num w:numId="13" w16cid:durableId="1280379174">
     <w:abstractNumId w:val="5"/>
   </w:num>
-  <w:num w:numId="2">
-    <w:abstractNumId w:val="8"/>
+  <w:num w:numId="14" w16cid:durableId="1257328959">
+    <w:abstractNumId w:val="11"/>
   </w:num>
-  <w:num w:numId="3">
+  <w:num w:numId="15" w16cid:durableId="886839273">
     <w:abstractNumId w:val="3"/>
   </w:num>
-  <w:num w:numId="4">
-    <w:abstractNumId w:val="7"/>
-  </w:num>
-  <w:num w:numId="5">
-    <w:abstractNumId w:val="10"/>
-  </w:num>
-  <w:num w:numId="6">
-    <w:abstractNumId w:val="2"/>
-  </w:num>
-  <w:num w:numId="7">
-    <w:abstractNumId w:val="6"/>
-  </w:num>
-  <w:num w:numId="8">
-    <w:abstractNumId w:val="1"/>
-  </w:num>
-  <w:num w:numId="9">
-    <w:abstractNumId w:val="11"/>
-  </w:num>
-  <w:num w:numId="10">
-    <w:abstractNumId w:val="12"/>
-  </w:num>
-  <w:num w:numId="11">
-    <w:abstractNumId w:val="0"/>
-  </w:num>
-  <w:num w:numId="12">
-    <w:abstractNumId w:val="9"/>
-  </w:num>
-  <w:num w:numId="13">
-    <w:abstractNumId w:val="4"/>
+  <w:num w:numId="16" w16cid:durableId="1803692751">
+    <w:abstractNumId w:val="8"/>
   </w:num>
 </w:numbering>
 </file>
 
 <file path=word/styles.xml><?xml version="1.0" encoding="utf-8"?>
-<w:styles xmlns:mc="http://schemas.openxmlformats.org/markup-compatibility/2006" xmlns:r="http://schemas.openxmlformats.org/officeDocument/2006/relationships" xmlns:w="http://schemas.openxmlformats.org/wordprocessingml/2006/main" xmlns:w14="http://schemas.microsoft.com/office/word/2010/wordml" xmlns:w15="http://schemas.microsoft.com/office/word/2012/wordml" xmlns:w16se="http://schemas.microsoft.com/office/word/2015/wordml/symex" mc:Ignorable="w14 w15 w16se">
+<w:styles xmlns:mc="http://schemas.openxmlformats.org/markup-compatibility/2006" xmlns:r="http://schemas.openxmlformats.org/officeDocument/2006/relationships" xmlns:w="http://schemas.openxmlformats.org/wordprocessingml/2006/main" xmlns:w14="http://schemas.microsoft.com/office/word/2010/wordml" xmlns:w15="http://schemas.microsoft.com/office/word/2012/wordml" xmlns:w16cex="http://schemas.microsoft.com/office/word/2018/wordml/cex" xmlns:w16cid="http://schemas.microsoft.com/office/word/2016/wordml/cid" xmlns:w16="http://schemas.microsoft.com/office/word/2018/wordml" xmlns:w16du="http://schemas.microsoft.com/office/word/2023/wordml/word16du" xmlns:w16sdtdh="http://schemas.microsoft.com/office/word/2020/wordml/sdtdatahash" xmlns:w16sdtfl="http://schemas.microsoft.com/office/word/2024/wordml/sdtformatlock" xmlns:w16se="http://schemas.microsoft.com/office/word/2015/wordml/symex" mc:Ignorable="w14 w15 w16se w16cid w16 w16cex w16sdtdh w16sdtfl w16du">
   <w:docDefaults>
     <w:rPrDefault>
       <w:rPr>
@@ -20986,7 +21681,7 @@
       </w:pPr>
     </w:pPrDefault>
   </w:docDefaults>
-  <w:latentStyles w:defLockedState="0" w:defUIPriority="99" w:defSemiHidden="0" w:defUnhideWhenUsed="0" w:defQFormat="0" w:count="371">
+  <w:latentStyles w:defLockedState="0" w:defUIPriority="99" w:defSemiHidden="0" w:defUnhideWhenUsed="0" w:defQFormat="0" w:count="376">
     <w:lsdException w:name="Normal" w:uiPriority="0" w:qFormat="1"/>
     <w:lsdException w:name="heading 1" w:uiPriority="9" w:qFormat="1"/>
     <w:lsdException w:name="heading 2" w:semiHidden="1" w:uiPriority="9" w:unhideWhenUsed="1" w:qFormat="1"/>
@@ -21358,11 +22053,16 @@
     <w:lsdException w:name="List Table 5 Dark Accent 6" w:uiPriority="50"/>
     <w:lsdException w:name="List Table 6 Colorful Accent 6" w:uiPriority="51"/>
     <w:lsdException w:name="List Table 7 Colorful Accent 6" w:uiPriority="52"/>
+    <w:lsdException w:name="Mention" w:semiHidden="1" w:unhideWhenUsed="1"/>
+    <w:lsdException w:name="Smart Hyperlink" w:semiHidden="1" w:unhideWhenUsed="1"/>
+    <w:lsdException w:name="Hashtag" w:semiHidden="1" w:unhideWhenUsed="1"/>
+    <w:lsdException w:name="Unresolved Mention" w:semiHidden="1" w:unhideWhenUsed="1"/>
+    <w:lsdException w:name="Smart Link" w:semiHidden="1" w:unhideWhenUsed="1"/>
   </w:latentStyles>
   <w:style w:type="paragraph" w:default="1" w:styleId="a2">
     <w:name w:val="Normal"/>
     <w:qFormat/>
-    <w:rsid w:val="00273A51"/>
+    <w:rsid w:val="001C4DD2"/>
     <w:pPr>
       <w:spacing w:after="922"/>
     </w:pPr>
@@ -21773,7 +22473,7 @@
     <w:autoRedefine/>
     <w:uiPriority w:val="28"/>
     <w:qFormat/>
-    <w:rsid w:val="000776C8"/>
+    <w:rsid w:val="00997F57"/>
     <w:pPr>
       <w:widowControl w:val="0"/>
       <w:pBdr>
@@ -21786,7 +22486,6 @@
       <w:autoSpaceDN w:val="0"/>
       <w:snapToGrid w:val="0"/>
       <w:spacing w:after="0" w:line="240" w:lineRule="auto"/>
-      <w:ind w:left="160" w:hangingChars="80" w:hanging="160"/>
       <w:jc w:val="left"/>
       <w:textAlignment w:val="baseline"/>
     </w:pPr>
@@ -22236,6 +22935,21 @@
     <w:basedOn w:val="a4"/>
     <w:rsid w:val="00EA7F11"/>
   </w:style>
+  <w:style w:type="paragraph" w:customStyle="1" w:styleId="pdq2pgselectionanchorcontainer">
+    <w:name w:val="pdq2pg_selectionanchorcontainer"/>
+    <w:basedOn w:val="a2"/>
+    <w:rsid w:val="008D40D5"/>
+    <w:pPr>
+      <w:spacing w:before="100" w:beforeAutospacing="1" w:after="100" w:afterAutospacing="1" w:line="240" w:lineRule="auto"/>
+      <w:jc w:val="left"/>
+    </w:pPr>
+    <w:rPr>
+      <w:rFonts w:ascii="굴림" w:eastAsia="굴림" w:hAnsi="굴림" w:cs="굴림"/>
+      <w:kern w:val="0"/>
+      <w:sz w:val="24"/>
+      <w:szCs w:val="24"/>
+    </w:rPr>
+  </w:style>
 </w:styles>
 </file>
 
@@ -22505,7 +23219,7 @@
 </file>
 
 <file path=customXml/itemProps1.xml><?xml version="1.0" encoding="utf-8"?>
-<ds:datastoreItem xmlns:ds="http://schemas.openxmlformats.org/officeDocument/2006/customXml" ds:itemID="{C2CC6C0A-C870-4ED7-B2A2-0DA7C0928E5B}">
+<ds:datastoreItem xmlns:ds="http://schemas.openxmlformats.org/officeDocument/2006/customXml" ds:itemID="{6AD7E37E-5E52-4AE6-9812-D0A1B2685F55}">
   <ds:schemaRefs>
     <ds:schemaRef ds:uri="http://schemas.openxmlformats.org/officeDocument/2006/bibliography"/>
   </ds:schemaRefs>
